--- a/downloads/teacher/ai-5-week-05.docx
+++ b/downloads/teacher/ai-5-week-05.docx
@@ -2180,6 +2180,396 @@
         <w:t>For your Image-pattern Network Investigation, save the input, procedure, observed result and limitation of this check. Label this worked example as practice; use a different, previously unreviewed case when checking independent understanding.</w:t>
       </w:r>
     </w:p>
+    <w:p>
+      <w:pPr>
+        <w:pStyle w:val="Heading1"/>
+      </w:pPr>
+      <w:r>
+        <w:t>07. Prepare, teach and assess</w:t>
+      </w:r>
+    </w:p>
+    <w:p>
+      <w:r>
+        <w:t>Teaching target: Trace how one layer supplies the next layer inputs</w:t>
+      </w:r>
+    </w:p>
+    <w:p>
+      <w:r>
+        <w:t>Prepare the labelled worked-case picture, the matching workbook, fictional input cards and a place for individual responses. Check a local Python 3 environment before class; have a paper-trace version ready.</w:t>
+      </w:r>
+    </w:p>
+    <w:tbl>
+      <w:tblPr>
+        <w:tblStyle w:val="LightShading-Accent1"/>
+        <w:tblW w:type="auto" w:w="0"/>
+        <w:tblLook w:firstColumn="1" w:firstRow="1" w:lastColumn="0" w:lastRow="0" w:noHBand="0" w:noVBand="1" w:val="04A0"/>
+      </w:tblPr>
+      <w:tblGrid>
+        <w:gridCol w:w="3408"/>
+        <w:gridCol w:w="3408"/>
+        <w:gridCol w:w="3408"/>
+      </w:tblGrid>
+      <w:tr>
+        <w:trPr>
+          <w:tblHeader/>
+        </w:trPr>
+        <w:tc>
+          <w:tcPr>
+            <w:tcW w:type="dxa" w:w="3408"/>
+          </w:tcPr>
+          <w:p>
+            <w:r>
+              <w:t>Session</w:t>
+            </w:r>
+          </w:p>
+        </w:tc>
+        <w:tc>
+          <w:tcPr>
+            <w:tcW w:type="dxa" w:w="3408"/>
+          </w:tcPr>
+          <w:p>
+            <w:r>
+              <w:t>Plan</w:t>
+            </w:r>
+          </w:p>
+        </w:tc>
+        <w:tc>
+          <w:tcPr>
+            <w:tcW w:type="dxa" w:w="3408"/>
+          </w:tcPr>
+          <w:p>
+            <w:r>
+              <w:t>Resources</w:t>
+            </w:r>
+          </w:p>
+        </w:tc>
+      </w:tr>
+      <w:tr>
+        <w:tc>
+          <w:tcPr>
+            <w:tcW w:type="dxa" w:w="3408"/>
+          </w:tcPr>
+          <w:p>
+            <w:r>
+              <w:t>Session 1 · Understand · 45 min</w:t>
+            </w:r>
+          </w:p>
+        </w:tc>
+        <w:tc>
+          <w:tcPr>
+            <w:tcW w:type="dxa" w:w="3408"/>
+          </w:tcPr>
+          <w:p>
+            <w:r>
+              <w:t>0–7: recall and prerequisite; 7–15: inspect the concrete case and predict; 15–30: teacher models the worked trace; 30–40: learners explain a step using the text and visual; 40–45: check the core idea.</w:t>
+            </w:r>
+          </w:p>
+        </w:tc>
+        <w:tc>
+          <w:tcPr>
+            <w:tcW w:type="dxa" w:w="3408"/>
+          </w:tcPr>
+          <w:p>
+            <w:r>
+              <w:t>Sections 1–6; record the brief recall in the workbook.</w:t>
+            </w:r>
+          </w:p>
+        </w:tc>
+      </w:tr>
+      <w:tr>
+        <w:tc>
+          <w:tcPr>
+            <w:tcW w:type="dxa" w:w="3408"/>
+          </w:tcPr>
+          <w:p>
+            <w:r>
+              <w:t>Session 2 · Practise · 45 min</w:t>
+            </w:r>
+          </w:p>
+        </w:tc>
+        <w:tc>
+          <w:tcPr>
+            <w:tcW w:type="dxa" w:w="3408"/>
+          </w:tcPr>
+          <w:p>
+            <w:r>
+              <w:t>0–5: retrieve the procedure; 5–15: W2 completion practice; 15–23: explain and check with a partner; 23–30: each learner answers the misconception check; 30–40: targeted reteaching or a harder variation; 40–45: prepare the investigation.</w:t>
+            </w:r>
+          </w:p>
+        </w:tc>
+        <w:tc>
+          <w:tcPr>
+            <w:tcW w:type="dxa" w:w="3408"/>
+          </w:tcPr>
+          <w:p>
+            <w:r>
+              <w:t>Sections 7–10; use the matching workbook W2 and misconception check.</w:t>
+            </w:r>
+          </w:p>
+        </w:tc>
+      </w:tr>
+      <w:tr>
+        <w:tc>
+          <w:tcPr>
+            <w:tcW w:type="dxa" w:w="3408"/>
+          </w:tcPr>
+          <w:p>
+            <w:r>
+              <w:t>Session 3 · Investigate and transfer · 45 min</w:t>
+            </w:r>
+          </w:p>
+        </w:tc>
+        <w:tc>
+          <w:tcPr>
+            <w:tcW w:type="dxa" w:w="3408"/>
+          </w:tcPr>
+          <w:p>
+            <w:r>
+              <w:t>0–5: retrieve the decision rule; 5–20: investigate or trace; 20–30: start the independent case; 30–38: connect the project; 38–43: act on feedback; 43–45: plan the return check.</w:t>
+            </w:r>
+          </w:p>
+        </w:tc>
+        <w:tc>
+          <w:tcPr>
+            <w:tcW w:type="dxa" w:w="3408"/>
+          </w:tcPr>
+          <w:p>
+            <w:r>
+              <w:t>Sections 9 and 11–14. Give extra time to finish the full task set; use Section 15 when the week includes a coding lab.</w:t>
+            </w:r>
+          </w:p>
+        </w:tc>
+      </w:tr>
+    </w:tbl>
+    <w:p>
+      <w:r>
+        <w:t>Before class, solve the supported practice: A revised hidden layer returns [h1, h2, h3]. The output layer still has weights [2, -1]. Explain the mismatch and what must be specified before calculation.</w:t>
+      </w:r>
+    </w:p>
+    <w:p>
+      <w:r>
+        <w:t>Reasoned practice answer: Teacher explanation: Three hidden values need three matching weights under this dense output definition. Specify all three coefficients and the bias or explicitly design a documented selection operation. Do not silently drop the third value.</w:t>
+      </w:r>
+    </w:p>
+    <w:p>
+      <w:r>
+        <w:t>Check every learner before discussion: Use the worked case for Composing layers. Proposed explanation: “The second hidden unit receives the first hidden unit output”. Decide whether this explanation is supported. Point to the step or supplied fact that decides; explain your repair if needed.</w:t>
+      </w:r>
+    </w:p>
+    <w:p>
+      <w:r>
+        <w:t>Misconception repair: Both units in this hidden layer receive x. The next layer receives the pair of activations after both are computed.</w:t>
+      </w:r>
+    </w:p>
+    <w:p>
+      <w:r>
+        <w:t>Support: read the exact case aloud, enlarge the labelled picture, supply input cards and model only the first deciding step. Accept a spoken explanation or drawing; retain the reasoning goal.</w:t>
+      </w:r>
+    </w:p>
+    <w:p>
+      <w:r>
+        <w:t>Extension: Change only v from 3 to1. Require a prediction and a reason before comparing. Expected result: h1 stays2, h2 becomes0, y becomes2. Reason: The second hidden unit’s preactivation reaches0 while the first unit is unchanged.</w:t>
+      </w:r>
+    </w:p>
+    <w:p>
+      <w:r>
+        <w:t>Independent assessment: withhold the reserved answer until the learner has attempted the new case. Record support separately from correctness.</w:t>
+      </w:r>
+    </w:p>
+    <w:tbl>
+      <w:tblPr>
+        <w:tblStyle w:val="LightShading-Accent1"/>
+        <w:tblW w:type="auto" w:w="0"/>
+        <w:tblLook w:firstColumn="1" w:firstRow="1" w:lastColumn="0" w:lastRow="0" w:noHBand="0" w:noVBand="1" w:val="04A0"/>
+      </w:tblPr>
+      <w:tblGrid>
+        <w:gridCol w:w="2556"/>
+        <w:gridCol w:w="2556"/>
+        <w:gridCol w:w="2556"/>
+        <w:gridCol w:w="2556"/>
+      </w:tblGrid>
+      <w:tr>
+        <w:trPr>
+          <w:tblHeader/>
+        </w:trPr>
+        <w:tc>
+          <w:tcPr>
+            <w:tcW w:type="dxa" w:w="2556"/>
+          </w:tcPr>
+          <w:p>
+            <w:r>
+              <w:t>Criterion</w:t>
+            </w:r>
+          </w:p>
+        </w:tc>
+        <w:tc>
+          <w:tcPr>
+            <w:tcW w:type="dxa" w:w="2556"/>
+          </w:tcPr>
+          <w:p>
+            <w:r>
+              <w:t>Not yet</w:t>
+            </w:r>
+          </w:p>
+        </w:tc>
+        <w:tc>
+          <w:tcPr>
+            <w:tcW w:type="dxa" w:w="2556"/>
+          </w:tcPr>
+          <w:p>
+            <w:r>
+              <w:t>With support</w:t>
+            </w:r>
+          </w:p>
+        </w:tc>
+        <w:tc>
+          <w:tcPr>
+            <w:tcW w:type="dxa" w:w="2556"/>
+          </w:tcPr>
+          <w:p>
+            <w:r>
+              <w:t>Independent</w:t>
+            </w:r>
+          </w:p>
+        </w:tc>
+      </w:tr>
+      <w:tr>
+        <w:tc>
+          <w:tcPr>
+            <w:tcW w:type="dxa" w:w="2556"/>
+          </w:tcPr>
+          <w:p>
+            <w:r>
+              <w:t>Explanation</w:t>
+            </w:r>
+          </w:p>
+        </w:tc>
+        <w:tc>
+          <w:tcPr>
+            <w:tcW w:type="dxa" w:w="2556"/>
+          </w:tcPr>
+          <w:p>
+            <w:r>
+              <w:t>Names an answer without a deciding fact</w:t>
+            </w:r>
+          </w:p>
+        </w:tc>
+        <w:tc>
+          <w:tcPr>
+            <w:tcW w:type="dxa" w:w="2556"/>
+          </w:tcPr>
+          <w:p>
+            <w:r>
+              <w:t>Uses a hint to link fact and decision</w:t>
+            </w:r>
+          </w:p>
+        </w:tc>
+        <w:tc>
+          <w:tcPr>
+            <w:tcW w:type="dxa" w:w="2556"/>
+          </w:tcPr>
+          <w:p>
+            <w:r>
+              <w:t>Explains the deciding fact in own words</w:t>
+            </w:r>
+          </w:p>
+        </w:tc>
+      </w:tr>
+      <w:tr>
+        <w:tc>
+          <w:tcPr>
+            <w:tcW w:type="dxa" w:w="2556"/>
+          </w:tcPr>
+          <w:p>
+            <w:r>
+              <w:t>Trace or test</w:t>
+            </w:r>
+          </w:p>
+        </w:tc>
+        <w:tc>
+          <w:tcPr>
+            <w:tcW w:type="dxa" w:w="2556"/>
+          </w:tcPr>
+          <w:p>
+            <w:r>
+              <w:t>Cannot connect input and result</w:t>
+            </w:r>
+          </w:p>
+        </w:tc>
+        <w:tc>
+          <w:tcPr>
+            <w:tcW w:type="dxa" w:w="2556"/>
+          </w:tcPr>
+          <w:p>
+            <w:r>
+              <w:t>Completes steps with prompts</w:t>
+            </w:r>
+          </w:p>
+        </w:tc>
+        <w:tc>
+          <w:tcPr>
+            <w:tcW w:type="dxa" w:w="2556"/>
+          </w:tcPr>
+          <w:p>
+            <w:r>
+              <w:t>Traces or tests a changed case accurately</w:t>
+            </w:r>
+          </w:p>
+        </w:tc>
+      </w:tr>
+      <w:tr>
+        <w:tc>
+          <w:tcPr>
+            <w:tcW w:type="dxa" w:w="2556"/>
+          </w:tcPr>
+          <w:p>
+            <w:r>
+              <w:t>Limits and revision</w:t>
+            </w:r>
+          </w:p>
+        </w:tc>
+        <w:tc>
+          <w:tcPr>
+            <w:tcW w:type="dxa" w:w="2556"/>
+          </w:tcPr>
+          <w:p>
+            <w:r>
+              <w:t>Claims more than evidence supports</w:t>
+            </w:r>
+          </w:p>
+        </w:tc>
+        <w:tc>
+          <w:tcPr>
+            <w:tcW w:type="dxa" w:w="2556"/>
+          </w:tcPr>
+          <w:p>
+            <w:r>
+              <w:t>Names a limit after a prompt</w:t>
+            </w:r>
+          </w:p>
+        </w:tc>
+        <w:tc>
+          <w:tcPr>
+            <w:tcW w:type="dxa" w:w="2556"/>
+          </w:tcPr>
+          <w:p>
+            <w:r>
+              <w:t>States a defensible limit and useful next test</w:t>
+            </w:r>
+          </w:p>
+        </w:tc>
+      </w:tr>
+    </w:tbl>
+    <w:p>
+      <w:r>
+        <w:t>Project checkpoint: Frame the need. Name the user, the problem, allowed inputs and a safe simple starting method.</w:t>
+      </w:r>
+    </w:p>
+    <w:p>
+      <w:r>
+        <w:t>Use the weekly teacher answer for topic-specific reasoning. A saved progress tick is an activity record; judge mastery from the learner’s explanation and evidence.</w:t>
+      </w:r>
+    </w:p>
     <w:sectPr>
       <w:pgSz w:w="12240" w:h="15840"/>
       <w:pgMar w:top="936" w:right="1008" w:bottom="936" w:left="1008" w:header="720" w:footer="720" w:gutter="0"/>

--- a/downloads/teacher/ai-5-week-05.docx
+++ b/downloads/teacher/ai-5-week-05.docx
@@ -2570,6 +2570,39 @@
         <w:t>Use the weekly teacher answer for topic-specific reasoning. A saved progress tick is an activity record; judge mastery from the learner’s explanation and evidence.</w:t>
       </w:r>
     </w:p>
+    <w:p>
+      <w:pPr>
+        <w:pStyle w:val="Heading1"/>
+      </w:pPr>
+      <w:r>
+        <w:t>08. Use feedback, labs and repair paths</w:t>
+      </w:r>
+    </w:p>
+    <w:p>
+      <w:r>
+        <w:t>Use the two formative questions as supported practice, not as independent mastery scores. Discuss the deciding evidence rather than accepting a guessed selection.</w:t>
+      </w:r>
+    </w:p>
+    <w:p>
+      <w:r>
+        <w:t>The feedback comes from the reviewed public worked case. Do not reveal the separately reserved independent teacher answer until the learner has attempted that case.</w:t>
+      </w:r>
+    </w:p>
+    <w:p>
+      <w:r>
+        <w:t>Ask students to predict before running code. Preserve errors and actual outputs; collect a changed test and an explanation. The branch-boundary and indexing lessons deliberately include failure cases.</w:t>
+      </w:r>
+    </w:p>
+    <w:p>
+      <w:r>
+        <w:t>Use the earlier worked-explanation links to address a specific missing building block, then return to the current question. Adapt this suggestion after observing the learner; it is not an automatic diagnosis.</w:t>
+      </w:r>
+    </w:p>
+    <w:p>
+      <w:r>
+        <w:t>Collect the completed-work portfolio as evidence. Record support separately from correctness, and assess explanation, trace/test and limitations. Progress ticks and quiz selections alone do not establish mastery.</w:t>
+      </w:r>
+    </w:p>
     <w:sectPr>
       <w:pgSz w:w="12240" w:h="15840"/>
       <w:pgMar w:top="936" w:right="1008" w:bottom="936" w:left="1008" w:header="720" w:footer="720" w:gutter="0"/>

--- a/downloads/teacher/ai-5-week-05.docx
+++ b/downloads/teacher/ai-5-week-05.docx
@@ -29,16 +29,63 @@
       </w:r>
     </w:p>
     <w:p>
-      <w:pPr>
-        <w:pStyle w:val="Heading3"/>
-      </w:pPr>
-      <w:r>
-        <w:t>Teach the learning cycle</w:t>
+      <w:r>
+        <w:t>Prepare Composing layers: check the target, prerequisites, resources and adaptable teaching schedule.</w:t>
       </w:r>
     </w:p>
     <w:p>
-      <w:r>
-        <w:t>Primary target: Trace how one layer supplies the next layer inputs</w:t>
+      <w:pPr>
+        <w:pStyle w:val="Heading3"/>
+      </w:pPr>
+      <w:r>
+        <w:t>Teach the learning cycle</w:t>
+      </w:r>
+    </w:p>
+    <w:p>
+      <w:pPr>
+        <w:spacing w:line="336" w:lineRule="auto" w:after="180"/>
+      </w:pPr>
+      <w:r>
+        <w:rPr>
+          <w:b w:val="0"/>
+        </w:rPr>
+        <w:t xml:space="preserve">Primary target: Trace how one </w:t>
+      </w:r>
+      <w:r>
+        <w:rPr>
+          <w:b/>
+        </w:rPr>
+        <w:t>layer</w:t>
+      </w:r>
+      <w:r>
+        <w:rPr>
+          <w:b w:val="0"/>
+        </w:rPr>
+        <w:t xml:space="preserve"> supplies the next </w:t>
+      </w:r>
+      <w:r>
+        <w:rPr>
+          <w:b/>
+        </w:rPr>
+        <w:t>layer</w:t>
+      </w:r>
+      <w:r>
+        <w:rPr>
+          <w:b w:val="0"/>
+        </w:rPr>
+        <w:t xml:space="preserve"> </w:t>
+      </w:r>
+      <w:r>
+        <w:rPr>
+          <w:b/>
+        </w:rPr>
+        <w:t>input</w:t>
+      </w:r>
+      <w:r>
+        <w:rPr>
+          <w:b w:val="0"/>
+        </w:rPr>
+        <w:t>s</w:t>
       </w:r>
     </w:p>
     <w:tbl>
@@ -185,16 +232,37 @@
       </w:tr>
     </w:tbl>
     <w:p>
-      <w:r>
-        <w:t>This is a starting allocation of 135 minutes, not a validated duration. Preserve all named topics. Schedule extra time for connected examples, the full investigation, independent cases and project building. Repeated copies of a case share one recorded attempt; they are not new evidence.</w:t>
+      <w:pPr>
+        <w:spacing w:line="336" w:lineRule="auto" w:after="180"/>
+      </w:pPr>
+      <w:r>
+        <w:rPr>
+          <w:b w:val="0"/>
+        </w:rPr>
+        <w:t>This is a starting allocation of 135 minutes, not a validated duration. Preserve all named topics. Schedule extra time for connected examples, the full investigation, independent cases and project building.</w:t>
       </w:r>
     </w:p>
     <w:p>
       <w:pPr>
-        <w:pStyle w:val="Heading3"/>
-      </w:pPr>
-      <w:r>
-        <w:t>Retrieval answer guidance</w:t>
+        <w:spacing w:line="336" w:lineRule="auto" w:after="180"/>
+      </w:pPr>
+      <w:r>
+        <w:rPr>
+          <w:b w:val="0"/>
+        </w:rPr>
+        <w:t xml:space="preserve">Repeated copies of a case share one recorded attempt; they are not new </w:t>
+      </w:r>
+      <w:r>
+        <w:rPr>
+          <w:b/>
+        </w:rPr>
+        <w:t>evidence</w:t>
+      </w:r>
+      <w:r>
+        <w:rPr>
+          <w:b w:val="0"/>
+        </w:rPr>
+        <w:t>.</w:t>
       </w:r>
     </w:p>
     <w:p>
@@ -202,109 +270,289 @@
         <w:pStyle w:val="Heading3"/>
       </w:pPr>
       <w:r>
-        <w:t>Activation functions</w:t>
+        <w:t>Retrieval answer guidance</w:t>
       </w:r>
     </w:p>
     <w:p>
-      <w:r>
-        <w:t>Without opening the old lesson, explain one key idea from Activation functions. Give an example and a mistake that the idea helps you avoid.</w:t>
+      <w:pPr>
+        <w:pStyle w:val="Heading3"/>
+      </w:pPr>
+      <w:r>
+        <w:t>Activation functions</w:t>
       </w:r>
     </w:p>
     <w:p>
-      <w:r>
-        <w:t>Look for: Trace identity ReLU and sigmoid on a numerical score</w:t>
+      <w:pPr>
+        <w:spacing w:line="336" w:lineRule="auto" w:after="180"/>
+      </w:pPr>
+      <w:r>
+        <w:rPr>
+          <w:b w:val="0"/>
+        </w:rPr>
+        <w:t>Without opening the old lesson, explain one key idea from Activation functions. Give an example and a mistake that the idea helps you avoid.</w:t>
       </w:r>
     </w:p>
     <w:p>
-      <w:r>
-        <w:t>Reference example, not the only acceptable wording: Teacher explanation: Identity gives -2, 0, 2; ReLU gives 0, 0, 2. ReLU retains the positive score itself; it is not a step classifier.</w:t>
+      <w:pPr>
+        <w:spacing w:line="336" w:lineRule="auto" w:after="180"/>
+      </w:pPr>
+      <w:r>
+        <w:rPr>
+          <w:b w:val="0"/>
+        </w:rPr>
+        <w:t>Look for: Trace identity ReLU and sigmoid on a numerical score</w:t>
       </w:r>
     </w:p>
     <w:p>
       <w:pPr>
-        <w:pStyle w:val="Heading3"/>
-      </w:pPr>
-      <w:r>
-        <w:t>Dot products and weighted sums</w:t>
+        <w:spacing w:line="336" w:lineRule="auto" w:after="180"/>
+      </w:pPr>
+      <w:r>
+        <w:rPr>
+          <w:b w:val="0"/>
+        </w:rPr>
+        <w:t>Reference example, not the only acceptable wording: Teacher explanation: Identity gives -2, 0, 2; ReLU gives 0, 0, 2. ReLU retains the positive score itself; it is not a step classifier.</w:t>
       </w:r>
     </w:p>
     <w:p>
-      <w:r>
-        <w:t>Without opening the old lesson, explain one key idea from Dot products and weighted sums. Give an example and a mistake that the idea helps you avoid.</w:t>
+      <w:pPr>
+        <w:pStyle w:val="Heading3"/>
+      </w:pPr>
+      <w:r>
+        <w:t>Dot products and weighted sums</w:t>
       </w:r>
     </w:p>
     <w:p>
-      <w:r>
-        <w:t>Look for: Calculate a dot product by matching feature positions</w:t>
+      <w:pPr>
+        <w:spacing w:line="336" w:lineRule="auto" w:after="180"/>
+      </w:pPr>
+      <w:r>
+        <w:rPr>
+          <w:b w:val="0"/>
+        </w:rPr>
+        <w:t>Without opening the old lesson, explain one key idea from Dot products and weighted sums. Give an example and a mistake that the idea helps you avoid.</w:t>
       </w:r>
     </w:p>
     <w:p>
-      <w:r>
-        <w:t>Reference example, not the only acceptable wording: Teacher explanation: Contributions are 6 and -5, so the score is 1.</w:t>
+      <w:pPr>
+        <w:spacing w:line="336" w:lineRule="auto" w:after="180"/>
+      </w:pPr>
+      <w:r>
+        <w:rPr>
+          <w:b w:val="0"/>
+        </w:rPr>
+        <w:t>Look for: Calculate a dot product by matching feature positions</w:t>
       </w:r>
     </w:p>
     <w:p>
-      <w:r>
-        <w:t>Teach composition through explicit numerical traces in two 45-minute sessions. Keep the layer definition, order and activation visible. The aim is to understand which values each computation receives, not to memorise a network drawing or claim successful training.</w:t>
+      <w:pPr>
+        <w:spacing w:line="336" w:lineRule="auto" w:after="180"/>
+      </w:pPr>
+      <w:r>
+        <w:rPr>
+          <w:b w:val="0"/>
+        </w:rPr>
+        <w:t>Reference example, not the only acceptable wording: Teacher explanation: Contributions are 6 and -5, so the score is 1.</w:t>
       </w:r>
     </w:p>
     <w:p>
       <w:pPr>
-        <w:pStyle w:val="Heading3"/>
-      </w:pPr>
-      <w:r>
-        <w:t>Outcomes</w:t>
+        <w:spacing w:line="336" w:lineRule="auto" w:after="180"/>
+      </w:pPr>
+      <w:r>
+        <w:rPr>
+          <w:b w:val="0"/>
+        </w:rPr>
+        <w:t xml:space="preserve">Teach </w:t>
+      </w:r>
+      <w:r>
+        <w:rPr>
+          <w:b/>
+        </w:rPr>
+        <w:t>composition</w:t>
+      </w:r>
+      <w:r>
+        <w:rPr>
+          <w:b w:val="0"/>
+        </w:rPr>
+        <w:t xml:space="preserve"> through explicit numerical traces in two 45-minute sessions. Keep the </w:t>
+      </w:r>
+      <w:r>
+        <w:rPr>
+          <w:b/>
+        </w:rPr>
+        <w:t>layer</w:t>
+      </w:r>
+      <w:r>
+        <w:rPr>
+          <w:b w:val="0"/>
+        </w:rPr>
+        <w:t xml:space="preserve"> definition, order and activation visible.</w:t>
       </w:r>
     </w:p>
     <w:p>
-      <w:r>
-        <w:t>Trace how one layer supplies the next layer inputs</w:t>
+      <w:pPr>
+        <w:spacing w:line="336" w:lineRule="auto" w:after="180"/>
+      </w:pPr>
+      <w:r>
+        <w:rPr>
+          <w:b w:val="0"/>
+        </w:rPr>
+        <w:t xml:space="preserve">The aim is to understand which values each computation receives, not to memorise a network drawing or claim successful </w:t>
+      </w:r>
+      <w:r>
+        <w:rPr>
+          <w:b/>
+        </w:rPr>
+        <w:t>training</w:t>
+      </w:r>
+      <w:r>
+        <w:rPr>
+          <w:b w:val="0"/>
+        </w:rPr>
+        <w:t>.</w:t>
       </w:r>
     </w:p>
     <w:p>
-      <w:r>
-        <w:t>Check that connected layer dimensions and feature order agree</w:t>
+      <w:pPr>
+        <w:pStyle w:val="Heading3"/>
+      </w:pPr>
+      <w:r>
+        <w:t>Outcomes</w:t>
       </w:r>
     </w:p>
     <w:p>
-      <w:r>
-        <w:t>Explain why intermediate activations are not automatically class predictions</w:t>
+      <w:pPr>
+        <w:spacing w:line="336" w:lineRule="auto" w:after="180"/>
+      </w:pPr>
+      <w:r>
+        <w:rPr>
+          <w:b w:val="0"/>
+        </w:rPr>
+        <w:t xml:space="preserve">Trace how one </w:t>
+      </w:r>
+      <w:r>
+        <w:rPr>
+          <w:b/>
+        </w:rPr>
+        <w:t>layer</w:t>
+      </w:r>
+      <w:r>
+        <w:rPr>
+          <w:b w:val="0"/>
+        </w:rPr>
+        <w:t xml:space="preserve"> supplies the next </w:t>
+      </w:r>
+      <w:r>
+        <w:rPr>
+          <w:b/>
+        </w:rPr>
+        <w:t>layer</w:t>
+      </w:r>
+      <w:r>
+        <w:rPr>
+          <w:b w:val="0"/>
+        </w:rPr>
+        <w:t xml:space="preserve"> </w:t>
+      </w:r>
+      <w:r>
+        <w:rPr>
+          <w:b/>
+        </w:rPr>
+        <w:t>input</w:t>
+      </w:r>
+      <w:r>
+        <w:rPr>
+          <w:b w:val="0"/>
+        </w:rPr>
+        <w:t>s</w:t>
       </w:r>
     </w:p>
     <w:p>
       <w:pPr>
-        <w:pStyle w:val="Heading3"/>
-      </w:pPr>
-      <w:r>
-        <w:t>Preparation</w:t>
+        <w:spacing w:line="336" w:lineRule="auto" w:after="180"/>
+      </w:pPr>
+      <w:r>
+        <w:rPr>
+          <w:b w:val="0"/>
+        </w:rPr>
+        <w:t xml:space="preserve">Check that connected </w:t>
+      </w:r>
+      <w:r>
+        <w:rPr>
+          <w:b/>
+        </w:rPr>
+        <w:t>layer</w:t>
+      </w:r>
+      <w:r>
+        <w:rPr>
+          <w:b w:val="0"/>
+        </w:rPr>
+        <w:t xml:space="preserve"> dimensions and feature order agree</w:t>
       </w:r>
     </w:p>
     <w:p>
-      <w:r>
-        <w:t>Printed lesson and workbook; paper and pencil</w:t>
+      <w:pPr>
+        <w:spacing w:line="336" w:lineRule="auto" w:after="180"/>
+      </w:pPr>
+      <w:r>
+        <w:rPr>
+          <w:b w:val="0"/>
+        </w:rPr>
+        <w:t xml:space="preserve">Explain why intermediate activations are not automatically class </w:t>
+      </w:r>
+      <w:r>
+        <w:rPr>
+          <w:b/>
+        </w:rPr>
+        <w:t>prediction</w:t>
+      </w:r>
+      <w:r>
+        <w:rPr>
+          <w:b w:val="0"/>
+        </w:rPr>
+        <w:t>s</w:t>
       </w:r>
     </w:p>
     <w:p>
-      <w:r>
-        <w:t>Calculator and optional local Python 3 editor; no packages or AI accounts needed</w:t>
+      <w:pPr>
+        <w:pStyle w:val="Heading3"/>
+      </w:pPr>
+      <w:r>
+        <w:t>Preparation</w:t>
       </w:r>
     </w:p>
     <w:p>
-      <w:r>
-        <w:t>Use the fictional examples supplied; prepare the fresh retry before class</w:t>
+      <w:pPr>
+        <w:spacing w:line="336" w:lineRule="auto" w:after="180"/>
+      </w:pPr>
+      <w:r>
+        <w:rPr>
+          <w:b w:val="0"/>
+        </w:rPr>
+        <w:t>Printed lesson and workbook; paper and pencil</w:t>
       </w:r>
     </w:p>
     <w:p>
       <w:pPr>
-        <w:pStyle w:val="Heading3"/>
-      </w:pPr>
-      <w:r>
-        <w:t>Prerequisite answer</w:t>
+        <w:spacing w:line="336" w:lineRule="auto" w:after="180"/>
+      </w:pPr>
+      <w:r>
+        <w:rPr>
+          <w:b w:val="0"/>
+        </w:rPr>
+        <w:t>Calculator and optional local Python 3 editor; no packages or AI accounts needed</w:t>
       </w:r>
     </w:p>
     <w:p>
-      <w:r>
-        <w:t>ReLU returns 0 and 3. It transforms a numerical score. A class prediction requires a separate declared output rule.</w:t>
+      <w:pPr>
+        <w:spacing w:line="336" w:lineRule="auto" w:after="180"/>
+      </w:pPr>
+      <w:r>
+        <w:rPr>
+          <w:b w:val="0"/>
+        </w:rPr>
+        <w:t>Use the fictional examples supplied; prepare the fresh retry before class</w:t>
       </w:r>
     </w:p>
     <w:p>
@@ -312,50 +560,460 @@
         <w:pStyle w:val="Heading3"/>
       </w:pPr>
       <w:r>
-        <w:t>End goal for the pictorial case</w:t>
+        <w:t>Prerequisite answer</w:t>
       </w:r>
     </w:p>
     <w:p>
-      <w:r>
-        <w:t>By the end, I can explain composing layers using a traced example and a stated limitation.</w:t>
+      <w:pPr>
+        <w:spacing w:line="336" w:lineRule="auto" w:after="180"/>
+      </w:pPr>
+      <w:r>
+        <w:rPr>
+          <w:b w:val="0"/>
+        </w:rPr>
+        <w:t xml:space="preserve">ReLU returns 0 and 3. It transforms a numerical score. A class </w:t>
+      </w:r>
+      <w:r>
+        <w:rPr>
+          <w:b/>
+        </w:rPr>
+        <w:t>prediction</w:t>
+      </w:r>
+      <w:r>
+        <w:rPr>
+          <w:b w:val="0"/>
+        </w:rPr>
+        <w:t xml:space="preserve"> requires a separate declared </w:t>
+      </w:r>
+      <w:r>
+        <w:rPr>
+          <w:b/>
+        </w:rPr>
+        <w:t>output</w:t>
+      </w:r>
+      <w:r>
+        <w:rPr>
+          <w:b w:val="0"/>
+        </w:rPr>
+        <w:t xml:space="preserve"> rule.</w:t>
       </w:r>
     </w:p>
     <w:p>
-      <w:r>
-        <w:t>This added worked case illustrates the week’s main idea. Retain all original and connected topics; schedule its practice within the teaching cycle.</w:t>
+      <w:pPr>
+        <w:pStyle w:val="Heading3"/>
+      </w:pPr>
+      <w:r>
+        <w:t>End goal for the pictorial case</w:t>
       </w:r>
     </w:p>
     <w:p>
       <w:pPr>
-        <w:pStyle w:val="Heading1"/>
-      </w:pPr>
-      <w:r>
-        <w:t>02. Explain and model the mechanism</w:t>
+        <w:spacing w:line="336" w:lineRule="auto" w:after="180"/>
+      </w:pPr>
+      <w:r>
+        <w:rPr>
+          <w:b w:val="0"/>
+        </w:rPr>
+        <w:t xml:space="preserve">By the end, I can explain composing </w:t>
+      </w:r>
+      <w:r>
+        <w:rPr>
+          <w:b/>
+        </w:rPr>
+        <w:t>layer</w:t>
+      </w:r>
+      <w:r>
+        <w:rPr>
+          <w:b w:val="0"/>
+        </w:rPr>
+        <w:t>s using a traced example and a stated limitation.</w:t>
       </w:r>
     </w:p>
     <w:p>
-      <w:r>
-        <w:t>A network connects layers so that the output vector of one layer becomes the input vector of the next. Use a fictional numerical input x = [x1, x2]. The first layer computes z1 = x1 - x2 and z2 = x1 + x2 - 2, then applies ReLU separately: h1 = max(0, z1), h2 = max(0, z2). Its output is the ordered vector h = [h1, h2].</w:t>
+      <w:pPr>
+        <w:spacing w:line="336" w:lineRule="auto" w:after="180"/>
+      </w:pPr>
+      <w:r>
+        <w:rPr>
+          <w:b w:val="0"/>
+        </w:rPr>
+        <w:t>This added worked case illustrates the week’s main idea. Retain all original and connected topics; schedule its practice within the teaching cycle.</w:t>
       </w:r>
     </w:p>
     <w:p>
-      <w:r>
-        <w:t>The next layer computes y = 2h1 - h2 + 1. It receives h, not the original x. It uses weights [2, -1] and bias 1, with identity as its output activation. This is a two-layer computation when counting the layers with weights; an input placeholder is not counted here. All parameters are supplied, so this lesson performs no training.</w:t>
+      <w:pPr>
+        <w:pStyle w:val="Heading1"/>
+      </w:pPr>
+      <w:r>
+        <w:t>02. Explain and model the mechanism</w:t>
       </w:r>
     </w:p>
     <w:p>
       <w:r>
-        <w:t>The two first-layer units both receive the same original x. They can be calculated in either order. Only after both activations are available do we evaluate the output layer.</w:t>
+        <w:t>Model Composing layers using the supplied case, labelled mechanism and reasoning. Make the scope of each conclusion explicit.</w:t>
       </w:r>
     </w:p>
     <w:p>
-      <w:r>
-        <w:t>Take x = [3, 1]. First compute z1 = 3 - 1 = 2 and z2 = 3 + 1 - 2 = 2. ReLU gives h = [2, 2]. The output layer receives exactly this ordered pair and returns y = 2 times 2 - 2 + 1 = 3. Record z, h and y separately so that a correct final number cannot hide an incorrect intermediate step.</w:t>
+      <w:pPr>
+        <w:pStyle w:val="Heading3"/>
+      </w:pPr>
+      <w:r>
+        <w:t>Explain Composing layers · 1</w:t>
       </w:r>
     </w:p>
     <w:p>
-      <w:r>
-        <w:t>The code assumes numeric inputs with the agreed meaning. Its length check does not validate units or field order. Python indices 0 and 1 correspond to the first and second hidden components. There is no feedback from y into h during this forward calculation.</w:t>
+      <w:pPr>
+        <w:spacing w:line="336" w:lineRule="auto" w:after="180"/>
+      </w:pPr>
+      <w:r>
+        <w:rPr>
+          <w:b w:val="0"/>
+        </w:rPr>
+        <w:t xml:space="preserve">A network connects </w:t>
+      </w:r>
+      <w:r>
+        <w:rPr>
+          <w:b/>
+        </w:rPr>
+        <w:t>layer</w:t>
+      </w:r>
+      <w:r>
+        <w:rPr>
+          <w:b w:val="0"/>
+        </w:rPr>
+        <w:t xml:space="preserve">s so that the </w:t>
+      </w:r>
+      <w:r>
+        <w:rPr>
+          <w:b/>
+        </w:rPr>
+        <w:t>output</w:t>
+      </w:r>
+      <w:r>
+        <w:rPr>
+          <w:b w:val="0"/>
+        </w:rPr>
+        <w:t xml:space="preserve"> vector of one </w:t>
+      </w:r>
+      <w:r>
+        <w:rPr>
+          <w:b/>
+        </w:rPr>
+        <w:t>layer</w:t>
+      </w:r>
+      <w:r>
+        <w:rPr>
+          <w:b w:val="0"/>
+        </w:rPr>
+        <w:t xml:space="preserve"> becomes the </w:t>
+      </w:r>
+      <w:r>
+        <w:rPr>
+          <w:b/>
+        </w:rPr>
+        <w:t>input</w:t>
+      </w:r>
+      <w:r>
+        <w:rPr>
+          <w:b w:val="0"/>
+        </w:rPr>
+        <w:t xml:space="preserve"> vector of the next. Use a fictional numerical </w:t>
+      </w:r>
+      <w:r>
+        <w:rPr>
+          <w:b/>
+        </w:rPr>
+        <w:t>input</w:t>
+      </w:r>
+      <w:r>
+        <w:rPr>
+          <w:b w:val="0"/>
+        </w:rPr>
+        <w:t xml:space="preserve"> x = [x1, x2].</w:t>
+      </w:r>
+    </w:p>
+    <w:p>
+      <w:pPr>
+        <w:spacing w:line="336" w:lineRule="auto" w:after="180"/>
+      </w:pPr>
+      <w:r>
+        <w:rPr>
+          <w:b w:val="0"/>
+        </w:rPr>
+        <w:t xml:space="preserve">The first </w:t>
+      </w:r>
+      <w:r>
+        <w:rPr>
+          <w:b/>
+        </w:rPr>
+        <w:t>layer</w:t>
+      </w:r>
+      <w:r>
+        <w:rPr>
+          <w:b w:val="0"/>
+        </w:rPr>
+        <w:t xml:space="preserve"> computes z1 = x1 - x2 and z2 = x1 + x2 - 2, then applies ReLU separately: h1 = max(0, z1), h2 = max(0, z2). Its </w:t>
+      </w:r>
+      <w:r>
+        <w:rPr>
+          <w:b/>
+        </w:rPr>
+        <w:t>output</w:t>
+      </w:r>
+      <w:r>
+        <w:rPr>
+          <w:b w:val="0"/>
+        </w:rPr>
+        <w:t xml:space="preserve"> is the ordered vector h = [h1, h2].</w:t>
+      </w:r>
+    </w:p>
+    <w:p>
+      <w:pPr>
+        <w:pStyle w:val="Heading3"/>
+      </w:pPr>
+      <w:r>
+        <w:t>Explain Composing layers · 2</w:t>
+      </w:r>
+    </w:p>
+    <w:p>
+      <w:pPr>
+        <w:spacing w:line="336" w:lineRule="auto" w:after="180"/>
+      </w:pPr>
+      <w:r>
+        <w:rPr>
+          <w:b w:val="0"/>
+        </w:rPr>
+        <w:t xml:space="preserve">The next </w:t>
+      </w:r>
+      <w:r>
+        <w:rPr>
+          <w:b/>
+        </w:rPr>
+        <w:t>layer</w:t>
+      </w:r>
+      <w:r>
+        <w:rPr>
+          <w:b w:val="0"/>
+        </w:rPr>
+        <w:t xml:space="preserve"> computes y = 2h1 - h2 + 1. It receives h, not the original x. It uses weights [2, -1] and bias 1, with identity as its </w:t>
+      </w:r>
+      <w:r>
+        <w:rPr>
+          <w:b/>
+        </w:rPr>
+        <w:t>output</w:t>
+      </w:r>
+      <w:r>
+        <w:rPr>
+          <w:b w:val="0"/>
+        </w:rPr>
+        <w:t xml:space="preserve"> activation.</w:t>
+      </w:r>
+    </w:p>
+    <w:p>
+      <w:pPr>
+        <w:spacing w:line="336" w:lineRule="auto" w:after="180"/>
+      </w:pPr>
+      <w:r>
+        <w:rPr>
+          <w:b w:val="0"/>
+        </w:rPr>
+        <w:t>This is a two-</w:t>
+      </w:r>
+      <w:r>
+        <w:rPr>
+          <w:b/>
+        </w:rPr>
+        <w:t>layer</w:t>
+      </w:r>
+      <w:r>
+        <w:rPr>
+          <w:b w:val="0"/>
+        </w:rPr>
+        <w:t xml:space="preserve"> computation when counting the </w:t>
+      </w:r>
+      <w:r>
+        <w:rPr>
+          <w:b/>
+        </w:rPr>
+        <w:t>layer</w:t>
+      </w:r>
+      <w:r>
+        <w:rPr>
+          <w:b w:val="0"/>
+        </w:rPr>
+        <w:t xml:space="preserve">s with weights; an </w:t>
+      </w:r>
+      <w:r>
+        <w:rPr>
+          <w:b/>
+        </w:rPr>
+        <w:t>input</w:t>
+      </w:r>
+      <w:r>
+        <w:rPr>
+          <w:b w:val="0"/>
+        </w:rPr>
+        <w:t xml:space="preserve"> placeholder is not counted here. All parameters are supplied, so this lesson performs no </w:t>
+      </w:r>
+      <w:r>
+        <w:rPr>
+          <w:b/>
+        </w:rPr>
+        <w:t>training</w:t>
+      </w:r>
+      <w:r>
+        <w:rPr>
+          <w:b w:val="0"/>
+        </w:rPr>
+        <w:t>.</w:t>
+      </w:r>
+    </w:p>
+    <w:p>
+      <w:pPr>
+        <w:spacing w:line="336" w:lineRule="auto" w:after="180"/>
+      </w:pPr>
+      <w:r>
+        <w:rPr>
+          <w:b w:val="0"/>
+        </w:rPr>
+        <w:t>The two first-</w:t>
+      </w:r>
+      <w:r>
+        <w:rPr>
+          <w:b/>
+        </w:rPr>
+        <w:t>layer</w:t>
+      </w:r>
+      <w:r>
+        <w:rPr>
+          <w:b w:val="0"/>
+        </w:rPr>
+        <w:t xml:space="preserve"> units both receive the same original x. They can be calculated in either order. Only after both activations are available do we evaluate the </w:t>
+      </w:r>
+      <w:r>
+        <w:rPr>
+          <w:b/>
+        </w:rPr>
+        <w:t>output</w:t>
+      </w:r>
+      <w:r>
+        <w:rPr>
+          <w:b w:val="0"/>
+        </w:rPr>
+        <w:t xml:space="preserve"> </w:t>
+      </w:r>
+      <w:r>
+        <w:rPr>
+          <w:b/>
+        </w:rPr>
+        <w:t>layer</w:t>
+      </w:r>
+      <w:r>
+        <w:rPr>
+          <w:b w:val="0"/>
+        </w:rPr>
+        <w:t>.</w:t>
+      </w:r>
+    </w:p>
+    <w:p>
+      <w:pPr>
+        <w:pStyle w:val="Heading3"/>
+      </w:pPr>
+      <w:r>
+        <w:t>Explain Composing layers · 3</w:t>
+      </w:r>
+    </w:p>
+    <w:p>
+      <w:pPr>
+        <w:spacing w:line="336" w:lineRule="auto" w:after="180"/>
+      </w:pPr>
+      <w:r>
+        <w:rPr>
+          <w:b w:val="0"/>
+        </w:rPr>
+        <w:t xml:space="preserve">Take x = [3, 1]. First compute z1 = 3 - 1 = 2 and z2 = 3 + 1 - 2 = 2. ReLU gives h = [2, 2]. The </w:t>
+      </w:r>
+      <w:r>
+        <w:rPr>
+          <w:b/>
+        </w:rPr>
+        <w:t>output</w:t>
+      </w:r>
+      <w:r>
+        <w:rPr>
+          <w:b w:val="0"/>
+        </w:rPr>
+        <w:t xml:space="preserve"> </w:t>
+      </w:r>
+      <w:r>
+        <w:rPr>
+          <w:b/>
+        </w:rPr>
+        <w:t>layer</w:t>
+      </w:r>
+      <w:r>
+        <w:rPr>
+          <w:b w:val="0"/>
+        </w:rPr>
+        <w:t xml:space="preserve"> receives exactly this ordered pair and returns y = 2 times 2 - 2 + 1 = 3.</w:t>
+      </w:r>
+    </w:p>
+    <w:p>
+      <w:pPr>
+        <w:spacing w:line="336" w:lineRule="auto" w:after="180"/>
+      </w:pPr>
+      <w:r>
+        <w:rPr>
+          <w:b w:val="0"/>
+        </w:rPr>
+        <w:t>Record z, h and y separately so that a correct final number cannot hide an incorrect intermediate step.</w:t>
+      </w:r>
+    </w:p>
+    <w:p>
+      <w:pPr>
+        <w:spacing w:line="336" w:lineRule="auto" w:after="180"/>
+      </w:pPr>
+      <w:r>
+        <w:rPr>
+          <w:b w:val="0"/>
+        </w:rPr>
+        <w:t xml:space="preserve">The code assumes numeric </w:t>
+      </w:r>
+      <w:r>
+        <w:rPr>
+          <w:b/>
+        </w:rPr>
+        <w:t>input</w:t>
+      </w:r>
+      <w:r>
+        <w:rPr>
+          <w:b w:val="0"/>
+        </w:rPr>
+        <w:t>s with the agreed meaning. Its length check does not validate units or field order. Python indices 0 and 1 correspond to the first and second hidden components.</w:t>
+      </w:r>
+    </w:p>
+    <w:p>
+      <w:pPr>
+        <w:spacing w:line="336" w:lineRule="auto" w:after="180"/>
+      </w:pPr>
+      <w:r>
+        <w:rPr>
+          <w:b w:val="0"/>
+        </w:rPr>
+        <w:t xml:space="preserve">There is no feedback from y into h during this </w:t>
+      </w:r>
+      <w:r>
+        <w:rPr>
+          <w:b/>
+        </w:rPr>
+        <w:t>forward calculation</w:t>
+      </w:r>
+      <w:r>
+        <w:rPr>
+          <w:b w:val="0"/>
+        </w:rPr>
+        <w:t>.</w:t>
       </w:r>
     </w:p>
     <w:tbl>
@@ -639,21 +1297,87 @@
       </w:r>
     </w:p>
     <w:p>
-      <w:r>
-        <w:t>Guided: x = [1, 1] gives z = [0, 0], h = [0, 0], y = 1. Using x directly would give 2, skipping the hidden transformation. Exit: compatible shapes and execution check whether the specified computation can run, not whether predictions match real labels. Accuracy requires appropriate labelled examples, a metric and independent evaluation.</w:t>
+      <w:pPr>
+        <w:pStyle w:val="Heading3"/>
+      </w:pPr>
+      <w:r>
+        <w:t>Explain Composing layers · 4</w:t>
       </w:r>
     </w:p>
     <w:p>
       <w:pPr>
-        <w:pStyle w:val="Heading3"/>
-      </w:pPr>
-      <w:r>
-        <w:t>Model the reasoning aloud</w:t>
+        <w:spacing w:line="336" w:lineRule="auto" w:after="180"/>
+      </w:pPr>
+      <w:r>
+        <w:rPr>
+          <w:b w:val="0"/>
+        </w:rPr>
+        <w:t>Guided: x = [1, 1] gives z = [0, 0], h = [0, 0], y = 1. Using x directly would give 2, skipping the hidden transformation.</w:t>
       </w:r>
     </w:p>
     <w:p>
-      <w:r>
-        <w:t>Use the complete worked example below before asking learners to complete W2. Reveal a small part, invite a prediction, then explain the deciding step. These teacher notes contain solutions; do not reveal the independent case answer during modelling.</w:t>
+      <w:pPr>
+        <w:spacing w:line="336" w:lineRule="auto" w:after="180"/>
+      </w:pPr>
+      <w:r>
+        <w:rPr>
+          <w:b w:val="0"/>
+        </w:rPr>
+        <w:t xml:space="preserve">Exit: compatible shapes and execution check whether the specified computation can run, not whether </w:t>
+      </w:r>
+      <w:r>
+        <w:rPr>
+          <w:b/>
+        </w:rPr>
+        <w:t>prediction</w:t>
+      </w:r>
+      <w:r>
+        <w:rPr>
+          <w:b w:val="0"/>
+        </w:rPr>
+        <w:t>s match real labels. Accuracy requires appropriate labelled examples, a metric and independent evaluation.</w:t>
+      </w:r>
+    </w:p>
+    <w:p>
+      <w:pPr>
+        <w:pStyle w:val="Heading3"/>
+      </w:pPr>
+      <w:r>
+        <w:t>Model the reasoning aloud</w:t>
+      </w:r>
+    </w:p>
+    <w:p>
+      <w:pPr>
+        <w:spacing w:line="336" w:lineRule="auto" w:after="180"/>
+      </w:pPr>
+      <w:r>
+        <w:rPr>
+          <w:b w:val="0"/>
+        </w:rPr>
+        <w:t xml:space="preserve">Use the complete worked example below before asking learners to complete W2. Reveal a small part, invite a </w:t>
+      </w:r>
+      <w:r>
+        <w:rPr>
+          <w:b/>
+        </w:rPr>
+        <w:t>prediction</w:t>
+      </w:r>
+      <w:r>
+        <w:rPr>
+          <w:b w:val="0"/>
+        </w:rPr>
+        <w:t>, then explain the deciding step.</w:t>
+      </w:r>
+    </w:p>
+    <w:p>
+      <w:pPr>
+        <w:spacing w:line="336" w:lineRule="auto" w:after="180"/>
+      </w:pPr>
+      <w:r>
+        <w:rPr>
+          <w:b w:val="0"/>
+        </w:rPr>
+        <w:t>These teacher notes contain solutions; do not reveal the independent case answer during modelling.</w:t>
       </w:r>
     </w:p>
     <w:p>
@@ -943,7 +1667,13 @@
       </w:tr>
     </w:tbl>
     <w:p>
-      <w:r>
+      <w:pPr>
+        <w:spacing w:line="336" w:lineRule="auto" w:after="180"/>
+      </w:pPr>
+      <w:r>
+        <w:rPr>
+          <w:b w:val="0"/>
+        </w:rPr>
         <w:t>Use the diagram and verbal explanation together. Ask learners to match a sentence to a specific visual step; do not assign learners fixed visual or auditory learning styles.</w:t>
       </w:r>
     </w:p>
@@ -956,8 +1686,38 @@
       </w:r>
     </w:p>
     <w:p>
-      <w:r>
-        <w:t>Compose two hidden detectors before one output instead of skipping a layer.</w:t>
+      <w:pPr>
+        <w:spacing w:line="336" w:lineRule="auto" w:after="180"/>
+      </w:pPr>
+      <w:r>
+        <w:rPr>
+          <w:b w:val="0"/>
+        </w:rPr>
+        <w:t xml:space="preserve">Compose two hidden detectors before one </w:t>
+      </w:r>
+      <w:r>
+        <w:rPr>
+          <w:b/>
+        </w:rPr>
+        <w:t>output</w:t>
+      </w:r>
+      <w:r>
+        <w:rPr>
+          <w:b w:val="0"/>
+        </w:rPr>
+        <w:t xml:space="preserve"> instead of skipping a </w:t>
+      </w:r>
+      <w:r>
+        <w:rPr>
+          <w:b/>
+        </w:rPr>
+        <w:t>layer</w:t>
+      </w:r>
+      <w:r>
+        <w:rPr>
+          <w:b w:val="0"/>
+        </w:rPr>
+        <w:t>.</w:t>
       </w:r>
     </w:p>
     <w:p>
@@ -969,13 +1729,79 @@
       </w:r>
     </w:p>
     <w:p>
-      <w:r>
-        <w:t>For input [u, v], h1=ReLU(u-2), h2=ReLU(v-1), y=h1-h2. Input [4, 3].</w:t>
+      <w:pPr>
+        <w:pStyle w:val="Heading3"/>
+      </w:pPr>
+      <w:r>
+        <w:t>Supplied facts</w:t>
       </w:r>
     </w:p>
     <w:p>
-      <w:r>
-        <w:t>All inputs and outcomes in this worked example are invented classroom data; no real model run is claimed.</w:t>
+      <w:pPr>
+        <w:spacing w:line="336" w:lineRule="auto" w:after="180"/>
+        <w:shd w:fill="F1F6FC"/>
+      </w:pPr>
+      <w:r>
+        <w:rPr>
+          <w:b w:val="0"/>
+        </w:rPr>
+        <w:t xml:space="preserve">For </w:t>
+      </w:r>
+      <w:r>
+        <w:rPr>
+          <w:b/>
+        </w:rPr>
+        <w:t>input</w:t>
+      </w:r>
+      <w:r>
+        <w:rPr>
+          <w:b w:val="0"/>
+        </w:rPr>
+        <w:t xml:space="preserve"> [u, v], h1=ReLU(u-2), h2=ReLU(v-1), y=h1-h2. </w:t>
+      </w:r>
+      <w:r>
+        <w:rPr>
+          <w:b/>
+        </w:rPr>
+        <w:t>Input</w:t>
+      </w:r>
+      <w:r>
+        <w:rPr>
+          <w:b w:val="0"/>
+        </w:rPr>
+        <w:t xml:space="preserve"> [4, 3].</w:t>
+      </w:r>
+    </w:p>
+    <w:p>
+      <w:pPr>
+        <w:pStyle w:val="Heading3"/>
+      </w:pPr>
+      <w:r>
+        <w:t>Supplied facts</w:t>
+      </w:r>
+    </w:p>
+    <w:p>
+      <w:pPr>
+        <w:spacing w:line="336" w:lineRule="auto" w:after="180"/>
+        <w:shd w:fill="F1F6FC"/>
+      </w:pPr>
+      <w:r>
+        <w:rPr>
+          <w:b w:val="0"/>
+        </w:rPr>
+        <w:t xml:space="preserve">All </w:t>
+      </w:r>
+      <w:r>
+        <w:rPr>
+          <w:b/>
+        </w:rPr>
+        <w:t>input</w:t>
+      </w:r>
+      <w:r>
+        <w:rPr>
+          <w:b w:val="0"/>
+        </w:rPr>
+        <w:t>s and outcomes in this worked example are invented classroom data; no real model run is claimed.</w:t>
       </w:r>
     </w:p>
     <w:p>
@@ -1138,21 +1964,113 @@
       </w:r>
     </w:p>
     <w:p>
-      <w:r>
-        <w:t>Composition means one layer’s result becomes the next layer’s input. Compute both hidden units before combining them. At [4,3], their equal outputs cancel. Lowering only the second input removes its positive hidden contribution, so subtracting it no longer reduces the output. The final subtraction must use activated hidden values rather than the raw measurements.</w:t>
+      <w:pPr>
+        <w:pStyle w:val="Heading3"/>
+      </w:pPr>
+      <w:r>
+        <w:t>Why the result follows</w:t>
       </w:r>
     </w:p>
     <w:p>
       <w:pPr>
-        <w:pStyle w:val="Heading3"/>
-      </w:pPr>
-      <w:r>
-        <w:t>What this example does not establish</w:t>
+        <w:spacing w:line="336" w:lineRule="auto" w:after="180"/>
+        <w:shd w:fill="F1F6FC"/>
+      </w:pPr>
+      <w:r>
+        <w:rPr>
+          <w:b/>
+        </w:rPr>
+        <w:t>Composition</w:t>
+      </w:r>
+      <w:r>
+        <w:rPr>
+          <w:b w:val="0"/>
+        </w:rPr>
+        <w:t xml:space="preserve"> means one </w:t>
+      </w:r>
+      <w:r>
+        <w:rPr>
+          <w:b/>
+        </w:rPr>
+        <w:t>layer</w:t>
+      </w:r>
+      <w:r>
+        <w:rPr>
+          <w:b w:val="0"/>
+        </w:rPr>
+        <w:t xml:space="preserve">’s result becomes the next </w:t>
+      </w:r>
+      <w:r>
+        <w:rPr>
+          <w:b/>
+        </w:rPr>
+        <w:t>layer</w:t>
+      </w:r>
+      <w:r>
+        <w:rPr>
+          <w:b w:val="0"/>
+        </w:rPr>
+        <w:t xml:space="preserve">’s </w:t>
+      </w:r>
+      <w:r>
+        <w:rPr>
+          <w:b/>
+        </w:rPr>
+        <w:t>input</w:t>
+      </w:r>
+      <w:r>
+        <w:rPr>
+          <w:b w:val="0"/>
+        </w:rPr>
+        <w:t xml:space="preserve">. Compute both hidden units before combining them. At [4,3], their equal </w:t>
+      </w:r>
+      <w:r>
+        <w:rPr>
+          <w:b/>
+        </w:rPr>
+        <w:t>output</w:t>
+      </w:r>
+      <w:r>
+        <w:rPr>
+          <w:b w:val="0"/>
+        </w:rPr>
+        <w:t>s cancel.</w:t>
       </w:r>
     </w:p>
     <w:p>
-      <w:r>
-        <w:t>Hand-composed detectors illustrate layer order; they are not evidence of a learned or biologically realistic neural mechanism.</w:t>
+      <w:pPr>
+        <w:spacing w:line="336" w:lineRule="auto" w:after="180"/>
+        <w:shd w:fill="F1F6FC"/>
+      </w:pPr>
+      <w:r>
+        <w:rPr>
+          <w:b w:val="0"/>
+        </w:rPr>
+        <w:t xml:space="preserve">Lowering only the second </w:t>
+      </w:r>
+      <w:r>
+        <w:rPr>
+          <w:b/>
+        </w:rPr>
+        <w:t>input</w:t>
+      </w:r>
+      <w:r>
+        <w:rPr>
+          <w:b w:val="0"/>
+        </w:rPr>
+        <w:t xml:space="preserve"> removes its positive hidden contribution, so subtracting it no longer reduces the </w:t>
+      </w:r>
+      <w:r>
+        <w:rPr>
+          <w:b/>
+        </w:rPr>
+        <w:t>output</w:t>
+      </w:r>
+      <w:r>
+        <w:rPr>
+          <w:b w:val="0"/>
+        </w:rPr>
+        <w:t>. The final subtraction must use activated hidden values rather than the raw measurements.</w:t>
       </w:r>
     </w:p>
     <w:p>
@@ -1160,22 +2078,71 @@
         <w:pStyle w:val="Heading3"/>
       </w:pPr>
       <w:r>
-        <w:t>Change one thing in the pictured case</w:t>
+        <w:t>What this example does not establish</w:t>
       </w:r>
     </w:p>
     <w:p>
-      <w:r>
-        <w:t>Change: Change only v from 3 to1.</w:t>
+      <w:pPr>
+        <w:pStyle w:val="Heading3"/>
+      </w:pPr>
+      <w:r>
+        <w:t>Keep the stated limit</w:t>
       </w:r>
     </w:p>
     <w:p>
-      <w:r>
-        <w:t>Prediction: h1 stays2, h2 becomes0, y becomes2.</w:t>
+      <w:pPr>
+        <w:spacing w:line="336" w:lineRule="auto" w:after="180"/>
+        <w:shd w:fill="FFF5E6"/>
+      </w:pPr>
+      <w:r>
+        <w:rPr>
+          <w:b w:val="0"/>
+        </w:rPr>
+        <w:t xml:space="preserve">Hand-composed detectors illustrate </w:t>
+      </w:r>
+      <w:r>
+        <w:rPr>
+          <w:b/>
+        </w:rPr>
+        <w:t>layer</w:t>
+      </w:r>
+      <w:r>
+        <w:rPr>
+          <w:b w:val="0"/>
+        </w:rPr>
+        <w:t xml:space="preserve"> order; they are not </w:t>
+      </w:r>
+      <w:r>
+        <w:rPr>
+          <w:b/>
+        </w:rPr>
+        <w:t>evidence</w:t>
+      </w:r>
+      <w:r>
+        <w:rPr>
+          <w:b w:val="0"/>
+        </w:rPr>
+        <w:t xml:space="preserve"> of a learned or biologically realistic neural </w:t>
+      </w:r>
+      <w:r>
+        <w:rPr>
+          <w:b/>
+        </w:rPr>
+        <w:t>mechanism</w:t>
+      </w:r>
+      <w:r>
+        <w:rPr>
+          <w:b w:val="0"/>
+        </w:rPr>
+        <w:t>.</w:t>
       </w:r>
     </w:p>
     <w:p>
-      <w:r>
-        <w:t>Reason: The second hidden unit’s preactivation reaches0 while the first unit is unchanged.</w:t>
+      <w:pPr>
+        <w:pStyle w:val="Heading3"/>
+      </w:pPr>
+      <w:r>
+        <w:t>Change one thing in the pictured case</w:t>
       </w:r>
     </w:p>
     <w:p>
@@ -1183,20 +2150,140 @@
         <w:pStyle w:val="Heading3"/>
       </w:pPr>
       <w:r>
-        <w:t>Ask while showing the picture</w:t>
+        <w:t>Change one thing</w:t>
       </w:r>
     </w:p>
     <w:p>
-      <w:r>
-        <w:t>Cover the result. Ask learners to name the inputs and predict the next step. Uncover one step, connect the icon to the actual procedure, and explain its evidence. Then change the supplied condition and compare. The picture is a representation; it does not document execution of a real AI model.</w:t>
+      <w:pPr>
+        <w:spacing w:line="336" w:lineRule="auto" w:after="180"/>
+        <w:shd w:fill="F5F1FB"/>
+      </w:pPr>
+      <w:r>
+        <w:rPr>
+          <w:b w:val="0"/>
+        </w:rPr>
+        <w:t>Change: Change only v from 3 to1.</w:t>
       </w:r>
     </w:p>
     <w:p>
       <w:pPr>
+        <w:pStyle w:val="Heading3"/>
+      </w:pPr>
+      <w:r>
+        <w:t>Predicted result</w:t>
+      </w:r>
+    </w:p>
+    <w:p>
+      <w:pPr>
+        <w:spacing w:line="336" w:lineRule="auto" w:after="180"/>
+        <w:shd w:fill="F1F6FC"/>
+      </w:pPr>
+      <w:r>
+        <w:rPr>
+          <w:b/>
+        </w:rPr>
+        <w:t>Prediction</w:t>
+      </w:r>
+      <w:r>
+        <w:rPr>
+          <w:b w:val="0"/>
+        </w:rPr>
+        <w:t>: h1 stays2, h2 becomes0, y becomes2.</w:t>
+      </w:r>
+    </w:p>
+    <w:p>
+      <w:pPr>
+        <w:pStyle w:val="Heading3"/>
+      </w:pPr>
+      <w:r>
+        <w:t>Why the result follows</w:t>
+      </w:r>
+    </w:p>
+    <w:p>
+      <w:pPr>
+        <w:spacing w:line="336" w:lineRule="auto" w:after="180"/>
+        <w:shd w:fill="F1F6FC"/>
+      </w:pPr>
+      <w:r>
+        <w:rPr>
+          <w:b w:val="0"/>
+        </w:rPr>
+        <w:t>Reason: The second hidden unit’s preactivation reaches0 while the first unit is unchanged.</w:t>
+      </w:r>
+    </w:p>
+    <w:p>
+      <w:pPr>
+        <w:pStyle w:val="Heading3"/>
+      </w:pPr>
+      <w:r>
+        <w:t>Ask while showing the picture</w:t>
+      </w:r>
+    </w:p>
+    <w:p>
+      <w:pPr>
+        <w:pStyle w:val="Heading3"/>
+      </w:pPr>
+      <w:r>
+        <w:t>Ask while showing the picture · 5</w:t>
+      </w:r>
+    </w:p>
+    <w:p>
+      <w:pPr>
+        <w:spacing w:line="336" w:lineRule="auto" w:after="180"/>
+      </w:pPr>
+      <w:r>
+        <w:rPr>
+          <w:b w:val="0"/>
+        </w:rPr>
+        <w:t xml:space="preserve">Cover the result. Ask learners to name the </w:t>
+      </w:r>
+      <w:r>
+        <w:rPr>
+          <w:b/>
+        </w:rPr>
+        <w:t>input</w:t>
+      </w:r>
+      <w:r>
+        <w:rPr>
+          <w:b w:val="0"/>
+        </w:rPr>
+        <w:t xml:space="preserve">s and predict the next step. Uncover one step, connect the icon to the actual procedure, and explain its </w:t>
+      </w:r>
+      <w:r>
+        <w:rPr>
+          <w:b/>
+        </w:rPr>
+        <w:t>evidence</w:t>
+      </w:r>
+      <w:r>
+        <w:rPr>
+          <w:b w:val="0"/>
+        </w:rPr>
+        <w:t>. Then change the supplied condition and compare.</w:t>
+      </w:r>
+    </w:p>
+    <w:p>
+      <w:pPr>
+        <w:spacing w:line="336" w:lineRule="auto" w:after="180"/>
+      </w:pPr>
+      <w:r>
+        <w:rPr>
+          <w:b w:val="0"/>
+        </w:rPr>
+        <w:t>The picture is a representation; it does not document execution of a real AI model.</w:t>
+      </w:r>
+    </w:p>
+    <w:p>
+      <w:pPr>
         <w:pStyle w:val="Heading1"/>
       </w:pPr>
       <w:r>
         <w:t>03. Demonstrate and guide practice</w:t>
+      </w:r>
+    </w:p>
+    <w:p>
+      <w:r>
+        <w:t>Demonstrate Composing layers, reduce support deliberately and check individual reasoning before discussing answers.</w:t>
       </w:r>
     </w:p>
     <w:tbl>
@@ -1412,36 +2499,124 @@
       </w:tr>
     </w:tbl>
     <w:p>
-      <w:r>
-        <w:t>Use the worked example in Sections 3 and 6. Collect a prediction before revealing its result; ask the learner to point to each intermediate fact.</w:t>
+      <w:pPr>
+        <w:spacing w:line="336" w:lineRule="auto" w:after="180"/>
+      </w:pPr>
+      <w:r>
+        <w:rPr>
+          <w:b w:val="0"/>
+        </w:rPr>
+        <w:t xml:space="preserve">Use the worked example in Sections 3 and 6. Collect a </w:t>
+      </w:r>
+      <w:r>
+        <w:rPr>
+          <w:b/>
+        </w:rPr>
+        <w:t>prediction</w:t>
+      </w:r>
+      <w:r>
+        <w:rPr>
+          <w:b w:val="0"/>
+        </w:rPr>
+        <w:t xml:space="preserve"> before revealing its result; ask the learner to point to each intermediate fact.</w:t>
       </w:r>
     </w:p>
     <w:p>
-      <w:r>
-        <w:t>Provide a five-column trace table labelled x, z, h, output contributions and y. Allow arithmetic support while requiring the student to name each connection. Extension: replace hidden ReLU with identity and simplify the lesson network to y = x1 - 3x2 + 3. Test [1, 3] to show that the simplified affine model differs from the ReLU model.</w:t>
+      <w:pPr>
+        <w:spacing w:line="336" w:lineRule="auto" w:after="180"/>
+      </w:pPr>
+      <w:r>
+        <w:rPr>
+          <w:b w:val="0"/>
+        </w:rPr>
+        <w:t xml:space="preserve">Provide a five-column trace table labelled x, z, h, </w:t>
+      </w:r>
+      <w:r>
+        <w:rPr>
+          <w:b/>
+        </w:rPr>
+        <w:t>output</w:t>
+      </w:r>
+      <w:r>
+        <w:rPr>
+          <w:b w:val="0"/>
+        </w:rPr>
+        <w:t xml:space="preserve"> contributions and y. Allow arithmetic support while requiring the student to name each connection.</w:t>
       </w:r>
     </w:p>
     <w:p>
       <w:pPr>
-        <w:pStyle w:val="Heading3"/>
-      </w:pPr>
-      <w:r>
-        <w:t>Reduce help deliberately</w:t>
+        <w:spacing w:line="336" w:lineRule="auto" w:after="180"/>
+      </w:pPr>
+      <w:r>
+        <w:rPr>
+          <w:b w:val="0"/>
+        </w:rPr>
+        <w:t>Extension: replace hidden ReLU with identity and simplify the lesson network to y = x1 - 3x2 + 3. Test [1, 3] to show that the simplified affine model differs from the ReLU model.</w:t>
       </w:r>
     </w:p>
     <w:p>
-      <w:r>
-        <w:t>Completion task: A revised hidden layer returns [h1, h2, h3]. The output layer still has weights [2, -1]. Explain the mismatch and what must be specified before calculation.</w:t>
+      <w:pPr>
+        <w:pStyle w:val="Heading3"/>
+      </w:pPr>
+      <w:r>
+        <w:t>Reduce help deliberately</w:t>
       </w:r>
     </w:p>
     <w:p>
-      <w:r>
-        <w:t>Teacher check: Teacher explanation: Three hidden values need three matching weights under this dense output definition. Specify all three coefficients and the bias or explicitly design a documented selection operation. Do not silently drop the third value.</w:t>
+      <w:pPr>
+        <w:pStyle w:val="Heading3"/>
+      </w:pPr>
+      <w:r>
+        <w:t>Completion practice</w:t>
       </w:r>
     </w:p>
     <w:p>
-      <w:r>
-        <w:t>Start by identifying the given inputs together. Leave the intermediate steps blank. If needed, model one step, then withdraw that help on the next step. Move to a full trace only when the partial trace is understood. For partners, alternate explainer and checker; collect a response from every learner before discussion.</w:t>
+      <w:pPr>
+        <w:spacing w:line="336" w:lineRule="auto" w:after="180"/>
+        <w:shd w:fill="F5F1FB"/>
+      </w:pPr>
+      <w:r>
+        <w:rPr>
+          <w:b w:val="0"/>
+        </w:rPr>
+        <w:t xml:space="preserve">Completion task: A revised hidden </w:t>
+      </w:r>
+      <w:r>
+        <w:rPr>
+          <w:b/>
+        </w:rPr>
+        <w:t>layer</w:t>
+      </w:r>
+      <w:r>
+        <w:rPr>
+          <w:b w:val="0"/>
+        </w:rPr>
+        <w:t xml:space="preserve"> returns [h1, h2, h3]. The </w:t>
+      </w:r>
+      <w:r>
+        <w:rPr>
+          <w:b/>
+        </w:rPr>
+        <w:t>output</w:t>
+      </w:r>
+      <w:r>
+        <w:rPr>
+          <w:b w:val="0"/>
+        </w:rPr>
+        <w:t xml:space="preserve"> </w:t>
+      </w:r>
+      <w:r>
+        <w:rPr>
+          <w:b/>
+        </w:rPr>
+        <w:t>layer</w:t>
+      </w:r>
+      <w:r>
+        <w:rPr>
+          <w:b w:val="0"/>
+        </w:rPr>
+        <w:t xml:space="preserve"> still has weights [2, -1]. Explain the mismatch and what must be specified before calculation.</w:t>
       </w:r>
     </w:p>
     <w:p>
@@ -1449,86 +2624,469 @@
         <w:pStyle w:val="Heading3"/>
       </w:pPr>
       <w:r>
-        <w:t>Individual reasoning check</w:t>
+        <w:t>Reasoning to listen for</w:t>
       </w:r>
     </w:p>
     <w:p>
-      <w:r>
-        <w:t>Use the worked case for Composing layers. Proposed explanation: “The second hidden unit receives the first hidden unit output”. Decide whether this explanation is supported. Point to the step or supplied fact that decides; explain your repair if needed.</w:t>
+      <w:pPr>
+        <w:spacing w:line="336" w:lineRule="auto" w:after="180"/>
+        <w:shd w:fill="F1F6FC"/>
+      </w:pPr>
+      <w:r>
+        <w:rPr>
+          <w:b w:val="0"/>
+        </w:rPr>
+        <w:t xml:space="preserve">Teacher check: Teacher explanation: Three hidden values need three matching weights under this dense </w:t>
+      </w:r>
+      <w:r>
+        <w:rPr>
+          <w:b/>
+        </w:rPr>
+        <w:t>output</w:t>
+      </w:r>
+      <w:r>
+        <w:rPr>
+          <w:b w:val="0"/>
+        </w:rPr>
+        <w:t xml:space="preserve"> definition. Specify all three coefficients and the bias or explicitly design a documented selection operation.</w:t>
       </w:r>
     </w:p>
     <w:p>
-      <w:r>
-        <w:t>Expected correction: Both units in this hidden layer receive x. The next layer receives the pair of activations after both are computed.</w:t>
+      <w:pPr>
+        <w:spacing w:line="336" w:lineRule="auto" w:after="180"/>
+        <w:shd w:fill="F1F6FC"/>
+      </w:pPr>
+      <w:r>
+        <w:rPr>
+          <w:b w:val="0"/>
+        </w:rPr>
+        <w:t>Do not silently drop the third value.</w:t>
       </w:r>
     </w:p>
     <w:p>
-      <w:r>
-        <w:t>Collect explanations, not only yes/no votes. If a misunderstanding is common, re-model the relevant step for the class. If it affects a few learners, give a short targeted group explanation while others solve a more demanding variation.</w:t>
+      <w:pPr>
+        <w:spacing w:line="336" w:lineRule="auto" w:after="180"/>
+      </w:pPr>
+      <w:r>
+        <w:rPr>
+          <w:b w:val="0"/>
+        </w:rPr>
+        <w:t xml:space="preserve">Start by identifying the given </w:t>
+      </w:r>
+      <w:r>
+        <w:rPr>
+          <w:b/>
+        </w:rPr>
+        <w:t>input</w:t>
+      </w:r>
+      <w:r>
+        <w:rPr>
+          <w:b w:val="0"/>
+        </w:rPr>
+        <w:t>s together. Leave the intermediate steps blank. If needed, model one step, then withdraw that help on the next step. Move to a full trace only when the partial trace is understood.</w:t>
       </w:r>
     </w:p>
     <w:p>
       <w:pPr>
-        <w:pStyle w:val="Heading3"/>
-      </w:pPr>
-      <w:r>
-        <w:t>Pictorial practice question</w:t>
+        <w:spacing w:line="336" w:lineRule="auto" w:after="180"/>
+      </w:pPr>
+      <w:r>
+        <w:rPr>
+          <w:b w:val="0"/>
+        </w:rPr>
+        <w:t>For partners, alternate explainer and checker; collect a response from every learner before discussion.</w:t>
       </w:r>
     </w:p>
     <w:p>
-      <w:r>
-        <w:t>What intermediate value explains the changed output? Point to the relevant step in the picture, then write the changed result and the rule or evidence that supports it.</w:t>
+      <w:pPr>
+        <w:pStyle w:val="Heading3"/>
+      </w:pPr>
+      <w:r>
+        <w:t>Individual reasoning check</w:t>
       </w:r>
     </w:p>
     <w:p>
       <w:pPr>
-        <w:pStyle w:val="Heading3"/>
-      </w:pPr>
-      <w:r>
-        <w:t>Reasoned teacher answer</w:t>
+        <w:spacing w:line="336" w:lineRule="auto" w:after="180"/>
+      </w:pPr>
+      <w:r>
+        <w:rPr>
+          <w:b w:val="0"/>
+        </w:rPr>
+        <w:t xml:space="preserve">Use the worked case for Composing </w:t>
+      </w:r>
+      <w:r>
+        <w:rPr>
+          <w:b/>
+        </w:rPr>
+        <w:t>layer</w:t>
+      </w:r>
+      <w:r>
+        <w:rPr>
+          <w:b w:val="0"/>
+        </w:rPr>
+        <w:t xml:space="preserve">s. Proposed explanation: “The second hidden unit receives the first hidden unit </w:t>
+      </w:r>
+      <w:r>
+        <w:rPr>
+          <w:b/>
+        </w:rPr>
+        <w:t>output</w:t>
+      </w:r>
+      <w:r>
+        <w:rPr>
+          <w:b w:val="0"/>
+        </w:rPr>
+        <w:t>”. Decide whether this explanation is supported.</w:t>
       </w:r>
     </w:p>
     <w:p>
-      <w:r>
-        <w:t>h2 changes from 2 to 0 because ReLU(1-1)=0; subtracting0 rather than2 raises y from 0 to2. Changed-case check: h1 stays2, h2 becomes0, y becomes2. The second hidden unit’s preactivation reaches0 while the first unit is unchanged.</w:t>
+      <w:pPr>
+        <w:spacing w:line="336" w:lineRule="auto" w:after="180"/>
+      </w:pPr>
+      <w:r>
+        <w:rPr>
+          <w:b w:val="0"/>
+        </w:rPr>
+        <w:t>Point to the step or supplied fact that decides; explain your repair if needed.</w:t>
       </w:r>
     </w:p>
     <w:p>
-      <w:r>
-        <w:t>Changed-case reasoning: h1 stays2, h2 becomes0, y becomes2. The second hidden unit’s preactivation reaches0 while the first unit is unchanged.</w:t>
+      <w:pPr>
+        <w:pStyle w:val="Heading3"/>
+      </w:pPr>
+      <w:r>
+        <w:t>Expected repair</w:t>
       </w:r>
     </w:p>
     <w:p>
-      <w:r>
-        <w:t>Collect each learner’s explanation before discussion. Use the first missing connection between input, deciding step and result to choose support. This question is worked-case practice, not fresh mastery evidence.</w:t>
+      <w:pPr>
+        <w:spacing w:line="336" w:lineRule="auto" w:after="180"/>
+        <w:shd w:fill="F1F6FC"/>
+      </w:pPr>
+      <w:r>
+        <w:rPr>
+          <w:b w:val="0"/>
+        </w:rPr>
+        <w:t xml:space="preserve">Expected correction: Both units in this hidden </w:t>
+      </w:r>
+      <w:r>
+        <w:rPr>
+          <w:b/>
+        </w:rPr>
+        <w:t>layer</w:t>
+      </w:r>
+      <w:r>
+        <w:rPr>
+          <w:b w:val="0"/>
+        </w:rPr>
+        <w:t xml:space="preserve"> receive x. The next </w:t>
+      </w:r>
+      <w:r>
+        <w:rPr>
+          <w:b/>
+        </w:rPr>
+        <w:t>layer</w:t>
+      </w:r>
+      <w:r>
+        <w:rPr>
+          <w:b w:val="0"/>
+        </w:rPr>
+        <w:t xml:space="preserve"> receives the pair of activations after both are computed.</w:t>
       </w:r>
     </w:p>
     <w:p>
       <w:pPr>
-        <w:pStyle w:val="Heading1"/>
-      </w:pPr>
-      <w:r>
-        <w:t>04. Run the investigation and diagnose misconceptions</w:t>
+        <w:spacing w:line="336" w:lineRule="auto" w:after="180"/>
+      </w:pPr>
+      <w:r>
+        <w:rPr>
+          <w:b w:val="0"/>
+        </w:rPr>
+        <w:t>Collect explanations, not only yes/no votes. If a misunderstanding is common, re-model the relevant step for the class.</w:t>
       </w:r>
     </w:p>
     <w:p>
-      <w:r>
-        <w:t>The second hidden unit receives the first hidden unit output: Both units in this hidden layer receive x. The next layer receives the pair of activations after both are computed.</w:t>
+      <w:pPr>
+        <w:spacing w:line="336" w:lineRule="auto" w:after="180"/>
+      </w:pPr>
+      <w:r>
+        <w:rPr>
+          <w:b w:val="0"/>
+        </w:rPr>
+        <w:t>If it affects a few learners, give a short targeted group explanation while others solve a more demanding variation.</w:t>
       </w:r>
     </w:p>
     <w:p>
-      <w:r>
-        <w:t>Two numbers mean the connection must be correct: Matching lengths do not establish matching order or meaning. Trace a case with unequal hidden activations.</w:t>
+      <w:pPr>
+        <w:pStyle w:val="Heading3"/>
+      </w:pPr>
+      <w:r>
+        <w:t>Pictorial practice question</w:t>
       </w:r>
     </w:p>
     <w:p>
-      <w:r>
-        <w:t>A hidden unit is already a class prediction: Its activation is an intermediate numerical feature. A declared output rule assigns the final class.</w:t>
+      <w:pPr>
+        <w:spacing w:line="336" w:lineRule="auto" w:after="180"/>
+      </w:pPr>
+      <w:r>
+        <w:rPr>
+          <w:b w:val="0"/>
+        </w:rPr>
+        <w:t xml:space="preserve">What intermediate value explains the changed </w:t>
+      </w:r>
+      <w:r>
+        <w:rPr>
+          <w:b/>
+        </w:rPr>
+        <w:t>output</w:t>
+      </w:r>
+      <w:r>
+        <w:rPr>
+          <w:b w:val="0"/>
+        </w:rPr>
+        <w:t xml:space="preserve">? Point to the relevant step in the picture, then write the changed result and the rule or </w:t>
+      </w:r>
+      <w:r>
+        <w:rPr>
+          <w:b/>
+        </w:rPr>
+        <w:t>evidence</w:t>
+      </w:r>
+      <w:r>
+        <w:rPr>
+          <w:b w:val="0"/>
+        </w:rPr>
+        <w:t xml:space="preserve"> that supports it.</w:t>
       </w:r>
     </w:p>
     <w:p>
-      <w:r>
-        <w:t>Use Section 9 for the evidence ledger. Add a boundary or missing-input case and record the expected response before checking. More successful repeats of one case do not establish wider coverage.</w:t>
+      <w:pPr>
+        <w:pStyle w:val="Heading3"/>
+      </w:pPr>
+      <w:r>
+        <w:t>Reasoned teacher answer</w:t>
+      </w:r>
+    </w:p>
+    <w:p>
+      <w:pPr>
+        <w:spacing w:line="336" w:lineRule="auto" w:after="180"/>
+      </w:pPr>
+      <w:r>
+        <w:rPr>
+          <w:b w:val="0"/>
+        </w:rPr>
+        <w:t>h2 changes from 2 to 0 because ReLU(1-1)=0; subtracting0 rather than2 raises y from 0 to2. Changed-case check: h1 stays2, h2 becomes0, y becomes2.</w:t>
+      </w:r>
+    </w:p>
+    <w:p>
+      <w:pPr>
+        <w:spacing w:line="336" w:lineRule="auto" w:after="180"/>
+      </w:pPr>
+      <w:r>
+        <w:rPr>
+          <w:b w:val="0"/>
+        </w:rPr>
+        <w:t>The second hidden unit’s preactivation reaches0 while the first unit is unchanged.</w:t>
+      </w:r>
+    </w:p>
+    <w:p>
+      <w:pPr>
+        <w:spacing w:line="336" w:lineRule="auto" w:after="180"/>
+      </w:pPr>
+      <w:r>
+        <w:rPr>
+          <w:b w:val="0"/>
+        </w:rPr>
+        <w:t>Changed-case reasoning: h1 stays2, h2 becomes0, y becomes2. The second hidden unit’s preactivation reaches0 while the first unit is unchanged.</w:t>
+      </w:r>
+    </w:p>
+    <w:p>
+      <w:pPr>
+        <w:spacing w:line="336" w:lineRule="auto" w:after="180"/>
+      </w:pPr>
+      <w:r>
+        <w:rPr>
+          <w:b w:val="0"/>
+        </w:rPr>
+        <w:t xml:space="preserve">Collect each learner’s explanation before discussion. Use the first missing connection between </w:t>
+      </w:r>
+      <w:r>
+        <w:rPr>
+          <w:b/>
+        </w:rPr>
+        <w:t>input</w:t>
+      </w:r>
+      <w:r>
+        <w:rPr>
+          <w:b w:val="0"/>
+        </w:rPr>
+        <w:t xml:space="preserve">, deciding step and result to choose support. This question is worked-case practice, not fresh mastery </w:t>
+      </w:r>
+      <w:r>
+        <w:rPr>
+          <w:b/>
+        </w:rPr>
+        <w:t>evidence</w:t>
+      </w:r>
+      <w:r>
+        <w:rPr>
+          <w:b w:val="0"/>
+        </w:rPr>
+        <w:t>.</w:t>
+      </w:r>
+    </w:p>
+    <w:p>
+      <w:pPr>
+        <w:pStyle w:val="Heading1"/>
+      </w:pPr>
+      <w:r>
+        <w:t>04. Run the investigation and diagnose misconceptions</w:t>
+      </w:r>
+    </w:p>
+    <w:p>
+      <w:r>
+        <w:t>Run the Composing layers investigation and use the first unsupported step to choose a teaching response.</w:t>
+      </w:r>
+    </w:p>
+    <w:p>
+      <w:pPr>
+        <w:spacing w:line="336" w:lineRule="auto" w:after="180"/>
+      </w:pPr>
+      <w:r>
+        <w:rPr>
+          <w:b w:val="0"/>
+        </w:rPr>
+        <w:t xml:space="preserve">The second hidden unit receives the first hidden unit </w:t>
+      </w:r>
+      <w:r>
+        <w:rPr>
+          <w:b/>
+        </w:rPr>
+        <w:t>output</w:t>
+      </w:r>
+      <w:r>
+        <w:rPr>
+          <w:b w:val="0"/>
+        </w:rPr>
+        <w:t xml:space="preserve">: Both units in this hidden </w:t>
+      </w:r>
+      <w:r>
+        <w:rPr>
+          <w:b/>
+        </w:rPr>
+        <w:t>layer</w:t>
+      </w:r>
+      <w:r>
+        <w:rPr>
+          <w:b w:val="0"/>
+        </w:rPr>
+        <w:t xml:space="preserve"> receive x. The next </w:t>
+      </w:r>
+      <w:r>
+        <w:rPr>
+          <w:b/>
+        </w:rPr>
+        <w:t>layer</w:t>
+      </w:r>
+      <w:r>
+        <w:rPr>
+          <w:b w:val="0"/>
+        </w:rPr>
+        <w:t xml:space="preserve"> receives the pair of activations after both are computed.</w:t>
+      </w:r>
+    </w:p>
+    <w:p>
+      <w:pPr>
+        <w:spacing w:line="336" w:lineRule="auto" w:after="180"/>
+      </w:pPr>
+      <w:r>
+        <w:rPr>
+          <w:b w:val="0"/>
+        </w:rPr>
+        <w:t xml:space="preserve">Two numbers mean the connection must be correct: Matching lengths do not establish matching order or meaning. Trace a case with unequal </w:t>
+      </w:r>
+      <w:r>
+        <w:rPr>
+          <w:b/>
+        </w:rPr>
+        <w:t>hidden activation</w:t>
+      </w:r>
+      <w:r>
+        <w:rPr>
+          <w:b w:val="0"/>
+        </w:rPr>
+        <w:t>s.</w:t>
+      </w:r>
+    </w:p>
+    <w:p>
+      <w:pPr>
+        <w:spacing w:line="336" w:lineRule="auto" w:after="180"/>
+      </w:pPr>
+      <w:r>
+        <w:rPr>
+          <w:b w:val="0"/>
+        </w:rPr>
+        <w:t xml:space="preserve">A hidden unit is already a class </w:t>
+      </w:r>
+      <w:r>
+        <w:rPr>
+          <w:b/>
+        </w:rPr>
+        <w:t>prediction</w:t>
+      </w:r>
+      <w:r>
+        <w:rPr>
+          <w:b w:val="0"/>
+        </w:rPr>
+        <w:t xml:space="preserve">: Its activation is an intermediate numerical feature. A declared </w:t>
+      </w:r>
+      <w:r>
+        <w:rPr>
+          <w:b/>
+        </w:rPr>
+        <w:t>output</w:t>
+      </w:r>
+      <w:r>
+        <w:rPr>
+          <w:b w:val="0"/>
+        </w:rPr>
+        <w:t xml:space="preserve"> rule assigns the final class.</w:t>
+      </w:r>
+    </w:p>
+    <w:p>
+      <w:pPr>
+        <w:spacing w:line="336" w:lineRule="auto" w:after="180"/>
+      </w:pPr>
+      <w:r>
+        <w:rPr>
+          <w:b w:val="0"/>
+        </w:rPr>
+        <w:t xml:space="preserve">Use Section 9 for the </w:t>
+      </w:r>
+      <w:r>
+        <w:rPr>
+          <w:b/>
+        </w:rPr>
+        <w:t>evidence</w:t>
+      </w:r>
+      <w:r>
+        <w:rPr>
+          <w:b w:val="0"/>
+        </w:rPr>
+        <w:t xml:space="preserve"> ledger. Add a boundary or missing-</w:t>
+      </w:r>
+      <w:r>
+        <w:rPr>
+          <w:b/>
+        </w:rPr>
+        <w:t>input</w:t>
+      </w:r>
+      <w:r>
+        <w:rPr>
+          <w:b w:val="0"/>
+        </w:rPr>
+        <w:t xml:space="preserve"> case and record the expected response before checking. More successful repeats of one case do not establish wider coverage.</w:t>
       </w:r>
     </w:p>
     <w:p>
@@ -1686,29 +3244,38 @@
       </w:tr>
     </w:tbl>
     <w:p>
-      <w:r>
-        <w:t>Offer an oral explanation, drawing, enlarged visual or fewer examples when that removes a reading/writing barrier. Keep the same reasoning goal. Stretch secure learners by changing a boundary or assumption and asking them to defend the effect, not simply by assigning more of the same questions.</w:t>
+      <w:pPr>
+        <w:spacing w:line="336" w:lineRule="auto" w:after="180"/>
+      </w:pPr>
+      <w:r>
+        <w:rPr>
+          <w:b w:val="0"/>
+        </w:rPr>
+        <w:t>Offer an oral explanation, drawing, enlarged visual or fewer examples when that removes a reading/writing barrier. Keep the same reasoning goal.</w:t>
       </w:r>
     </w:p>
     <w:p>
       <w:pPr>
-        <w:pStyle w:val="Heading1"/>
-      </w:pPr>
-      <w:r>
-        <w:t>05. Assess and explain the answers</w:t>
+        <w:spacing w:line="336" w:lineRule="auto" w:after="180"/>
+      </w:pPr>
+      <w:r>
+        <w:rPr>
+          <w:b w:val="0"/>
+        </w:rPr>
+        <w:t>Stretch secure learners by changing a boundary or assumption and asking them to defend the effect, not simply by assigning more of the same questions.</w:t>
       </w:r>
     </w:p>
     <w:p>
       <w:pPr>
-        <w:pStyle w:val="Heading3"/>
-      </w:pPr>
-      <w:r>
-        <w:t>Guided and exit questions</w:t>
+        <w:pStyle w:val="Heading1"/>
+      </w:pPr>
+      <w:r>
+        <w:t>05. Assess and explain the answers</w:t>
       </w:r>
     </w:p>
     <w:p>
       <w:r>
-        <w:t>Guided: x = [1, 1] gives z = [0, 0], h = [0, 0], y = 1. Using x directly would give 2, skipping the hidden transformation. Exit: compatible shapes and execution check whether the specified computation can run, not whether predictions match real labels. Accuracy requires appropriate labelled examples, a metric and independent evaluation.</w:t>
+        <w:t>Use the Composing layers questions, teacher keys and criteria after the relevant attempts. Previously discussed cases are practice; protect the separately selected independent task.</w:t>
       </w:r>
     </w:p>
     <w:p>
@@ -1716,17 +3283,41 @@
         <w:pStyle w:val="Heading3"/>
       </w:pPr>
       <w:r>
-        <w:t>W1 Trace the second worked case</w:t>
+        <w:t>Guided and exit questions</w:t>
       </w:r>
     </w:p>
     <w:p>
-      <w:r>
-        <w:t>For x = [1, 3], write both scores, both ReLU activations and y using the lesson model.</w:t>
+      <w:pPr>
+        <w:spacing w:line="336" w:lineRule="auto" w:after="180"/>
+      </w:pPr>
+      <w:r>
+        <w:rPr>
+          <w:b w:val="0"/>
+        </w:rPr>
+        <w:t>Guided: x = [1, 1] gives z = [0, 0], h = [0, 0], y = 1. Using x directly would give 2, skipping the hidden transformation.</w:t>
       </w:r>
     </w:p>
     <w:p>
-      <w:r>
-        <w:t>Teacher explanation: Scores are -2 and 2; activations are 0 and 2; y = 0 - 2 + 1 = -1.</w:t>
+      <w:pPr>
+        <w:spacing w:line="336" w:lineRule="auto" w:after="180"/>
+      </w:pPr>
+      <w:r>
+        <w:rPr>
+          <w:b w:val="0"/>
+        </w:rPr>
+        <w:t xml:space="preserve">Exit: compatible shapes and execution check whether the specified computation can run, not whether </w:t>
+      </w:r>
+      <w:r>
+        <w:rPr>
+          <w:b/>
+        </w:rPr>
+        <w:t>prediction</w:t>
+      </w:r>
+      <w:r>
+        <w:rPr>
+          <w:b w:val="0"/>
+        </w:rPr>
+        <w:t>s match real labels. Accuracy requires appropriate labelled examples, a metric and independent evaluation.</w:t>
       </w:r>
     </w:p>
     <w:p>
@@ -1734,17 +3325,27 @@
         <w:pStyle w:val="Heading3"/>
       </w:pPr>
       <w:r>
-        <w:t>W2 Repair a dimension mismatch</w:t>
+        <w:t>W1 Trace the second worked case</w:t>
       </w:r>
     </w:p>
     <w:p>
-      <w:r>
-        <w:t>A revised hidden layer returns [h1, h2, h3]. The output layer still has weights [2, -1]. Explain the mismatch and what must be specified before calculation.</w:t>
+      <w:pPr>
+        <w:pStyle w:val="Heading3"/>
+      </w:pPr>
+      <w:r>
+        <w:t>Workbook question · W1</w:t>
       </w:r>
     </w:p>
     <w:p>
-      <w:r>
-        <w:t>Teacher explanation: Three hidden values need three matching weights under this dense output definition. Specify all three coefficients and the bias or explicitly design a documented selection operation. Do not silently drop the third value.</w:t>
+      <w:pPr>
+        <w:spacing w:line="336" w:lineRule="auto" w:after="180"/>
+        <w:shd w:fill="F5F1FB"/>
+      </w:pPr>
+      <w:r>
+        <w:rPr>
+          <w:b w:val="0"/>
+        </w:rPr>
+        <w:t>For x = [1, 3], write both scores, both ReLU activations and y using the lesson model.</w:t>
       </w:r>
     </w:p>
     <w:p>
@@ -1752,17 +3353,27 @@
         <w:pStyle w:val="Heading3"/>
       </w:pPr>
       <w:r>
-        <w:t>W3 Use a revealing order check</w:t>
+        <w:t>Teacher reasoning · W1</w:t>
       </w:r>
     </w:p>
     <w:p>
-      <w:r>
-        <w:t>Compare hidden vectors for x = [4, 1] and x = [3, 0]. Which input reveals a bug that swaps h1 and h2 but keeps output weights unchanged? Give correct and swapped outputs for that input.</w:t>
+      <w:pPr>
+        <w:spacing w:line="336" w:lineRule="auto" w:after="180"/>
+        <w:shd w:fill="F1F6FC"/>
+      </w:pPr>
+      <w:r>
+        <w:rPr>
+          <w:b w:val="0"/>
+        </w:rPr>
+        <w:t>Teacher explanation: Scores are -2 and 2; activations are 0 and 2; y = 0 - 2 + 1 = -1.</w:t>
       </w:r>
     </w:p>
     <w:p>
-      <w:r>
-        <w:t>Teacher explanation: The first gives [3, 3] and cannot expose a swap. The second gives [3, 1]; correct output 6 becomes 0 when values alone are swapped.</w:t>
+      <w:pPr>
+        <w:pStyle w:val="Heading3"/>
+      </w:pPr>
+      <w:r>
+        <w:t>W2 Repair a dimension mismatch</w:t>
       </w:r>
     </w:p>
     <w:p>
@@ -1770,35 +3381,107 @@
         <w:pStyle w:val="Heading3"/>
       </w:pPr>
       <w:r>
-        <w:t>W4 Compose a new network independently</w:t>
+        <w:t>Workbook question · W2</w:t>
       </w:r>
     </w:p>
     <w:p>
-      <w:r>
-        <w:t>A new model takes [u, v]. Compute a = ReLU(u + v - 3), b = ReLU(u - v), then q = a + 2b - 1. Trace both inputs [2, 1] and [1, 2], including scores before ReLU. Apply class 1 when q &gt;= 0. State the hidden and output vector sizes.</w:t>
+      <w:pPr>
+        <w:spacing w:line="336" w:lineRule="auto" w:after="180"/>
+        <w:shd w:fill="F5F1FB"/>
+      </w:pPr>
+      <w:r>
+        <w:rPr>
+          <w:b w:val="0"/>
+        </w:rPr>
+        <w:t xml:space="preserve">A revised hidden </w:t>
+      </w:r>
+      <w:r>
+        <w:rPr>
+          <w:b/>
+        </w:rPr>
+        <w:t>layer</w:t>
+      </w:r>
+      <w:r>
+        <w:rPr>
+          <w:b w:val="0"/>
+        </w:rPr>
+        <w:t xml:space="preserve"> returns [h1, h2, h3]. The </w:t>
+      </w:r>
+      <w:r>
+        <w:rPr>
+          <w:b/>
+        </w:rPr>
+        <w:t>output</w:t>
+      </w:r>
+      <w:r>
+        <w:rPr>
+          <w:b w:val="0"/>
+        </w:rPr>
+        <w:t xml:space="preserve"> </w:t>
+      </w:r>
+      <w:r>
+        <w:rPr>
+          <w:b/>
+        </w:rPr>
+        <w:t>layer</w:t>
+      </w:r>
+      <w:r>
+        <w:rPr>
+          <w:b w:val="0"/>
+        </w:rPr>
+        <w:t xml:space="preserve"> still has weights [2, -1]. Explain the mismatch and what must be specified before calculation.</w:t>
       </w:r>
     </w:p>
     <w:p>
-      <w:r>
-        <w:t>Teacher explanation: For [2, 1], scores 0 and 1 give [a, b] = [0, 1], q = 1 and class 1. For [1, 2], scores 0 and -1 give [0, 0], q = -1 and class 0. Hidden dimension is 2; output dimension is 1. The equality at hidden score zero produces activation zero, not an automatic final class.</w:t>
+      <w:pPr>
+        <w:pStyle w:val="Heading3"/>
+      </w:pPr>
+      <w:r>
+        <w:t>Teacher reasoning · W2</w:t>
       </w:r>
     </w:p>
     <w:p>
       <w:pPr>
-        <w:pStyle w:val="Heading3"/>
-      </w:pPr>
-      <w:r>
-        <w:t>W5 Explain information loss</w:t>
+        <w:spacing w:line="336" w:lineRule="auto" w:after="180"/>
+        <w:shd w:fill="F1F6FC"/>
+      </w:pPr>
+      <w:r>
+        <w:rPr>
+          <w:b w:val="0"/>
+        </w:rPr>
+        <w:t xml:space="preserve">Teacher explanation: Three hidden values need three matching weights under this dense </w:t>
+      </w:r>
+      <w:r>
+        <w:rPr>
+          <w:b/>
+        </w:rPr>
+        <w:t>output</w:t>
+      </w:r>
+      <w:r>
+        <w:rPr>
+          <w:b w:val="0"/>
+        </w:rPr>
+        <w:t xml:space="preserve"> definition. Specify all three coefficients and the bias or explicitly design a documented selection operation.</w:t>
       </w:r>
     </w:p>
     <w:p>
-      <w:r>
-        <w:t>Use the lesson model to verify h and y for [0, 1] and [0, 2]. Could a fixed later layer receiving only h distinguish the two original inputs?</w:t>
+      <w:pPr>
+        <w:spacing w:line="336" w:lineRule="auto" w:after="180"/>
+        <w:shd w:fill="F1F6FC"/>
+      </w:pPr>
+      <w:r>
+        <w:rPr>
+          <w:b w:val="0"/>
+        </w:rPr>
+        <w:t>Do not silently drop the third value.</w:t>
       </w:r>
     </w:p>
     <w:p>
-      <w:r>
-        <w:t>Teacher explanation: Scores are [-1, -1] and [-2, 0]. Both produce h = [0, 0] and y = 1. A deterministic later computation given the same h produces the same result; additional original-input information would require a changed architecture.</w:t>
+      <w:pPr>
+        <w:pStyle w:val="Heading3"/>
+      </w:pPr>
+      <w:r>
+        <w:t>W3 Use a revealing order check</w:t>
       </w:r>
     </w:p>
     <w:p>
@@ -1806,12 +3489,67 @@
         <w:pStyle w:val="Heading3"/>
       </w:pPr>
       <w:r>
-        <w:t>Independent assessment and fresh retry</w:t>
+        <w:t>Workbook question · W3</w:t>
       </w:r>
     </w:p>
     <w:p>
-      <w:r>
-        <w:t>W4 requires both complete traces, correct classes and sizes. Fresh retry: a = ReLU(u - 1), b = ReLU(v - 2), q = 2a - b. Inputs [0, 3] and [2, 2] give pre-activation scores [-1, 1] and [1, 0], hidden vectors [0, 1] and [1, 0], and q values -1 and 2. Under q &gt;= 0 their classes are 0 and 1. Ask which vector the output layer actually receives.</w:t>
+      <w:pPr>
+        <w:spacing w:line="336" w:lineRule="auto" w:after="180"/>
+        <w:shd w:fill="F5F1FB"/>
+      </w:pPr>
+      <w:r>
+        <w:rPr>
+          <w:b w:val="0"/>
+        </w:rPr>
+        <w:t xml:space="preserve">Compare hidden vectors for x = [4, 1] and x = [3, 0]. Which </w:t>
+      </w:r>
+      <w:r>
+        <w:rPr>
+          <w:b/>
+        </w:rPr>
+        <w:t>input</w:t>
+      </w:r>
+      <w:r>
+        <w:rPr>
+          <w:b w:val="0"/>
+        </w:rPr>
+        <w:t xml:space="preserve"> reveals a bug that swaps h1 and h2 but keeps </w:t>
+      </w:r>
+      <w:r>
+        <w:rPr>
+          <w:b/>
+        </w:rPr>
+        <w:t>output</w:t>
+      </w:r>
+      <w:r>
+        <w:rPr>
+          <w:b w:val="0"/>
+        </w:rPr>
+        <w:t xml:space="preserve"> weights unchanged? Give correct and swapped </w:t>
+      </w:r>
+      <w:r>
+        <w:rPr>
+          <w:b/>
+        </w:rPr>
+        <w:t>output</w:t>
+      </w:r>
+      <w:r>
+        <w:rPr>
+          <w:b w:val="0"/>
+        </w:rPr>
+        <w:t xml:space="preserve">s for that </w:t>
+      </w:r>
+      <w:r>
+        <w:rPr>
+          <w:b/>
+        </w:rPr>
+        <w:t>input</w:t>
+      </w:r>
+      <w:r>
+        <w:rPr>
+          <w:b w:val="0"/>
+        </w:rPr>
+        <w:t>.</w:t>
       </w:r>
     </w:p>
     <w:p>
@@ -1819,12 +3557,31 @@
         <w:pStyle w:val="Heading3"/>
       </w:pPr>
       <w:r>
-        <w:t>Assess independent transfer</w:t>
+        <w:t>Teacher reasoning · W3</w:t>
       </w:r>
     </w:p>
     <w:p>
-      <w:r>
-        <w:t>Selected case: A new model takes [u, v]. Compute a = ReLU(u + v - 3), b = ReLU(u - v), then q = a + 2b - 1. Trace both inputs [2, 1] and [1, 2], including scores before ReLU. Apply class 1 when q &gt;= 0. State the hidden and output vector sizes.</w:t>
+      <w:pPr>
+        <w:spacing w:line="336" w:lineRule="auto" w:after="180"/>
+        <w:shd w:fill="F1F6FC"/>
+      </w:pPr>
+      <w:r>
+        <w:rPr>
+          <w:b w:val="0"/>
+        </w:rPr>
+        <w:t xml:space="preserve">Teacher explanation: The first gives [3, 3] and cannot expose a swap. The second gives [3, 1]; correct </w:t>
+      </w:r>
+      <w:r>
+        <w:rPr>
+          <w:b/>
+        </w:rPr>
+        <w:t>output</w:t>
+      </w:r>
+      <w:r>
+        <w:rPr>
+          <w:b w:val="0"/>
+        </w:rPr>
+        <w:t xml:space="preserve"> 6 becomes 0 when values alone are swapped.</w:t>
       </w:r>
     </w:p>
     <w:p>
@@ -1832,12 +3589,389 @@
         <w:pStyle w:val="Heading3"/>
       </w:pPr>
       <w:r>
-        <w:t>Selected case answer</w:t>
+        <w:t>W4 Compose a new network independently</w:t>
       </w:r>
     </w:p>
     <w:p>
-      <w:r>
-        <w:t>Teacher explanation: For [2, 1], scores 0 and 1 give [a, b] = [0, 1], q = 1 and class 1. For [1, 2], scores 0 and -1 give [0, 0], q = -1 and class 0. Hidden dimension is 2; output dimension is 1. The equality at hidden score zero produces activation zero, not an automatic final class.</w:t>
+      <w:pPr>
+        <w:pStyle w:val="Heading3"/>
+      </w:pPr>
+      <w:r>
+        <w:t>Workbook question · W4</w:t>
+      </w:r>
+    </w:p>
+    <w:p>
+      <w:pPr>
+        <w:spacing w:line="336" w:lineRule="auto" w:after="180"/>
+        <w:shd w:fill="F5F1FB"/>
+      </w:pPr>
+      <w:r>
+        <w:rPr>
+          <w:b w:val="0"/>
+        </w:rPr>
+        <w:t xml:space="preserve">A new model takes [u, v]. Compute a = ReLU(u + v - 3), b = ReLU(u - v), then q = a + 2b - 1. Trace both </w:t>
+      </w:r>
+      <w:r>
+        <w:rPr>
+          <w:b/>
+        </w:rPr>
+        <w:t>input</w:t>
+      </w:r>
+      <w:r>
+        <w:rPr>
+          <w:b w:val="0"/>
+        </w:rPr>
+        <w:t>s [2, 1] and [1, 2], including scores before ReLU. Apply class 1 when q &gt;= 0.</w:t>
+      </w:r>
+    </w:p>
+    <w:p>
+      <w:pPr>
+        <w:spacing w:line="336" w:lineRule="auto" w:after="180"/>
+        <w:shd w:fill="F5F1FB"/>
+      </w:pPr>
+      <w:r>
+        <w:rPr>
+          <w:b w:val="0"/>
+        </w:rPr>
+        <w:t xml:space="preserve">State the hidden and </w:t>
+      </w:r>
+      <w:r>
+        <w:rPr>
+          <w:b/>
+        </w:rPr>
+        <w:t>output</w:t>
+      </w:r>
+      <w:r>
+        <w:rPr>
+          <w:b w:val="0"/>
+        </w:rPr>
+        <w:t xml:space="preserve"> vector sizes.</w:t>
+      </w:r>
+    </w:p>
+    <w:p>
+      <w:pPr>
+        <w:pStyle w:val="Heading3"/>
+      </w:pPr>
+      <w:r>
+        <w:t>Teacher reasoning · W4</w:t>
+      </w:r>
+    </w:p>
+    <w:p>
+      <w:pPr>
+        <w:spacing w:line="336" w:lineRule="auto" w:after="180"/>
+        <w:shd w:fill="F1F6FC"/>
+      </w:pPr>
+      <w:r>
+        <w:rPr>
+          <w:b w:val="0"/>
+        </w:rPr>
+        <w:t xml:space="preserve">Teacher explanation: For [2, 1], scores 0 and 1 give [a, b] = [0, 1], q = 1 and class 1. For [1, 2], scores 0 and -1 give [0, 0], q = -1 and class 0. Hidden dimension is 2; </w:t>
+      </w:r>
+      <w:r>
+        <w:rPr>
+          <w:b/>
+        </w:rPr>
+        <w:t>output</w:t>
+      </w:r>
+      <w:r>
+        <w:rPr>
+          <w:b w:val="0"/>
+        </w:rPr>
+        <w:t xml:space="preserve"> dimension is 1.</w:t>
+      </w:r>
+    </w:p>
+    <w:p>
+      <w:pPr>
+        <w:spacing w:line="336" w:lineRule="auto" w:after="180"/>
+        <w:shd w:fill="F1F6FC"/>
+      </w:pPr>
+      <w:r>
+        <w:rPr>
+          <w:b w:val="0"/>
+        </w:rPr>
+        <w:t>The equality at hidden score zero produces activation zero, not an automatic final class.</w:t>
+      </w:r>
+    </w:p>
+    <w:p>
+      <w:pPr>
+        <w:pStyle w:val="Heading3"/>
+      </w:pPr>
+      <w:r>
+        <w:t>W5 Explain information loss</w:t>
+      </w:r>
+    </w:p>
+    <w:p>
+      <w:pPr>
+        <w:pStyle w:val="Heading3"/>
+      </w:pPr>
+      <w:r>
+        <w:t>Workbook question · W5</w:t>
+      </w:r>
+    </w:p>
+    <w:p>
+      <w:pPr>
+        <w:spacing w:line="336" w:lineRule="auto" w:after="180"/>
+        <w:shd w:fill="F5F1FB"/>
+      </w:pPr>
+      <w:r>
+        <w:rPr>
+          <w:b w:val="0"/>
+        </w:rPr>
+        <w:t xml:space="preserve">Use the lesson model to verify h and y for [0, 1] and [0, 2]. Could a fixed later </w:t>
+      </w:r>
+      <w:r>
+        <w:rPr>
+          <w:b/>
+        </w:rPr>
+        <w:t>layer</w:t>
+      </w:r>
+      <w:r>
+        <w:rPr>
+          <w:b w:val="0"/>
+        </w:rPr>
+        <w:t xml:space="preserve"> receiving only h distinguish the two original </w:t>
+      </w:r>
+      <w:r>
+        <w:rPr>
+          <w:b/>
+        </w:rPr>
+        <w:t>input</w:t>
+      </w:r>
+      <w:r>
+        <w:rPr>
+          <w:b w:val="0"/>
+        </w:rPr>
+        <w:t>s?</w:t>
+      </w:r>
+    </w:p>
+    <w:p>
+      <w:pPr>
+        <w:pStyle w:val="Heading3"/>
+      </w:pPr>
+      <w:r>
+        <w:t>Teacher reasoning · W5</w:t>
+      </w:r>
+    </w:p>
+    <w:p>
+      <w:pPr>
+        <w:spacing w:line="336" w:lineRule="auto" w:after="180"/>
+        <w:shd w:fill="F1F6FC"/>
+      </w:pPr>
+      <w:r>
+        <w:rPr>
+          <w:b w:val="0"/>
+        </w:rPr>
+        <w:t>Teacher explanation: Scores are [-1, -1] and [-2, 0]. Both produce h = [0, 0] and y = 1.</w:t>
+      </w:r>
+    </w:p>
+    <w:p>
+      <w:pPr>
+        <w:spacing w:line="336" w:lineRule="auto" w:after="180"/>
+        <w:shd w:fill="F1F6FC"/>
+      </w:pPr>
+      <w:r>
+        <w:rPr>
+          <w:b w:val="0"/>
+        </w:rPr>
+        <w:t>A deterministic later computation given the same h produces the same result; additional original-</w:t>
+      </w:r>
+      <w:r>
+        <w:rPr>
+          <w:b/>
+        </w:rPr>
+        <w:t>input</w:t>
+      </w:r>
+      <w:r>
+        <w:rPr>
+          <w:b w:val="0"/>
+        </w:rPr>
+        <w:t xml:space="preserve"> information would require a changed architecture.</w:t>
+      </w:r>
+    </w:p>
+    <w:p>
+      <w:pPr>
+        <w:pStyle w:val="Heading3"/>
+      </w:pPr>
+      <w:r>
+        <w:t>Independent assessment and fresh retry</w:t>
+      </w:r>
+    </w:p>
+    <w:p>
+      <w:pPr>
+        <w:pStyle w:val="Heading3"/>
+      </w:pPr>
+      <w:r>
+        <w:t>Teacher key · Independent assessment and fresh retry</w:t>
+      </w:r>
+    </w:p>
+    <w:p>
+      <w:pPr>
+        <w:spacing w:line="336" w:lineRule="auto" w:after="180"/>
+        <w:shd w:fill="F1F6FC"/>
+      </w:pPr>
+      <w:r>
+        <w:rPr>
+          <w:b w:val="0"/>
+        </w:rPr>
+        <w:t>W4 requires both complete traces, correct classes and sizes. Fresh retry: a = ReLU(u - 1), b = ReLU(v - 2), q = 2a - b.</w:t>
+      </w:r>
+    </w:p>
+    <w:p>
+      <w:pPr>
+        <w:spacing w:line="336" w:lineRule="auto" w:after="180"/>
+        <w:shd w:fill="F1F6FC"/>
+      </w:pPr>
+      <w:r>
+        <w:rPr>
+          <w:b/>
+        </w:rPr>
+        <w:t>Input</w:t>
+      </w:r>
+      <w:r>
+        <w:rPr>
+          <w:b w:val="0"/>
+        </w:rPr>
+        <w:t xml:space="preserve">s [0, 3] and [2, 2] give pre-activation scores [-1, 1] and [1, 0], hidden vectors [0, 1] and [1, 0], and q values -1 and 2. Under q &gt;= 0 their classes are 0 and 1. Ask which vector the </w:t>
+      </w:r>
+      <w:r>
+        <w:rPr>
+          <w:b/>
+        </w:rPr>
+        <w:t>output</w:t>
+      </w:r>
+      <w:r>
+        <w:rPr>
+          <w:b w:val="0"/>
+        </w:rPr>
+        <w:t xml:space="preserve"> </w:t>
+      </w:r>
+      <w:r>
+        <w:rPr>
+          <w:b/>
+        </w:rPr>
+        <w:t>layer</w:t>
+      </w:r>
+      <w:r>
+        <w:rPr>
+          <w:b w:val="0"/>
+        </w:rPr>
+        <w:t xml:space="preserve"> actually receives.</w:t>
+      </w:r>
+    </w:p>
+    <w:p>
+      <w:pPr>
+        <w:pStyle w:val="Heading3"/>
+      </w:pPr>
+      <w:r>
+        <w:t>Assess independent transfer</w:t>
+      </w:r>
+    </w:p>
+    <w:p>
+      <w:pPr>
+        <w:pStyle w:val="Heading3"/>
+      </w:pPr>
+      <w:r>
+        <w:t>Independent question · withhold the key</w:t>
+      </w:r>
+    </w:p>
+    <w:p>
+      <w:pPr>
+        <w:spacing w:line="336" w:lineRule="auto" w:after="180"/>
+        <w:shd w:fill="F5F1FB"/>
+      </w:pPr>
+      <w:r>
+        <w:rPr>
+          <w:b w:val="0"/>
+        </w:rPr>
+        <w:t xml:space="preserve">Selected case: A new model takes [u, v]. Compute a = ReLU(u + v - 3), b = ReLU(u - v), then q = a + 2b - 1. Trace both </w:t>
+      </w:r>
+      <w:r>
+        <w:rPr>
+          <w:b/>
+        </w:rPr>
+        <w:t>input</w:t>
+      </w:r>
+      <w:r>
+        <w:rPr>
+          <w:b w:val="0"/>
+        </w:rPr>
+        <w:t>s [2, 1] and [1, 2], including scores before ReLU. Apply class 1 when q &gt;= 0.</w:t>
+      </w:r>
+    </w:p>
+    <w:p>
+      <w:pPr>
+        <w:spacing w:line="336" w:lineRule="auto" w:after="180"/>
+        <w:shd w:fill="F5F1FB"/>
+      </w:pPr>
+      <w:r>
+        <w:rPr>
+          <w:b w:val="0"/>
+        </w:rPr>
+        <w:t xml:space="preserve">State the hidden and </w:t>
+      </w:r>
+      <w:r>
+        <w:rPr>
+          <w:b/>
+        </w:rPr>
+        <w:t>output</w:t>
+      </w:r>
+      <w:r>
+        <w:rPr>
+          <w:b w:val="0"/>
+        </w:rPr>
+        <w:t xml:space="preserve"> vector sizes.</w:t>
+      </w:r>
+    </w:p>
+    <w:p>
+      <w:pPr>
+        <w:pStyle w:val="Heading3"/>
+      </w:pPr>
+      <w:r>
+        <w:t>Selected case answer</w:t>
+      </w:r>
+    </w:p>
+    <w:p>
+      <w:pPr>
+        <w:pStyle w:val="Heading3"/>
+      </w:pPr>
+      <w:r>
+        <w:t>Teacher key · Selected case answer</w:t>
+      </w:r>
+    </w:p>
+    <w:p>
+      <w:pPr>
+        <w:spacing w:line="336" w:lineRule="auto" w:after="180"/>
+        <w:shd w:fill="F1F6FC"/>
+      </w:pPr>
+      <w:r>
+        <w:rPr>
+          <w:b w:val="0"/>
+        </w:rPr>
+        <w:t xml:space="preserve">Teacher explanation: For [2, 1], scores 0 and 1 give [a, b] = [0, 1], q = 1 and class 1. For [1, 2], scores 0 and -1 give [0, 0], q = -1 and class 0. Hidden dimension is 2; </w:t>
+      </w:r>
+      <w:r>
+        <w:rPr>
+          <w:b/>
+        </w:rPr>
+        <w:t>output</w:t>
+      </w:r>
+      <w:r>
+        <w:rPr>
+          <w:b w:val="0"/>
+        </w:rPr>
+        <w:t xml:space="preserve"> dimension is 1.</w:t>
+      </w:r>
+    </w:p>
+    <w:p>
+      <w:pPr>
+        <w:spacing w:line="336" w:lineRule="auto" w:after="180"/>
+        <w:shd w:fill="F1F6FC"/>
+      </w:pPr>
+      <w:r>
+        <w:rPr>
+          <w:b w:val="0"/>
+        </w:rPr>
+        <w:t>The equality at hidden score zero produces activation zero, not an automatic final class.</w:t>
       </w:r>
     </w:p>
     <w:tbl>
@@ -1943,67 +4077,293 @@
       </w:tr>
     </w:tbl>
     <w:p>
-      <w:r>
-        <w:t>Record each dimension as not yet, with support, or independent. Accept a valid alternative procedure with a defensible trace. Do not penalise an honestly recorded model failure if the learner correctly explains its evidence and limits.</w:t>
+      <w:pPr>
+        <w:pStyle w:val="Heading3"/>
+      </w:pPr>
+      <w:r>
+        <w:t>Teacher key · Selected case answer</w:t>
       </w:r>
     </w:p>
     <w:p>
       <w:pPr>
-        <w:pStyle w:val="Heading3"/>
-      </w:pPr>
-      <w:r>
-        <w:t>Feedback that the learner uses</w:t>
+        <w:spacing w:line="336" w:lineRule="auto" w:after="180"/>
+        <w:shd w:fill="F1F6FC"/>
+      </w:pPr>
+      <w:r>
+        <w:rPr>
+          <w:b w:val="0"/>
+        </w:rPr>
+        <w:t>Record each dimension as not yet, with support, or independent. Accept a valid alternative procedure with a defensible trace.</w:t>
       </w:r>
     </w:p>
     <w:p>
-      <w:r>
-        <w:t>Name the earliest unsupported step and give one action to repair it. Have the learner make that repair now and explain why. Then assess the relevant skill on a fresh, fully specified case. Confirm it was not previously practised with feedback; solve and check the new case before assigning it. A follow-up design prompt is a starting brief, not automatically an equivalent test.</w:t>
+      <w:pPr>
+        <w:spacing w:line="336" w:lineRule="auto" w:after="180"/>
+        <w:shd w:fill="F1F6FC"/>
+      </w:pPr>
+      <w:r>
+        <w:rPr>
+          <w:b w:val="0"/>
+        </w:rPr>
+        <w:t xml:space="preserve">Do not penalise an honestly recorded model failure if the learner correctly explains its </w:t>
+      </w:r>
+      <w:r>
+        <w:rPr>
+          <w:b/>
+        </w:rPr>
+        <w:t>evidence</w:t>
+      </w:r>
+      <w:r>
+        <w:rPr>
+          <w:b w:val="0"/>
+        </w:rPr>
+        <w:t xml:space="preserve"> and limits.</w:t>
       </w:r>
     </w:p>
     <w:p>
       <w:pPr>
-        <w:pStyle w:val="Heading1"/>
-      </w:pPr>
-      <w:r>
-        <w:t>06. Connect the project, support and next lesson</w:t>
+        <w:pStyle w:val="Heading3"/>
+      </w:pPr>
+      <w:r>
+        <w:t>Feedback that the learner uses</w:t>
       </w:r>
     </w:p>
     <w:p>
-      <w:r>
-        <w:t>Add a labelled composing layers evidence sheet to Image-pattern Network Investigation. Show how you can trace how one layer supplies the next layer inputs. Use the supplied fictional case and keep its inputs, intermediate steps, calculation or prediction, and limitation. Connect this record to last week’s record; a matching answer without a trace is insufficient.</w:t>
+      <w:pPr>
+        <w:spacing w:line="336" w:lineRule="auto" w:after="180"/>
+      </w:pPr>
+      <w:r>
+        <w:rPr>
+          <w:b w:val="0"/>
+        </w:rPr>
+        <w:t>Name the earliest unsupported step and give one action to repair it. Have the learner make that repair now and explain why. Then assess the relevant skill on a fresh, fully specified case.</w:t>
       </w:r>
     </w:p>
     <w:p>
-      <w:r>
-        <w:t>Provide a five-column trace table labelled x, z, h, output contributions and y. Allow arithmetic support while requiring the student to name each connection. Extension: replace hidden ReLU with identity and simplify the lesson network to y = x1 - 3x2 + 3. Test [1, 3] to show that the simplified affine model differs from the ReLU model.</w:t>
+      <w:pPr>
+        <w:spacing w:line="336" w:lineRule="auto" w:after="180"/>
+      </w:pPr>
+      <w:r>
+        <w:rPr>
+          <w:b w:val="0"/>
+        </w:rPr>
+        <w:t>Confirm it was not previously practised with feedback; solve and check the new case before assigning it. A follow-up design prompt is a starting brief, not automatically an equivalent test.</w:t>
       </w:r>
     </w:p>
     <w:p>
-      <w:r>
-        <w:t>Week 6 develops forward passes by hand and systematic checking of intermediate values.</w:t>
+      <w:pPr>
+        <w:pStyle w:val="Heading1"/>
+      </w:pPr>
+      <w:r>
+        <w:t>06. Connect the project, support and next lesson</w:t>
       </w:r>
     </w:p>
     <w:p>
       <w:r>
-        <w:t>Retain the project ledger and assess a changed case after support. Check the relevant prerequisite before carrying this component forward.</w:t>
+        <w:t>Connect Composing layers to Image-pattern Network Investigation, adapt support and plan a later changed-case check.</w:t>
       </w:r>
     </w:p>
     <w:p>
       <w:pPr>
-        <w:pStyle w:val="Heading3"/>
-      </w:pPr>
-      <w:r>
-        <w:t>Plan the delayed return</w:t>
+        <w:spacing w:line="336" w:lineRule="auto" w:after="180"/>
+      </w:pPr>
+      <w:r>
+        <w:rPr>
+          <w:b w:val="0"/>
+        </w:rPr>
+        <w:t xml:space="preserve">Add a labelled composing </w:t>
+      </w:r>
+      <w:r>
+        <w:rPr>
+          <w:b/>
+        </w:rPr>
+        <w:t>layer</w:t>
+      </w:r>
+      <w:r>
+        <w:rPr>
+          <w:b w:val="0"/>
+        </w:rPr>
+        <w:t xml:space="preserve">s </w:t>
+      </w:r>
+      <w:r>
+        <w:rPr>
+          <w:b/>
+        </w:rPr>
+        <w:t>evidence</w:t>
+      </w:r>
+      <w:r>
+        <w:rPr>
+          <w:b w:val="0"/>
+        </w:rPr>
+        <w:t xml:space="preserve"> sheet to Image-pattern Network Investigation. Show how you can trace how one </w:t>
+      </w:r>
+      <w:r>
+        <w:rPr>
+          <w:b/>
+        </w:rPr>
+        <w:t>layer</w:t>
+      </w:r>
+      <w:r>
+        <w:rPr>
+          <w:b w:val="0"/>
+        </w:rPr>
+        <w:t xml:space="preserve"> supplies the next </w:t>
+      </w:r>
+      <w:r>
+        <w:rPr>
+          <w:b/>
+        </w:rPr>
+        <w:t>layer</w:t>
+      </w:r>
+      <w:r>
+        <w:rPr>
+          <w:b w:val="0"/>
+        </w:rPr>
+        <w:t xml:space="preserve"> </w:t>
+      </w:r>
+      <w:r>
+        <w:rPr>
+          <w:b/>
+        </w:rPr>
+        <w:t>input</w:t>
+      </w:r>
+      <w:r>
+        <w:rPr>
+          <w:b w:val="0"/>
+        </w:rPr>
+        <w:t>s.</w:t>
       </w:r>
     </w:p>
     <w:p>
-      <w:r>
-        <w:t>Suggested return points in this level: ai-5/6, ai-5/8, ai-5/11. Use actual classroom dates, adjusting for holidays and gaps. One, three and six teaching weeks are scheduling choices, not a claimed optimal spacing.</w:t>
+      <w:pPr>
+        <w:spacing w:line="336" w:lineRule="auto" w:after="180"/>
+      </w:pPr>
+      <w:r>
+        <w:rPr>
+          <w:b w:val="0"/>
+        </w:rPr>
+        <w:t xml:space="preserve">Use the supplied fictional case and keep its </w:t>
+      </w:r>
+      <w:r>
+        <w:rPr>
+          <w:b/>
+        </w:rPr>
+        <w:t>input</w:t>
+      </w:r>
+      <w:r>
+        <w:rPr>
+          <w:b w:val="0"/>
+        </w:rPr>
+        <w:t xml:space="preserve">s, intermediate steps, calculation or </w:t>
+      </w:r>
+      <w:r>
+        <w:rPr>
+          <w:b/>
+        </w:rPr>
+        <w:t>prediction</w:t>
+      </w:r>
+      <w:r>
+        <w:rPr>
+          <w:b w:val="0"/>
+        </w:rPr>
+        <w:t>, and limitation. Connect this record to last week’s record; a matching answer without a trace is insufficient.</w:t>
       </w:r>
     </w:p>
     <w:p>
-      <w:r>
-        <w:t>At a delayed check, ask for the idea from memory and a changed application. Compare with the earlier independent response and record support used. For a new level, revisit the previous capstone before checking the new prerequisites.</w:t>
+      <w:pPr>
+        <w:spacing w:line="336" w:lineRule="auto" w:after="180"/>
+      </w:pPr>
+      <w:r>
+        <w:rPr>
+          <w:b w:val="0"/>
+        </w:rPr>
+        <w:t xml:space="preserve">Provide a five-column trace table labelled x, z, h, </w:t>
+      </w:r>
+      <w:r>
+        <w:rPr>
+          <w:b/>
+        </w:rPr>
+        <w:t>output</w:t>
+      </w:r>
+      <w:r>
+        <w:rPr>
+          <w:b w:val="0"/>
+        </w:rPr>
+        <w:t xml:space="preserve"> contributions and y. Allow arithmetic support while requiring the student to name each connection.</w:t>
+      </w:r>
+    </w:p>
+    <w:p>
+      <w:pPr>
+        <w:spacing w:line="336" w:lineRule="auto" w:after="180"/>
+      </w:pPr>
+      <w:r>
+        <w:rPr>
+          <w:b w:val="0"/>
+        </w:rPr>
+        <w:t>Extension: replace hidden ReLU with identity and simplify the lesson network to y = x1 - 3x2 + 3. Test [1, 3] to show that the simplified affine model differs from the ReLU model.</w:t>
+      </w:r>
+    </w:p>
+    <w:p>
+      <w:pPr>
+        <w:spacing w:line="336" w:lineRule="auto" w:after="180"/>
+      </w:pPr>
+      <w:r>
+        <w:rPr>
+          <w:b w:val="0"/>
+        </w:rPr>
+        <w:t>Week 6 develops forward passes by hand and systematic checking of intermediate values.</w:t>
+      </w:r>
+    </w:p>
+    <w:p>
+      <w:pPr>
+        <w:spacing w:line="336" w:lineRule="auto" w:after="180"/>
+      </w:pPr>
+      <w:r>
+        <w:rPr>
+          <w:b w:val="0"/>
+        </w:rPr>
+        <w:t>Retain the project ledger and assess a changed case after support. Check the relevant prerequisite before carrying this component forward.</w:t>
+      </w:r>
+    </w:p>
+    <w:p>
+      <w:pPr>
+        <w:pStyle w:val="Heading3"/>
+      </w:pPr>
+      <w:r>
+        <w:t>Plan the delayed return</w:t>
+      </w:r>
+    </w:p>
+    <w:p>
+      <w:pPr>
+        <w:spacing w:line="336" w:lineRule="auto" w:after="180"/>
+      </w:pPr>
+      <w:r>
+        <w:rPr>
+          <w:b w:val="0"/>
+        </w:rPr>
+        <w:t>Suggested return points in this level: ai-5/6, ai-5/8, ai-5/11. Use actual classroom dates, adjusting for holidays and gaps. One, three and six teaching weeks are scheduling choices, not a claimed optimal spacing.</w:t>
+      </w:r>
+    </w:p>
+    <w:p>
+      <w:pPr>
+        <w:spacing w:line="336" w:lineRule="auto" w:after="180"/>
+      </w:pPr>
+      <w:r>
+        <w:rPr>
+          <w:b w:val="0"/>
+        </w:rPr>
+        <w:t>At a delayed check, ask for the idea from memory and a changed application. Compare with the earlier independent response and record support used.</w:t>
+      </w:r>
+    </w:p>
+    <w:p>
+      <w:pPr>
+        <w:spacing w:line="336" w:lineRule="auto" w:after="180"/>
+      </w:pPr>
+      <w:r>
+        <w:rPr>
+          <w:b w:val="0"/>
+        </w:rPr>
+        <w:t>For a new level, revisit the previous capstone before checking the new prerequisites.</w:t>
       </w:r>
     </w:p>
     <w:tbl>
@@ -2163,8 +4523,26 @@
       </w:tr>
     </w:tbl>
     <w:p>
-      <w:r>
-        <w:t>Use the evidence to choose reteaching or the next step. A completed page, confidence rating or attractive project does not by itself demonstrate understanding.</w:t>
+      <w:pPr>
+        <w:spacing w:line="336" w:lineRule="auto" w:after="180"/>
+      </w:pPr>
+      <w:r>
+        <w:rPr>
+          <w:b w:val="0"/>
+        </w:rPr>
+        <w:t xml:space="preserve">Use the </w:t>
+      </w:r>
+      <w:r>
+        <w:rPr>
+          <w:b/>
+        </w:rPr>
+        <w:t>evidence</w:t>
+      </w:r>
+      <w:r>
+        <w:rPr>
+          <w:b w:val="0"/>
+        </w:rPr>
+        <w:t xml:space="preserve"> to choose reteaching or the next step. A completed page, confidence rating or attractive project does not by itself demonstrate understanding.</w:t>
       </w:r>
     </w:p>
     <w:p>
@@ -2176,26 +4554,129 @@
       </w:r>
     </w:p>
     <w:p>
-      <w:r>
-        <w:t>For your Image-pattern Network Investigation, save the input, procedure, observed result and limitation of this check. Label this worked example as practice; use a different, previously unreviewed case when checking independent understanding.</w:t>
+      <w:pPr>
+        <w:spacing w:line="336" w:lineRule="auto" w:after="180"/>
+      </w:pPr>
+      <w:r>
+        <w:rPr>
+          <w:b w:val="0"/>
+        </w:rPr>
+        <w:t xml:space="preserve">For your Image-pattern Network Investigation, save the </w:t>
+      </w:r>
+      <w:r>
+        <w:rPr>
+          <w:b/>
+        </w:rPr>
+        <w:t>input</w:t>
+      </w:r>
+      <w:r>
+        <w:rPr>
+          <w:b w:val="0"/>
+        </w:rPr>
+        <w:t>, procedure, observed result and limitation of this check.</w:t>
       </w:r>
     </w:p>
     <w:p>
       <w:pPr>
-        <w:pStyle w:val="Heading1"/>
-      </w:pPr>
-      <w:r>
-        <w:t>07. Prepare, teach and assess</w:t>
+        <w:spacing w:line="336" w:lineRule="auto" w:after="180"/>
+      </w:pPr>
+      <w:r>
+        <w:rPr>
+          <w:b w:val="0"/>
+        </w:rPr>
+        <w:t>Label this worked example as practice; use a different, previously unreviewed case when checking independent understanding.</w:t>
       </w:r>
     </w:p>
     <w:p>
-      <w:r>
-        <w:t>Teaching target: Trace how one layer supplies the next layer inputs</w:t>
+      <w:pPr>
+        <w:pStyle w:val="Heading1"/>
+      </w:pPr>
+      <w:r>
+        <w:t>07. Prepare, teach and assess</w:t>
       </w:r>
     </w:p>
     <w:p>
       <w:r>
-        <w:t>Prepare the labelled worked-case picture, the matching workbook, fictional input cards and a place for individual responses. Check a local Python 3 environment before class; have a paper-trace version ready.</w:t>
+        <w:t>Use this preparation summary alongside the detailed Composing layers lesson; it is a checklist rather than a replacement for the full sequence.</w:t>
+      </w:r>
+    </w:p>
+    <w:p>
+      <w:pPr>
+        <w:pStyle w:val="Heading3"/>
+      </w:pPr>
+      <w:r>
+        <w:t>Teaching target</w:t>
+      </w:r>
+    </w:p>
+    <w:p>
+      <w:pPr>
+        <w:spacing w:line="336" w:lineRule="auto" w:after="180"/>
+        <w:shd w:fill="EDF7F3"/>
+      </w:pPr>
+      <w:r>
+        <w:rPr>
+          <w:b w:val="0"/>
+        </w:rPr>
+        <w:t xml:space="preserve">Teaching target: Trace how one </w:t>
+      </w:r>
+      <w:r>
+        <w:rPr>
+          <w:b/>
+        </w:rPr>
+        <w:t>layer</w:t>
+      </w:r>
+      <w:r>
+        <w:rPr>
+          <w:b w:val="0"/>
+        </w:rPr>
+        <w:t xml:space="preserve"> supplies the next </w:t>
+      </w:r>
+      <w:r>
+        <w:rPr>
+          <w:b/>
+        </w:rPr>
+        <w:t>layer</w:t>
+      </w:r>
+      <w:r>
+        <w:rPr>
+          <w:b w:val="0"/>
+        </w:rPr>
+        <w:t xml:space="preserve"> </w:t>
+      </w:r>
+      <w:r>
+        <w:rPr>
+          <w:b/>
+        </w:rPr>
+        <w:t>input</w:t>
+      </w:r>
+      <w:r>
+        <w:rPr>
+          <w:b w:val="0"/>
+        </w:rPr>
+        <w:t>s</w:t>
+      </w:r>
+    </w:p>
+    <w:p>
+      <w:pPr>
+        <w:spacing w:line="336" w:lineRule="auto" w:after="180"/>
+      </w:pPr>
+      <w:r>
+        <w:rPr>
+          <w:b w:val="0"/>
+        </w:rPr>
+        <w:t xml:space="preserve">Prepare the labelled worked-case picture, the matching workbook, fictional </w:t>
+      </w:r>
+      <w:r>
+        <w:rPr>
+          <w:b/>
+        </w:rPr>
+        <w:t>input</w:t>
+      </w:r>
+      <w:r>
+        <w:rPr>
+          <w:b w:val="0"/>
+        </w:rPr>
+        <w:t xml:space="preserve"> cards and a place for individual responses. Check a local Python 3 environment before class; have a paper-trace version ready.</w:t>
       </w:r>
     </w:p>
     <w:tbl>
@@ -2342,37 +4823,279 @@
       </w:tr>
     </w:tbl>
     <w:p>
-      <w:r>
-        <w:t>Before class, solve the supported practice: A revised hidden layer returns [h1, h2, h3]. The output layer still has weights [2, -1]. Explain the mismatch and what must be specified before calculation.</w:t>
+      <w:pPr>
+        <w:spacing w:line="336" w:lineRule="auto" w:after="180"/>
+      </w:pPr>
+      <w:r>
+        <w:rPr>
+          <w:b w:val="0"/>
+        </w:rPr>
+        <w:t xml:space="preserve">Before class, solve the supported practice: A revised hidden </w:t>
+      </w:r>
+      <w:r>
+        <w:rPr>
+          <w:b/>
+        </w:rPr>
+        <w:t>layer</w:t>
+      </w:r>
+      <w:r>
+        <w:rPr>
+          <w:b w:val="0"/>
+        </w:rPr>
+        <w:t xml:space="preserve"> returns [h1, h2, h3]. The </w:t>
+      </w:r>
+      <w:r>
+        <w:rPr>
+          <w:b/>
+        </w:rPr>
+        <w:t>output</w:t>
+      </w:r>
+      <w:r>
+        <w:rPr>
+          <w:b w:val="0"/>
+        </w:rPr>
+        <w:t xml:space="preserve"> </w:t>
+      </w:r>
+      <w:r>
+        <w:rPr>
+          <w:b/>
+        </w:rPr>
+        <w:t>layer</w:t>
+      </w:r>
+      <w:r>
+        <w:rPr>
+          <w:b w:val="0"/>
+        </w:rPr>
+        <w:t xml:space="preserve"> still has weights [2, -1]. Explain the mismatch and what must be specified before calculation.</w:t>
       </w:r>
     </w:p>
     <w:p>
-      <w:r>
-        <w:t>Reasoned practice answer: Teacher explanation: Three hidden values need three matching weights under this dense output definition. Specify all three coefficients and the bias or explicitly design a documented selection operation. Do not silently drop the third value.</w:t>
+      <w:pPr>
+        <w:pStyle w:val="Heading3"/>
+      </w:pPr>
+      <w:r>
+        <w:t>Supported practice answer</w:t>
       </w:r>
     </w:p>
     <w:p>
-      <w:r>
-        <w:t>Check every learner before discussion: Use the worked case for Composing layers. Proposed explanation: “The second hidden unit receives the first hidden unit output”. Decide whether this explanation is supported. Point to the step or supplied fact that decides; explain your repair if needed.</w:t>
+      <w:pPr>
+        <w:spacing w:line="336" w:lineRule="auto" w:after="180"/>
+        <w:shd w:fill="F1F6FC"/>
+      </w:pPr>
+      <w:r>
+        <w:rPr>
+          <w:b w:val="0"/>
+        </w:rPr>
+        <w:t xml:space="preserve">Reasoned practice answer: Teacher explanation: Three hidden values need three matching weights under this dense </w:t>
+      </w:r>
+      <w:r>
+        <w:rPr>
+          <w:b/>
+        </w:rPr>
+        <w:t>output</w:t>
+      </w:r>
+      <w:r>
+        <w:rPr>
+          <w:b w:val="0"/>
+        </w:rPr>
+        <w:t xml:space="preserve"> definition.</w:t>
       </w:r>
     </w:p>
     <w:p>
-      <w:r>
-        <w:t>Misconception repair: Both units in this hidden layer receive x. The next layer receives the pair of activations after both are computed.</w:t>
+      <w:pPr>
+        <w:spacing w:line="336" w:lineRule="auto" w:after="180"/>
+        <w:shd w:fill="F1F6FC"/>
+      </w:pPr>
+      <w:r>
+        <w:rPr>
+          <w:b w:val="0"/>
+        </w:rPr>
+        <w:t>Specify all three coefficients and the bias or explicitly design a documented selection operation. Do not silently drop the third value.</w:t>
       </w:r>
     </w:p>
     <w:p>
-      <w:r>
-        <w:t>Support: read the exact case aloud, enlarge the labelled picture, supply input cards and model only the first deciding step. Accept a spoken explanation or drawing; retain the reasoning goal.</w:t>
+      <w:pPr>
+        <w:spacing w:line="336" w:lineRule="auto" w:after="180"/>
+      </w:pPr>
+      <w:r>
+        <w:rPr>
+          <w:b w:val="0"/>
+        </w:rPr>
+        <w:t xml:space="preserve">Check every learner before discussion: Use the worked case for Composing </w:t>
+      </w:r>
+      <w:r>
+        <w:rPr>
+          <w:b/>
+        </w:rPr>
+        <w:t>layer</w:t>
+      </w:r>
+      <w:r>
+        <w:rPr>
+          <w:b w:val="0"/>
+        </w:rPr>
+        <w:t xml:space="preserve">s. Proposed explanation: “The second hidden unit receives the first hidden unit </w:t>
+      </w:r>
+      <w:r>
+        <w:rPr>
+          <w:b/>
+        </w:rPr>
+        <w:t>output</w:t>
+      </w:r>
+      <w:r>
+        <w:rPr>
+          <w:b w:val="0"/>
+        </w:rPr>
+        <w:t>”. Decide whether this explanation is supported.</w:t>
       </w:r>
     </w:p>
     <w:p>
-      <w:r>
-        <w:t>Extension: Change only v from 3 to1. Require a prediction and a reason before comparing. Expected result: h1 stays2, h2 becomes0, y becomes2. Reason: The second hidden unit’s preactivation reaches0 while the first unit is unchanged.</w:t>
+      <w:pPr>
+        <w:spacing w:line="336" w:lineRule="auto" w:after="180"/>
+      </w:pPr>
+      <w:r>
+        <w:rPr>
+          <w:b w:val="0"/>
+        </w:rPr>
+        <w:t>Point to the step or supplied fact that decides; explain your repair if needed.</w:t>
       </w:r>
     </w:p>
     <w:p>
-      <w:r>
+      <w:pPr>
+        <w:pStyle w:val="Heading3"/>
+      </w:pPr>
+      <w:r>
+        <w:t>Repair the misconception</w:t>
+      </w:r>
+    </w:p>
+    <w:p>
+      <w:pPr>
+        <w:spacing w:line="336" w:lineRule="auto" w:after="180"/>
+        <w:shd w:fill="FFF5E6"/>
+      </w:pPr>
+      <w:r>
+        <w:rPr>
+          <w:b w:val="0"/>
+        </w:rPr>
+        <w:t xml:space="preserve">Misconception repair: Both units in this hidden </w:t>
+      </w:r>
+      <w:r>
+        <w:rPr>
+          <w:b/>
+        </w:rPr>
+        <w:t>layer</w:t>
+      </w:r>
+      <w:r>
+        <w:rPr>
+          <w:b w:val="0"/>
+        </w:rPr>
+        <w:t xml:space="preserve"> receive x. The next </w:t>
+      </w:r>
+      <w:r>
+        <w:rPr>
+          <w:b/>
+        </w:rPr>
+        <w:t>layer</w:t>
+      </w:r>
+      <w:r>
+        <w:rPr>
+          <w:b w:val="0"/>
+        </w:rPr>
+        <w:t xml:space="preserve"> receives the pair of activations after both are computed.</w:t>
+      </w:r>
+    </w:p>
+    <w:p>
+      <w:pPr>
+        <w:pStyle w:val="Heading3"/>
+      </w:pPr>
+      <w:r>
+        <w:t>Support without giving away the answer</w:t>
+      </w:r>
+    </w:p>
+    <w:p>
+      <w:pPr>
+        <w:spacing w:line="336" w:lineRule="auto" w:after="180"/>
+        <w:shd w:fill="F1F6F8"/>
+      </w:pPr>
+      <w:r>
+        <w:rPr>
+          <w:b w:val="0"/>
+        </w:rPr>
+        <w:t xml:space="preserve">Support: read the exact case aloud, enlarge the labelled picture, supply </w:t>
+      </w:r>
+      <w:r>
+        <w:rPr>
+          <w:b/>
+        </w:rPr>
+        <w:t>input</w:t>
+      </w:r>
+      <w:r>
+        <w:rPr>
+          <w:b w:val="0"/>
+        </w:rPr>
+        <w:t xml:space="preserve"> cards and model only the first deciding step. Accept a spoken explanation or drawing; retain the reasoning goal.</w:t>
+      </w:r>
+    </w:p>
+    <w:p>
+      <w:pPr>
+        <w:pStyle w:val="Heading3"/>
+      </w:pPr>
+      <w:r>
+        <w:t>Extend the reasoning</w:t>
+      </w:r>
+    </w:p>
+    <w:p>
+      <w:pPr>
+        <w:spacing w:line="336" w:lineRule="auto" w:after="180"/>
+        <w:shd w:fill="F5F1FB"/>
+      </w:pPr>
+      <w:r>
+        <w:rPr>
+          <w:b w:val="0"/>
+        </w:rPr>
+        <w:t xml:space="preserve">Extension: Change only v from 3 to1. Require a </w:t>
+      </w:r>
+      <w:r>
+        <w:rPr>
+          <w:b/>
+        </w:rPr>
+        <w:t>prediction</w:t>
+      </w:r>
+      <w:r>
+        <w:rPr>
+          <w:b w:val="0"/>
+        </w:rPr>
+        <w:t xml:space="preserve"> and a reason before comparing. Expected result: h1 stays2, h2 becomes0, y becomes2.</w:t>
+      </w:r>
+    </w:p>
+    <w:p>
+      <w:pPr>
+        <w:spacing w:line="336" w:lineRule="auto" w:after="180"/>
+        <w:shd w:fill="F5F1FB"/>
+      </w:pPr>
+      <w:r>
+        <w:rPr>
+          <w:b w:val="0"/>
+        </w:rPr>
+        <w:t>Reason: The second hidden unit’s preactivation reaches0 while the first unit is unchanged.</w:t>
+      </w:r>
+    </w:p>
+    <w:p>
+      <w:pPr>
+        <w:pStyle w:val="Heading3"/>
+      </w:pPr>
+      <w:r>
+        <w:t>Protect the independent attempt</w:t>
+      </w:r>
+    </w:p>
+    <w:p>
+      <w:pPr>
+        <w:spacing w:line="336" w:lineRule="auto" w:after="180"/>
+        <w:shd w:fill="FFF5E6"/>
+      </w:pPr>
+      <w:r>
+        <w:rPr>
+          <w:b w:val="0"/>
+        </w:rPr>
         <w:t>Independent assessment: withhold the reserved answer until the learner has attempted the new case. Record support separately from correctness.</w:t>
       </w:r>
     </w:p>
@@ -2561,46 +5284,1224 @@
       </w:tr>
     </w:tbl>
     <w:p>
-      <w:r>
-        <w:t>Project checkpoint: Frame the need. Name the user, the problem, allowed inputs and a safe simple starting method.</w:t>
+      <w:pPr>
+        <w:pStyle w:val="Heading3"/>
+      </w:pPr>
+      <w:r>
+        <w:t>Project checkpoint</w:t>
       </w:r>
     </w:p>
     <w:p>
-      <w:r>
-        <w:t>Use the weekly teacher answer for topic-specific reasoning. A saved progress tick is an activity record; judge mastery from the learner’s explanation and evidence.</w:t>
+      <w:pPr>
+        <w:spacing w:line="336" w:lineRule="auto" w:after="180"/>
+        <w:shd w:fill="EDF7F3"/>
+      </w:pPr>
+      <w:r>
+        <w:rPr>
+          <w:b w:val="0"/>
+        </w:rPr>
+        <w:t xml:space="preserve">Project checkpoint: Frame the need. Name the user, the problem, allowed </w:t>
+      </w:r>
+      <w:r>
+        <w:rPr>
+          <w:b/>
+        </w:rPr>
+        <w:t>input</w:t>
+      </w:r>
+      <w:r>
+        <w:rPr>
+          <w:b w:val="0"/>
+        </w:rPr>
+        <w:t>s and a safe simple starting method.</w:t>
       </w:r>
     </w:p>
     <w:p>
       <w:pPr>
-        <w:pStyle w:val="Heading1"/>
-      </w:pPr>
-      <w:r>
-        <w:t>08. Use feedback, labs and repair paths</w:t>
+        <w:spacing w:line="336" w:lineRule="auto" w:after="180"/>
+      </w:pPr>
+      <w:r>
+        <w:rPr>
+          <w:b w:val="0"/>
+        </w:rPr>
+        <w:t xml:space="preserve">Use the weekly teacher answer for topic-specific reasoning. A saved progress tick is an activity record; judge mastery from the learner’s explanation and </w:t>
+      </w:r>
+      <w:r>
+        <w:rPr>
+          <w:b/>
+        </w:rPr>
+        <w:t>evidence</w:t>
+      </w:r>
+      <w:r>
+        <w:rPr>
+          <w:b w:val="0"/>
+        </w:rPr>
+        <w:t>.</w:t>
       </w:r>
     </w:p>
     <w:p>
-      <w:r>
-        <w:t>Use the two formative questions as supported practice, not as independent mastery scores. Discuss the deciding evidence rather than accepting a guessed selection.</w:t>
+      <w:pPr>
+        <w:pStyle w:val="Heading1"/>
+      </w:pPr>
+      <w:r>
+        <w:t>08. Use feedback, labs and repair paths</w:t>
       </w:r>
     </w:p>
     <w:p>
       <w:r>
-        <w:t>The feedback comes from the reviewed public worked case. Do not reveal the separately reserved independent teacher answer until the learner has attempted that case.</w:t>
+        <w:t>Use feedback, earlier review and portfolios purposefully. Apply the coding routine only when this lesson has an executable lab.</w:t>
       </w:r>
     </w:p>
     <w:p>
-      <w:r>
-        <w:t>Ask students to predict before running code. Preserve errors and actual outputs; collect a changed test and an explanation. The branch-boundary and indexing lessons deliberately include failure cases.</w:t>
+      <w:pPr>
+        <w:spacing w:line="336" w:lineRule="auto" w:after="180"/>
+      </w:pPr>
+      <w:r>
+        <w:rPr>
+          <w:b w:val="0"/>
+        </w:rPr>
+        <w:t xml:space="preserve">Use the two formative questions as supported practice, not as independent mastery scores. Discuss the deciding </w:t>
+      </w:r>
+      <w:r>
+        <w:rPr>
+          <w:b/>
+        </w:rPr>
+        <w:t>evidence</w:t>
+      </w:r>
+      <w:r>
+        <w:rPr>
+          <w:b w:val="0"/>
+        </w:rPr>
+        <w:t xml:space="preserve"> rather than accepting a guessed selection.</w:t>
       </w:r>
     </w:p>
     <w:p>
-      <w:r>
-        <w:t>Use the earlier worked-explanation links to address a specific missing building block, then return to the current question. Adapt this suggestion after observing the learner; it is not an automatic diagnosis.</w:t>
+      <w:pPr>
+        <w:spacing w:line="336" w:lineRule="auto" w:after="180"/>
+      </w:pPr>
+      <w:r>
+        <w:rPr>
+          <w:b w:val="0"/>
+        </w:rPr>
+        <w:t>The feedback comes from the reviewed public worked case. Do not reveal the separately reserved independent teacher answer until the learner has attempted that case.</w:t>
       </w:r>
     </w:p>
     <w:p>
-      <w:r>
-        <w:t>Collect the completed-work portfolio as evidence. Record support separately from correctness, and assess explanation, trace/test and limitations. Progress ticks and quiz selections alone do not establish mastery.</w:t>
+      <w:pPr>
+        <w:spacing w:line="336" w:lineRule="auto" w:after="180"/>
+      </w:pPr>
+      <w:r>
+        <w:rPr>
+          <w:b w:val="0"/>
+        </w:rPr>
+        <w:t xml:space="preserve">Ask students to predict before running code. Preserve errors and actual </w:t>
+      </w:r>
+      <w:r>
+        <w:rPr>
+          <w:b/>
+        </w:rPr>
+        <w:t>output</w:t>
+      </w:r>
+      <w:r>
+        <w:rPr>
+          <w:b w:val="0"/>
+        </w:rPr>
+        <w:t>s; collect a changed test and an explanation. The branch-boundary and indexing lessons deliberately include failure cases.</w:t>
+      </w:r>
+    </w:p>
+    <w:p>
+      <w:pPr>
+        <w:spacing w:line="336" w:lineRule="auto" w:after="180"/>
+      </w:pPr>
+      <w:r>
+        <w:rPr>
+          <w:b w:val="0"/>
+        </w:rPr>
+        <w:t>Use the earlier worked-explanation links to address a specific missing building block, then return to the current question. Adapt this suggestion after observing the learner; it is not an automatic diagnosis.</w:t>
+      </w:r>
+    </w:p>
+    <w:p>
+      <w:pPr>
+        <w:spacing w:line="336" w:lineRule="auto" w:after="180"/>
+      </w:pPr>
+      <w:r>
+        <w:rPr>
+          <w:b w:val="0"/>
+        </w:rPr>
+        <w:t xml:space="preserve">Collect the completed-work portfolio as </w:t>
+      </w:r>
+      <w:r>
+        <w:rPr>
+          <w:b/>
+        </w:rPr>
+        <w:t>evidence</w:t>
+      </w:r>
+      <w:r>
+        <w:rPr>
+          <w:b w:val="0"/>
+        </w:rPr>
+        <w:t>. Record support separately from correctness, and assess explanation, trace/test and limitations. Progress ticks and quiz selections alone do not establish mastery.</w:t>
+      </w:r>
+    </w:p>
+    <w:p>
+      <w:pPr>
+        <w:pStyle w:val="Heading1"/>
+      </w:pPr>
+      <w:r>
+        <w:t>09. Visual concept journey</w:t>
+      </w:r>
+    </w:p>
+    <w:p>
+      <w:r>
+        <w:t>Show one Composing layers graphic at a time, request a prediction and discuss its trace before the independent assessment.</w:t>
+      </w:r>
+    </w:p>
+    <w:p>
+      <w:pPr>
+        <w:spacing w:line="336" w:lineRule="auto" w:after="180"/>
+      </w:pPr>
+      <w:r>
+        <w:rPr>
+          <w:b w:val="0"/>
+        </w:rPr>
+        <w:t xml:space="preserve">Use one picture at a time. Hide a worked result before asking for a </w:t>
+      </w:r>
+      <w:r>
+        <w:rPr>
+          <w:b/>
+        </w:rPr>
+        <w:t>prediction</w:t>
+      </w:r>
+      <w:r>
+        <w:rPr>
+          <w:b w:val="0"/>
+        </w:rPr>
+        <w:t>, then reveal it for feedback. These are supported teaching cases; retain the separate independent assessment for a fresh first attempt.</w:t>
+      </w:r>
+    </w:p>
+    <w:p>
+      <w:pPr>
+        <w:pStyle w:val="Heading3"/>
+      </w:pPr>
+      <w:r>
+        <w:t>01. Composing layers: the case</w:t>
+      </w:r>
+    </w:p>
+    <w:p>
+      <w:r>
+        <w:drawing>
+          <wp:inline xmlns:a="http://schemas.openxmlformats.org/drawingml/2006/main" xmlns:pic="http://schemas.openxmlformats.org/drawingml/2006/picture">
+            <wp:extent cx="5486400" cy="2840736"/>
+            <wp:docPr id="2" name="Picture 2" descr="Compose two hidden detectors before one output instead of skipping a layer. Supplied facts: For input [u, v], h1=ReLU(u-2), h2=ReLU(v-1), y=h1-h2. Input [4, 3]. All inputs and outcomes in this worked example are invented classroom data; no real model run is claimed."/>
+            <wp:cNvGraphicFramePr>
+              <a:graphicFrameLocks noChangeAspect="1"/>
+            </wp:cNvGraphicFramePr>
+            <a:graphic>
+              <a:graphicData uri="http://schemas.openxmlformats.org/drawingml/2006/picture">
+                <pic:pic>
+                  <pic:nvPicPr>
+                    <pic:cNvPr id="0" name="academy-story-ai-5-5-01.png"/>
+                    <pic:cNvPicPr/>
+                  </pic:nvPicPr>
+                  <pic:blipFill>
+                    <a:blip r:embed="rId10"/>
+                    <a:stretch>
+                      <a:fillRect/>
+                    </a:stretch>
+                  </pic:blipFill>
+                  <pic:spPr>
+                    <a:xfrm>
+                      <a:off x="0" y="0"/>
+                      <a:ext cx="5486400" cy="2840736"/>
+                    </a:xfrm>
+                    <a:prstGeom prst="rect"/>
+                  </pic:spPr>
+                </pic:pic>
+              </a:graphicData>
+            </a:graphic>
+          </wp:inline>
+        </w:drawing>
+      </w:r>
+    </w:p>
+    <w:p>
+      <w:pPr>
+        <w:spacing w:line="336" w:lineRule="auto" w:after="180"/>
+      </w:pPr>
+      <w:r>
+        <w:rPr>
+          <w:b w:val="0"/>
+        </w:rPr>
+        <w:t xml:space="preserve">Compose two hidden detectors before one </w:t>
+      </w:r>
+      <w:r>
+        <w:rPr>
+          <w:b/>
+        </w:rPr>
+        <w:t>output</w:t>
+      </w:r>
+      <w:r>
+        <w:rPr>
+          <w:b w:val="0"/>
+        </w:rPr>
+        <w:t xml:space="preserve"> instead of skipping a </w:t>
+      </w:r>
+      <w:r>
+        <w:rPr>
+          <w:b/>
+        </w:rPr>
+        <w:t>layer</w:t>
+      </w:r>
+      <w:r>
+        <w:rPr>
+          <w:b w:val="0"/>
+        </w:rPr>
+        <w:t xml:space="preserve">. Supplied facts: For </w:t>
+      </w:r>
+      <w:r>
+        <w:rPr>
+          <w:b/>
+        </w:rPr>
+        <w:t>input</w:t>
+      </w:r>
+      <w:r>
+        <w:rPr>
+          <w:b w:val="0"/>
+        </w:rPr>
+        <w:t xml:space="preserve"> [u, v], h1=ReLU(u-2), h2=ReLU(v-1), y=h1-h2. </w:t>
+      </w:r>
+      <w:r>
+        <w:rPr>
+          <w:b/>
+        </w:rPr>
+        <w:t>Input</w:t>
+      </w:r>
+      <w:r>
+        <w:rPr>
+          <w:b w:val="0"/>
+        </w:rPr>
+        <w:t xml:space="preserve"> [4, 3].</w:t>
+      </w:r>
+    </w:p>
+    <w:p>
+      <w:pPr>
+        <w:spacing w:line="336" w:lineRule="auto" w:after="180"/>
+      </w:pPr>
+      <w:r>
+        <w:rPr>
+          <w:b w:val="0"/>
+        </w:rPr>
+        <w:t xml:space="preserve">All </w:t>
+      </w:r>
+      <w:r>
+        <w:rPr>
+          <w:b/>
+        </w:rPr>
+        <w:t>input</w:t>
+      </w:r>
+      <w:r>
+        <w:rPr>
+          <w:b w:val="0"/>
+        </w:rPr>
+        <w:t>s and outcomes in this worked example are invented classroom data; no real model run is claimed.</w:t>
+      </w:r>
+    </w:p>
+    <w:p>
+      <w:pPr>
+        <w:spacing w:line="336" w:lineRule="auto" w:after="180"/>
+        <w:shd w:fill="F5F1FB"/>
+      </w:pPr>
+      <w:r>
+        <w:rPr>
+          <w:b w:val="0"/>
+        </w:rPr>
+        <w:t>Point to the given fact that matters most. Explain why it matters.</w:t>
+      </w:r>
+    </w:p>
+    <w:p>
+      <w:pPr>
+        <w:pStyle w:val="Heading3"/>
+      </w:pPr>
+      <w:r>
+        <w:t>Discuss while showing the picture</w:t>
+      </w:r>
+    </w:p>
+    <w:p>
+      <w:pPr>
+        <w:spacing w:line="336" w:lineRule="auto" w:after="180"/>
+        <w:shd w:fill="F1F6F8"/>
+      </w:pPr>
+      <w:r>
+        <w:rPr>
+          <w:b w:val="0"/>
+        </w:rPr>
+        <w:t>Teacher prompt: Point to the given fact that matters most. Explain why it matters. Ask learners to describe one label or arrow in ordinary words. Use the adjacent transcript if the image is difficult to see.</w:t>
+      </w:r>
+    </w:p>
+    <w:p>
+      <w:pPr>
+        <w:pStyle w:val="Heading3"/>
+      </w:pPr>
+      <w:r>
+        <w:t>02. Follow the deciding steps</w:t>
+      </w:r>
+    </w:p>
+    <w:p>
+      <w:r>
+        <w:drawing>
+          <wp:inline xmlns:a="http://schemas.openxmlformats.org/drawingml/2006/main" xmlns:pic="http://schemas.openxmlformats.org/drawingml/2006/picture">
+            <wp:extent cx="5486400" cy="3182112"/>
+            <wp:docPr id="3" name="Picture 3" descr="First hidden unit: u-2=2, so h1=2. → Second hidden unit: v-1=2, so h2=2. → Compose output: y=2-2=0; the output uses activated hidden values, not raw inputs."/>
+            <wp:cNvGraphicFramePr>
+              <a:graphicFrameLocks noChangeAspect="1"/>
+            </wp:cNvGraphicFramePr>
+            <a:graphic>
+              <a:graphicData uri="http://schemas.openxmlformats.org/drawingml/2006/picture">
+                <pic:pic>
+                  <pic:nvPicPr>
+                    <pic:cNvPr id="0" name="academy-story-ai-5-5-02.png"/>
+                    <pic:cNvPicPr/>
+                  </pic:nvPicPr>
+                  <pic:blipFill>
+                    <a:blip r:embed="rId11"/>
+                    <a:stretch>
+                      <a:fillRect/>
+                    </a:stretch>
+                  </pic:blipFill>
+                  <pic:spPr>
+                    <a:xfrm>
+                      <a:off x="0" y="0"/>
+                      <a:ext cx="5486400" cy="3182112"/>
+                    </a:xfrm>
+                    <a:prstGeom prst="rect"/>
+                  </pic:spPr>
+                </pic:pic>
+              </a:graphicData>
+            </a:graphic>
+          </wp:inline>
+        </w:drawing>
+      </w:r>
+    </w:p>
+    <w:p>
+      <w:pPr>
+        <w:spacing w:line="336" w:lineRule="auto" w:after="180"/>
+      </w:pPr>
+      <w:r>
+        <w:rPr>
+          <w:b w:val="0"/>
+        </w:rPr>
+        <w:t xml:space="preserve">First hidden unit: u-2=2, so h1=2. → Second hidden unit: v-1=2, so h2=2. → Compose </w:t>
+      </w:r>
+      <w:r>
+        <w:rPr>
+          <w:b/>
+        </w:rPr>
+        <w:t>output</w:t>
+      </w:r>
+      <w:r>
+        <w:rPr>
+          <w:b w:val="0"/>
+        </w:rPr>
+        <w:t xml:space="preserve">: y=2-2=0; the </w:t>
+      </w:r>
+      <w:r>
+        <w:rPr>
+          <w:b/>
+        </w:rPr>
+        <w:t>output</w:t>
+      </w:r>
+      <w:r>
+        <w:rPr>
+          <w:b w:val="0"/>
+        </w:rPr>
+        <w:t xml:space="preserve"> uses activated hidden values, not raw </w:t>
+      </w:r>
+      <w:r>
+        <w:rPr>
+          <w:b/>
+        </w:rPr>
+        <w:t>input</w:t>
+      </w:r>
+      <w:r>
+        <w:rPr>
+          <w:b w:val="0"/>
+        </w:rPr>
+        <w:t>s.</w:t>
+      </w:r>
+    </w:p>
+    <w:p>
+      <w:pPr>
+        <w:spacing w:line="336" w:lineRule="auto" w:after="180"/>
+        <w:shd w:fill="F5F1FB"/>
+      </w:pPr>
+      <w:r>
+        <w:rPr>
+          <w:b w:val="0"/>
+        </w:rPr>
+        <w:t xml:space="preserve">Point to each numbered stage and explain which recorded </w:t>
+      </w:r>
+      <w:r>
+        <w:rPr>
+          <w:b/>
+        </w:rPr>
+        <w:t>input</w:t>
+      </w:r>
+      <w:r>
+        <w:rPr>
+          <w:b w:val="0"/>
+        </w:rPr>
+        <w:t xml:space="preserve"> it uses.</w:t>
+      </w:r>
+    </w:p>
+    <w:p>
+      <w:pPr>
+        <w:pStyle w:val="Heading3"/>
+      </w:pPr>
+      <w:r>
+        <w:t>Discuss while showing the picture</w:t>
+      </w:r>
+    </w:p>
+    <w:p>
+      <w:pPr>
+        <w:spacing w:line="336" w:lineRule="auto" w:after="180"/>
+        <w:shd w:fill="F1F6F8"/>
+      </w:pPr>
+      <w:r>
+        <w:rPr>
+          <w:b w:val="0"/>
+        </w:rPr>
+        <w:t xml:space="preserve">Teacher prompt: Point to each numbered stage and explain which recorded </w:t>
+      </w:r>
+      <w:r>
+        <w:rPr>
+          <w:b/>
+        </w:rPr>
+        <w:t>input</w:t>
+      </w:r>
+      <w:r>
+        <w:rPr>
+          <w:b w:val="0"/>
+        </w:rPr>
+        <w:t xml:space="preserve"> it uses. Ask learners to describe one label or arrow in ordinary words. Use the adjacent transcript if the image is difficult to see.</w:t>
+      </w:r>
+    </w:p>
+    <w:p>
+      <w:pPr>
+        <w:pStyle w:val="Heading3"/>
+      </w:pPr>
+      <w:r>
+        <w:t>03. Complete each stage before using its output</w:t>
+      </w:r>
+    </w:p>
+    <w:p>
+      <w:r>
+        <w:drawing>
+          <wp:inline xmlns:a="http://schemas.openxmlformats.org/drawingml/2006/main" xmlns:pic="http://schemas.openxmlformats.org/drawingml/2006/picture">
+            <wp:extent cx="5486400" cy="2834640"/>
+            <wp:docPr id="4" name="Picture 4" descr="Complete each stage before using its output. x is [3, 1] | Both first layer scores | z is [2, 2]. z is [2, 2] | ReLU on each component | h is [2, 2]. h is [2, 2] | 2h1 - h2 + 1 | y is 3"/>
+            <wp:cNvGraphicFramePr>
+              <a:graphicFrameLocks noChangeAspect="1"/>
+            </wp:cNvGraphicFramePr>
+            <a:graphic>
+              <a:graphicData uri="http://schemas.openxmlformats.org/drawingml/2006/picture">
+                <pic:pic>
+                  <pic:nvPicPr>
+                    <pic:cNvPr id="0" name="academy-story-ai-5-5-03.png"/>
+                    <pic:cNvPicPr/>
+                  </pic:nvPicPr>
+                  <pic:blipFill>
+                    <a:blip r:embed="rId12"/>
+                    <a:stretch>
+                      <a:fillRect/>
+                    </a:stretch>
+                  </pic:blipFill>
+                  <pic:spPr>
+                    <a:xfrm>
+                      <a:off x="0" y="0"/>
+                      <a:ext cx="5486400" cy="2834640"/>
+                    </a:xfrm>
+                    <a:prstGeom prst="rect"/>
+                  </pic:spPr>
+                </pic:pic>
+              </a:graphicData>
+            </a:graphic>
+          </wp:inline>
+        </w:drawing>
+      </w:r>
+    </w:p>
+    <w:p>
+      <w:pPr>
+        <w:spacing w:line="336" w:lineRule="auto" w:after="180"/>
+      </w:pPr>
+      <w:r>
+        <w:rPr>
+          <w:b w:val="0"/>
+        </w:rPr>
+        <w:t xml:space="preserve">Complete each stage before using its </w:t>
+      </w:r>
+      <w:r>
+        <w:rPr>
+          <w:b/>
+        </w:rPr>
+        <w:t>output</w:t>
+      </w:r>
+      <w:r>
+        <w:rPr>
+          <w:b w:val="0"/>
+        </w:rPr>
+        <w:t xml:space="preserve">. x is [3, 1] | Both first </w:t>
+      </w:r>
+      <w:r>
+        <w:rPr>
+          <w:b/>
+        </w:rPr>
+        <w:t>layer</w:t>
+      </w:r>
+      <w:r>
+        <w:rPr>
+          <w:b w:val="0"/>
+        </w:rPr>
+        <w:t xml:space="preserve"> scores | z is [2, 2]. z is [2, 2] | ReLU on each component | h is [2, 2]. h is [2, 2] | 2h1 - h2 + 1 | y is 3</w:t>
+      </w:r>
+    </w:p>
+    <w:p>
+      <w:pPr>
+        <w:spacing w:line="336" w:lineRule="auto" w:after="180"/>
+        <w:shd w:fill="F5F1FB"/>
+      </w:pPr>
+      <w:r>
+        <w:rPr>
+          <w:b w:val="0"/>
+        </w:rPr>
+        <w:t>Read the labels and values. Explain the relationship the model shows.</w:t>
+      </w:r>
+    </w:p>
+    <w:p>
+      <w:pPr>
+        <w:pStyle w:val="Heading3"/>
+      </w:pPr>
+      <w:r>
+        <w:t>Discuss while showing the picture</w:t>
+      </w:r>
+    </w:p>
+    <w:p>
+      <w:pPr>
+        <w:spacing w:line="336" w:lineRule="auto" w:after="180"/>
+        <w:shd w:fill="F1F6F8"/>
+      </w:pPr>
+      <w:r>
+        <w:rPr>
+          <w:b w:val="0"/>
+        </w:rPr>
+        <w:t>Teacher prompt: Read the labels and values. Explain the relationship the model shows. Ask learners to describe one label or arrow in ordinary words. Use the adjacent transcript if the image is difficult to see.</w:t>
+      </w:r>
+    </w:p>
+    <w:p>
+      <w:pPr>
+        <w:pStyle w:val="Heading3"/>
+      </w:pPr>
+      <w:r>
+        <w:t>04. Change one thing. Trace what follows.</w:t>
+      </w:r>
+    </w:p>
+    <w:p>
+      <w:r>
+        <w:drawing>
+          <wp:inline xmlns:a="http://schemas.openxmlformats.org/drawingml/2006/main" xmlns:pic="http://schemas.openxmlformats.org/drawingml/2006/picture">
+            <wp:extent cx="5486400" cy="3026664"/>
+            <wp:docPr id="5" name="Picture 5" descr="Original case: y=2-2=0; the output uses activated hidden values, not raw inputs. Changed condition: Change only v from 3 to1. Expected result: h1 stays2, h2 becomes0, y becomes2. Reason: The second hidden unit’s preactivation reaches0 while the first unit is unchanged."/>
+            <wp:cNvGraphicFramePr>
+              <a:graphicFrameLocks noChangeAspect="1"/>
+            </wp:cNvGraphicFramePr>
+            <a:graphic>
+              <a:graphicData uri="http://schemas.openxmlformats.org/drawingml/2006/picture">
+                <pic:pic>
+                  <pic:nvPicPr>
+                    <pic:cNvPr id="0" name="academy-story-ai-5-5-04.png"/>
+                    <pic:cNvPicPr/>
+                  </pic:nvPicPr>
+                  <pic:blipFill>
+                    <a:blip r:embed="rId13"/>
+                    <a:stretch>
+                      <a:fillRect/>
+                    </a:stretch>
+                  </pic:blipFill>
+                  <pic:spPr>
+                    <a:xfrm>
+                      <a:off x="0" y="0"/>
+                      <a:ext cx="5486400" cy="3026664"/>
+                    </a:xfrm>
+                    <a:prstGeom prst="rect"/>
+                  </pic:spPr>
+                </pic:pic>
+              </a:graphicData>
+            </a:graphic>
+          </wp:inline>
+        </w:drawing>
+      </w:r>
+    </w:p>
+    <w:p>
+      <w:pPr>
+        <w:spacing w:line="336" w:lineRule="auto" w:after="180"/>
+      </w:pPr>
+      <w:r>
+        <w:rPr>
+          <w:b w:val="0"/>
+        </w:rPr>
+        <w:t xml:space="preserve">Original case: y=2-2=0; the </w:t>
+      </w:r>
+      <w:r>
+        <w:rPr>
+          <w:b/>
+        </w:rPr>
+        <w:t>output</w:t>
+      </w:r>
+      <w:r>
+        <w:rPr>
+          <w:b w:val="0"/>
+        </w:rPr>
+        <w:t xml:space="preserve"> uses activated hidden values, not raw </w:t>
+      </w:r>
+      <w:r>
+        <w:rPr>
+          <w:b/>
+        </w:rPr>
+        <w:t>input</w:t>
+      </w:r>
+      <w:r>
+        <w:rPr>
+          <w:b w:val="0"/>
+        </w:rPr>
+        <w:t>s. Changed condition: Change only v from 3 to1. Expected result: h1 stays2, h2 becomes0, y becomes2.</w:t>
+      </w:r>
+    </w:p>
+    <w:p>
+      <w:pPr>
+        <w:spacing w:line="336" w:lineRule="auto" w:after="180"/>
+      </w:pPr>
+      <w:r>
+        <w:rPr>
+          <w:b w:val="0"/>
+        </w:rPr>
+        <w:t>Reason: The second hidden unit’s preactivation reaches0 while the first unit is unchanged.</w:t>
+      </w:r>
+    </w:p>
+    <w:p>
+      <w:pPr>
+        <w:spacing w:line="336" w:lineRule="auto" w:after="180"/>
+        <w:shd w:fill="F5F1FB"/>
+      </w:pPr>
+      <w:r>
+        <w:rPr>
+          <w:b w:val="0"/>
+        </w:rPr>
+        <w:t>Predict before checking the worked changed-case result. Name what changed and what the supplied facts allow you to conclude.</w:t>
+      </w:r>
+    </w:p>
+    <w:p>
+      <w:pPr>
+        <w:pStyle w:val="Heading3"/>
+      </w:pPr>
+      <w:r>
+        <w:t>Discuss while showing the picture</w:t>
+      </w:r>
+    </w:p>
+    <w:p>
+      <w:pPr>
+        <w:spacing w:line="336" w:lineRule="auto" w:after="180"/>
+        <w:shd w:fill="F1F6F8"/>
+      </w:pPr>
+      <w:r>
+        <w:rPr>
+          <w:b w:val="0"/>
+        </w:rPr>
+        <w:t>Teacher prompt: Predict before checking the worked changed-case result. Name what changed and what the supplied facts allow you to conclude. Ask learners to describe one label or arrow in ordinary words.</w:t>
+      </w:r>
+    </w:p>
+    <w:p>
+      <w:pPr>
+        <w:spacing w:line="336" w:lineRule="auto" w:after="180"/>
+        <w:shd w:fill="F1F6F8"/>
+      </w:pPr>
+      <w:r>
+        <w:rPr>
+          <w:b w:val="0"/>
+        </w:rPr>
+        <w:t>Use the adjacent transcript if the image is difficult to see. Changed-case reasoning: The second hidden unit’s preactivation reaches0 while the first unit is unchanged.</w:t>
+      </w:r>
+    </w:p>
+    <w:p>
+      <w:pPr>
+        <w:pStyle w:val="Heading3"/>
+      </w:pPr>
+      <w:r>
+        <w:t>05. Connect the explanation to its limit</w:t>
+      </w:r>
+    </w:p>
+    <w:p>
+      <w:r>
+        <w:drawing>
+          <wp:inline xmlns:a="http://schemas.openxmlformats.org/drawingml/2006/main" xmlns:pic="http://schemas.openxmlformats.org/drawingml/2006/picture">
+            <wp:extent cx="5486400" cy="2834640"/>
+            <wp:docPr id="6" name="Picture 6" descr="Composition means one layer’s result becomes the next layer’s input. Compute both hidden units before combining them. At [4,3], their equal outputs cancel. Lowering only the second input removes its positive hidden contribution, so subtracting it no longer reduces the output. The final subtraction must use activated hidden values rather than the raw measurements. Limit: Hand-composed detectors illustrate layer order; they are not evidence of a learned or biologically realistic neural mechanism."/>
+            <wp:cNvGraphicFramePr>
+              <a:graphicFrameLocks noChangeAspect="1"/>
+            </wp:cNvGraphicFramePr>
+            <a:graphic>
+              <a:graphicData uri="http://schemas.openxmlformats.org/drawingml/2006/picture">
+                <pic:pic>
+                  <pic:nvPicPr>
+                    <pic:cNvPr id="0" name="academy-story-ai-5-5-05.png"/>
+                    <pic:cNvPicPr/>
+                  </pic:nvPicPr>
+                  <pic:blipFill>
+                    <a:blip r:embed="rId14"/>
+                    <a:stretch>
+                      <a:fillRect/>
+                    </a:stretch>
+                  </pic:blipFill>
+                  <pic:spPr>
+                    <a:xfrm>
+                      <a:off x="0" y="0"/>
+                      <a:ext cx="5486400" cy="2834640"/>
+                    </a:xfrm>
+                    <a:prstGeom prst="rect"/>
+                  </pic:spPr>
+                </pic:pic>
+              </a:graphicData>
+            </a:graphic>
+          </wp:inline>
+        </w:drawing>
+      </w:r>
+    </w:p>
+    <w:p>
+      <w:pPr>
+        <w:spacing w:line="336" w:lineRule="auto" w:after="180"/>
+      </w:pPr>
+      <w:r>
+        <w:rPr>
+          <w:b/>
+        </w:rPr>
+        <w:t>Composition</w:t>
+      </w:r>
+      <w:r>
+        <w:rPr>
+          <w:b w:val="0"/>
+        </w:rPr>
+        <w:t xml:space="preserve"> means one </w:t>
+      </w:r>
+      <w:r>
+        <w:rPr>
+          <w:b/>
+        </w:rPr>
+        <w:t>layer</w:t>
+      </w:r>
+      <w:r>
+        <w:rPr>
+          <w:b w:val="0"/>
+        </w:rPr>
+        <w:t xml:space="preserve">’s result becomes the next </w:t>
+      </w:r>
+      <w:r>
+        <w:rPr>
+          <w:b/>
+        </w:rPr>
+        <w:t>layer</w:t>
+      </w:r>
+      <w:r>
+        <w:rPr>
+          <w:b w:val="0"/>
+        </w:rPr>
+        <w:t xml:space="preserve">’s </w:t>
+      </w:r>
+      <w:r>
+        <w:rPr>
+          <w:b/>
+        </w:rPr>
+        <w:t>input</w:t>
+      </w:r>
+      <w:r>
+        <w:rPr>
+          <w:b w:val="0"/>
+        </w:rPr>
+        <w:t xml:space="preserve">. Compute both hidden units before combining them. At [4,3], their equal </w:t>
+      </w:r>
+      <w:r>
+        <w:rPr>
+          <w:b/>
+        </w:rPr>
+        <w:t>output</w:t>
+      </w:r>
+      <w:r>
+        <w:rPr>
+          <w:b w:val="0"/>
+        </w:rPr>
+        <w:t>s cancel.</w:t>
+      </w:r>
+    </w:p>
+    <w:p>
+      <w:pPr>
+        <w:spacing w:line="336" w:lineRule="auto" w:after="180"/>
+      </w:pPr>
+      <w:r>
+        <w:rPr>
+          <w:b w:val="0"/>
+        </w:rPr>
+        <w:t xml:space="preserve">Lowering only the second </w:t>
+      </w:r>
+      <w:r>
+        <w:rPr>
+          <w:b/>
+        </w:rPr>
+        <w:t>input</w:t>
+      </w:r>
+      <w:r>
+        <w:rPr>
+          <w:b w:val="0"/>
+        </w:rPr>
+        <w:t xml:space="preserve"> removes its positive hidden contribution, so subtracting it no longer reduces the </w:t>
+      </w:r>
+      <w:r>
+        <w:rPr>
+          <w:b/>
+        </w:rPr>
+        <w:t>output</w:t>
+      </w:r>
+      <w:r>
+        <w:rPr>
+          <w:b w:val="0"/>
+        </w:rPr>
+        <w:t>. The final subtraction must use activated hidden values rather than the raw measurements.</w:t>
+      </w:r>
+    </w:p>
+    <w:p>
+      <w:pPr>
+        <w:spacing w:line="336" w:lineRule="auto" w:after="180"/>
+      </w:pPr>
+      <w:r>
+        <w:rPr>
+          <w:b w:val="0"/>
+        </w:rPr>
+        <w:t xml:space="preserve">Limit: Hand-composed detectors illustrate </w:t>
+      </w:r>
+      <w:r>
+        <w:rPr>
+          <w:b/>
+        </w:rPr>
+        <w:t>layer</w:t>
+      </w:r>
+      <w:r>
+        <w:rPr>
+          <w:b w:val="0"/>
+        </w:rPr>
+        <w:t xml:space="preserve"> order; they are not </w:t>
+      </w:r>
+      <w:r>
+        <w:rPr>
+          <w:b/>
+        </w:rPr>
+        <w:t>evidence</w:t>
+      </w:r>
+      <w:r>
+        <w:rPr>
+          <w:b w:val="0"/>
+        </w:rPr>
+        <w:t xml:space="preserve"> of a learned or biologically realistic neural </w:t>
+      </w:r>
+      <w:r>
+        <w:rPr>
+          <w:b/>
+        </w:rPr>
+        <w:t>mechanism</w:t>
+      </w:r>
+      <w:r>
+        <w:rPr>
+          <w:b w:val="0"/>
+        </w:rPr>
+        <w:t>.</w:t>
+      </w:r>
+    </w:p>
+    <w:p>
+      <w:pPr>
+        <w:spacing w:line="336" w:lineRule="auto" w:after="180"/>
+        <w:shd w:fill="F5F1FB"/>
+      </w:pPr>
+      <w:r>
+        <w:rPr>
+          <w:b w:val="0"/>
+        </w:rPr>
+        <w:t>Explain the case, then point to a limit on the claim.</w:t>
+      </w:r>
+    </w:p>
+    <w:p>
+      <w:pPr>
+        <w:pStyle w:val="Heading3"/>
+      </w:pPr>
+      <w:r>
+        <w:t>Discuss while showing the picture</w:t>
+      </w:r>
+    </w:p>
+    <w:p>
+      <w:pPr>
+        <w:spacing w:line="336" w:lineRule="auto" w:after="180"/>
+        <w:shd w:fill="F1F6F8"/>
+      </w:pPr>
+      <w:r>
+        <w:rPr>
+          <w:b w:val="0"/>
+        </w:rPr>
+        <w:t>Teacher prompt: Explain the case, then point to a limit on the claim. Ask learners to describe one label or arrow in ordinary words. Use the adjacent transcript if the image is difficult to see.</w:t>
+      </w:r>
+    </w:p>
+    <w:p>
+      <w:pPr>
+        <w:spacing w:line="336" w:lineRule="auto" w:after="180"/>
+        <w:shd w:fill="F1F6F8"/>
+      </w:pPr>
+      <w:r>
+        <w:rPr>
+          <w:b w:val="0"/>
+        </w:rPr>
+        <w:t xml:space="preserve">Keep the stated scope: Hand-composed detectors illustrate </w:t>
+      </w:r>
+      <w:r>
+        <w:rPr>
+          <w:b/>
+        </w:rPr>
+        <w:t>layer</w:t>
+      </w:r>
+      <w:r>
+        <w:rPr>
+          <w:b w:val="0"/>
+        </w:rPr>
+        <w:t xml:space="preserve"> order; they are not </w:t>
+      </w:r>
+      <w:r>
+        <w:rPr>
+          <w:b/>
+        </w:rPr>
+        <w:t>evidence</w:t>
+      </w:r>
+      <w:r>
+        <w:rPr>
+          <w:b w:val="0"/>
+        </w:rPr>
+        <w:t xml:space="preserve"> of a learned or biologically realistic neural </w:t>
+      </w:r>
+      <w:r>
+        <w:rPr>
+          <w:b/>
+        </w:rPr>
+        <w:t>mechanism</w:t>
+      </w:r>
+      <w:r>
+        <w:rPr>
+          <w:b w:val="0"/>
+        </w:rPr>
+        <w:t>.</w:t>
+      </w:r>
+    </w:p>
+    <w:p>
+      <w:pPr>
+        <w:pStyle w:val="Heading3"/>
+      </w:pPr>
+      <w:r>
+        <w:t>06. Make the idea visible in your project</w:t>
+      </w:r>
+    </w:p>
+    <w:p>
+      <w:r>
+        <w:drawing>
+          <wp:inline xmlns:a="http://schemas.openxmlformats.org/drawingml/2006/main" xmlns:pic="http://schemas.openxmlformats.org/drawingml/2006/picture">
+            <wp:extent cx="5486400" cy="3681984"/>
+            <wp:docPr id="7" name="Picture 7" descr="For your Image-pattern Network Investigation, save the input, procedure, observed result and limitation of this check. Label this worked example as practice; use a different, previously unreviewed case when checking independent understanding. Draw your input, deciding step, result and limit. Supported question: What intermediate value explains the changed output? Point to the relevant step in the picture, then write the changed result and the rule or evidence that supports it."/>
+            <wp:cNvGraphicFramePr>
+              <a:graphicFrameLocks noChangeAspect="1"/>
+            </wp:cNvGraphicFramePr>
+            <a:graphic>
+              <a:graphicData uri="http://schemas.openxmlformats.org/drawingml/2006/picture">
+                <pic:pic>
+                  <pic:nvPicPr>
+                    <pic:cNvPr id="0" name="academy-story-ai-5-5-06.png"/>
+                    <pic:cNvPicPr/>
+                  </pic:nvPicPr>
+                  <pic:blipFill>
+                    <a:blip r:embed="rId15"/>
+                    <a:stretch>
+                      <a:fillRect/>
+                    </a:stretch>
+                  </pic:blipFill>
+                  <pic:spPr>
+                    <a:xfrm>
+                      <a:off x="0" y="0"/>
+                      <a:ext cx="5486400" cy="3681984"/>
+                    </a:xfrm>
+                    <a:prstGeom prst="rect"/>
+                  </pic:spPr>
+                </pic:pic>
+              </a:graphicData>
+            </a:graphic>
+          </wp:inline>
+        </w:drawing>
+      </w:r>
+    </w:p>
+    <w:p>
+      <w:pPr>
+        <w:spacing w:line="336" w:lineRule="auto" w:after="180"/>
+      </w:pPr>
+      <w:r>
+        <w:rPr>
+          <w:b w:val="0"/>
+        </w:rPr>
+        <w:t xml:space="preserve">For your Image-pattern Network Investigation, save the </w:t>
+      </w:r>
+      <w:r>
+        <w:rPr>
+          <w:b/>
+        </w:rPr>
+        <w:t>input</w:t>
+      </w:r>
+      <w:r>
+        <w:rPr>
+          <w:b w:val="0"/>
+        </w:rPr>
+        <w:t>, procedure, observed result and limitation of this check.</w:t>
+      </w:r>
+    </w:p>
+    <w:p>
+      <w:pPr>
+        <w:spacing w:line="336" w:lineRule="auto" w:after="180"/>
+      </w:pPr>
+      <w:r>
+        <w:rPr>
+          <w:b w:val="0"/>
+        </w:rPr>
+        <w:t xml:space="preserve">Label this worked example as practice; use a different, previously unreviewed case when checking independent understanding. Draw your </w:t>
+      </w:r>
+      <w:r>
+        <w:rPr>
+          <w:b/>
+        </w:rPr>
+        <w:t>input</w:t>
+      </w:r>
+      <w:r>
+        <w:rPr>
+          <w:b w:val="0"/>
+        </w:rPr>
+        <w:t>, deciding step, result and limit.</w:t>
+      </w:r>
+    </w:p>
+    <w:p>
+      <w:pPr>
+        <w:spacing w:line="336" w:lineRule="auto" w:after="180"/>
+      </w:pPr>
+      <w:r>
+        <w:rPr>
+          <w:b w:val="0"/>
+        </w:rPr>
+        <w:t xml:space="preserve">Supported question: What intermediate value explains the changed </w:t>
+      </w:r>
+      <w:r>
+        <w:rPr>
+          <w:b/>
+        </w:rPr>
+        <w:t>output</w:t>
+      </w:r>
+      <w:r>
+        <w:rPr>
+          <w:b w:val="0"/>
+        </w:rPr>
+        <w:t xml:space="preserve">? Point to the relevant step in the picture, then write the changed result and the rule or </w:t>
+      </w:r>
+      <w:r>
+        <w:rPr>
+          <w:b/>
+        </w:rPr>
+        <w:t>evidence</w:t>
+      </w:r>
+      <w:r>
+        <w:rPr>
+          <w:b w:val="0"/>
+        </w:rPr>
+        <w:t xml:space="preserve"> that supports it.</w:t>
+      </w:r>
+    </w:p>
+    <w:p>
+      <w:pPr>
+        <w:spacing w:line="336" w:lineRule="auto" w:after="180"/>
+        <w:shd w:fill="F5F1FB"/>
+      </w:pPr>
+      <w:r>
+        <w:rPr>
+          <w:b w:val="0"/>
+        </w:rPr>
+        <w:t xml:space="preserve">Draw your project trace and justify the deciding step using </w:t>
+      </w:r>
+      <w:r>
+        <w:rPr>
+          <w:b/>
+        </w:rPr>
+        <w:t>evidence</w:t>
+      </w:r>
+      <w:r>
+        <w:rPr>
+          <w:b w:val="0"/>
+        </w:rPr>
+        <w:t>.</w:t>
+      </w:r>
+    </w:p>
+    <w:p>
+      <w:pPr>
+        <w:pStyle w:val="Heading3"/>
+      </w:pPr>
+      <w:r>
+        <w:t>Discuss while showing the picture</w:t>
+      </w:r>
+    </w:p>
+    <w:p>
+      <w:pPr>
+        <w:spacing w:line="336" w:lineRule="auto" w:after="180"/>
+        <w:shd w:fill="F1F6F8"/>
+      </w:pPr>
+      <w:r>
+        <w:rPr>
+          <w:b w:val="0"/>
+        </w:rPr>
+        <w:t xml:space="preserve">Teacher prompt: Draw your project trace and justify the deciding step using </w:t>
+      </w:r>
+      <w:r>
+        <w:rPr>
+          <w:b/>
+        </w:rPr>
+        <w:t>evidence</w:t>
+      </w:r>
+      <w:r>
+        <w:rPr>
+          <w:b w:val="0"/>
+        </w:rPr>
+        <w:t>. Ask learners to describe one label or arrow in ordinary words. Use the adjacent transcript if the image is difficult to see.</w:t>
+      </w:r>
+    </w:p>
+    <w:p>
+      <w:pPr>
+        <w:spacing w:line="336" w:lineRule="auto" w:after="180"/>
+        <w:shd w:fill="F1F6F8"/>
+      </w:pPr>
+      <w:r>
+        <w:rPr>
+          <w:b w:val="0"/>
+        </w:rPr>
+        <w:t>Supported practice key: h2 changes from 2 to 0 because ReLU(1-1)=0; subtracting0 rather than2 raises y from 0 to2. Changed-case check: h1 stays2, h2 becomes0, y becomes2.</w:t>
+      </w:r>
+    </w:p>
+    <w:p>
+      <w:pPr>
+        <w:spacing w:line="336" w:lineRule="auto" w:after="180"/>
+        <w:shd w:fill="F1F6F8"/>
+      </w:pPr>
+      <w:r>
+        <w:rPr>
+          <w:b w:val="0"/>
+        </w:rPr>
+        <w:t>The second hidden unit’s preactivation reaches0 while the first unit is unchanged.</w:t>
       </w:r>
     </w:p>
     <w:sectPr>

--- a/downloads/teacher/ai-5-week-05.docx
+++ b/downloads/teacher/ai-5-week-05.docx
@@ -161,7 +161,7 @@
           </w:tcPr>
           <w:p>
             <w:r>
-              <w:t>Sections 1–6; record the brief recall in the workbook.</w:t>
+              <w:t>Use Your mission, Notice the evidence, See how it works, Words that unlock the idea and Follow a worked example; record recall in the workbook.</w:t>
             </w:r>
           </w:p>
         </w:tc>
@@ -193,7 +193,7 @@
           </w:tcPr>
           <w:p>
             <w:r>
-              <w:t>Sections 7–10; use the matching workbook W2 and misconception check.</w:t>
+              <w:t>Use Find and repair a mistake, Practise together and Build your understanding; use the matching workbook W2 and Individual reasoning check.</w:t>
             </w:r>
           </w:p>
         </w:tc>
@@ -225,7 +225,7 @@
           </w:tcPr>
           <w:p>
             <w:r>
-              <w:t>Sections 9 and 11–14. Give extra time to finish the full task set; use Section 15 when the week includes a coding lab.</w:t>
+              <w:t>Use Run the investigation, Connect your project and Try a new case independently. Allow extra time for the full task set. When code is supplied, use the examples in See how it works or Follow a worked example and the browser lab in Supported practice, repair and portfolio.</w:t>
             </w:r>
           </w:p>
         </w:tc>
@@ -2188,7 +2188,7 @@
         <w:rPr>
           <w:b w:val="0"/>
         </w:rPr>
-        <w:t>: h1 stays2, h2 becomes0, y becomes2.</w:t>
+        <w:t>: h1 stays 2, h2 becomes 0, y becomes 2.</w:t>
       </w:r>
     </w:p>
     <w:p>
@@ -2208,7 +2208,7 @@
         <w:rPr>
           <w:b w:val="0"/>
         </w:rPr>
-        <w:t>Reason: The second hidden unit’s preactivation reaches0 while the first unit is unchanged.</w:t>
+        <w:t>Reason: The second hidden unit’s preactivation reaches 0 while the first unit is unchanged.</w:t>
       </w:r>
     </w:p>
     <w:p>
@@ -2506,7 +2506,7 @@
         <w:rPr>
           <w:b w:val="0"/>
         </w:rPr>
-        <w:t xml:space="preserve">Use the worked example in Sections 3 and 6. Collect a </w:t>
+        <w:t xml:space="preserve">Use See how it works and Follow a worked example. Collect a </w:t>
       </w:r>
       <w:r>
         <w:rPr>
@@ -2876,7 +2876,7 @@
         <w:rPr>
           <w:b w:val="0"/>
         </w:rPr>
-        <w:t>h2 changes from 2 to 0 because ReLU(1-1)=0; subtracting0 rather than2 raises y from 0 to2. Changed-case check: h1 stays2, h2 becomes0, y becomes2.</w:t>
+        <w:t>h2 changes from 2 to 0 because ReLU(1-1)=0; subtracting 0 rather than 2 raises y from 0 to2. Changed-case check: h1 stays 2, h2 becomes 0, y becomes 2.</w:t>
       </w:r>
     </w:p>
     <w:p>
@@ -2887,7 +2887,7 @@
         <w:rPr>
           <w:b w:val="0"/>
         </w:rPr>
-        <w:t>The second hidden unit’s preactivation reaches0 while the first unit is unchanged.</w:t>
+        <w:t>The second hidden unit’s preactivation reaches 0 while the first unit is unchanged.</w:t>
       </w:r>
     </w:p>
     <w:p>
@@ -2898,7 +2898,7 @@
         <w:rPr>
           <w:b w:val="0"/>
         </w:rPr>
-        <w:t>Changed-case reasoning: h1 stays2, h2 becomes0, y becomes2. The second hidden unit’s preactivation reaches0 while the first unit is unchanged.</w:t>
+        <w:t>Changed-case reasoning: h1 stays 2, h2 becomes 0, y becomes 2. The second hidden unit’s preactivation reaches 0 while the first unit is unchanged.</w:t>
       </w:r>
     </w:p>
     <w:p>
@@ -3062,7 +3062,7 @@
         <w:rPr>
           <w:b w:val="0"/>
         </w:rPr>
-        <w:t xml:space="preserve">Use Section 9 for the </w:t>
+        <w:t xml:space="preserve">Use Run the investigation for the </w:t>
       </w:r>
       <w:r>
         <w:rPr>
@@ -4752,7 +4752,7 @@
           </w:tcPr>
           <w:p>
             <w:r>
-              <w:t>Sections 1–6; record the brief recall in the workbook.</w:t>
+              <w:t>Use Your mission, Notice the evidence, See how it works, Words that unlock the idea and Follow a worked example; record recall in the workbook.</w:t>
             </w:r>
           </w:p>
         </w:tc>
@@ -4784,7 +4784,7 @@
           </w:tcPr>
           <w:p>
             <w:r>
-              <w:t>Sections 7–10; use the matching workbook W2 and misconception check.</w:t>
+              <w:t>Use Find and repair a mistake, Practise together and Build your understanding; use the matching workbook W2 and Individual reasoning check.</w:t>
             </w:r>
           </w:p>
         </w:tc>
@@ -4816,7 +4816,7 @@
           </w:tcPr>
           <w:p>
             <w:r>
-              <w:t>Sections 9 and 11–14. Give extra time to finish the full task set; use Section 15 when the week includes a coding lab.</w:t>
+              <w:t>Use Run the investigation, Connect your project and Try a new case independently. Allow extra time for the full task set. When code is supplied, use the examples in See how it works or Follow a worked example and the browser lab in Supported practice, repair and portfolio.</w:t>
             </w:r>
           </w:p>
         </w:tc>
@@ -5064,7 +5064,7 @@
         <w:rPr>
           <w:b w:val="0"/>
         </w:rPr>
-        <w:t xml:space="preserve"> and a reason before comparing. Expected result: h1 stays2, h2 becomes0, y becomes2.</w:t>
+        <w:t xml:space="preserve"> and a reason before comparing. Expected result: h1 stays 2, h2 becomes 0, y becomes 2.</w:t>
       </w:r>
     </w:p>
     <w:p>
@@ -5076,7 +5076,7 @@
         <w:rPr>
           <w:b w:val="0"/>
         </w:rPr>
-        <w:t>Reason: The second hidden unit’s preactivation reaches0 while the first unit is unchanged.</w:t>
+        <w:t>Reason: The second hidden unit’s preactivation reaches 0 while the first unit is unchanged.</w:t>
       </w:r>
     </w:p>
     <w:p>
@@ -5907,7 +5907,7 @@
         <w:drawing>
           <wp:inline xmlns:a="http://schemas.openxmlformats.org/drawingml/2006/main" xmlns:pic="http://schemas.openxmlformats.org/drawingml/2006/picture">
             <wp:extent cx="5486400" cy="3026664"/>
-            <wp:docPr id="5" name="Picture 5" descr="Original case: y=2-2=0; the output uses activated hidden values, not raw inputs. Changed condition: Change only v from 3 to1. Expected result: h1 stays2, h2 becomes0, y becomes2. Reason: The second hidden unit’s preactivation reaches0 while the first unit is unchanged."/>
+            <wp:docPr id="5" name="Picture 5" descr="Original case: y=2-2=0; the output uses activated hidden values, not raw inputs. Changed condition: Change only v from 3 to1. Expected result: h1 stays 2, h2 becomes 0, y becomes 2. Reason: The second hidden unit’s preactivation reaches 0 while the first unit is unchanged."/>
             <wp:cNvGraphicFramePr>
               <a:graphicFrameLocks noChangeAspect="1"/>
             </wp:cNvGraphicFramePr>
@@ -5970,7 +5970,7 @@
         <w:rPr>
           <w:b w:val="0"/>
         </w:rPr>
-        <w:t>s. Changed condition: Change only v from 3 to1. Expected result: h1 stays2, h2 becomes0, y becomes2.</w:t>
+        <w:t>s. Changed condition: Change only v from 3 to1. Expected result: h1 stays 2, h2 becomes 0, y becomes 2.</w:t>
       </w:r>
     </w:p>
     <w:p>
@@ -5981,7 +5981,7 @@
         <w:rPr>
           <w:b w:val="0"/>
         </w:rPr>
-        <w:t>Reason: The second hidden unit’s preactivation reaches0 while the first unit is unchanged.</w:t>
+        <w:t>Reason: The second hidden unit’s preactivation reaches 0 while the first unit is unchanged.</w:t>
       </w:r>
     </w:p>
     <w:p>
@@ -6025,7 +6025,7 @@
         <w:rPr>
           <w:b w:val="0"/>
         </w:rPr>
-        <w:t>Use the adjacent transcript if the image is difficult to see. Changed-case reasoning: The second hidden unit’s preactivation reaches0 while the first unit is unchanged.</w:t>
+        <w:t>Use the adjacent transcript if the image is difficult to see. Changed-case reasoning: The second hidden unit’s preactivation reaches 0 while the first unit is unchanged.</w:t>
       </w:r>
     </w:p>
     <w:p>
@@ -6489,7 +6489,7 @@
         <w:rPr>
           <w:b w:val="0"/>
         </w:rPr>
-        <w:t>Supported practice key: h2 changes from 2 to 0 because ReLU(1-1)=0; subtracting0 rather than2 raises y from 0 to2. Changed-case check: h1 stays2, h2 becomes0, y becomes2.</w:t>
+        <w:t>Supported practice key: h2 changes from 2 to 0 because ReLU(1-1)=0; subtracting 0 rather than 2 raises y from 0 to2. Changed-case check: h1 stays 2, h2 becomes 0, y becomes 2.</w:t>
       </w:r>
     </w:p>
     <w:p>
@@ -6501,7 +6501,7 @@
         <w:rPr>
           <w:b w:val="0"/>
         </w:rPr>
-        <w:t>The second hidden unit’s preactivation reaches0 while the first unit is unchanged.</w:t>
+        <w:t>The second hidden unit’s preactivation reaches 0 while the first unit is unchanged.</w:t>
       </w:r>
     </w:p>
     <w:sectPr>

--- a/downloads/teacher/ai-5-week-05.docx
+++ b/downloads/teacher/ai-5-week-05.docx
@@ -25,20 +25,38 @@
         <w:pStyle w:val="Heading1"/>
       </w:pPr>
       <w:r>
-        <w:t>01. Prepare the purpose, prerequisites and materials</w:t>
+        <w:t>Make every layer’s inputs explicit.</w:t>
       </w:r>
     </w:p>
     <w:p>
       <w:r>
-        <w:t>Prepare Composing layers: check the target, prerequisites, resources and adaptable teaching schedule.</w:t>
+        <w:t>Use full traces and a bug-revealing asymmetric case;separate running computation from evaluated predictions.</w:t>
       </w:r>
     </w:p>
     <w:p>
-      <w:pPr>
-        <w:pStyle w:val="Heading3"/>
-      </w:pPr>
-      <w:r>
-        <w:t>Teach the learning cycle</w:t>
+      <w:r>
+        <w:t>Assess the independent formulas,preactivations,hidden values,output and declared classes with checked keys.</w:t>
+      </w:r>
+    </w:p>
+    <w:p>
+      <w:pPr>
+        <w:pStyle w:val="Heading1"/>
+      </w:pPr>
+      <w:r>
+        <w:t>01. Prepare the connected mathematical investigation</w:t>
+      </w:r>
+    </w:p>
+    <w:p>
+      <w:r>
+        <w:t>Keep explanation,shared practice and independent evidence distinct.</w:t>
+      </w:r>
+    </w:p>
+    <w:p>
+      <w:pPr>
+        <w:pStyle w:val="Heading2"/>
+      </w:pPr>
+      <w:r>
+        <w:t>Target and main teaching plan</w:t>
       </w:r>
     </w:p>
     <w:p>
@@ -267,18 +285,21 @@
     </w:p>
     <w:p>
       <w:pPr>
-        <w:pStyle w:val="Heading3"/>
-      </w:pPr>
-      <w:r>
-        <w:t>Retrieval answer guidance</w:t>
+        <w:pStyle w:val="Heading2"/>
+      </w:pPr>
+      <w:r>
+        <w:t>Preparation and prerequisite</w:t>
       </w:r>
     </w:p>
     <w:p>
       <w:pPr>
-        <w:pStyle w:val="Heading3"/>
-      </w:pPr>
-      <w:r>
-        <w:t>Activation functions</w:t>
+        <w:spacing w:line="336" w:lineRule="auto" w:after="180"/>
+      </w:pPr>
+      <w:r>
+        <w:rPr>
+          <w:b w:val="0"/>
+        </w:rPr>
+        <w:t>Printed lesson and workbook; paper and pencil</w:t>
       </w:r>
     </w:p>
     <w:p>
@@ -289,7 +310,7 @@
         <w:rPr>
           <w:b w:val="0"/>
         </w:rPr>
-        <w:t>Without opening the old lesson, explain one key idea from Activation functions. Give an example and a mistake that the idea helps you avoid.</w:t>
+        <w:t>Calculator and optional local Python 3 editor; no packages or AI accounts needed</w:t>
       </w:r>
     </w:p>
     <w:p>
@@ -300,7 +321,7 @@
         <w:rPr>
           <w:b w:val="0"/>
         </w:rPr>
-        <w:t>Look for: Trace identity ReLU and sigmoid on a numerical score</w:t>
+        <w:t>Use the fictional examples supplied; prepare the fresh retry before class</w:t>
       </w:r>
     </w:p>
     <w:p>
@@ -311,15 +332,39 @@
         <w:rPr>
           <w:b w:val="0"/>
         </w:rPr>
-        <w:t>Reference example, not the only acceptable wording: Teacher explanation: Identity gives -2, 0, 2; ReLU gives 0, 0, 2. ReLU retains the positive score itself; it is not a step classifier.</w:t>
+        <w:t xml:space="preserve">ReLU returns 0 and 3. It transforms a numerical score. A class </w:t>
+      </w:r>
+      <w:r>
+        <w:rPr>
+          <w:b/>
+        </w:rPr>
+        <w:t>prediction</w:t>
+      </w:r>
+      <w:r>
+        <w:rPr>
+          <w:b w:val="0"/>
+        </w:rPr>
+        <w:t xml:space="preserve"> requires a separate declared </w:t>
+      </w:r>
+      <w:r>
+        <w:rPr>
+          <w:b/>
+        </w:rPr>
+        <w:t>output</w:t>
+      </w:r>
+      <w:r>
+        <w:rPr>
+          <w:b w:val="0"/>
+        </w:rPr>
+        <w:t xml:space="preserve"> rule.</w:t>
       </w:r>
     </w:p>
     <w:p>
       <w:pPr>
-        <w:pStyle w:val="Heading3"/>
-      </w:pPr>
-      <w:r>
-        <w:t>Dot products and weighted sums</w:t>
+        <w:pStyle w:val="Heading2"/>
+      </w:pPr>
+      <w:r>
+        <w:t>Opening retrieval</w:t>
       </w:r>
     </w:p>
     <w:p>
@@ -330,7 +375,7 @@
         <w:rPr>
           <w:b w:val="0"/>
         </w:rPr>
-        <w:t>Without opening the old lesson, explain one key idea from Dot products and weighted sums. Give an example and a mistake that the idea helps you avoid.</w:t>
+        <w:t>Without opening the old lesson, explain one key idea from Activation functions. Give an example and a mistake that the idea helps you avoid.</w:t>
       </w:r>
     </w:p>
     <w:p>
@@ -341,7 +386,7 @@
         <w:rPr>
           <w:b w:val="0"/>
         </w:rPr>
-        <w:t>Look for: Calculate a dot product by matching feature positions</w:t>
+        <w:t>Look for: Trace identity ReLU and sigmoid on a numerical score</w:t>
       </w:r>
     </w:p>
     <w:p>
@@ -352,7 +397,7 @@
         <w:rPr>
           <w:b w:val="0"/>
         </w:rPr>
-        <w:t>Reference example, not the only acceptable wording: Teacher explanation: Contributions are 6 and -5, so the score is 1.</w:t>
+        <w:t>Reference example, not the only acceptable wording: Teacher explanation: Identity gives -2, 0, 2; ReLU gives 0, 0, 2. ReLU retains the positive score itself; it is not a step classifier.</w:t>
       </w:r>
     </w:p>
     <w:p>
@@ -363,31 +408,7 @@
         <w:rPr>
           <w:b w:val="0"/>
         </w:rPr>
-        <w:t xml:space="preserve">Teach </w:t>
-      </w:r>
-      <w:r>
-        <w:rPr>
-          <w:b/>
-        </w:rPr>
-        <w:t>composition</w:t>
-      </w:r>
-      <w:r>
-        <w:rPr>
-          <w:b w:val="0"/>
-        </w:rPr>
-        <w:t xml:space="preserve"> through explicit numerical traces in two 45-minute sessions. Keep the </w:t>
-      </w:r>
-      <w:r>
-        <w:rPr>
-          <w:b/>
-        </w:rPr>
-        <w:t>layer</w:t>
-      </w:r>
-      <w:r>
-        <w:rPr>
-          <w:b w:val="0"/>
-        </w:rPr>
-        <w:t xml:space="preserve"> definition, order and activation visible.</w:t>
+        <w:t>Without opening the old lesson, explain one key idea from Dot products and weighted sums. Give an example and a mistake that the idea helps you avoid.</w:t>
       </w:r>
     </w:p>
     <w:p>
@@ -398,74 +419,26 @@
         <w:rPr>
           <w:b w:val="0"/>
         </w:rPr>
-        <w:t xml:space="preserve">The aim is to understand which values each computation receives, not to memorise a network drawing or claim successful </w:t>
-      </w:r>
-      <w:r>
-        <w:rPr>
-          <w:b/>
-        </w:rPr>
-        <w:t>training</w:t>
-      </w:r>
-      <w:r>
-        <w:rPr>
-          <w:b w:val="0"/>
-        </w:rPr>
-        <w:t>.</w:t>
+        <w:t>Look for: Calculate a dot product by matching feature positions</w:t>
       </w:r>
     </w:p>
     <w:p>
       <w:pPr>
-        <w:pStyle w:val="Heading3"/>
-      </w:pPr>
-      <w:r>
-        <w:t>Outcomes</w:t>
+        <w:spacing w:line="336" w:lineRule="auto" w:after="180"/>
+      </w:pPr>
+      <w:r>
+        <w:rPr>
+          <w:b w:val="0"/>
+        </w:rPr>
+        <w:t>Reference example, not the only acceptable wording: Teacher explanation: Contributions are 6 and -5, so the score is 1.</w:t>
       </w:r>
     </w:p>
     <w:p>
       <w:pPr>
-        <w:spacing w:line="336" w:lineRule="auto" w:after="180"/>
-      </w:pPr>
-      <w:r>
-        <w:rPr>
-          <w:b w:val="0"/>
-        </w:rPr>
-        <w:t xml:space="preserve">Trace how one </w:t>
-      </w:r>
-      <w:r>
-        <w:rPr>
-          <w:b/>
-        </w:rPr>
-        <w:t>layer</w:t>
-      </w:r>
-      <w:r>
-        <w:rPr>
-          <w:b w:val="0"/>
-        </w:rPr>
-        <w:t xml:space="preserve"> supplies the next </w:t>
-      </w:r>
-      <w:r>
-        <w:rPr>
-          <w:b/>
-        </w:rPr>
-        <w:t>layer</w:t>
-      </w:r>
-      <w:r>
-        <w:rPr>
-          <w:b w:val="0"/>
-        </w:rPr>
-        <w:t xml:space="preserve"> </w:t>
-      </w:r>
-      <w:r>
-        <w:rPr>
-          <w:b/>
-        </w:rPr>
-        <w:t>input</w:t>
-      </w:r>
-      <w:r>
-        <w:rPr>
-          <w:b w:val="0"/>
-        </w:rPr>
-        <w:t>s</w:t>
+        <w:pStyle w:val="Heading2"/>
+      </w:pPr>
+      <w:r>
+        <w:t>Pictured end goal</w:t>
       </w:r>
     </w:p>
     <w:p>
@@ -476,7 +449,7 @@
         <w:rPr>
           <w:b w:val="0"/>
         </w:rPr>
-        <w:t xml:space="preserve">Check that connected </w:t>
+        <w:t xml:space="preserve">By the end, I can explain composing </w:t>
       </w:r>
       <w:r>
         <w:rPr>
@@ -488,30 +461,15 @@
         <w:rPr>
           <w:b w:val="0"/>
         </w:rPr>
-        <w:t xml:space="preserve"> dimensions and feature order agree</w:t>
+        <w:t>s using a traced example and a stated limitation.</w:t>
       </w:r>
     </w:p>
     <w:p>
       <w:pPr>
-        <w:spacing w:line="336" w:lineRule="auto" w:after="180"/>
-      </w:pPr>
-      <w:r>
-        <w:rPr>
-          <w:b w:val="0"/>
-        </w:rPr>
-        <w:t xml:space="preserve">Explain why intermediate activations are not automatically class </w:t>
-      </w:r>
-      <w:r>
-        <w:rPr>
-          <w:b/>
-        </w:rPr>
-        <w:t>prediction</w:t>
-      </w:r>
-      <w:r>
-        <w:rPr>
-          <w:b w:val="0"/>
-        </w:rPr>
-        <w:t>s</w:t>
+        <w:pStyle w:val="Heading2"/>
+      </w:pPr>
+      <w:r>
+        <w:t>Earlier wording, alternatives and picture transcripts · reference / check after trying</w:t>
       </w:r>
     </w:p>
     <w:p>
@@ -519,48 +477,66 @@
         <w:pStyle w:val="Heading3"/>
       </w:pPr>
       <w:r>
-        <w:t>Preparation</w:t>
+        <w:t>Teach the learning cycle</w:t>
       </w:r>
     </w:p>
     <w:p>
       <w:pPr>
-        <w:spacing w:line="336" w:lineRule="auto" w:after="180"/>
-      </w:pPr>
-      <w:r>
-        <w:rPr>
-          <w:b w:val="0"/>
-        </w:rPr>
-        <w:t>Printed lesson and workbook; paper and pencil</w:t>
+        <w:pStyle w:val="Heading3"/>
+      </w:pPr>
+      <w:r>
+        <w:t>Retrieval answer guidance</w:t>
       </w:r>
     </w:p>
     <w:p>
       <w:pPr>
-        <w:spacing w:line="336" w:lineRule="auto" w:after="180"/>
-      </w:pPr>
-      <w:r>
-        <w:rPr>
-          <w:b w:val="0"/>
-        </w:rPr>
-        <w:t>Calculator and optional local Python 3 editor; no packages or AI accounts needed</w:t>
+        <w:pStyle w:val="Heading3"/>
+      </w:pPr>
+      <w:r>
+        <w:t>Activation functions</w:t>
       </w:r>
     </w:p>
     <w:p>
       <w:pPr>
-        <w:spacing w:line="336" w:lineRule="auto" w:after="180"/>
-      </w:pPr>
-      <w:r>
-        <w:rPr>
-          <w:b w:val="0"/>
-        </w:rPr>
-        <w:t>Use the fictional examples supplied; prepare the fresh retry before class</w:t>
+        <w:pStyle w:val="Heading3"/>
+      </w:pPr>
+      <w:r>
+        <w:t>Dot products and weighted sums</w:t>
       </w:r>
     </w:p>
     <w:p>
       <w:pPr>
-        <w:pStyle w:val="Heading3"/>
-      </w:pPr>
-      <w:r>
-        <w:t>Prerequisite answer</w:t>
+        <w:spacing w:line="336" w:lineRule="auto" w:after="180"/>
+      </w:pPr>
+      <w:r>
+        <w:rPr>
+          <w:b w:val="0"/>
+        </w:rPr>
+        <w:t xml:space="preserve">Teach </w:t>
+      </w:r>
+      <w:r>
+        <w:rPr>
+          <w:b/>
+        </w:rPr>
+        <w:t>composition</w:t>
+      </w:r>
+      <w:r>
+        <w:rPr>
+          <w:b w:val="0"/>
+        </w:rPr>
+        <w:t xml:space="preserve"> through explicit numerical traces in two 45-minute sessions. Keep the </w:t>
+      </w:r>
+      <w:r>
+        <w:rPr>
+          <w:b/>
+        </w:rPr>
+        <w:t>layer</w:t>
+      </w:r>
+      <w:r>
+        <w:rPr>
+          <w:b w:val="0"/>
+        </w:rPr>
+        <w:t xml:space="preserve"> definition, order and activation visible.</w:t>
       </w:r>
     </w:p>
     <w:p>
@@ -571,31 +547,19 @@
         <w:rPr>
           <w:b w:val="0"/>
         </w:rPr>
-        <w:t xml:space="preserve">ReLU returns 0 and 3. It transforms a numerical score. A class </w:t>
+        <w:t xml:space="preserve">The aim is to understand which values each computation receives, not to memorise a network drawing or claim successful </w:t>
       </w:r>
       <w:r>
         <w:rPr>
           <w:b/>
         </w:rPr>
-        <w:t>prediction</w:t>
-      </w:r>
-      <w:r>
-        <w:rPr>
-          <w:b w:val="0"/>
-        </w:rPr>
-        <w:t xml:space="preserve"> requires a separate declared </w:t>
-      </w:r>
-      <w:r>
-        <w:rPr>
-          <w:b/>
-        </w:rPr>
-        <w:t>output</w:t>
-      </w:r>
-      <w:r>
-        <w:rPr>
-          <w:b w:val="0"/>
-        </w:rPr>
-        <w:t xml:space="preserve"> rule.</w:t>
+        <w:t>training</w:t>
+      </w:r>
+      <w:r>
+        <w:rPr>
+          <w:b w:val="0"/>
+        </w:rPr>
+        <w:t>.</w:t>
       </w:r>
     </w:p>
     <w:p>
@@ -603,7 +567,7 @@
         <w:pStyle w:val="Heading3"/>
       </w:pPr>
       <w:r>
-        <w:t>End goal for the pictorial case</w:t>
+        <w:t>Outcomes</w:t>
       </w:r>
     </w:p>
     <w:p>
@@ -614,7 +578,7 @@
         <w:rPr>
           <w:b w:val="0"/>
         </w:rPr>
-        <w:t xml:space="preserve">By the end, I can explain composing </w:t>
+        <w:t xml:space="preserve">Trace how one </w:t>
       </w:r>
       <w:r>
         <w:rPr>
@@ -626,7 +590,31 @@
         <w:rPr>
           <w:b w:val="0"/>
         </w:rPr>
-        <w:t>s using a traced example and a stated limitation.</w:t>
+        <w:t xml:space="preserve"> supplies the next </w:t>
+      </w:r>
+      <w:r>
+        <w:rPr>
+          <w:b/>
+        </w:rPr>
+        <w:t>layer</w:t>
+      </w:r>
+      <w:r>
+        <w:rPr>
+          <w:b w:val="0"/>
+        </w:rPr>
+        <w:t xml:space="preserve"> </w:t>
+      </w:r>
+      <w:r>
+        <w:rPr>
+          <w:b/>
+        </w:rPr>
+        <w:t>input</w:t>
+      </w:r>
+      <w:r>
+        <w:rPr>
+          <w:b w:val="0"/>
+        </w:rPr>
+        <w:t>s</w:t>
       </w:r>
     </w:p>
     <w:p>
@@ -637,20 +625,50 @@
         <w:rPr>
           <w:b w:val="0"/>
         </w:rPr>
-        <w:t>This added worked case illustrates the week’s main idea. Retain all original and connected topics; schedule its practice within the teaching cycle.</w:t>
+        <w:t xml:space="preserve">Check that connected </w:t>
+      </w:r>
+      <w:r>
+        <w:rPr>
+          <w:b/>
+        </w:rPr>
+        <w:t>layer</w:t>
+      </w:r>
+      <w:r>
+        <w:rPr>
+          <w:b w:val="0"/>
+        </w:rPr>
+        <w:t xml:space="preserve"> dimensions and feature order agree</w:t>
       </w:r>
     </w:p>
     <w:p>
       <w:pPr>
-        <w:pStyle w:val="Heading1"/>
-      </w:pPr>
-      <w:r>
-        <w:t>02. Explain and model the mechanism</w:t>
+        <w:spacing w:line="336" w:lineRule="auto" w:after="180"/>
+      </w:pPr>
+      <w:r>
+        <w:rPr>
+          <w:b w:val="0"/>
+        </w:rPr>
+        <w:t xml:space="preserve">Explain why intermediate activations are not automatically class </w:t>
+      </w:r>
+      <w:r>
+        <w:rPr>
+          <w:b/>
+        </w:rPr>
+        <w:t>prediction</w:t>
+      </w:r>
+      <w:r>
+        <w:rPr>
+          <w:b w:val="0"/>
+        </w:rPr>
+        <w:t>s</w:t>
       </w:r>
     </w:p>
     <w:p>
-      <w:r>
-        <w:t>Model Composing layers using the supplied case, labelled mechanism and reasoning. Make the scope of each conclusion explicit.</w:t>
+      <w:pPr>
+        <w:pStyle w:val="Heading3"/>
+      </w:pPr>
+      <w:r>
+        <w:t>Preparation</w:t>
       </w:r>
     </w:p>
     <w:p>
@@ -658,78 +676,15 @@
         <w:pStyle w:val="Heading3"/>
       </w:pPr>
       <w:r>
-        <w:t>Explain Composing layers · 1</w:t>
+        <w:t>Prerequisite answer</w:t>
       </w:r>
     </w:p>
     <w:p>
       <w:pPr>
-        <w:spacing w:line="336" w:lineRule="auto" w:after="180"/>
-      </w:pPr>
-      <w:r>
-        <w:rPr>
-          <w:b w:val="0"/>
-        </w:rPr>
-        <w:t xml:space="preserve">A network connects </w:t>
-      </w:r>
-      <w:r>
-        <w:rPr>
-          <w:b/>
-        </w:rPr>
-        <w:t>layer</w:t>
-      </w:r>
-      <w:r>
-        <w:rPr>
-          <w:b w:val="0"/>
-        </w:rPr>
-        <w:t xml:space="preserve">s so that the </w:t>
-      </w:r>
-      <w:r>
-        <w:rPr>
-          <w:b/>
-        </w:rPr>
-        <w:t>output</w:t>
-      </w:r>
-      <w:r>
-        <w:rPr>
-          <w:b w:val="0"/>
-        </w:rPr>
-        <w:t xml:space="preserve"> vector of one </w:t>
-      </w:r>
-      <w:r>
-        <w:rPr>
-          <w:b/>
-        </w:rPr>
-        <w:t>layer</w:t>
-      </w:r>
-      <w:r>
-        <w:rPr>
-          <w:b w:val="0"/>
-        </w:rPr>
-        <w:t xml:space="preserve"> becomes the </w:t>
-      </w:r>
-      <w:r>
-        <w:rPr>
-          <w:b/>
-        </w:rPr>
-        <w:t>input</w:t>
-      </w:r>
-      <w:r>
-        <w:rPr>
-          <w:b w:val="0"/>
-        </w:rPr>
-        <w:t xml:space="preserve"> vector of the next. Use a fictional numerical </w:t>
-      </w:r>
-      <w:r>
-        <w:rPr>
-          <w:b/>
-        </w:rPr>
-        <w:t>input</w:t>
-      </w:r>
-      <w:r>
-        <w:rPr>
-          <w:b w:val="0"/>
-        </w:rPr>
-        <w:t xml:space="preserve"> x = [x1, x2].</w:t>
+        <w:pStyle w:val="Heading3"/>
+      </w:pPr>
+      <w:r>
+        <w:t>End goal for the pictorial case</w:t>
       </w:r>
     </w:p>
     <w:p>
@@ -740,133 +695,28 @@
         <w:rPr>
           <w:b w:val="0"/>
         </w:rPr>
-        <w:t xml:space="preserve">The first </w:t>
-      </w:r>
-      <w:r>
-        <w:rPr>
-          <w:b/>
-        </w:rPr>
-        <w:t>layer</w:t>
-      </w:r>
-      <w:r>
-        <w:rPr>
-          <w:b w:val="0"/>
-        </w:rPr>
-        <w:t xml:space="preserve"> computes z1 = x1 - x2 and z2 = x1 + x2 - 2, then applies ReLU separately: h1 = max(0, z1), h2 = max(0, z2). Its </w:t>
-      </w:r>
-      <w:r>
-        <w:rPr>
-          <w:b/>
-        </w:rPr>
-        <w:t>output</w:t>
-      </w:r>
-      <w:r>
-        <w:rPr>
-          <w:b w:val="0"/>
-        </w:rPr>
-        <w:t xml:space="preserve"> is the ordered vector h = [h1, h2].</w:t>
+        <w:t>This added worked case illustrates the week’s main idea. Retain all original and connected topics; schedule its practice within the teaching cycle.</w:t>
       </w:r>
     </w:p>
     <w:p>
       <w:pPr>
-        <w:pStyle w:val="Heading3"/>
-      </w:pPr>
-      <w:r>
-        <w:t>Explain Composing layers · 2</w:t>
+        <w:pStyle w:val="Heading1"/>
+      </w:pPr>
+      <w:r>
+        <w:t>02. Teach the source of every intermediate value</w:t>
       </w:r>
     </w:p>
     <w:p>
-      <w:pPr>
-        <w:spacing w:line="336" w:lineRule="auto" w:after="180"/>
-      </w:pPr>
-      <w:r>
-        <w:rPr>
-          <w:b w:val="0"/>
-        </w:rPr>
-        <w:t xml:space="preserve">The next </w:t>
-      </w:r>
-      <w:r>
-        <w:rPr>
-          <w:b/>
-        </w:rPr>
-        <w:t>layer</w:t>
-      </w:r>
-      <w:r>
-        <w:rPr>
-          <w:b w:val="0"/>
-        </w:rPr>
-        <w:t xml:space="preserve"> computes y = 2h1 - h2 + 1. It receives h, not the original x. It uses weights [2, -1] and bias 1, with identity as its </w:t>
-      </w:r>
-      <w:r>
-        <w:rPr>
-          <w:b/>
-        </w:rPr>
-        <w:t>output</w:t>
-      </w:r>
-      <w:r>
-        <w:rPr>
-          <w:b w:val="0"/>
-        </w:rPr>
-        <w:t xml:space="preserve"> activation.</w:t>
+      <w:r>
+        <w:t>Main,pictured and independent networks use different formulas.</w:t>
       </w:r>
     </w:p>
     <w:p>
       <w:pPr>
-        <w:spacing w:line="336" w:lineRule="auto" w:after="180"/>
-      </w:pPr>
-      <w:r>
-        <w:rPr>
-          <w:b w:val="0"/>
-        </w:rPr>
-        <w:t>This is a two-</w:t>
-      </w:r>
-      <w:r>
-        <w:rPr>
-          <w:b/>
-        </w:rPr>
-        <w:t>layer</w:t>
-      </w:r>
-      <w:r>
-        <w:rPr>
-          <w:b w:val="0"/>
-        </w:rPr>
-        <w:t xml:space="preserve"> computation when counting the </w:t>
-      </w:r>
-      <w:r>
-        <w:rPr>
-          <w:b/>
-        </w:rPr>
-        <w:t>layer</w:t>
-      </w:r>
-      <w:r>
-        <w:rPr>
-          <w:b w:val="0"/>
-        </w:rPr>
-        <w:t xml:space="preserve">s with weights; an </w:t>
-      </w:r>
-      <w:r>
-        <w:rPr>
-          <w:b/>
-        </w:rPr>
-        <w:t>input</w:t>
-      </w:r>
-      <w:r>
-        <w:rPr>
-          <w:b w:val="0"/>
-        </w:rPr>
-        <w:t xml:space="preserve"> placeholder is not counted here. All parameters are supplied, so this lesson performs no </w:t>
-      </w:r>
-      <w:r>
-        <w:rPr>
-          <w:b/>
-        </w:rPr>
-        <w:t>training</w:t>
-      </w:r>
-      <w:r>
-        <w:rPr>
-          <w:b w:val="0"/>
-        </w:rPr>
-        <w:t>.</w:t>
+        <w:pStyle w:val="Heading2"/>
+      </w:pPr>
+      <w:r>
+        <w:t>Main explanation,complete flow and trace</w:t>
       </w:r>
     </w:p>
     <w:p>
@@ -877,7 +727,7 @@
         <w:rPr>
           <w:b w:val="0"/>
         </w:rPr>
-        <w:t>The two first-</w:t>
+        <w:t xml:space="preserve">A network connects </w:t>
       </w:r>
       <w:r>
         <w:rPr>
@@ -889,7 +739,7 @@
         <w:rPr>
           <w:b w:val="0"/>
         </w:rPr>
-        <w:t xml:space="preserve"> units both receive the same original x. They can be calculated in either order. Only after both activations are available do we evaluate the </w:t>
+        <w:t xml:space="preserve">s so that the </w:t>
       </w:r>
       <w:r>
         <w:rPr>
@@ -901,7 +751,7 @@
         <w:rPr>
           <w:b w:val="0"/>
         </w:rPr>
-        <w:t xml:space="preserve"> </w:t>
+        <w:t xml:space="preserve"> vector of one </w:t>
       </w:r>
       <w:r>
         <w:rPr>
@@ -913,15 +763,66 @@
         <w:rPr>
           <w:b w:val="0"/>
         </w:rPr>
-        <w:t>.</w:t>
+        <w:t xml:space="preserve"> becomes the </w:t>
+      </w:r>
+      <w:r>
+        <w:rPr>
+          <w:b/>
+        </w:rPr>
+        <w:t>input</w:t>
+      </w:r>
+      <w:r>
+        <w:rPr>
+          <w:b w:val="0"/>
+        </w:rPr>
+        <w:t xml:space="preserve"> vector of the next. Use a fictional numerical </w:t>
+      </w:r>
+      <w:r>
+        <w:rPr>
+          <w:b/>
+        </w:rPr>
+        <w:t>input</w:t>
+      </w:r>
+      <w:r>
+        <w:rPr>
+          <w:b w:val="0"/>
+        </w:rPr>
+        <w:t xml:space="preserve"> x = [x1, x2].</w:t>
       </w:r>
     </w:p>
     <w:p>
       <w:pPr>
-        <w:pStyle w:val="Heading3"/>
-      </w:pPr>
-      <w:r>
-        <w:t>Explain Composing layers · 3</w:t>
+        <w:spacing w:line="336" w:lineRule="auto" w:after="180"/>
+      </w:pPr>
+      <w:r>
+        <w:rPr>
+          <w:b w:val="0"/>
+        </w:rPr>
+        <w:t xml:space="preserve">The first </w:t>
+      </w:r>
+      <w:r>
+        <w:rPr>
+          <w:b/>
+        </w:rPr>
+        <w:t>layer</w:t>
+      </w:r>
+      <w:r>
+        <w:rPr>
+          <w:b w:val="0"/>
+        </w:rPr>
+        <w:t xml:space="preserve"> computes z1 = x1 - x2 and z2 = x1 + x2 - 2, then applies ReLU separately: h1 = max(0, z1), h2 = max(0, z2). Its </w:t>
+      </w:r>
+      <w:r>
+        <w:rPr>
+          <w:b/>
+        </w:rPr>
+        <w:t>output</w:t>
+      </w:r>
+      <w:r>
+        <w:rPr>
+          <w:b w:val="0"/>
+        </w:rPr>
+        <w:t xml:space="preserve"> is the ordered vector h = [h1, h2].</w:t>
       </w:r>
     </w:p>
     <w:p>
@@ -932,31 +833,31 @@
         <w:rPr>
           <w:b w:val="0"/>
         </w:rPr>
-        <w:t xml:space="preserve">Take x = [3, 1]. First compute z1 = 3 - 1 = 2 and z2 = 3 + 1 - 2 = 2. ReLU gives h = [2, 2]. The </w:t>
+        <w:t xml:space="preserve">The next </w:t>
       </w:r>
       <w:r>
         <w:rPr>
           <w:b/>
         </w:rPr>
+        <w:t>layer</w:t>
+      </w:r>
+      <w:r>
+        <w:rPr>
+          <w:b w:val="0"/>
+        </w:rPr>
+        <w:t xml:space="preserve"> computes y = 2h1 - h2 + 1. It receives h, not the original x. It uses weights [2, -1] and bias 1, with identity as its </w:t>
+      </w:r>
+      <w:r>
+        <w:rPr>
+          <w:b/>
+        </w:rPr>
         <w:t>output</w:t>
       </w:r>
       <w:r>
         <w:rPr>
           <w:b w:val="0"/>
         </w:rPr>
-        <w:t xml:space="preserve"> </w:t>
-      </w:r>
-      <w:r>
-        <w:rPr>
-          <w:b/>
-        </w:rPr>
-        <w:t>layer</w:t>
-      </w:r>
-      <w:r>
-        <w:rPr>
-          <w:b w:val="0"/>
-        </w:rPr>
-        <w:t xml:space="preserve"> receives exactly this ordered pair and returns y = 2 times 2 - 2 + 1 = 3.</w:t>
+        <w:t xml:space="preserve"> activation.</w:t>
       </w:r>
     </w:p>
     <w:p>
@@ -967,7 +868,55 @@
         <w:rPr>
           <w:b w:val="0"/>
         </w:rPr>
-        <w:t>Record z, h and y separately so that a correct final number cannot hide an incorrect intermediate step.</w:t>
+        <w:t>This is a two-</w:t>
+      </w:r>
+      <w:r>
+        <w:rPr>
+          <w:b/>
+        </w:rPr>
+        <w:t>layer</w:t>
+      </w:r>
+      <w:r>
+        <w:rPr>
+          <w:b w:val="0"/>
+        </w:rPr>
+        <w:t xml:space="preserve"> computation when counting the </w:t>
+      </w:r>
+      <w:r>
+        <w:rPr>
+          <w:b/>
+        </w:rPr>
+        <w:t>layer</w:t>
+      </w:r>
+      <w:r>
+        <w:rPr>
+          <w:b w:val="0"/>
+        </w:rPr>
+        <w:t xml:space="preserve">s with weights; an </w:t>
+      </w:r>
+      <w:r>
+        <w:rPr>
+          <w:b/>
+        </w:rPr>
+        <w:t>input</w:t>
+      </w:r>
+      <w:r>
+        <w:rPr>
+          <w:b w:val="0"/>
+        </w:rPr>
+        <w:t xml:space="preserve"> placeholder is not counted here. All parameters are supplied, so this lesson performs no </w:t>
+      </w:r>
+      <w:r>
+        <w:rPr>
+          <w:b/>
+        </w:rPr>
+        <w:t>training</w:t>
+      </w:r>
+      <w:r>
+        <w:rPr>
+          <w:b w:val="0"/>
+        </w:rPr>
+        <w:t>.</w:t>
       </w:r>
     </w:p>
     <w:p>
@@ -978,19 +927,43 @@
         <w:rPr>
           <w:b w:val="0"/>
         </w:rPr>
-        <w:t xml:space="preserve">The code assumes numeric </w:t>
+        <w:t>The two first-</w:t>
       </w:r>
       <w:r>
         <w:rPr>
           <w:b/>
         </w:rPr>
-        <w:t>input</w:t>
-      </w:r>
-      <w:r>
-        <w:rPr>
-          <w:b w:val="0"/>
-        </w:rPr>
-        <w:t>s with the agreed meaning. Its length check does not validate units or field order. Python indices 0 and 1 correspond to the first and second hidden components.</w:t>
+        <w:t>layer</w:t>
+      </w:r>
+      <w:r>
+        <w:rPr>
+          <w:b w:val="0"/>
+        </w:rPr>
+        <w:t xml:space="preserve"> units both receive the same original x. They can be calculated in either order. Only after both activations are available do we evaluate the </w:t>
+      </w:r>
+      <w:r>
+        <w:rPr>
+          <w:b/>
+        </w:rPr>
+        <w:t>output</w:t>
+      </w:r>
+      <w:r>
+        <w:rPr>
+          <w:b w:val="0"/>
+        </w:rPr>
+        <w:t xml:space="preserve"> </w:t>
+      </w:r>
+      <w:r>
+        <w:rPr>
+          <w:b/>
+        </w:rPr>
+        <w:t>layer</w:t>
+      </w:r>
+      <w:r>
+        <w:rPr>
+          <w:b w:val="0"/>
+        </w:rPr>
+        <w:t>.</w:t>
       </w:r>
     </w:p>
     <w:p>
@@ -1001,6 +974,75 @@
         <w:rPr>
           <w:b w:val="0"/>
         </w:rPr>
+        <w:t xml:space="preserve">Take x = [3, 1]. First compute z1 = 3 - 1 = 2 and z2 = 3 + 1 - 2 = 2. ReLU gives h = [2, 2]. The </w:t>
+      </w:r>
+      <w:r>
+        <w:rPr>
+          <w:b/>
+        </w:rPr>
+        <w:t>output</w:t>
+      </w:r>
+      <w:r>
+        <w:rPr>
+          <w:b w:val="0"/>
+        </w:rPr>
+        <w:t xml:space="preserve"> </w:t>
+      </w:r>
+      <w:r>
+        <w:rPr>
+          <w:b/>
+        </w:rPr>
+        <w:t>layer</w:t>
+      </w:r>
+      <w:r>
+        <w:rPr>
+          <w:b w:val="0"/>
+        </w:rPr>
+        <w:t xml:space="preserve"> receives exactly this ordered pair and returns y = 2 times 2 - 2 + 1 = 3.</w:t>
+      </w:r>
+    </w:p>
+    <w:p>
+      <w:pPr>
+        <w:spacing w:line="336" w:lineRule="auto" w:after="180"/>
+      </w:pPr>
+      <w:r>
+        <w:rPr>
+          <w:b w:val="0"/>
+        </w:rPr>
+        <w:t>Record z, h and y separately so that a correct final number cannot hide an incorrect intermediate step.</w:t>
+      </w:r>
+    </w:p>
+    <w:p>
+      <w:pPr>
+        <w:spacing w:line="336" w:lineRule="auto" w:after="180"/>
+      </w:pPr>
+      <w:r>
+        <w:rPr>
+          <w:b w:val="0"/>
+        </w:rPr>
+        <w:t xml:space="preserve">The code assumes numeric </w:t>
+      </w:r>
+      <w:r>
+        <w:rPr>
+          <w:b/>
+        </w:rPr>
+        <w:t>input</w:t>
+      </w:r>
+      <w:r>
+        <w:rPr>
+          <w:b w:val="0"/>
+        </w:rPr>
+        <w:t>s with the agreed meaning. Its length check does not validate units or field order. Python indices 0 and 1 correspond to the first and second hidden components.</w:t>
+      </w:r>
+    </w:p>
+    <w:p>
+      <w:pPr>
+        <w:spacing w:line="336" w:lineRule="auto" w:after="180"/>
+      </w:pPr>
+      <w:r>
+        <w:rPr>
+          <w:b w:val="0"/>
+        </w:rPr>
         <w:t xml:space="preserve">There is no feedback from y into h during this </w:t>
       </w:r>
       <w:r>
@@ -1014,6 +1056,1038 @@
           <w:b w:val="0"/>
         </w:rPr>
         <w:t>.</w:t>
+      </w:r>
+    </w:p>
+    <w:p>
+      <w:pPr>
+        <w:pStyle w:val="Heading3"/>
+      </w:pPr>
+      <w:r>
+        <w:t>Trace the evidence</w:t>
+      </w:r>
+    </w:p>
+    <w:tbl>
+      <w:tblPr>
+        <w:tblStyle w:val="LightShading-Accent1"/>
+        <w:tblW w:type="auto" w:w="0"/>
+        <w:tblLook w:firstColumn="1" w:firstRow="1" w:lastColumn="0" w:lastRow="0" w:noHBand="0" w:noVBand="1" w:val="04A0"/>
+      </w:tblPr>
+      <w:tblGrid>
+        <w:gridCol w:w="3408"/>
+        <w:gridCol w:w="3408"/>
+        <w:gridCol w:w="3408"/>
+      </w:tblGrid>
+      <w:tr>
+        <w:trPr>
+          <w:tblHeader/>
+        </w:trPr>
+        <w:tc>
+          <w:tcPr>
+            <w:tcW w:type="dxa" w:w="3408"/>
+          </w:tcPr>
+          <w:p>
+            <w:r>
+              <w:t>Stage</w:t>
+            </w:r>
+          </w:p>
+        </w:tc>
+        <w:tc>
+          <w:tcPr>
+            <w:tcW w:type="dxa" w:w="3408"/>
+          </w:tcPr>
+          <w:p>
+            <w:r>
+              <w:t>Evidence</w:t>
+            </w:r>
+          </w:p>
+        </w:tc>
+        <w:tc>
+          <w:tcPr>
+            <w:tcW w:type="dxa" w:w="3408"/>
+          </w:tcPr>
+          <w:p>
+            <w:r>
+              <w:t>Result</w:t>
+            </w:r>
+          </w:p>
+        </w:tc>
+      </w:tr>
+      <w:tr>
+        <w:tc>
+          <w:tcPr>
+            <w:tcW w:type="dxa" w:w="3408"/>
+          </w:tcPr>
+          <w:p>
+            <w:r>
+              <w:t>Input x=[x1,x2]</w:t>
+            </w:r>
+          </w:p>
+        </w:tc>
+        <w:tc>
+          <w:tcPr>
+            <w:tcW w:type="dxa" w:w="3408"/>
+          </w:tcPr>
+          <w:p>
+            <w:r>
+              <w:t>Both units receive x</w:t>
+            </w:r>
+          </w:p>
+        </w:tc>
+        <w:tc>
+          <w:tcPr>
+            <w:tcW w:type="dxa" w:w="3408"/>
+          </w:tcPr>
+          <w:p>
+            <w:r>
+              <w:t>z=[x1−x2,x1+x2−2]</w:t>
+            </w:r>
+          </w:p>
+        </w:tc>
+      </w:tr>
+      <w:tr>
+        <w:tc>
+          <w:tcPr>
+            <w:tcW w:type="dxa" w:w="3408"/>
+          </w:tcPr>
+          <w:p>
+            <w:r>
+              <w:t>Two affine scores z</w:t>
+            </w:r>
+          </w:p>
+        </w:tc>
+        <w:tc>
+          <w:tcPr>
+            <w:tcW w:type="dxa" w:w="3408"/>
+          </w:tcPr>
+          <w:p>
+            <w:r>
+              <w:t>Apply ReLU to each</w:t>
+            </w:r>
+          </w:p>
+        </w:tc>
+        <w:tc>
+          <w:tcPr>
+            <w:tcW w:type="dxa" w:w="3408"/>
+          </w:tcPr>
+          <w:p>
+            <w:r>
+              <w:t>h=[h1,h2]</w:t>
+            </w:r>
+          </w:p>
+        </w:tc>
+      </w:tr>
+      <w:tr>
+        <w:tc>
+          <w:tcPr>
+            <w:tcW w:type="dxa" w:w="3408"/>
+          </w:tcPr>
+          <w:p>
+            <w:r>
+              <w:t>Ordered hidden pair h</w:t>
+            </w:r>
+          </w:p>
+        </w:tc>
+        <w:tc>
+          <w:tcPr>
+            <w:tcW w:type="dxa" w:w="3408"/>
+          </w:tcPr>
+          <w:p>
+            <w:r>
+              <w:t>Output weights[2,−1],bias1</w:t>
+            </w:r>
+          </w:p>
+        </w:tc>
+        <w:tc>
+          <w:tcPr>
+            <w:tcW w:type="dxa" w:w="3408"/>
+          </w:tcPr>
+          <w:p>
+            <w:r>
+              <w:t>One output[y]with identity</w:t>
+            </w:r>
+          </w:p>
+        </w:tc>
+      </w:tr>
+    </w:tbl>
+    <w:p/>
+    <w:tbl>
+      <w:tblPr>
+        <w:tblStyle w:val="LightShading-Accent1"/>
+        <w:tblW w:type="auto" w:w="0"/>
+        <w:tblLook w:firstColumn="1" w:firstRow="1" w:lastColumn="0" w:lastRow="0" w:noHBand="0" w:noVBand="1" w:val="04A0"/>
+      </w:tblPr>
+      <w:tblGrid>
+        <w:gridCol w:w="2045"/>
+        <w:gridCol w:w="2045"/>
+        <w:gridCol w:w="2045"/>
+        <w:gridCol w:w="2045"/>
+        <w:gridCol w:w="2045"/>
+      </w:tblGrid>
+      <w:tr>
+        <w:trPr>
+          <w:tblHeader/>
+        </w:trPr>
+        <w:tc>
+          <w:tcPr>
+            <w:tcW w:type="dxa" w:w="2045"/>
+          </w:tcPr>
+          <w:p>
+            <w:r>
+              <w:t>Main model input x</w:t>
+            </w:r>
+          </w:p>
+        </w:tc>
+        <w:tc>
+          <w:tcPr>
+            <w:tcW w:type="dxa" w:w="2045"/>
+          </w:tcPr>
+          <w:p>
+            <w:r>
+              <w:t>z1=x1−x2</w:t>
+            </w:r>
+          </w:p>
+        </w:tc>
+        <w:tc>
+          <w:tcPr>
+            <w:tcW w:type="dxa" w:w="2045"/>
+          </w:tcPr>
+          <w:p>
+            <w:r>
+              <w:t>z2=x1+x2−2</w:t>
+            </w:r>
+          </w:p>
+        </w:tc>
+        <w:tc>
+          <w:tcPr>
+            <w:tcW w:type="dxa" w:w="2045"/>
+          </w:tcPr>
+          <w:p>
+            <w:r>
+              <w:t>h=[ReLU(z1), ReLU(z2)]</w:t>
+            </w:r>
+          </w:p>
+        </w:tc>
+        <w:tc>
+          <w:tcPr>
+            <w:tcW w:type="dxa" w:w="2045"/>
+          </w:tcPr>
+          <w:p>
+            <w:r>
+              <w:t>y=2h1−h2+1</w:t>
+            </w:r>
+          </w:p>
+        </w:tc>
+      </w:tr>
+      <w:tr>
+        <w:tc>
+          <w:tcPr>
+            <w:tcW w:type="dxa" w:w="2045"/>
+          </w:tcPr>
+          <w:p>
+            <w:r>
+              <w:t>[3, 1]</w:t>
+            </w:r>
+          </w:p>
+        </w:tc>
+        <w:tc>
+          <w:tcPr>
+            <w:tcW w:type="dxa" w:w="2045"/>
+          </w:tcPr>
+          <w:p>
+            <w:r>
+              <w:t>2</w:t>
+            </w:r>
+          </w:p>
+        </w:tc>
+        <w:tc>
+          <w:tcPr>
+            <w:tcW w:type="dxa" w:w="2045"/>
+          </w:tcPr>
+          <w:p>
+            <w:r>
+              <w:t>2</w:t>
+            </w:r>
+          </w:p>
+        </w:tc>
+        <w:tc>
+          <w:tcPr>
+            <w:tcW w:type="dxa" w:w="2045"/>
+          </w:tcPr>
+          <w:p>
+            <w:r>
+              <w:t>[2, 2]</w:t>
+            </w:r>
+          </w:p>
+        </w:tc>
+        <w:tc>
+          <w:tcPr>
+            <w:tcW w:type="dxa" w:w="2045"/>
+          </w:tcPr>
+          <w:p>
+            <w:r>
+              <w:t>3</w:t>
+            </w:r>
+          </w:p>
+        </w:tc>
+      </w:tr>
+      <w:tr>
+        <w:tc>
+          <w:tcPr>
+            <w:tcW w:type="dxa" w:w="2045"/>
+          </w:tcPr>
+          <w:p>
+            <w:r>
+              <w:t>[1, 3]</w:t>
+            </w:r>
+          </w:p>
+        </w:tc>
+        <w:tc>
+          <w:tcPr>
+            <w:tcW w:type="dxa" w:w="2045"/>
+          </w:tcPr>
+          <w:p>
+            <w:r>
+              <w:t>-2</w:t>
+            </w:r>
+          </w:p>
+        </w:tc>
+        <w:tc>
+          <w:tcPr>
+            <w:tcW w:type="dxa" w:w="2045"/>
+          </w:tcPr>
+          <w:p>
+            <w:r>
+              <w:t>2</w:t>
+            </w:r>
+          </w:p>
+        </w:tc>
+        <w:tc>
+          <w:tcPr>
+            <w:tcW w:type="dxa" w:w="2045"/>
+          </w:tcPr>
+          <w:p>
+            <w:r>
+              <w:t>[0, 2]</w:t>
+            </w:r>
+          </w:p>
+        </w:tc>
+        <w:tc>
+          <w:tcPr>
+            <w:tcW w:type="dxa" w:w="2045"/>
+          </w:tcPr>
+          <w:p>
+            <w:r>
+              <w:t>-1</w:t>
+            </w:r>
+          </w:p>
+        </w:tc>
+      </w:tr>
+      <w:tr>
+        <w:tc>
+          <w:tcPr>
+            <w:tcW w:type="dxa" w:w="2045"/>
+          </w:tcPr>
+          <w:p>
+            <w:r>
+              <w:t>[1, 1]</w:t>
+            </w:r>
+          </w:p>
+        </w:tc>
+        <w:tc>
+          <w:tcPr>
+            <w:tcW w:type="dxa" w:w="2045"/>
+          </w:tcPr>
+          <w:p>
+            <w:r>
+              <w:t>0</w:t>
+            </w:r>
+          </w:p>
+        </w:tc>
+        <w:tc>
+          <w:tcPr>
+            <w:tcW w:type="dxa" w:w="2045"/>
+          </w:tcPr>
+          <w:p>
+            <w:r>
+              <w:t>0</w:t>
+            </w:r>
+          </w:p>
+        </w:tc>
+        <w:tc>
+          <w:tcPr>
+            <w:tcW w:type="dxa" w:w="2045"/>
+          </w:tcPr>
+          <w:p>
+            <w:r>
+              <w:t>[0, 0]</w:t>
+            </w:r>
+          </w:p>
+        </w:tc>
+        <w:tc>
+          <w:tcPr>
+            <w:tcW w:type="dxa" w:w="2045"/>
+          </w:tcPr>
+          <w:p>
+            <w:r>
+              <w:t>1</w:t>
+            </w:r>
+          </w:p>
+        </w:tc>
+      </w:tr>
+      <w:tr>
+        <w:tc>
+          <w:tcPr>
+            <w:tcW w:type="dxa" w:w="2045"/>
+          </w:tcPr>
+          <w:p>
+            <w:r>
+              <w:t>[3, 0]</w:t>
+            </w:r>
+          </w:p>
+        </w:tc>
+        <w:tc>
+          <w:tcPr>
+            <w:tcW w:type="dxa" w:w="2045"/>
+          </w:tcPr>
+          <w:p>
+            <w:r>
+              <w:t>3</w:t>
+            </w:r>
+          </w:p>
+        </w:tc>
+        <w:tc>
+          <w:tcPr>
+            <w:tcW w:type="dxa" w:w="2045"/>
+          </w:tcPr>
+          <w:p>
+            <w:r>
+              <w:t>1</w:t>
+            </w:r>
+          </w:p>
+        </w:tc>
+        <w:tc>
+          <w:tcPr>
+            <w:tcW w:type="dxa" w:w="2045"/>
+          </w:tcPr>
+          <w:p>
+            <w:r>
+              <w:t>[3, 1]</w:t>
+            </w:r>
+          </w:p>
+        </w:tc>
+        <w:tc>
+          <w:tcPr>
+            <w:tcW w:type="dxa" w:w="2045"/>
+          </w:tcPr>
+          <w:p>
+            <w:r>
+              <w:t>6</w:t>
+            </w:r>
+          </w:p>
+        </w:tc>
+      </w:tr>
+      <w:tr>
+        <w:tc>
+          <w:tcPr>
+            <w:tcW w:type="dxa" w:w="2045"/>
+          </w:tcPr>
+          <w:p>
+            <w:r>
+              <w:t>[0, 1]</w:t>
+            </w:r>
+          </w:p>
+        </w:tc>
+        <w:tc>
+          <w:tcPr>
+            <w:tcW w:type="dxa" w:w="2045"/>
+          </w:tcPr>
+          <w:p>
+            <w:r>
+              <w:t>-1</w:t>
+            </w:r>
+          </w:p>
+        </w:tc>
+        <w:tc>
+          <w:tcPr>
+            <w:tcW w:type="dxa" w:w="2045"/>
+          </w:tcPr>
+          <w:p>
+            <w:r>
+              <w:t>-1</w:t>
+            </w:r>
+          </w:p>
+        </w:tc>
+        <w:tc>
+          <w:tcPr>
+            <w:tcW w:type="dxa" w:w="2045"/>
+          </w:tcPr>
+          <w:p>
+            <w:r>
+              <w:t>[0, 0]</w:t>
+            </w:r>
+          </w:p>
+        </w:tc>
+        <w:tc>
+          <w:tcPr>
+            <w:tcW w:type="dxa" w:w="2045"/>
+          </w:tcPr>
+          <w:p>
+            <w:r>
+              <w:t>1</w:t>
+            </w:r>
+          </w:p>
+        </w:tc>
+      </w:tr>
+      <w:tr>
+        <w:tc>
+          <w:tcPr>
+            <w:tcW w:type="dxa" w:w="2045"/>
+          </w:tcPr>
+          <w:p>
+            <w:r>
+              <w:t>[0, 2]</w:t>
+            </w:r>
+          </w:p>
+        </w:tc>
+        <w:tc>
+          <w:tcPr>
+            <w:tcW w:type="dxa" w:w="2045"/>
+          </w:tcPr>
+          <w:p>
+            <w:r>
+              <w:t>-2</w:t>
+            </w:r>
+          </w:p>
+        </w:tc>
+        <w:tc>
+          <w:tcPr>
+            <w:tcW w:type="dxa" w:w="2045"/>
+          </w:tcPr>
+          <w:p>
+            <w:r>
+              <w:t>0</w:t>
+            </w:r>
+          </w:p>
+        </w:tc>
+        <w:tc>
+          <w:tcPr>
+            <w:tcW w:type="dxa" w:w="2045"/>
+          </w:tcPr>
+          <w:p>
+            <w:r>
+              <w:t>[0, 0]</w:t>
+            </w:r>
+          </w:p>
+        </w:tc>
+        <w:tc>
+          <w:tcPr>
+            <w:tcW w:type="dxa" w:w="2045"/>
+          </w:tcPr>
+          <w:p>
+            <w:r>
+              <w:t>1</w:t>
+            </w:r>
+          </w:p>
+        </w:tc>
+      </w:tr>
+    </w:tbl>
+    <w:p>
+      <w:pPr>
+        <w:spacing w:line="336" w:lineRule="auto" w:after="180"/>
+      </w:pPr>
+      <w:r>
+        <w:rPr>
+          <w:b w:val="0"/>
+        </w:rPr>
+        <w:t>Guided: x = [1, 1] gives z = [0, 0], h = [0, 0], y = 1. Using x directly would give 2, skipping the hidden transformation.</w:t>
+      </w:r>
+    </w:p>
+    <w:p>
+      <w:pPr>
+        <w:spacing w:line="336" w:lineRule="auto" w:after="180"/>
+      </w:pPr>
+      <w:r>
+        <w:rPr>
+          <w:b w:val="0"/>
+        </w:rPr>
+        <w:t xml:space="preserve">Exit: compatible shapes and execution check whether the specified computation can run, not whether </w:t>
+      </w:r>
+      <w:r>
+        <w:rPr>
+          <w:b/>
+        </w:rPr>
+        <w:t>prediction</w:t>
+      </w:r>
+      <w:r>
+        <w:rPr>
+          <w:b w:val="0"/>
+        </w:rPr>
+        <w:t>s match real labels. Accuracy requires appropriate labelled examples, a metric and independent evaluation.</w:t>
+      </w:r>
+    </w:p>
+    <w:p>
+      <w:pPr>
+        <w:pStyle w:val="Heading2"/>
+      </w:pPr>
+      <w:r>
+        <w:t>Complete separate pictured model and scope</w:t>
+      </w:r>
+    </w:p>
+    <w:p>
+      <w:pPr>
+        <w:spacing w:line="336" w:lineRule="auto" w:after="180"/>
+      </w:pPr>
+      <w:r>
+        <w:rPr>
+          <w:b w:val="0"/>
+        </w:rPr>
+        <w:t xml:space="preserve">Compose two hidden detectors before one </w:t>
+      </w:r>
+      <w:r>
+        <w:rPr>
+          <w:b/>
+        </w:rPr>
+        <w:t>output</w:t>
+      </w:r>
+      <w:r>
+        <w:rPr>
+          <w:b w:val="0"/>
+        </w:rPr>
+        <w:t xml:space="preserve"> instead of skipping a </w:t>
+      </w:r>
+      <w:r>
+        <w:rPr>
+          <w:b/>
+        </w:rPr>
+        <w:t>layer</w:t>
+      </w:r>
+      <w:r>
+        <w:rPr>
+          <w:b w:val="0"/>
+        </w:rPr>
+        <w:t>.</w:t>
+      </w:r>
+    </w:p>
+    <w:p>
+      <w:pPr>
+        <w:spacing w:line="336" w:lineRule="auto" w:after="180"/>
+      </w:pPr>
+      <w:r>
+        <w:rPr>
+          <w:b w:val="0"/>
+        </w:rPr>
+        <w:t xml:space="preserve">For </w:t>
+      </w:r>
+      <w:r>
+        <w:rPr>
+          <w:b/>
+        </w:rPr>
+        <w:t>input</w:t>
+      </w:r>
+      <w:r>
+        <w:rPr>
+          <w:b w:val="0"/>
+        </w:rPr>
+        <w:t xml:space="preserve"> [u, v], h1=ReLU(u-2), h2=ReLU(v-1), y=h1-h2. </w:t>
+      </w:r>
+      <w:r>
+        <w:rPr>
+          <w:b/>
+        </w:rPr>
+        <w:t>Input</w:t>
+      </w:r>
+      <w:r>
+        <w:rPr>
+          <w:b w:val="0"/>
+        </w:rPr>
+        <w:t xml:space="preserve"> [4, 3].</w:t>
+      </w:r>
+    </w:p>
+    <w:p>
+      <w:pPr>
+        <w:spacing w:line="336" w:lineRule="auto" w:after="180"/>
+      </w:pPr>
+      <w:r>
+        <w:rPr>
+          <w:b w:val="0"/>
+        </w:rPr>
+        <w:t xml:space="preserve">All </w:t>
+      </w:r>
+      <w:r>
+        <w:rPr>
+          <w:b/>
+        </w:rPr>
+        <w:t>input</w:t>
+      </w:r>
+      <w:r>
+        <w:rPr>
+          <w:b w:val="0"/>
+        </w:rPr>
+        <w:t>s and outcomes in this worked example are invented classroom data; no real model run is claimed.</w:t>
+      </w:r>
+    </w:p>
+    <w:p>
+      <w:pPr>
+        <w:spacing w:line="336" w:lineRule="auto" w:after="180"/>
+      </w:pPr>
+      <w:r>
+        <w:rPr>
+          <w:b w:val="0"/>
+        </w:rPr>
+        <w:t>The pictured model is a separate simpler network:h1=ReLU(u−2), h2=ReLU(v−1), y=h1−h2. At[4, 3], preactivations[2, 2]give h[2, 2], y0. Change only v3→1:preactivations[2, 0], h[2, 0], y2. Do not use the main model’s formulas or output bias 1 here. The shared idea is that the output receives the computed hidden values, not the original input. Supplied detector names do not imply a learned biological mechanism.</w:t>
+      </w:r>
+    </w:p>
+    <w:p>
+      <w:pPr>
+        <w:pStyle w:val="Heading2"/>
+      </w:pPr>
+      <w:r>
+        <w:t>Trace activated values into the final difference</w:t>
+      </w:r>
+    </w:p>
+    <w:p>
+      <w:r>
+        <w:drawing>
+          <wp:inline xmlns:a="http://schemas.openxmlformats.org/drawingml/2006/main" xmlns:pic="http://schemas.openxmlformats.org/drawingml/2006/picture">
+            <wp:extent cx="5486400" cy="3182112"/>
+            <wp:docPr id="1" name="Picture 1" descr="First hidden unit: u-2=2, so h1=2. → Second hidden unit: v-1=2, so h2=2. → Compose output: y=2-2=0; the output uses activated hidden values, not raw inputs."/>
+            <wp:cNvGraphicFramePr>
+              <a:graphicFrameLocks noChangeAspect="1"/>
+            </wp:cNvGraphicFramePr>
+            <a:graphic>
+              <a:graphicData uri="http://schemas.openxmlformats.org/drawingml/2006/picture">
+                <pic:pic>
+                  <pic:nvPicPr>
+                    <pic:cNvPr id="0" name="academy-story-ai-5-5-02.png"/>
+                    <pic:cNvPicPr/>
+                  </pic:nvPicPr>
+                  <pic:blipFill>
+                    <a:blip r:embed="rId9"/>
+                    <a:stretch>
+                      <a:fillRect/>
+                    </a:stretch>
+                  </pic:blipFill>
+                  <pic:spPr>
+                    <a:xfrm>
+                      <a:off x="0" y="0"/>
+                      <a:ext cx="5486400" cy="3182112"/>
+                    </a:xfrm>
+                    <a:prstGeom prst="rect"/>
+                  </pic:spPr>
+                </pic:pic>
+              </a:graphicData>
+            </a:graphic>
+          </wp:inline>
+        </w:drawing>
+      </w:r>
+    </w:p>
+    <w:p>
+      <w:pPr>
+        <w:pStyle w:val="Heading3"/>
+      </w:pPr>
+      <w:r>
+        <w:t>Read the picture one step at a time</w:t>
+      </w:r>
+    </w:p>
+    <w:tbl>
+      <w:tblPr>
+        <w:tblStyle w:val="LightShading-Accent1"/>
+        <w:tblW w:type="auto" w:w="0"/>
+        <w:tblLook w:firstColumn="1" w:firstRow="1" w:lastColumn="0" w:lastRow="0" w:noHBand="0" w:noVBand="1" w:val="04A0"/>
+      </w:tblPr>
+      <w:tblGrid>
+        <w:gridCol w:w="5112"/>
+        <w:gridCol w:w="5112"/>
+      </w:tblGrid>
+      <w:tr>
+        <w:trPr>
+          <w:tblHeader/>
+        </w:trPr>
+        <w:tc>
+          <w:tcPr>
+            <w:tcW w:type="dxa" w:w="5112"/>
+          </w:tcPr>
+          <w:p>
+            <w:r>
+              <w:t>Step</w:t>
+            </w:r>
+          </w:p>
+        </w:tc>
+        <w:tc>
+          <w:tcPr>
+            <w:tcW w:type="dxa" w:w="5112"/>
+          </w:tcPr>
+          <w:p>
+            <w:r>
+              <w:t>What happens and why</w:t>
+            </w:r>
+          </w:p>
+        </w:tc>
+      </w:tr>
+      <w:tr>
+        <w:tc>
+          <w:tcPr>
+            <w:tcW w:type="dxa" w:w="5112"/>
+          </w:tcPr>
+          <w:p>
+            <w:r>
+              <w:t>1. First hidden unit</w:t>
+            </w:r>
+          </w:p>
+        </w:tc>
+        <w:tc>
+          <w:tcPr>
+            <w:tcW w:type="dxa" w:w="5112"/>
+          </w:tcPr>
+          <w:p>
+            <w:r>
+              <w:t>u-2=2, so h1=2.</w:t>
+            </w:r>
+          </w:p>
+        </w:tc>
+      </w:tr>
+      <w:tr>
+        <w:tc>
+          <w:tcPr>
+            <w:tcW w:type="dxa" w:w="5112"/>
+          </w:tcPr>
+          <w:p>
+            <w:r>
+              <w:t>2. Second hidden unit</w:t>
+            </w:r>
+          </w:p>
+        </w:tc>
+        <w:tc>
+          <w:tcPr>
+            <w:tcW w:type="dxa" w:w="5112"/>
+          </w:tcPr>
+          <w:p>
+            <w:r>
+              <w:t>v-1=2, so h2=2.</w:t>
+            </w:r>
+          </w:p>
+        </w:tc>
+      </w:tr>
+      <w:tr>
+        <w:tc>
+          <w:tcPr>
+            <w:tcW w:type="dxa" w:w="5112"/>
+          </w:tcPr>
+          <w:p>
+            <w:r>
+              <w:t>3. Compose output</w:t>
+            </w:r>
+          </w:p>
+        </w:tc>
+        <w:tc>
+          <w:tcPr>
+            <w:tcW w:type="dxa" w:w="5112"/>
+          </w:tcPr>
+          <w:p>
+            <w:r>
+              <w:t>y=2-2=0; the output uses activated hidden values, not raw inputs.</w:t>
+            </w:r>
+          </w:p>
+        </w:tc>
+      </w:tr>
+    </w:tbl>
+    <w:p>
+      <w:r>
+        <w:t>Match each pictured step to the supplied facts. This is a worked teaching case, not an independent assessment.</w:t>
+      </w:r>
+    </w:p>
+    <w:p>
+      <w:pPr>
+        <w:spacing w:line="336" w:lineRule="auto" w:after="180"/>
+      </w:pPr>
+      <w:r>
+        <w:rPr>
+          <w:b/>
+        </w:rPr>
+        <w:t>Composition</w:t>
+      </w:r>
+      <w:r>
+        <w:rPr>
+          <w:b w:val="0"/>
+        </w:rPr>
+        <w:t xml:space="preserve"> means one </w:t>
+      </w:r>
+      <w:r>
+        <w:rPr>
+          <w:b/>
+        </w:rPr>
+        <w:t>layer</w:t>
+      </w:r>
+      <w:r>
+        <w:rPr>
+          <w:b w:val="0"/>
+        </w:rPr>
+        <w:t xml:space="preserve">’s result becomes the next </w:t>
+      </w:r>
+      <w:r>
+        <w:rPr>
+          <w:b/>
+        </w:rPr>
+        <w:t>layer</w:t>
+      </w:r>
+      <w:r>
+        <w:rPr>
+          <w:b w:val="0"/>
+        </w:rPr>
+        <w:t xml:space="preserve">’s </w:t>
+      </w:r>
+      <w:r>
+        <w:rPr>
+          <w:b/>
+        </w:rPr>
+        <w:t>input</w:t>
+      </w:r>
+      <w:r>
+        <w:rPr>
+          <w:b w:val="0"/>
+        </w:rPr>
+        <w:t xml:space="preserve">. Compute both hidden units before combining them. At [4,3], their equal </w:t>
+      </w:r>
+      <w:r>
+        <w:rPr>
+          <w:b/>
+        </w:rPr>
+        <w:t>output</w:t>
+      </w:r>
+      <w:r>
+        <w:rPr>
+          <w:b w:val="0"/>
+        </w:rPr>
+        <w:t>s cancel.</w:t>
+      </w:r>
+    </w:p>
+    <w:p>
+      <w:pPr>
+        <w:spacing w:line="336" w:lineRule="auto" w:after="180"/>
+      </w:pPr>
+      <w:r>
+        <w:rPr>
+          <w:b w:val="0"/>
+        </w:rPr>
+        <w:t xml:space="preserve">Lowering only the second </w:t>
+      </w:r>
+      <w:r>
+        <w:rPr>
+          <w:b/>
+        </w:rPr>
+        <w:t>input</w:t>
+      </w:r>
+      <w:r>
+        <w:rPr>
+          <w:b w:val="0"/>
+        </w:rPr>
+        <w:t xml:space="preserve"> removes its positive hidden contribution, so subtracting it no longer reduces the </w:t>
+      </w:r>
+      <w:r>
+        <w:rPr>
+          <w:b/>
+        </w:rPr>
+        <w:t>output</w:t>
+      </w:r>
+      <w:r>
+        <w:rPr>
+          <w:b w:val="0"/>
+        </w:rPr>
+        <w:t>. The final subtraction must use activated hidden values rather than the raw measurements.</w:t>
+      </w:r>
+    </w:p>
+    <w:p>
+      <w:pPr>
+        <w:spacing w:line="336" w:lineRule="auto" w:after="180"/>
+      </w:pPr>
+      <w:r>
+        <w:rPr>
+          <w:b w:val="0"/>
+        </w:rPr>
+        <w:t xml:space="preserve">Hand-composed detectors illustrate </w:t>
+      </w:r>
+      <w:r>
+        <w:rPr>
+          <w:b/>
+        </w:rPr>
+        <w:t>layer</w:t>
+      </w:r>
+      <w:r>
+        <w:rPr>
+          <w:b w:val="0"/>
+        </w:rPr>
+        <w:t xml:space="preserve"> order; they are not </w:t>
+      </w:r>
+      <w:r>
+        <w:rPr>
+          <w:b/>
+        </w:rPr>
+        <w:t>evidence</w:t>
+      </w:r>
+      <w:r>
+        <w:rPr>
+          <w:b w:val="0"/>
+        </w:rPr>
+        <w:t xml:space="preserve"> of a learned or biologically realistic neural </w:t>
+      </w:r>
+      <w:r>
+        <w:rPr>
+          <w:b/>
+        </w:rPr>
+        <w:t>mechanism</w:t>
+      </w:r>
+      <w:r>
+        <w:rPr>
+          <w:b w:val="0"/>
+        </w:rPr>
+        <w:t>.</w:t>
+      </w:r>
+    </w:p>
+    <w:p>
+      <w:pPr>
+        <w:spacing w:line="336" w:lineRule="auto" w:after="180"/>
+      </w:pPr>
+      <w:r>
+        <w:rPr>
+          <w:b w:val="0"/>
+        </w:rPr>
+        <w:t>Change: Change only v from 3 to1.</w:t>
+      </w:r>
+    </w:p>
+    <w:p>
+      <w:pPr>
+        <w:spacing w:line="336" w:lineRule="auto" w:after="180"/>
+      </w:pPr>
+      <w:r>
+        <w:rPr>
+          <w:b/>
+        </w:rPr>
+        <w:t>Prediction</w:t>
+      </w:r>
+      <w:r>
+        <w:rPr>
+          <w:b w:val="0"/>
+        </w:rPr>
+        <w:t>: h1 stays 2, h2 becomes 0, y becomes 2.</w:t>
+      </w:r>
+    </w:p>
+    <w:p>
+      <w:pPr>
+        <w:spacing w:line="336" w:lineRule="auto" w:after="180"/>
+      </w:pPr>
+      <w:r>
+        <w:rPr>
+          <w:b w:val="0"/>
+        </w:rPr>
+        <w:t>Reason: The second hidden unit’s preactivation reaches 0 while the first unit is unchanged.</w:t>
+      </w:r>
+    </w:p>
+    <w:p>
+      <w:pPr>
+        <w:pStyle w:val="Heading2"/>
+      </w:pPr>
+      <w:r>
+        <w:t>Earlier wording, alternatives and picture transcripts · reference / check after trying</w:t>
       </w:r>
     </w:p>
     <w:tbl>
@@ -1301,48 +2375,6 @@
         <w:pStyle w:val="Heading3"/>
       </w:pPr>
       <w:r>
-        <w:t>Explain Composing layers · 4</w:t>
-      </w:r>
-    </w:p>
-    <w:p>
-      <w:pPr>
-        <w:spacing w:line="336" w:lineRule="auto" w:after="180"/>
-      </w:pPr>
-      <w:r>
-        <w:rPr>
-          <w:b w:val="0"/>
-        </w:rPr>
-        <w:t>Guided: x = [1, 1] gives z = [0, 0], h = [0, 0], y = 1. Using x directly would give 2, skipping the hidden transformation.</w:t>
-      </w:r>
-    </w:p>
-    <w:p>
-      <w:pPr>
-        <w:spacing w:line="336" w:lineRule="auto" w:after="180"/>
-      </w:pPr>
-      <w:r>
-        <w:rPr>
-          <w:b w:val="0"/>
-        </w:rPr>
-        <w:t xml:space="preserve">Exit: compatible shapes and execution check whether the specified computation can run, not whether </w:t>
-      </w:r>
-      <w:r>
-        <w:rPr>
-          <w:b/>
-        </w:rPr>
-        <w:t>prediction</w:t>
-      </w:r>
-      <w:r>
-        <w:rPr>
-          <w:b w:val="0"/>
-        </w:rPr>
-        <w:t>s match real labels. Accuracy requires appropriate labelled examples, a metric and independent evaluation.</w:t>
-      </w:r>
-    </w:p>
-    <w:p>
-      <w:pPr>
-        <w:pStyle w:val="Heading3"/>
-      </w:pPr>
-      <w:r>
         <w:t>Model the reasoning aloud</w:t>
       </w:r>
     </w:p>
@@ -1687,121 +2719,10 @@
     </w:p>
     <w:p>
       <w:pPr>
-        <w:spacing w:line="336" w:lineRule="auto" w:after="180"/>
-      </w:pPr>
-      <w:r>
-        <w:rPr>
-          <w:b w:val="0"/>
-        </w:rPr>
-        <w:t xml:space="preserve">Compose two hidden detectors before one </w:t>
-      </w:r>
-      <w:r>
-        <w:rPr>
-          <w:b/>
-        </w:rPr>
-        <w:t>output</w:t>
-      </w:r>
-      <w:r>
-        <w:rPr>
-          <w:b w:val="0"/>
-        </w:rPr>
-        <w:t xml:space="preserve"> instead of skipping a </w:t>
-      </w:r>
-      <w:r>
-        <w:rPr>
-          <w:b/>
-        </w:rPr>
-        <w:t>layer</w:t>
-      </w:r>
-      <w:r>
-        <w:rPr>
-          <w:b w:val="0"/>
-        </w:rPr>
-        <w:t>.</w:t>
-      </w:r>
-    </w:p>
-    <w:p>
-      <w:pPr>
         <w:pStyle w:val="Heading3"/>
       </w:pPr>
       <w:r>
         <w:t>The facts we will use</w:t>
-      </w:r>
-    </w:p>
-    <w:p>
-      <w:pPr>
-        <w:pStyle w:val="Heading3"/>
-      </w:pPr>
-      <w:r>
-        <w:t>Supplied facts</w:t>
-      </w:r>
-    </w:p>
-    <w:p>
-      <w:pPr>
-        <w:spacing w:line="336" w:lineRule="auto" w:after="180"/>
-        <w:shd w:fill="F1F6FC"/>
-      </w:pPr>
-      <w:r>
-        <w:rPr>
-          <w:b w:val="0"/>
-        </w:rPr>
-        <w:t xml:space="preserve">For </w:t>
-      </w:r>
-      <w:r>
-        <w:rPr>
-          <w:b/>
-        </w:rPr>
-        <w:t>input</w:t>
-      </w:r>
-      <w:r>
-        <w:rPr>
-          <w:b w:val="0"/>
-        </w:rPr>
-        <w:t xml:space="preserve"> [u, v], h1=ReLU(u-2), h2=ReLU(v-1), y=h1-h2. </w:t>
-      </w:r>
-      <w:r>
-        <w:rPr>
-          <w:b/>
-        </w:rPr>
-        <w:t>Input</w:t>
-      </w:r>
-      <w:r>
-        <w:rPr>
-          <w:b w:val="0"/>
-        </w:rPr>
-        <w:t xml:space="preserve"> [4, 3].</w:t>
-      </w:r>
-    </w:p>
-    <w:p>
-      <w:pPr>
-        <w:pStyle w:val="Heading3"/>
-      </w:pPr>
-      <w:r>
-        <w:t>Supplied facts</w:t>
-      </w:r>
-    </w:p>
-    <w:p>
-      <w:pPr>
-        <w:spacing w:line="336" w:lineRule="auto" w:after="180"/>
-        <w:shd w:fill="F1F6FC"/>
-      </w:pPr>
-      <w:r>
-        <w:rPr>
-          <w:b w:val="0"/>
-        </w:rPr>
-        <w:t xml:space="preserve">All </w:t>
-      </w:r>
-      <w:r>
-        <w:rPr>
-          <w:b/>
-        </w:rPr>
-        <w:t>input</w:t>
-      </w:r>
-      <w:r>
-        <w:rPr>
-          <w:b w:val="0"/>
-        </w:rPr>
-        <w:t>s and outcomes in this worked example are invented classroom data; no real model run is claimed.</w:t>
       </w:r>
     </w:p>
     <w:p>
@@ -1809,7 +2730,7 @@
         <w:drawing>
           <wp:inline xmlns:a="http://schemas.openxmlformats.org/drawingml/2006/main" xmlns:pic="http://schemas.openxmlformats.org/drawingml/2006/picture">
             <wp:extent cx="5486400" cy="5185229"/>
-            <wp:docPr id="1" name="Picture 1" descr="Composing layers. First hidden unit: u-2=2, so h1=2.. Second hidden unit: v-1=2, so h2=2.. Compose output: y=2-2=0; the output uses activated hidden values, not raw inputs."/>
+            <wp:docPr id="2" name="Picture 2" descr="Composing layers. First hidden unit: u-2=2, so h1=2.. Second hidden unit: v-1=2, so h2=2.. Compose output: y=2-2=0; the output uses activated hidden values, not raw inputs."/>
             <wp:cNvGraphicFramePr>
               <a:graphicFrameLocks noChangeAspect="1"/>
             </wp:cNvGraphicFramePr>
@@ -1821,7 +2742,7 @@
                     <pic:cNvPicPr/>
                   </pic:nvPicPr>
                   <pic:blipFill>
-                    <a:blip r:embed="rId9"/>
+                    <a:blip r:embed="rId10"/>
                     <a:stretch>
                       <a:fillRect/>
                     </a:stretch>
@@ -1845,114 +2766,7 @@
         <w:pStyle w:val="Heading3"/>
       </w:pPr>
       <w:r>
-        <w:t>Read the picture one step at a time</w:t>
-      </w:r>
-    </w:p>
-    <w:tbl>
-      <w:tblPr>
-        <w:tblStyle w:val="LightShading-Accent1"/>
-        <w:tblW w:type="auto" w:w="0"/>
-        <w:tblLook w:firstColumn="1" w:firstRow="1" w:lastColumn="0" w:lastRow="0" w:noHBand="0" w:noVBand="1" w:val="04A0"/>
-      </w:tblPr>
-      <w:tblGrid>
-        <w:gridCol w:w="5112"/>
-        <w:gridCol w:w="5112"/>
-      </w:tblGrid>
-      <w:tr>
-        <w:trPr>
-          <w:tblHeader/>
-        </w:trPr>
-        <w:tc>
-          <w:tcPr>
-            <w:tcW w:type="dxa" w:w="5112"/>
-          </w:tcPr>
-          <w:p>
-            <w:r>
-              <w:t>Step</w:t>
-            </w:r>
-          </w:p>
-        </w:tc>
-        <w:tc>
-          <w:tcPr>
-            <w:tcW w:type="dxa" w:w="5112"/>
-          </w:tcPr>
-          <w:p>
-            <w:r>
-              <w:t>What happens and why</w:t>
-            </w:r>
-          </w:p>
-        </w:tc>
-      </w:tr>
-      <w:tr>
-        <w:tc>
-          <w:tcPr>
-            <w:tcW w:type="dxa" w:w="5112"/>
-          </w:tcPr>
-          <w:p>
-            <w:r>
-              <w:t>1. First hidden unit</w:t>
-            </w:r>
-          </w:p>
-        </w:tc>
-        <w:tc>
-          <w:tcPr>
-            <w:tcW w:type="dxa" w:w="5112"/>
-          </w:tcPr>
-          <w:p>
-            <w:r>
-              <w:t>u-2=2, so h1=2.</w:t>
-            </w:r>
-          </w:p>
-        </w:tc>
-      </w:tr>
-      <w:tr>
-        <w:tc>
-          <w:tcPr>
-            <w:tcW w:type="dxa" w:w="5112"/>
-          </w:tcPr>
-          <w:p>
-            <w:r>
-              <w:t>2. Second hidden unit</w:t>
-            </w:r>
-          </w:p>
-        </w:tc>
-        <w:tc>
-          <w:tcPr>
-            <w:tcW w:type="dxa" w:w="5112"/>
-          </w:tcPr>
-          <w:p>
-            <w:r>
-              <w:t>v-1=2, so h2=2.</w:t>
-            </w:r>
-          </w:p>
-        </w:tc>
-      </w:tr>
-      <w:tr>
-        <w:tc>
-          <w:tcPr>
-            <w:tcW w:type="dxa" w:w="5112"/>
-          </w:tcPr>
-          <w:p>
-            <w:r>
-              <w:t>3. Compose output</w:t>
-            </w:r>
-          </w:p>
-        </w:tc>
-        <w:tc>
-          <w:tcPr>
-            <w:tcW w:type="dxa" w:w="5112"/>
-          </w:tcPr>
-          <w:p>
-            <w:r>
-              <w:t>y=2-2=0; the output uses activated hidden values, not raw inputs.</w:t>
-            </w:r>
-          </w:p>
-        </w:tc>
-      </w:tr>
-    </w:tbl>
-    <w:p>
-      <w:r>
-        <w:t>Match each pictured step to the supplied facts. This is a worked teaching case, not an independent assessment.</w:t>
+        <w:t>Why this result follows</w:t>
       </w:r>
     </w:p>
     <w:p>
@@ -1960,7 +2774,7 @@
         <w:pStyle w:val="Heading3"/>
       </w:pPr>
       <w:r>
-        <w:t>Why this result follows</w:t>
+        <w:t>What this example does not establish</w:t>
       </w:r>
     </w:p>
     <w:p>
@@ -1968,85 +2782,26 @@
         <w:pStyle w:val="Heading3"/>
       </w:pPr>
       <w:r>
-        <w:t>Why the result follows</w:t>
+        <w:t>Change one thing in the pictured case</w:t>
       </w:r>
     </w:p>
     <w:p>
       <w:pPr>
-        <w:spacing w:line="336" w:lineRule="auto" w:after="180"/>
-        <w:shd w:fill="F1F6FC"/>
-      </w:pPr>
-      <w:r>
-        <w:rPr>
-          <w:b/>
-        </w:rPr>
-        <w:t>Composition</w:t>
-      </w:r>
-      <w:r>
-        <w:rPr>
-          <w:b w:val="0"/>
-        </w:rPr>
-        <w:t xml:space="preserve"> means one </w:t>
-      </w:r>
-      <w:r>
-        <w:rPr>
-          <w:b/>
-        </w:rPr>
-        <w:t>layer</w:t>
-      </w:r>
-      <w:r>
-        <w:rPr>
-          <w:b w:val="0"/>
-        </w:rPr>
-        <w:t xml:space="preserve">’s result becomes the next </w:t>
-      </w:r>
-      <w:r>
-        <w:rPr>
-          <w:b/>
-        </w:rPr>
-        <w:t>layer</w:t>
-      </w:r>
-      <w:r>
-        <w:rPr>
-          <w:b w:val="0"/>
-        </w:rPr>
-        <w:t xml:space="preserve">’s </w:t>
-      </w:r>
-      <w:r>
-        <w:rPr>
-          <w:b/>
-        </w:rPr>
-        <w:t>input</w:t>
-      </w:r>
-      <w:r>
-        <w:rPr>
-          <w:b w:val="0"/>
-        </w:rPr>
-        <w:t xml:space="preserve">. Compute both hidden units before combining them. At [4,3], their equal </w:t>
-      </w:r>
-      <w:r>
-        <w:rPr>
-          <w:b/>
-        </w:rPr>
-        <w:t>output</w:t>
-      </w:r>
-      <w:r>
-        <w:rPr>
-          <w:b w:val="0"/>
-        </w:rPr>
-        <w:t>s cancel.</w:t>
+        <w:pStyle w:val="Heading3"/>
+      </w:pPr>
+      <w:r>
+        <w:t>Ask while showing the picture</w:t>
       </w:r>
     </w:p>
     <w:p>
       <w:pPr>
         <w:spacing w:line="336" w:lineRule="auto" w:after="180"/>
-        <w:shd w:fill="F1F6FC"/>
-      </w:pPr>
-      <w:r>
-        <w:rPr>
-          <w:b w:val="0"/>
-        </w:rPr>
-        <w:t xml:space="preserve">Lowering only the second </w:t>
+      </w:pPr>
+      <w:r>
+        <w:rPr>
+          <w:b w:val="0"/>
+        </w:rPr>
+        <w:t xml:space="preserve">Cover the result. Ask learners to name the </w:t>
       </w:r>
       <w:r>
         <w:rPr>
@@ -2058,173 +2813,220 @@
         <w:rPr>
           <w:b w:val="0"/>
         </w:rPr>
-        <w:t xml:space="preserve"> removes its positive hidden contribution, so subtracting it no longer reduces the </w:t>
+        <w:t xml:space="preserve">s and predict the next step. Uncover one step, connect the icon to the actual procedure, and explain its </w:t>
       </w:r>
       <w:r>
         <w:rPr>
           <w:b/>
         </w:rPr>
-        <w:t>output</w:t>
-      </w:r>
-      <w:r>
-        <w:rPr>
-          <w:b w:val="0"/>
-        </w:rPr>
-        <w:t>. The final subtraction must use activated hidden values rather than the raw measurements.</w:t>
+        <w:t>evidence</w:t>
+      </w:r>
+      <w:r>
+        <w:rPr>
+          <w:b w:val="0"/>
+        </w:rPr>
+        <w:t>. Then change the supplied condition and compare.</w:t>
       </w:r>
     </w:p>
     <w:p>
       <w:pPr>
-        <w:pStyle w:val="Heading3"/>
-      </w:pPr>
-      <w:r>
-        <w:t>What this example does not establish</w:t>
+        <w:spacing w:line="336" w:lineRule="auto" w:after="180"/>
+      </w:pPr>
+      <w:r>
+        <w:rPr>
+          <w:b w:val="0"/>
+        </w:rPr>
+        <w:t>The picture is a representation; it does not document execution of a real AI model.</w:t>
       </w:r>
     </w:p>
     <w:p>
       <w:pPr>
-        <w:pStyle w:val="Heading3"/>
-      </w:pPr>
-      <w:r>
-        <w:t>Keep the stated limit</w:t>
+        <w:pStyle w:val="Heading1"/>
+      </w:pPr>
+      <w:r>
+        <w:t>03. Model a step,then remove help</w:t>
       </w:r>
     </w:p>
     <w:p>
-      <w:pPr>
-        <w:spacing w:line="336" w:lineRule="auto" w:after="180"/>
-        <w:shd w:fill="FFF5E6"/>
-      </w:pPr>
-      <w:r>
-        <w:rPr>
-          <w:b w:val="0"/>
-        </w:rPr>
-        <w:t xml:space="preserve">Hand-composed detectors illustrate </w:t>
-      </w:r>
-      <w:r>
-        <w:rPr>
-          <w:b/>
-        </w:rPr>
-        <w:t>layer</w:t>
-      </w:r>
-      <w:r>
-        <w:rPr>
-          <w:b w:val="0"/>
-        </w:rPr>
-        <w:t xml:space="preserve"> order; they are not </w:t>
-      </w:r>
-      <w:r>
-        <w:rPr>
-          <w:b/>
-        </w:rPr>
-        <w:t>evidence</w:t>
-      </w:r>
-      <w:r>
-        <w:rPr>
-          <w:b w:val="0"/>
-        </w:rPr>
-        <w:t xml:space="preserve"> of a learned or biologically realistic neural </w:t>
-      </w:r>
-      <w:r>
-        <w:rPr>
-          <w:b/>
-        </w:rPr>
-        <w:t>mechanism</w:t>
-      </w:r>
-      <w:r>
-        <w:rPr>
-          <w:b w:val="0"/>
-        </w:rPr>
-        <w:t>.</w:t>
+      <w:r>
+        <w:t>Collect each learner’s reasoning before showing a key.</w:t>
       </w:r>
     </w:p>
     <w:p>
       <w:pPr>
-        <w:pStyle w:val="Heading3"/>
-      </w:pPr>
-      <w:r>
-        <w:t>Change one thing in the pictured case</w:t>
+        <w:pStyle w:val="Heading2"/>
+      </w:pPr>
+      <w:r>
+        <w:t>Current completion task and checked reasoning</w:t>
       </w:r>
     </w:p>
     <w:p>
       <w:pPr>
-        <w:pStyle w:val="Heading3"/>
-      </w:pPr>
-      <w:r>
-        <w:t>Change one thing</w:t>
+        <w:spacing w:line="336" w:lineRule="auto" w:after="180"/>
+      </w:pPr>
+      <w:r>
+        <w:rPr>
+          <w:b w:val="0"/>
+        </w:rPr>
+        <w:t xml:space="preserve">Completion task: A revised hidden </w:t>
+      </w:r>
+      <w:r>
+        <w:rPr>
+          <w:b/>
+        </w:rPr>
+        <w:t>layer</w:t>
+      </w:r>
+      <w:r>
+        <w:rPr>
+          <w:b w:val="0"/>
+        </w:rPr>
+        <w:t xml:space="preserve"> returns [h1, h2, h3]. The </w:t>
+      </w:r>
+      <w:r>
+        <w:rPr>
+          <w:b/>
+        </w:rPr>
+        <w:t>output</w:t>
+      </w:r>
+      <w:r>
+        <w:rPr>
+          <w:b w:val="0"/>
+        </w:rPr>
+        <w:t xml:space="preserve"> </w:t>
+      </w:r>
+      <w:r>
+        <w:rPr>
+          <w:b/>
+        </w:rPr>
+        <w:t>layer</w:t>
+      </w:r>
+      <w:r>
+        <w:rPr>
+          <w:b w:val="0"/>
+        </w:rPr>
+        <w:t xml:space="preserve"> still has weights [2, -1]. Explain the mismatch and what must be specified before calculation.</w:t>
       </w:r>
     </w:p>
     <w:p>
       <w:pPr>
         <w:spacing w:line="336" w:lineRule="auto" w:after="180"/>
-        <w:shd w:fill="F5F1FB"/>
-      </w:pPr>
-      <w:r>
-        <w:rPr>
-          <w:b w:val="0"/>
-        </w:rPr>
-        <w:t>Change: Change only v from 3 to1.</w:t>
+      </w:pPr>
+      <w:r>
+        <w:rPr>
+          <w:b w:val="0"/>
+        </w:rPr>
+        <w:t xml:space="preserve">Teacher check: Teacher explanation: Three hidden values need three matching weights under this dense </w:t>
+      </w:r>
+      <w:r>
+        <w:rPr>
+          <w:b/>
+        </w:rPr>
+        <w:t>output</w:t>
+      </w:r>
+      <w:r>
+        <w:rPr>
+          <w:b w:val="0"/>
+        </w:rPr>
+        <w:t xml:space="preserve"> definition. Specify all three coefficients and the bias or explicitly design a documented selection operation.</w:t>
       </w:r>
     </w:p>
     <w:p>
       <w:pPr>
-        <w:pStyle w:val="Heading3"/>
-      </w:pPr>
-      <w:r>
-        <w:t>Predicted result</w:t>
+        <w:spacing w:line="336" w:lineRule="auto" w:after="180"/>
+      </w:pPr>
+      <w:r>
+        <w:rPr>
+          <w:b w:val="0"/>
+        </w:rPr>
+        <w:t>Do not silently drop the third value.</w:t>
       </w:r>
     </w:p>
     <w:p>
       <w:pPr>
         <w:spacing w:line="336" w:lineRule="auto" w:after="180"/>
-        <w:shd w:fill="F1F6FC"/>
-      </w:pPr>
+      </w:pPr>
+      <w:r>
+        <w:rPr>
+          <w:b w:val="0"/>
+        </w:rPr>
+        <w:t xml:space="preserve">Start by identifying the given </w:t>
+      </w:r>
       <w:r>
         <w:rPr>
           <w:b/>
         </w:rPr>
-        <w:t>Prediction</w:t>
-      </w:r>
-      <w:r>
-        <w:rPr>
-          <w:b w:val="0"/>
-        </w:rPr>
-        <w:t>: h1 stays 2, h2 becomes 0, y becomes 2.</w:t>
+        <w:t>input</w:t>
+      </w:r>
+      <w:r>
+        <w:rPr>
+          <w:b w:val="0"/>
+        </w:rPr>
+        <w:t>s together. Leave the intermediate steps blank. If needed, model one step, then withdraw that help on the next step. Move to a full trace only when the partial trace is understood.</w:t>
       </w:r>
     </w:p>
     <w:p>
       <w:pPr>
-        <w:pStyle w:val="Heading3"/>
-      </w:pPr>
-      <w:r>
-        <w:t>Why the result follows</w:t>
+        <w:spacing w:line="336" w:lineRule="auto" w:after="180"/>
+      </w:pPr>
+      <w:r>
+        <w:rPr>
+          <w:b w:val="0"/>
+        </w:rPr>
+        <w:t>For partners, alternate explainer and checker; collect a response from every learner before discussion.</w:t>
       </w:r>
     </w:p>
     <w:p>
       <w:pPr>
-        <w:spacing w:line="336" w:lineRule="auto" w:after="180"/>
-        <w:shd w:fill="F1F6FC"/>
-      </w:pPr>
-      <w:r>
-        <w:rPr>
-          <w:b w:val="0"/>
-        </w:rPr>
-        <w:t>Reason: The second hidden unit’s preactivation reaches 0 while the first unit is unchanged.</w:t>
+        <w:pStyle w:val="Heading2"/>
+      </w:pPr>
+      <w:r>
+        <w:t>Individual misconception check</w:t>
       </w:r>
     </w:p>
     <w:p>
       <w:pPr>
-        <w:pStyle w:val="Heading3"/>
-      </w:pPr>
-      <w:r>
-        <w:t>Ask while showing the picture</w:t>
+        <w:spacing w:line="336" w:lineRule="auto" w:after="180"/>
+      </w:pPr>
+      <w:r>
+        <w:rPr>
+          <w:b w:val="0"/>
+        </w:rPr>
+        <w:t xml:space="preserve">Use the worked case for Composing </w:t>
+      </w:r>
+      <w:r>
+        <w:rPr>
+          <w:b/>
+        </w:rPr>
+        <w:t>layer</w:t>
+      </w:r>
+      <w:r>
+        <w:rPr>
+          <w:b w:val="0"/>
+        </w:rPr>
+        <w:t xml:space="preserve">s. Proposed explanation: “The second hidden unit receives the first hidden unit </w:t>
+      </w:r>
+      <w:r>
+        <w:rPr>
+          <w:b/>
+        </w:rPr>
+        <w:t>output</w:t>
+      </w:r>
+      <w:r>
+        <w:rPr>
+          <w:b w:val="0"/>
+        </w:rPr>
+        <w:t>”. Decide whether this explanation is supported.</w:t>
       </w:r>
     </w:p>
     <w:p>
       <w:pPr>
-        <w:pStyle w:val="Heading3"/>
-      </w:pPr>
-      <w:r>
-        <w:t>Ask while showing the picture · 5</w:t>
+        <w:spacing w:line="336" w:lineRule="auto" w:after="180"/>
+      </w:pPr>
+      <w:r>
+        <w:rPr>
+          <w:b w:val="0"/>
+        </w:rPr>
+        <w:t>Point to the step or supplied fact that decides; explain your repair if needed.</w:t>
       </w:r>
     </w:p>
     <w:p>
@@ -2235,31 +3037,31 @@
         <w:rPr>
           <w:b w:val="0"/>
         </w:rPr>
-        <w:t xml:space="preserve">Cover the result. Ask learners to name the </w:t>
+        <w:t xml:space="preserve">Expected correction: Both units in this hidden </w:t>
       </w:r>
       <w:r>
         <w:rPr>
           <w:b/>
         </w:rPr>
-        <w:t>input</w:t>
-      </w:r>
-      <w:r>
-        <w:rPr>
-          <w:b w:val="0"/>
-        </w:rPr>
-        <w:t xml:space="preserve">s and predict the next step. Uncover one step, connect the icon to the actual procedure, and explain its </w:t>
+        <w:t>layer</w:t>
+      </w:r>
+      <w:r>
+        <w:rPr>
+          <w:b w:val="0"/>
+        </w:rPr>
+        <w:t xml:space="preserve"> receive x. The next </w:t>
       </w:r>
       <w:r>
         <w:rPr>
           <w:b/>
         </w:rPr>
-        <w:t>evidence</w:t>
-      </w:r>
-      <w:r>
-        <w:rPr>
-          <w:b w:val="0"/>
-        </w:rPr>
-        <w:t>. Then change the supplied condition and compare.</w:t>
+        <w:t>layer</w:t>
+      </w:r>
+      <w:r>
+        <w:rPr>
+          <w:b w:val="0"/>
+        </w:rPr>
+        <w:t xml:space="preserve"> receives the pair of activations after both are computed.</w:t>
       </w:r>
     </w:p>
     <w:p>
@@ -2270,20 +3072,202 @@
         <w:rPr>
           <w:b w:val="0"/>
         </w:rPr>
-        <w:t>The picture is a representation; it does not document execution of a real AI model.</w:t>
+        <w:t>Collect explanations, not only yes/no votes. If a misunderstanding is common, re-model the relevant step for the class.</w:t>
       </w:r>
     </w:p>
     <w:p>
       <w:pPr>
-        <w:pStyle w:val="Heading1"/>
-      </w:pPr>
-      <w:r>
-        <w:t>03. Demonstrate and guide practice</w:t>
+        <w:spacing w:line="336" w:lineRule="auto" w:after="180"/>
+      </w:pPr>
+      <w:r>
+        <w:rPr>
+          <w:b w:val="0"/>
+        </w:rPr>
+        <w:t>If it affects a few learners, give a short targeted group explanation while others solve a more demanding variation.</w:t>
       </w:r>
     </w:p>
     <w:p>
-      <w:r>
-        <w:t>Demonstrate Composing layers, reduce support deliberately and check individual reasoning before discussing answers.</w:t>
+      <w:pPr>
+        <w:pStyle w:val="Heading2"/>
+      </w:pPr>
+      <w:r>
+        <w:t>Pictured reasoning and changed case</w:t>
+      </w:r>
+    </w:p>
+    <w:p>
+      <w:pPr>
+        <w:spacing w:line="336" w:lineRule="auto" w:after="180"/>
+      </w:pPr>
+      <w:r>
+        <w:rPr>
+          <w:b w:val="0"/>
+        </w:rPr>
+        <w:t xml:space="preserve">What intermediate value explains the changed </w:t>
+      </w:r>
+      <w:r>
+        <w:rPr>
+          <w:b/>
+        </w:rPr>
+        <w:t>output</w:t>
+      </w:r>
+      <w:r>
+        <w:rPr>
+          <w:b w:val="0"/>
+        </w:rPr>
+        <w:t xml:space="preserve">? Point to the relevant step in the picture, then write the changed result and the rule or </w:t>
+      </w:r>
+      <w:r>
+        <w:rPr>
+          <w:b/>
+        </w:rPr>
+        <w:t>evidence</w:t>
+      </w:r>
+      <w:r>
+        <w:rPr>
+          <w:b w:val="0"/>
+        </w:rPr>
+        <w:t xml:space="preserve"> that supports it.</w:t>
+      </w:r>
+    </w:p>
+    <w:p>
+      <w:pPr>
+        <w:spacing w:line="336" w:lineRule="auto" w:after="180"/>
+      </w:pPr>
+      <w:r>
+        <w:rPr>
+          <w:b w:val="0"/>
+        </w:rPr>
+        <w:t>h2 changes from 2 to 0 because ReLU(1-1)=0; subtracting 0 rather than 2 raises y from 0 to2. Changed-case check: h1 stays 2, h2 becomes 0, y becomes 2.</w:t>
+      </w:r>
+    </w:p>
+    <w:p>
+      <w:pPr>
+        <w:spacing w:line="336" w:lineRule="auto" w:after="180"/>
+      </w:pPr>
+      <w:r>
+        <w:rPr>
+          <w:b w:val="0"/>
+        </w:rPr>
+        <w:t>The second hidden unit’s preactivation reaches 0 while the first unit is unchanged.</w:t>
+      </w:r>
+    </w:p>
+    <w:p>
+      <w:pPr>
+        <w:spacing w:line="336" w:lineRule="auto" w:after="180"/>
+      </w:pPr>
+      <w:r>
+        <w:rPr>
+          <w:b w:val="0"/>
+        </w:rPr>
+        <w:t>Changed-case reasoning: h1 stays 2, h2 becomes 0, y becomes 2. The second hidden unit’s preactivation reaches 0 while the first unit is unchanged.</w:t>
+      </w:r>
+    </w:p>
+    <w:p>
+      <w:pPr>
+        <w:spacing w:line="336" w:lineRule="auto" w:after="180"/>
+      </w:pPr>
+      <w:r>
+        <w:rPr>
+          <w:b w:val="0"/>
+        </w:rPr>
+        <w:t xml:space="preserve">Collect each learner’s explanation before discussion. Use the first missing connection between </w:t>
+      </w:r>
+      <w:r>
+        <w:rPr>
+          <w:b/>
+        </w:rPr>
+        <w:t>input</w:t>
+      </w:r>
+      <w:r>
+        <w:rPr>
+          <w:b w:val="0"/>
+        </w:rPr>
+        <w:t xml:space="preserve">, deciding step and result to choose support. This question is worked-case practice, not fresh mastery </w:t>
+      </w:r>
+      <w:r>
+        <w:rPr>
+          <w:b/>
+        </w:rPr>
+        <w:t>evidence</w:t>
+      </w:r>
+      <w:r>
+        <w:rPr>
+          <w:b w:val="0"/>
+        </w:rPr>
+        <w:t>.</w:t>
+      </w:r>
+    </w:p>
+    <w:p>
+      <w:pPr>
+        <w:pStyle w:val="Heading2"/>
+      </w:pPr>
+      <w:r>
+        <w:t>Accessible support and extension</w:t>
+      </w:r>
+    </w:p>
+    <w:p>
+      <w:pPr>
+        <w:spacing w:line="336" w:lineRule="auto" w:after="180"/>
+      </w:pPr>
+      <w:r>
+        <w:rPr>
+          <w:b w:val="0"/>
+        </w:rPr>
+        <w:t xml:space="preserve">Use See how it works and Follow a worked example. Collect a </w:t>
+      </w:r>
+      <w:r>
+        <w:rPr>
+          <w:b/>
+        </w:rPr>
+        <w:t>prediction</w:t>
+      </w:r>
+      <w:r>
+        <w:rPr>
+          <w:b w:val="0"/>
+        </w:rPr>
+        <w:t xml:space="preserve"> before revealing its result; ask the learner to point to each intermediate fact.</w:t>
+      </w:r>
+    </w:p>
+    <w:p>
+      <w:pPr>
+        <w:spacing w:line="336" w:lineRule="auto" w:after="180"/>
+      </w:pPr>
+      <w:r>
+        <w:rPr>
+          <w:b w:val="0"/>
+        </w:rPr>
+        <w:t xml:space="preserve">Provide a five-column trace table labelled x, z, h, </w:t>
+      </w:r>
+      <w:r>
+        <w:rPr>
+          <w:b/>
+        </w:rPr>
+        <w:t>output</w:t>
+      </w:r>
+      <w:r>
+        <w:rPr>
+          <w:b w:val="0"/>
+        </w:rPr>
+        <w:t xml:space="preserve"> contributions and y. Allow arithmetic support while requiring the student to name each connection.</w:t>
+      </w:r>
+    </w:p>
+    <w:p>
+      <w:pPr>
+        <w:spacing w:line="336" w:lineRule="auto" w:after="180"/>
+      </w:pPr>
+      <w:r>
+        <w:rPr>
+          <w:b w:val="0"/>
+        </w:rPr>
+        <w:t>Extension: replace hidden ReLU with identity and simplify the lesson network to y = x1 - 3x2 + 3. Test [1, 3] to show that the simplified affine model differs from the ReLU model.</w:t>
+      </w:r>
+    </w:p>
+    <w:p>
+      <w:pPr>
+        <w:pStyle w:val="Heading2"/>
+      </w:pPr>
+      <w:r>
+        <w:t>Earlier wording, alternatives and picture transcripts · reference / check after trying</w:t>
       </w:r>
     </w:p>
     <w:tbl>
@@ -2500,59 +3484,26 @@
     </w:tbl>
     <w:p>
       <w:pPr>
-        <w:spacing w:line="336" w:lineRule="auto" w:after="180"/>
-      </w:pPr>
-      <w:r>
-        <w:rPr>
-          <w:b w:val="0"/>
-        </w:rPr>
-        <w:t xml:space="preserve">Use See how it works and Follow a worked example. Collect a </w:t>
-      </w:r>
-      <w:r>
-        <w:rPr>
-          <w:b/>
-        </w:rPr>
-        <w:t>prediction</w:t>
-      </w:r>
-      <w:r>
-        <w:rPr>
-          <w:b w:val="0"/>
-        </w:rPr>
-        <w:t xml:space="preserve"> before revealing its result; ask the learner to point to each intermediate fact.</w:t>
+        <w:pStyle w:val="Heading3"/>
+      </w:pPr>
+      <w:r>
+        <w:t>Reduce help deliberately</w:t>
       </w:r>
     </w:p>
     <w:p>
       <w:pPr>
-        <w:spacing w:line="336" w:lineRule="auto" w:after="180"/>
-      </w:pPr>
-      <w:r>
-        <w:rPr>
-          <w:b w:val="0"/>
-        </w:rPr>
-        <w:t xml:space="preserve">Provide a five-column trace table labelled x, z, h, </w:t>
-      </w:r>
-      <w:r>
-        <w:rPr>
-          <w:b/>
-        </w:rPr>
-        <w:t>output</w:t>
-      </w:r>
-      <w:r>
-        <w:rPr>
-          <w:b w:val="0"/>
-        </w:rPr>
-        <w:t xml:space="preserve"> contributions and y. Allow arithmetic support while requiring the student to name each connection.</w:t>
+        <w:pStyle w:val="Heading3"/>
+      </w:pPr>
+      <w:r>
+        <w:t>Individual reasoning check</w:t>
       </w:r>
     </w:p>
     <w:p>
       <w:pPr>
-        <w:spacing w:line="336" w:lineRule="auto" w:after="180"/>
-      </w:pPr>
-      <w:r>
-        <w:rPr>
-          <w:b w:val="0"/>
-        </w:rPr>
-        <w:t>Extension: replace hidden ReLU with identity and simplify the lesson network to y = x1 - 3x2 + 3. Test [1, 3] to show that the simplified affine model differs from the ReLU model.</w:t>
+        <w:pStyle w:val="Heading3"/>
+      </w:pPr>
+      <w:r>
+        <w:t>Pictorial practice question</w:t>
       </w:r>
     </w:p>
     <w:p>
@@ -2560,107 +3511,47 @@
         <w:pStyle w:val="Heading3"/>
       </w:pPr>
       <w:r>
-        <w:t>Reduce help deliberately</w:t>
+        <w:t>Reasoned teacher answer</w:t>
       </w:r>
     </w:p>
     <w:p>
       <w:pPr>
-        <w:pStyle w:val="Heading3"/>
-      </w:pPr>
-      <w:r>
-        <w:t>Completion practice</w:t>
+        <w:pStyle w:val="Heading1"/>
+      </w:pPr>
+      <w:r>
+        <w:t>04. Run the complete supplied investigation</w:t>
       </w:r>
     </w:p>
     <w:p>
-      <w:pPr>
-        <w:spacing w:line="336" w:lineRule="auto" w:after="180"/>
-        <w:shd w:fill="F5F1FB"/>
-      </w:pPr>
-      <w:r>
-        <w:rPr>
-          <w:b w:val="0"/>
-        </w:rPr>
-        <w:t xml:space="preserve">Completion task: A revised hidden </w:t>
-      </w:r>
-      <w:r>
-        <w:rPr>
-          <w:b/>
-        </w:rPr>
-        <w:t>layer</w:t>
-      </w:r>
-      <w:r>
-        <w:rPr>
-          <w:b w:val="0"/>
-        </w:rPr>
-        <w:t xml:space="preserve"> returns [h1, h2, h3]. The </w:t>
-      </w:r>
-      <w:r>
-        <w:rPr>
-          <w:b/>
-        </w:rPr>
-        <w:t>output</w:t>
-      </w:r>
-      <w:r>
-        <w:rPr>
-          <w:b w:val="0"/>
-        </w:rPr>
-        <w:t xml:space="preserve"> </w:t>
-      </w:r>
-      <w:r>
-        <w:rPr>
-          <w:b/>
-        </w:rPr>
-        <w:t>layer</w:t>
-      </w:r>
-      <w:r>
-        <w:rPr>
-          <w:b w:val="0"/>
-        </w:rPr>
-        <w:t xml:space="preserve"> still has weights [2, -1]. Explain the mismatch and what must be specified before calculation.</w:t>
+      <w:r>
+        <w:t>Separate predictions,actual runs and paper traces.</w:t>
       </w:r>
     </w:p>
     <w:p>
       <w:pPr>
-        <w:pStyle w:val="Heading3"/>
-      </w:pPr>
-      <w:r>
-        <w:t>Reasoning to listen for</w:t>
+        <w:pStyle w:val="Heading2"/>
+      </w:pPr>
+      <w:r>
+        <w:t>Complete inputs,expected results and limits</w:t>
       </w:r>
     </w:p>
     <w:p>
       <w:pPr>
         <w:spacing w:line="336" w:lineRule="auto" w:after="180"/>
-        <w:shd w:fill="F1F6FC"/>
-      </w:pPr>
-      <w:r>
-        <w:rPr>
-          <w:b w:val="0"/>
-        </w:rPr>
-        <w:t xml:space="preserve">Teacher check: Teacher explanation: Three hidden values need three matching weights under this dense </w:t>
-      </w:r>
-      <w:r>
-        <w:rPr>
-          <w:b/>
-        </w:rPr>
-        <w:t>output</w:t>
-      </w:r>
-      <w:r>
-        <w:rPr>
-          <w:b w:val="0"/>
-        </w:rPr>
-        <w:t xml:space="preserve"> definition. Specify all three coefficients and the bias or explicitly design a documented selection operation.</w:t>
+      </w:pPr>
+      <w:r>
+        <w:rPr>
+          <w:b w:val="0"/>
+        </w:rPr>
+        <w:t>W2 three hidden values need three matched coefficients and declared bias or documented selector. Main traces/probes supplied; do not use equal hidden values as the only order-bug test. Independent[2, 1]:scores 0/1, hidden[0, 1], q1, class 1; [1, 2]:scores 0/−1, hidden[0, 0], q−1, class 0. Hidden size 2, output size 1. Hidden zero is an activation, not an automatic class. Main collision[0, 1]/[0, 2]bothh[0, 0], y1.</w:t>
       </w:r>
     </w:p>
     <w:p>
       <w:pPr>
-        <w:spacing w:line="336" w:lineRule="auto" w:after="180"/>
-        <w:shd w:fill="F1F6FC"/>
-      </w:pPr>
-      <w:r>
-        <w:rPr>
-          <w:b w:val="0"/>
-        </w:rPr>
-        <w:t>Do not silently drop the third value.</w:t>
+        <w:pStyle w:val="Heading2"/>
+      </w:pPr>
+      <w:r>
+        <w:t>Diagnose the current misconceptions</w:t>
       </w:r>
     </w:p>
     <w:p>
@@ -2671,19 +3562,43 @@
         <w:rPr>
           <w:b w:val="0"/>
         </w:rPr>
-        <w:t xml:space="preserve">Start by identifying the given </w:t>
+        <w:t xml:space="preserve">The second hidden unit receives the first hidden unit </w:t>
       </w:r>
       <w:r>
         <w:rPr>
           <w:b/>
         </w:rPr>
-        <w:t>input</w:t>
-      </w:r>
-      <w:r>
-        <w:rPr>
-          <w:b w:val="0"/>
-        </w:rPr>
-        <w:t>s together. Leave the intermediate steps blank. If needed, model one step, then withdraw that help on the next step. Move to a full trace only when the partial trace is understood.</w:t>
+        <w:t>output</w:t>
+      </w:r>
+      <w:r>
+        <w:rPr>
+          <w:b w:val="0"/>
+        </w:rPr>
+        <w:t xml:space="preserve">: Both units in this hidden </w:t>
+      </w:r>
+      <w:r>
+        <w:rPr>
+          <w:b/>
+        </w:rPr>
+        <w:t>layer</w:t>
+      </w:r>
+      <w:r>
+        <w:rPr>
+          <w:b w:val="0"/>
+        </w:rPr>
+        <w:t xml:space="preserve"> receive x. The next </w:t>
+      </w:r>
+      <w:r>
+        <w:rPr>
+          <w:b/>
+        </w:rPr>
+        <w:t>layer</w:t>
+      </w:r>
+      <w:r>
+        <w:rPr>
+          <w:b w:val="0"/>
+        </w:rPr>
+        <w:t xml:space="preserve"> receives the pair of activations after both are computed.</w:t>
       </w:r>
     </w:p>
     <w:p>
@@ -2694,15 +3609,54 @@
         <w:rPr>
           <w:b w:val="0"/>
         </w:rPr>
-        <w:t>For partners, alternate explainer and checker; collect a response from every learner before discussion.</w:t>
+        <w:t xml:space="preserve">Two numbers mean the connection must be correct: Matching lengths do not establish matching order or meaning. Trace a case with unequal </w:t>
+      </w:r>
+      <w:r>
+        <w:rPr>
+          <w:b/>
+        </w:rPr>
+        <w:t>hidden activation</w:t>
+      </w:r>
+      <w:r>
+        <w:rPr>
+          <w:b w:val="0"/>
+        </w:rPr>
+        <w:t>s.</w:t>
       </w:r>
     </w:p>
     <w:p>
       <w:pPr>
-        <w:pStyle w:val="Heading3"/>
-      </w:pPr>
-      <w:r>
-        <w:t>Individual reasoning check</w:t>
+        <w:spacing w:line="336" w:lineRule="auto" w:after="180"/>
+      </w:pPr>
+      <w:r>
+        <w:rPr>
+          <w:b w:val="0"/>
+        </w:rPr>
+        <w:t xml:space="preserve">A hidden unit is already a class </w:t>
+      </w:r>
+      <w:r>
+        <w:rPr>
+          <w:b/>
+        </w:rPr>
+        <w:t>prediction</w:t>
+      </w:r>
+      <w:r>
+        <w:rPr>
+          <w:b w:val="0"/>
+        </w:rPr>
+        <w:t xml:space="preserve">: Its activation is an intermediate numerical feature. A declared </w:t>
+      </w:r>
+      <w:r>
+        <w:rPr>
+          <w:b/>
+        </w:rPr>
+        <w:t>output</w:t>
+      </w:r>
+      <w:r>
+        <w:rPr>
+          <w:b w:val="0"/>
+        </w:rPr>
+        <w:t xml:space="preserve"> rule assigns the final class.</w:t>
       </w:r>
     </w:p>
     <w:p>
@@ -2713,388 +3667,39 @@
         <w:rPr>
           <w:b w:val="0"/>
         </w:rPr>
-        <w:t xml:space="preserve">Use the worked case for Composing </w:t>
+        <w:t xml:space="preserve">Use Run the investigation for the </w:t>
       </w:r>
       <w:r>
         <w:rPr>
           <w:b/>
         </w:rPr>
-        <w:t>layer</w:t>
-      </w:r>
-      <w:r>
-        <w:rPr>
-          <w:b w:val="0"/>
-        </w:rPr>
-        <w:t xml:space="preserve">s. Proposed explanation: “The second hidden unit receives the first hidden unit </w:t>
+        <w:t>evidence</w:t>
+      </w:r>
+      <w:r>
+        <w:rPr>
+          <w:b w:val="0"/>
+        </w:rPr>
+        <w:t xml:space="preserve"> ledger. Add a boundary or missing-</w:t>
       </w:r>
       <w:r>
         <w:rPr>
           <w:b/>
         </w:rPr>
-        <w:t>output</w:t>
-      </w:r>
-      <w:r>
-        <w:rPr>
-          <w:b w:val="0"/>
-        </w:rPr>
-        <w:t>”. Decide whether this explanation is supported.</w:t>
+        <w:t>input</w:t>
+      </w:r>
+      <w:r>
+        <w:rPr>
+          <w:b w:val="0"/>
+        </w:rPr>
+        <w:t xml:space="preserve"> case and record the expected response before checking. More successful repeats of one case do not establish wider coverage.</w:t>
       </w:r>
     </w:p>
     <w:p>
       <w:pPr>
-        <w:spacing w:line="336" w:lineRule="auto" w:after="180"/>
-      </w:pPr>
-      <w:r>
-        <w:rPr>
-          <w:b w:val="0"/>
-        </w:rPr>
-        <w:t>Point to the step or supplied fact that decides; explain your repair if needed.</w:t>
-      </w:r>
-    </w:p>
-    <w:p>
-      <w:pPr>
-        <w:pStyle w:val="Heading3"/>
-      </w:pPr>
-      <w:r>
-        <w:t>Expected repair</w:t>
-      </w:r>
-    </w:p>
-    <w:p>
-      <w:pPr>
-        <w:spacing w:line="336" w:lineRule="auto" w:after="180"/>
-        <w:shd w:fill="F1F6FC"/>
-      </w:pPr>
-      <w:r>
-        <w:rPr>
-          <w:b w:val="0"/>
-        </w:rPr>
-        <w:t xml:space="preserve">Expected correction: Both units in this hidden </w:t>
-      </w:r>
-      <w:r>
-        <w:rPr>
-          <w:b/>
-        </w:rPr>
-        <w:t>layer</w:t>
-      </w:r>
-      <w:r>
-        <w:rPr>
-          <w:b w:val="0"/>
-        </w:rPr>
-        <w:t xml:space="preserve"> receive x. The next </w:t>
-      </w:r>
-      <w:r>
-        <w:rPr>
-          <w:b/>
-        </w:rPr>
-        <w:t>layer</w:t>
-      </w:r>
-      <w:r>
-        <w:rPr>
-          <w:b w:val="0"/>
-        </w:rPr>
-        <w:t xml:space="preserve"> receives the pair of activations after both are computed.</w:t>
-      </w:r>
-    </w:p>
-    <w:p>
-      <w:pPr>
-        <w:spacing w:line="336" w:lineRule="auto" w:after="180"/>
-      </w:pPr>
-      <w:r>
-        <w:rPr>
-          <w:b w:val="0"/>
-        </w:rPr>
-        <w:t>Collect explanations, not only yes/no votes. If a misunderstanding is common, re-model the relevant step for the class.</w:t>
-      </w:r>
-    </w:p>
-    <w:p>
-      <w:pPr>
-        <w:spacing w:line="336" w:lineRule="auto" w:after="180"/>
-      </w:pPr>
-      <w:r>
-        <w:rPr>
-          <w:b w:val="0"/>
-        </w:rPr>
-        <w:t>If it affects a few learners, give a short targeted group explanation while others solve a more demanding variation.</w:t>
-      </w:r>
-    </w:p>
-    <w:p>
-      <w:pPr>
-        <w:pStyle w:val="Heading3"/>
-      </w:pPr>
-      <w:r>
-        <w:t>Pictorial practice question</w:t>
-      </w:r>
-    </w:p>
-    <w:p>
-      <w:pPr>
-        <w:spacing w:line="336" w:lineRule="auto" w:after="180"/>
-      </w:pPr>
-      <w:r>
-        <w:rPr>
-          <w:b w:val="0"/>
-        </w:rPr>
-        <w:t xml:space="preserve">What intermediate value explains the changed </w:t>
-      </w:r>
-      <w:r>
-        <w:rPr>
-          <w:b/>
-        </w:rPr>
-        <w:t>output</w:t>
-      </w:r>
-      <w:r>
-        <w:rPr>
-          <w:b w:val="0"/>
-        </w:rPr>
-        <w:t xml:space="preserve">? Point to the relevant step in the picture, then write the changed result and the rule or </w:t>
-      </w:r>
-      <w:r>
-        <w:rPr>
-          <w:b/>
-        </w:rPr>
-        <w:t>evidence</w:t>
-      </w:r>
-      <w:r>
-        <w:rPr>
-          <w:b w:val="0"/>
-        </w:rPr>
-        <w:t xml:space="preserve"> that supports it.</w:t>
-      </w:r>
-    </w:p>
-    <w:p>
-      <w:pPr>
-        <w:pStyle w:val="Heading3"/>
-      </w:pPr>
-      <w:r>
-        <w:t>Reasoned teacher answer</w:t>
-      </w:r>
-    </w:p>
-    <w:p>
-      <w:pPr>
-        <w:spacing w:line="336" w:lineRule="auto" w:after="180"/>
-      </w:pPr>
-      <w:r>
-        <w:rPr>
-          <w:b w:val="0"/>
-        </w:rPr>
-        <w:t>h2 changes from 2 to 0 because ReLU(1-1)=0; subtracting 0 rather than 2 raises y from 0 to2. Changed-case check: h1 stays 2, h2 becomes 0, y becomes 2.</w:t>
-      </w:r>
-    </w:p>
-    <w:p>
-      <w:pPr>
-        <w:spacing w:line="336" w:lineRule="auto" w:after="180"/>
-      </w:pPr>
-      <w:r>
-        <w:rPr>
-          <w:b w:val="0"/>
-        </w:rPr>
-        <w:t>The second hidden unit’s preactivation reaches 0 while the first unit is unchanged.</w:t>
-      </w:r>
-    </w:p>
-    <w:p>
-      <w:pPr>
-        <w:spacing w:line="336" w:lineRule="auto" w:after="180"/>
-      </w:pPr>
-      <w:r>
-        <w:rPr>
-          <w:b w:val="0"/>
-        </w:rPr>
-        <w:t>Changed-case reasoning: h1 stays 2, h2 becomes 0, y becomes 2. The second hidden unit’s preactivation reaches 0 while the first unit is unchanged.</w:t>
-      </w:r>
-    </w:p>
-    <w:p>
-      <w:pPr>
-        <w:spacing w:line="336" w:lineRule="auto" w:after="180"/>
-      </w:pPr>
-      <w:r>
-        <w:rPr>
-          <w:b w:val="0"/>
-        </w:rPr>
-        <w:t xml:space="preserve">Collect each learner’s explanation before discussion. Use the first missing connection between </w:t>
-      </w:r>
-      <w:r>
-        <w:rPr>
-          <w:b/>
-        </w:rPr>
-        <w:t>input</w:t>
-      </w:r>
-      <w:r>
-        <w:rPr>
-          <w:b w:val="0"/>
-        </w:rPr>
-        <w:t xml:space="preserve">, deciding step and result to choose support. This question is worked-case practice, not fresh mastery </w:t>
-      </w:r>
-      <w:r>
-        <w:rPr>
-          <w:b/>
-        </w:rPr>
-        <w:t>evidence</w:t>
-      </w:r>
-      <w:r>
-        <w:rPr>
-          <w:b w:val="0"/>
-        </w:rPr>
-        <w:t>.</w:t>
-      </w:r>
-    </w:p>
-    <w:p>
-      <w:pPr>
-        <w:pStyle w:val="Heading1"/>
-      </w:pPr>
-      <w:r>
-        <w:t>04. Run the investigation and diagnose misconceptions</w:t>
-      </w:r>
-    </w:p>
-    <w:p>
-      <w:r>
-        <w:t>Run the Composing layers investigation and use the first unsupported step to choose a teaching response.</w:t>
-      </w:r>
-    </w:p>
-    <w:p>
-      <w:pPr>
-        <w:spacing w:line="336" w:lineRule="auto" w:after="180"/>
-      </w:pPr>
-      <w:r>
-        <w:rPr>
-          <w:b w:val="0"/>
-        </w:rPr>
-        <w:t xml:space="preserve">The second hidden unit receives the first hidden unit </w:t>
-      </w:r>
-      <w:r>
-        <w:rPr>
-          <w:b/>
-        </w:rPr>
-        <w:t>output</w:t>
-      </w:r>
-      <w:r>
-        <w:rPr>
-          <w:b w:val="0"/>
-        </w:rPr>
-        <w:t xml:space="preserve">: Both units in this hidden </w:t>
-      </w:r>
-      <w:r>
-        <w:rPr>
-          <w:b/>
-        </w:rPr>
-        <w:t>layer</w:t>
-      </w:r>
-      <w:r>
-        <w:rPr>
-          <w:b w:val="0"/>
-        </w:rPr>
-        <w:t xml:space="preserve"> receive x. The next </w:t>
-      </w:r>
-      <w:r>
-        <w:rPr>
-          <w:b/>
-        </w:rPr>
-        <w:t>layer</w:t>
-      </w:r>
-      <w:r>
-        <w:rPr>
-          <w:b w:val="0"/>
-        </w:rPr>
-        <w:t xml:space="preserve"> receives the pair of activations after both are computed.</w:t>
-      </w:r>
-    </w:p>
-    <w:p>
-      <w:pPr>
-        <w:spacing w:line="336" w:lineRule="auto" w:after="180"/>
-      </w:pPr>
-      <w:r>
-        <w:rPr>
-          <w:b w:val="0"/>
-        </w:rPr>
-        <w:t xml:space="preserve">Two numbers mean the connection must be correct: Matching lengths do not establish matching order or meaning. Trace a case with unequal </w:t>
-      </w:r>
-      <w:r>
-        <w:rPr>
-          <w:b/>
-        </w:rPr>
-        <w:t>hidden activation</w:t>
-      </w:r>
-      <w:r>
-        <w:rPr>
-          <w:b w:val="0"/>
-        </w:rPr>
-        <w:t>s.</w:t>
-      </w:r>
-    </w:p>
-    <w:p>
-      <w:pPr>
-        <w:spacing w:line="336" w:lineRule="auto" w:after="180"/>
-      </w:pPr>
-      <w:r>
-        <w:rPr>
-          <w:b w:val="0"/>
-        </w:rPr>
-        <w:t xml:space="preserve">A hidden unit is already a class </w:t>
-      </w:r>
-      <w:r>
-        <w:rPr>
-          <w:b/>
-        </w:rPr>
-        <w:t>prediction</w:t>
-      </w:r>
-      <w:r>
-        <w:rPr>
-          <w:b w:val="0"/>
-        </w:rPr>
-        <w:t xml:space="preserve">: Its activation is an intermediate numerical feature. A declared </w:t>
-      </w:r>
-      <w:r>
-        <w:rPr>
-          <w:b/>
-        </w:rPr>
-        <w:t>output</w:t>
-      </w:r>
-      <w:r>
-        <w:rPr>
-          <w:b w:val="0"/>
-        </w:rPr>
-        <w:t xml:space="preserve"> rule assigns the final class.</w:t>
-      </w:r>
-    </w:p>
-    <w:p>
-      <w:pPr>
-        <w:spacing w:line="336" w:lineRule="auto" w:after="180"/>
-      </w:pPr>
-      <w:r>
-        <w:rPr>
-          <w:b w:val="0"/>
-        </w:rPr>
-        <w:t xml:space="preserve">Use Run the investigation for the </w:t>
-      </w:r>
-      <w:r>
-        <w:rPr>
-          <w:b/>
-        </w:rPr>
-        <w:t>evidence</w:t>
-      </w:r>
-      <w:r>
-        <w:rPr>
-          <w:b w:val="0"/>
-        </w:rPr>
-        <w:t xml:space="preserve"> ledger. Add a boundary or missing-</w:t>
-      </w:r>
-      <w:r>
-        <w:rPr>
-          <w:b/>
-        </w:rPr>
-        <w:t>input</w:t>
-      </w:r>
-      <w:r>
-        <w:rPr>
-          <w:b w:val="0"/>
-        </w:rPr>
-        <w:t xml:space="preserve"> case and record the expected response before checking. More successful repeats of one case do not establish wider coverage.</w:t>
-      </w:r>
-    </w:p>
-    <w:p>
-      <w:pPr>
-        <w:pStyle w:val="Heading3"/>
-      </w:pPr>
-      <w:r>
-        <w:t>Match the support to the first error</w:t>
+        <w:pStyle w:val="Heading2"/>
+      </w:pPr>
+      <w:r>
+        <w:t>Choose accessible support</w:t>
       </w:r>
     </w:p>
     <w:tbl>
@@ -3267,711 +3872,127 @@
     </w:p>
     <w:p>
       <w:pPr>
-        <w:pStyle w:val="Heading1"/>
-      </w:pPr>
-      <w:r>
-        <w:t>05. Assess and explain the answers</w:t>
+        <w:pStyle w:val="Heading2"/>
+      </w:pPr>
+      <w:r>
+        <w:t>Earlier wording, alternatives and picture transcripts · reference / check after trying</w:t>
       </w:r>
     </w:p>
     <w:p>
-      <w:r>
-        <w:t>Use the Composing layers questions, teacher keys and criteria after the relevant attempts. Previously discussed cases are practice; protect the separately selected independent task.</w:t>
+      <w:pPr>
+        <w:pStyle w:val="Heading3"/>
+      </w:pPr>
+      <w:r>
+        <w:t>Match the support to the first error</w:t>
       </w:r>
     </w:p>
     <w:p>
       <w:pPr>
-        <w:pStyle w:val="Heading3"/>
-      </w:pPr>
-      <w:r>
-        <w:t>Guided and exit questions</w:t>
+        <w:pStyle w:val="Heading1"/>
+      </w:pPr>
+      <w:r>
+        <w:t>05. Assess the new schema or calculation transfer</w:t>
       </w:r>
     </w:p>
     <w:p>
-      <w:pPr>
-        <w:spacing w:line="336" w:lineRule="auto" w:after="180"/>
-      </w:pPr>
-      <w:r>
-        <w:rPr>
-          <w:b w:val="0"/>
-        </w:rPr>
-        <w:t>Guided: x = [1, 1] gives z = [0, 0], h = [0, 0], y = 1. Using x directly would give 2, skipping the hidden transformation.</w:t>
+      <w:r>
+        <w:t>Keep the selected answer private until after a first attempt.</w:t>
       </w:r>
     </w:p>
     <w:p>
       <w:pPr>
-        <w:spacing w:line="336" w:lineRule="auto" w:after="180"/>
-      </w:pPr>
-      <w:r>
-        <w:rPr>
-          <w:b w:val="0"/>
-        </w:rPr>
-        <w:t xml:space="preserve">Exit: compatible shapes and execution check whether the specified computation can run, not whether </w:t>
-      </w:r>
-      <w:r>
-        <w:rPr>
-          <w:b/>
-        </w:rPr>
-        <w:t>prediction</w:t>
-      </w:r>
-      <w:r>
-        <w:rPr>
-          <w:b w:val="0"/>
-        </w:rPr>
-        <w:t>s match real labels. Accuracy requires appropriate labelled examples, a metric and independent evaluation.</w:t>
+        <w:pStyle w:val="Heading2"/>
+      </w:pPr>
+      <w:r>
+        <w:t>Selected independent task and checked answer</w:t>
       </w:r>
     </w:p>
     <w:p>
       <w:pPr>
-        <w:pStyle w:val="Heading3"/>
-      </w:pPr>
-      <w:r>
-        <w:t>W1 Trace the second worked case</w:t>
+        <w:spacing w:line="336" w:lineRule="auto" w:after="180"/>
+      </w:pPr>
+      <w:r>
+        <w:rPr>
+          <w:b w:val="0"/>
+        </w:rPr>
+        <w:t xml:space="preserve">Selected case: A new model takes [u, v]. Compute a = ReLU(u + v - 3), b = ReLU(u - v), then q = a + 2b - 1. Trace both </w:t>
+      </w:r>
+      <w:r>
+        <w:rPr>
+          <w:b/>
+        </w:rPr>
+        <w:t>input</w:t>
+      </w:r>
+      <w:r>
+        <w:rPr>
+          <w:b w:val="0"/>
+        </w:rPr>
+        <w:t>s [2, 1] and [1, 2], including scores before ReLU. Apply class 1 when q &gt;= 0.</w:t>
       </w:r>
     </w:p>
     <w:p>
       <w:pPr>
-        <w:pStyle w:val="Heading3"/>
-      </w:pPr>
-      <w:r>
-        <w:t>Workbook question · W1</w:t>
+        <w:spacing w:line="336" w:lineRule="auto" w:after="180"/>
+      </w:pPr>
+      <w:r>
+        <w:rPr>
+          <w:b w:val="0"/>
+        </w:rPr>
+        <w:t xml:space="preserve">State the hidden and </w:t>
+      </w:r>
+      <w:r>
+        <w:rPr>
+          <w:b/>
+        </w:rPr>
+        <w:t>output</w:t>
+      </w:r>
+      <w:r>
+        <w:rPr>
+          <w:b w:val="0"/>
+        </w:rPr>
+        <w:t xml:space="preserve"> vector sizes.</w:t>
       </w:r>
     </w:p>
     <w:p>
       <w:pPr>
         <w:spacing w:line="336" w:lineRule="auto" w:after="180"/>
-        <w:shd w:fill="F5F1FB"/>
-      </w:pPr>
-      <w:r>
-        <w:rPr>
-          <w:b w:val="0"/>
-        </w:rPr>
-        <w:t>For x = [1, 3], write both scores, both ReLU activations and y using the lesson model.</w:t>
+      </w:pPr>
+      <w:r>
+        <w:rPr>
+          <w:b w:val="0"/>
+        </w:rPr>
+        <w:t xml:space="preserve">Teacher explanation: For [2, 1], scores 0 and 1 give [a, b] = [0, 1], q = 1 and class 1. For [1, 2], scores 0 and -1 give [0, 0], q = -1 and class 0. Hidden dimension is 2; </w:t>
+      </w:r>
+      <w:r>
+        <w:rPr>
+          <w:b/>
+        </w:rPr>
+        <w:t>output</w:t>
+      </w:r>
+      <w:r>
+        <w:rPr>
+          <w:b w:val="0"/>
+        </w:rPr>
+        <w:t xml:space="preserve"> dimension is 1.</w:t>
       </w:r>
     </w:p>
     <w:p>
       <w:pPr>
-        <w:pStyle w:val="Heading3"/>
-      </w:pPr>
-      <w:r>
-        <w:t>Teacher reasoning · W1</w:t>
+        <w:spacing w:line="336" w:lineRule="auto" w:after="180"/>
+      </w:pPr>
+      <w:r>
+        <w:rPr>
+          <w:b w:val="0"/>
+        </w:rPr>
+        <w:t>The equality at hidden score zero produces activation zero, not an automatic final class.</w:t>
       </w:r>
     </w:p>
     <w:p>
       <w:pPr>
-        <w:spacing w:line="336" w:lineRule="auto" w:after="180"/>
-        <w:shd w:fill="F1F6FC"/>
-      </w:pPr>
-      <w:r>
-        <w:rPr>
-          <w:b w:val="0"/>
-        </w:rPr>
-        <w:t>Teacher explanation: Scores are -2 and 2; activations are 0 and 2; y = 0 - 2 + 1 = -1.</w:t>
-      </w:r>
-    </w:p>
-    <w:p>
-      <w:pPr>
-        <w:pStyle w:val="Heading3"/>
-      </w:pPr>
-      <w:r>
-        <w:t>W2 Repair a dimension mismatch</w:t>
-      </w:r>
-    </w:p>
-    <w:p>
-      <w:pPr>
-        <w:pStyle w:val="Heading3"/>
-      </w:pPr>
-      <w:r>
-        <w:t>Workbook question · W2</w:t>
-      </w:r>
-    </w:p>
-    <w:p>
-      <w:pPr>
-        <w:spacing w:line="336" w:lineRule="auto" w:after="180"/>
-        <w:shd w:fill="F5F1FB"/>
-      </w:pPr>
-      <w:r>
-        <w:rPr>
-          <w:b w:val="0"/>
-        </w:rPr>
-        <w:t xml:space="preserve">A revised hidden </w:t>
-      </w:r>
-      <w:r>
-        <w:rPr>
-          <w:b/>
-        </w:rPr>
-        <w:t>layer</w:t>
-      </w:r>
-      <w:r>
-        <w:rPr>
-          <w:b w:val="0"/>
-        </w:rPr>
-        <w:t xml:space="preserve"> returns [h1, h2, h3]. The </w:t>
-      </w:r>
-      <w:r>
-        <w:rPr>
-          <w:b/>
-        </w:rPr>
-        <w:t>output</w:t>
-      </w:r>
-      <w:r>
-        <w:rPr>
-          <w:b w:val="0"/>
-        </w:rPr>
-        <w:t xml:space="preserve"> </w:t>
-      </w:r>
-      <w:r>
-        <w:rPr>
-          <w:b/>
-        </w:rPr>
-        <w:t>layer</w:t>
-      </w:r>
-      <w:r>
-        <w:rPr>
-          <w:b w:val="0"/>
-        </w:rPr>
-        <w:t xml:space="preserve"> still has weights [2, -1]. Explain the mismatch and what must be specified before calculation.</w:t>
-      </w:r>
-    </w:p>
-    <w:p>
-      <w:pPr>
-        <w:pStyle w:val="Heading3"/>
-      </w:pPr>
-      <w:r>
-        <w:t>Teacher reasoning · W2</w:t>
-      </w:r>
-    </w:p>
-    <w:p>
-      <w:pPr>
-        <w:spacing w:line="336" w:lineRule="auto" w:after="180"/>
-        <w:shd w:fill="F1F6FC"/>
-      </w:pPr>
-      <w:r>
-        <w:rPr>
-          <w:b w:val="0"/>
-        </w:rPr>
-        <w:t xml:space="preserve">Teacher explanation: Three hidden values need three matching weights under this dense </w:t>
-      </w:r>
-      <w:r>
-        <w:rPr>
-          <w:b/>
-        </w:rPr>
-        <w:t>output</w:t>
-      </w:r>
-      <w:r>
-        <w:rPr>
-          <w:b w:val="0"/>
-        </w:rPr>
-        <w:t xml:space="preserve"> definition. Specify all three coefficients and the bias or explicitly design a documented selection operation.</w:t>
-      </w:r>
-    </w:p>
-    <w:p>
-      <w:pPr>
-        <w:spacing w:line="336" w:lineRule="auto" w:after="180"/>
-        <w:shd w:fill="F1F6FC"/>
-      </w:pPr>
-      <w:r>
-        <w:rPr>
-          <w:b w:val="0"/>
-        </w:rPr>
-        <w:t>Do not silently drop the third value.</w:t>
-      </w:r>
-    </w:p>
-    <w:p>
-      <w:pPr>
-        <w:pStyle w:val="Heading3"/>
-      </w:pPr>
-      <w:r>
-        <w:t>W3 Use a revealing order check</w:t>
-      </w:r>
-    </w:p>
-    <w:p>
-      <w:pPr>
-        <w:pStyle w:val="Heading3"/>
-      </w:pPr>
-      <w:r>
-        <w:t>Workbook question · W3</w:t>
-      </w:r>
-    </w:p>
-    <w:p>
-      <w:pPr>
-        <w:spacing w:line="336" w:lineRule="auto" w:after="180"/>
-        <w:shd w:fill="F5F1FB"/>
-      </w:pPr>
-      <w:r>
-        <w:rPr>
-          <w:b w:val="0"/>
-        </w:rPr>
-        <w:t xml:space="preserve">Compare hidden vectors for x = [4, 1] and x = [3, 0]. Which </w:t>
-      </w:r>
-      <w:r>
-        <w:rPr>
-          <w:b/>
-        </w:rPr>
-        <w:t>input</w:t>
-      </w:r>
-      <w:r>
-        <w:rPr>
-          <w:b w:val="0"/>
-        </w:rPr>
-        <w:t xml:space="preserve"> reveals a bug that swaps h1 and h2 but keeps </w:t>
-      </w:r>
-      <w:r>
-        <w:rPr>
-          <w:b/>
-        </w:rPr>
-        <w:t>output</w:t>
-      </w:r>
-      <w:r>
-        <w:rPr>
-          <w:b w:val="0"/>
-        </w:rPr>
-        <w:t xml:space="preserve"> weights unchanged? Give correct and swapped </w:t>
-      </w:r>
-      <w:r>
-        <w:rPr>
-          <w:b/>
-        </w:rPr>
-        <w:t>output</w:t>
-      </w:r>
-      <w:r>
-        <w:rPr>
-          <w:b w:val="0"/>
-        </w:rPr>
-        <w:t xml:space="preserve">s for that </w:t>
-      </w:r>
-      <w:r>
-        <w:rPr>
-          <w:b/>
-        </w:rPr>
-        <w:t>input</w:t>
-      </w:r>
-      <w:r>
-        <w:rPr>
-          <w:b w:val="0"/>
-        </w:rPr>
-        <w:t>.</w:t>
-      </w:r>
-    </w:p>
-    <w:p>
-      <w:pPr>
-        <w:pStyle w:val="Heading3"/>
-      </w:pPr>
-      <w:r>
-        <w:t>Teacher reasoning · W3</w:t>
-      </w:r>
-    </w:p>
-    <w:p>
-      <w:pPr>
-        <w:spacing w:line="336" w:lineRule="auto" w:after="180"/>
-        <w:shd w:fill="F1F6FC"/>
-      </w:pPr>
-      <w:r>
-        <w:rPr>
-          <w:b w:val="0"/>
-        </w:rPr>
-        <w:t xml:space="preserve">Teacher explanation: The first gives [3, 3] and cannot expose a swap. The second gives [3, 1]; correct </w:t>
-      </w:r>
-      <w:r>
-        <w:rPr>
-          <w:b/>
-        </w:rPr>
-        <w:t>output</w:t>
-      </w:r>
-      <w:r>
-        <w:rPr>
-          <w:b w:val="0"/>
-        </w:rPr>
-        <w:t xml:space="preserve"> 6 becomes 0 when values alone are swapped.</w:t>
-      </w:r>
-    </w:p>
-    <w:p>
-      <w:pPr>
-        <w:pStyle w:val="Heading3"/>
-      </w:pPr>
-      <w:r>
-        <w:t>W4 Compose a new network independently</w:t>
-      </w:r>
-    </w:p>
-    <w:p>
-      <w:pPr>
-        <w:pStyle w:val="Heading3"/>
-      </w:pPr>
-      <w:r>
-        <w:t>Workbook question · W4</w:t>
-      </w:r>
-    </w:p>
-    <w:p>
-      <w:pPr>
-        <w:spacing w:line="336" w:lineRule="auto" w:after="180"/>
-        <w:shd w:fill="F5F1FB"/>
-      </w:pPr>
-      <w:r>
-        <w:rPr>
-          <w:b w:val="0"/>
-        </w:rPr>
-        <w:t xml:space="preserve">A new model takes [u, v]. Compute a = ReLU(u + v - 3), b = ReLU(u - v), then q = a + 2b - 1. Trace both </w:t>
-      </w:r>
-      <w:r>
-        <w:rPr>
-          <w:b/>
-        </w:rPr>
-        <w:t>input</w:t>
-      </w:r>
-      <w:r>
-        <w:rPr>
-          <w:b w:val="0"/>
-        </w:rPr>
-        <w:t>s [2, 1] and [1, 2], including scores before ReLU. Apply class 1 when q &gt;= 0.</w:t>
-      </w:r>
-    </w:p>
-    <w:p>
-      <w:pPr>
-        <w:spacing w:line="336" w:lineRule="auto" w:after="180"/>
-        <w:shd w:fill="F5F1FB"/>
-      </w:pPr>
-      <w:r>
-        <w:rPr>
-          <w:b w:val="0"/>
-        </w:rPr>
-        <w:t xml:space="preserve">State the hidden and </w:t>
-      </w:r>
-      <w:r>
-        <w:rPr>
-          <w:b/>
-        </w:rPr>
-        <w:t>output</w:t>
-      </w:r>
-      <w:r>
-        <w:rPr>
-          <w:b w:val="0"/>
-        </w:rPr>
-        <w:t xml:space="preserve"> vector sizes.</w:t>
-      </w:r>
-    </w:p>
-    <w:p>
-      <w:pPr>
-        <w:pStyle w:val="Heading3"/>
-      </w:pPr>
-      <w:r>
-        <w:t>Teacher reasoning · W4</w:t>
-      </w:r>
-    </w:p>
-    <w:p>
-      <w:pPr>
-        <w:spacing w:line="336" w:lineRule="auto" w:after="180"/>
-        <w:shd w:fill="F1F6FC"/>
-      </w:pPr>
-      <w:r>
-        <w:rPr>
-          <w:b w:val="0"/>
-        </w:rPr>
-        <w:t xml:space="preserve">Teacher explanation: For [2, 1], scores 0 and 1 give [a, b] = [0, 1], q = 1 and class 1. For [1, 2], scores 0 and -1 give [0, 0], q = -1 and class 0. Hidden dimension is 2; </w:t>
-      </w:r>
-      <w:r>
-        <w:rPr>
-          <w:b/>
-        </w:rPr>
-        <w:t>output</w:t>
-      </w:r>
-      <w:r>
-        <w:rPr>
-          <w:b w:val="0"/>
-        </w:rPr>
-        <w:t xml:space="preserve"> dimension is 1.</w:t>
-      </w:r>
-    </w:p>
-    <w:p>
-      <w:pPr>
-        <w:spacing w:line="336" w:lineRule="auto" w:after="180"/>
-        <w:shd w:fill="F1F6FC"/>
-      </w:pPr>
-      <w:r>
-        <w:rPr>
-          <w:b w:val="0"/>
-        </w:rPr>
-        <w:t>The equality at hidden score zero produces activation zero, not an automatic final class.</w:t>
-      </w:r>
-    </w:p>
-    <w:p>
-      <w:pPr>
-        <w:pStyle w:val="Heading3"/>
-      </w:pPr>
-      <w:r>
-        <w:t>W5 Explain information loss</w:t>
-      </w:r>
-    </w:p>
-    <w:p>
-      <w:pPr>
-        <w:pStyle w:val="Heading3"/>
-      </w:pPr>
-      <w:r>
-        <w:t>Workbook question · W5</w:t>
-      </w:r>
-    </w:p>
-    <w:p>
-      <w:pPr>
-        <w:spacing w:line="336" w:lineRule="auto" w:after="180"/>
-        <w:shd w:fill="F5F1FB"/>
-      </w:pPr>
-      <w:r>
-        <w:rPr>
-          <w:b w:val="0"/>
-        </w:rPr>
-        <w:t xml:space="preserve">Use the lesson model to verify h and y for [0, 1] and [0, 2]. Could a fixed later </w:t>
-      </w:r>
-      <w:r>
-        <w:rPr>
-          <w:b/>
-        </w:rPr>
-        <w:t>layer</w:t>
-      </w:r>
-      <w:r>
-        <w:rPr>
-          <w:b w:val="0"/>
-        </w:rPr>
-        <w:t xml:space="preserve"> receiving only h distinguish the two original </w:t>
-      </w:r>
-      <w:r>
-        <w:rPr>
-          <w:b/>
-        </w:rPr>
-        <w:t>input</w:t>
-      </w:r>
-      <w:r>
-        <w:rPr>
-          <w:b w:val="0"/>
-        </w:rPr>
-        <w:t>s?</w:t>
-      </w:r>
-    </w:p>
-    <w:p>
-      <w:pPr>
-        <w:pStyle w:val="Heading3"/>
-      </w:pPr>
-      <w:r>
-        <w:t>Teacher reasoning · W5</w:t>
-      </w:r>
-    </w:p>
-    <w:p>
-      <w:pPr>
-        <w:spacing w:line="336" w:lineRule="auto" w:after="180"/>
-        <w:shd w:fill="F1F6FC"/>
-      </w:pPr>
-      <w:r>
-        <w:rPr>
-          <w:b w:val="0"/>
-        </w:rPr>
-        <w:t>Teacher explanation: Scores are [-1, -1] and [-2, 0]. Both produce h = [0, 0] and y = 1.</w:t>
-      </w:r>
-    </w:p>
-    <w:p>
-      <w:pPr>
-        <w:spacing w:line="336" w:lineRule="auto" w:after="180"/>
-        <w:shd w:fill="F1F6FC"/>
-      </w:pPr>
-      <w:r>
-        <w:rPr>
-          <w:b w:val="0"/>
-        </w:rPr>
-        <w:t>A deterministic later computation given the same h produces the same result; additional original-</w:t>
-      </w:r>
-      <w:r>
-        <w:rPr>
-          <w:b/>
-        </w:rPr>
-        <w:t>input</w:t>
-      </w:r>
-      <w:r>
-        <w:rPr>
-          <w:b w:val="0"/>
-        </w:rPr>
-        <w:t xml:space="preserve"> information would require a changed architecture.</w:t>
-      </w:r>
-    </w:p>
-    <w:p>
-      <w:pPr>
-        <w:pStyle w:val="Heading3"/>
-      </w:pPr>
-      <w:r>
-        <w:t>Independent assessment and fresh retry</w:t>
-      </w:r>
-    </w:p>
-    <w:p>
-      <w:pPr>
-        <w:pStyle w:val="Heading3"/>
-      </w:pPr>
-      <w:r>
-        <w:t>Teacher key · Independent assessment and fresh retry</w:t>
-      </w:r>
-    </w:p>
-    <w:p>
-      <w:pPr>
-        <w:spacing w:line="336" w:lineRule="auto" w:after="180"/>
-        <w:shd w:fill="F1F6FC"/>
-      </w:pPr>
-      <w:r>
-        <w:rPr>
-          <w:b w:val="0"/>
-        </w:rPr>
-        <w:t>W4 requires both complete traces, correct classes and sizes. Fresh retry: a = ReLU(u - 1), b = ReLU(v - 2), q = 2a - b.</w:t>
-      </w:r>
-    </w:p>
-    <w:p>
-      <w:pPr>
-        <w:spacing w:line="336" w:lineRule="auto" w:after="180"/>
-        <w:shd w:fill="F1F6FC"/>
-      </w:pPr>
-      <w:r>
-        <w:rPr>
-          <w:b/>
-        </w:rPr>
-        <w:t>Input</w:t>
-      </w:r>
-      <w:r>
-        <w:rPr>
-          <w:b w:val="0"/>
-        </w:rPr>
-        <w:t xml:space="preserve">s [0, 3] and [2, 2] give pre-activation scores [-1, 1] and [1, 0], hidden vectors [0, 1] and [1, 0], and q values -1 and 2. Under q &gt;= 0 their classes are 0 and 1. Ask which vector the </w:t>
-      </w:r>
-      <w:r>
-        <w:rPr>
-          <w:b/>
-        </w:rPr>
-        <w:t>output</w:t>
-      </w:r>
-      <w:r>
-        <w:rPr>
-          <w:b w:val="0"/>
-        </w:rPr>
-        <w:t xml:space="preserve"> </w:t>
-      </w:r>
-      <w:r>
-        <w:rPr>
-          <w:b/>
-        </w:rPr>
-        <w:t>layer</w:t>
-      </w:r>
-      <w:r>
-        <w:rPr>
-          <w:b w:val="0"/>
-        </w:rPr>
-        <w:t xml:space="preserve"> actually receives.</w:t>
-      </w:r>
-    </w:p>
-    <w:p>
-      <w:pPr>
-        <w:pStyle w:val="Heading3"/>
-      </w:pPr>
-      <w:r>
-        <w:t>Assess independent transfer</w:t>
-      </w:r>
-    </w:p>
-    <w:p>
-      <w:pPr>
-        <w:pStyle w:val="Heading3"/>
-      </w:pPr>
-      <w:r>
-        <w:t>Independent question · withhold the key</w:t>
-      </w:r>
-    </w:p>
-    <w:p>
-      <w:pPr>
-        <w:spacing w:line="336" w:lineRule="auto" w:after="180"/>
-        <w:shd w:fill="F5F1FB"/>
-      </w:pPr>
-      <w:r>
-        <w:rPr>
-          <w:b w:val="0"/>
-        </w:rPr>
-        <w:t xml:space="preserve">Selected case: A new model takes [u, v]. Compute a = ReLU(u + v - 3), b = ReLU(u - v), then q = a + 2b - 1. Trace both </w:t>
-      </w:r>
-      <w:r>
-        <w:rPr>
-          <w:b/>
-        </w:rPr>
-        <w:t>input</w:t>
-      </w:r>
-      <w:r>
-        <w:rPr>
-          <w:b w:val="0"/>
-        </w:rPr>
-        <w:t>s [2, 1] and [1, 2], including scores before ReLU. Apply class 1 when q &gt;= 0.</w:t>
-      </w:r>
-    </w:p>
-    <w:p>
-      <w:pPr>
-        <w:spacing w:line="336" w:lineRule="auto" w:after="180"/>
-        <w:shd w:fill="F5F1FB"/>
-      </w:pPr>
-      <w:r>
-        <w:rPr>
-          <w:b w:val="0"/>
-        </w:rPr>
-        <w:t xml:space="preserve">State the hidden and </w:t>
-      </w:r>
-      <w:r>
-        <w:rPr>
-          <w:b/>
-        </w:rPr>
-        <w:t>output</w:t>
-      </w:r>
-      <w:r>
-        <w:rPr>
-          <w:b w:val="0"/>
-        </w:rPr>
-        <w:t xml:space="preserve"> vector sizes.</w:t>
-      </w:r>
-    </w:p>
-    <w:p>
-      <w:pPr>
-        <w:pStyle w:val="Heading3"/>
-      </w:pPr>
-      <w:r>
-        <w:t>Selected case answer</w:t>
-      </w:r>
-    </w:p>
-    <w:p>
-      <w:pPr>
-        <w:pStyle w:val="Heading3"/>
-      </w:pPr>
-      <w:r>
-        <w:t>Teacher key · Selected case answer</w:t>
-      </w:r>
-    </w:p>
-    <w:p>
-      <w:pPr>
-        <w:spacing w:line="336" w:lineRule="auto" w:after="180"/>
-        <w:shd w:fill="F1F6FC"/>
-      </w:pPr>
-      <w:r>
-        <w:rPr>
-          <w:b w:val="0"/>
-        </w:rPr>
-        <w:t xml:space="preserve">Teacher explanation: For [2, 1], scores 0 and 1 give [a, b] = [0, 1], q = 1 and class 1. For [1, 2], scores 0 and -1 give [0, 0], q = -1 and class 0. Hidden dimension is 2; </w:t>
-      </w:r>
-      <w:r>
-        <w:rPr>
-          <w:b/>
-        </w:rPr>
-        <w:t>output</w:t>
-      </w:r>
-      <w:r>
-        <w:rPr>
-          <w:b w:val="0"/>
-        </w:rPr>
-        <w:t xml:space="preserve"> dimension is 1.</w:t>
-      </w:r>
-    </w:p>
-    <w:p>
-      <w:pPr>
-        <w:spacing w:line="336" w:lineRule="auto" w:after="180"/>
-        <w:shd w:fill="F1F6FC"/>
-      </w:pPr>
-      <w:r>
-        <w:rPr>
-          <w:b w:val="0"/>
-        </w:rPr>
-        <w:t>The equality at hidden score zero produces activation zero, not an automatic final class.</w:t>
+        <w:pStyle w:val="Heading2"/>
+      </w:pPr>
+      <w:r>
+        <w:t>Judge explanation,trace and limits</w:t>
       </w:r>
     </w:p>
     <w:tbl>
@@ -4078,54 +4099,55 @@
     </w:tbl>
     <w:p>
       <w:pPr>
-        <w:pStyle w:val="Heading3"/>
-      </w:pPr>
-      <w:r>
-        <w:t>Teacher key · Selected case answer</w:t>
+        <w:spacing w:line="336" w:lineRule="auto" w:after="180"/>
+      </w:pPr>
+      <w:r>
+        <w:rPr>
+          <w:b w:val="0"/>
+        </w:rPr>
+        <w:t>Record each dimension as not yet, with support, or independent. Accept a valid alternative procedure with a defensible trace.</w:t>
       </w:r>
     </w:p>
     <w:p>
       <w:pPr>
         <w:spacing w:line="336" w:lineRule="auto" w:after="180"/>
-        <w:shd w:fill="F1F6FC"/>
-      </w:pPr>
-      <w:r>
-        <w:rPr>
-          <w:b w:val="0"/>
-        </w:rPr>
-        <w:t>Record each dimension as not yet, with support, or independent. Accept a valid alternative procedure with a defensible trace.</w:t>
+      </w:pPr>
+      <w:r>
+        <w:rPr>
+          <w:b w:val="0"/>
+        </w:rPr>
+        <w:t xml:space="preserve">Do not penalise an honestly recorded model failure if the learner correctly explains its </w:t>
+      </w:r>
+      <w:r>
+        <w:rPr>
+          <w:b/>
+        </w:rPr>
+        <w:t>evidence</w:t>
+      </w:r>
+      <w:r>
+        <w:rPr>
+          <w:b w:val="0"/>
+        </w:rPr>
+        <w:t xml:space="preserve"> and limits.</w:t>
       </w:r>
     </w:p>
     <w:p>
       <w:pPr>
-        <w:spacing w:line="336" w:lineRule="auto" w:after="180"/>
-        <w:shd w:fill="F1F6FC"/>
-      </w:pPr>
-      <w:r>
-        <w:rPr>
-          <w:b w:val="0"/>
-        </w:rPr>
-        <w:t xml:space="preserve">Do not penalise an honestly recorded model failure if the learner correctly explains its </w:t>
-      </w:r>
-      <w:r>
-        <w:rPr>
-          <w:b/>
-        </w:rPr>
-        <w:t>evidence</w:t>
-      </w:r>
-      <w:r>
-        <w:rPr>
-          <w:b w:val="0"/>
-        </w:rPr>
-        <w:t xml:space="preserve"> and limits.</w:t>
+        <w:pStyle w:val="Heading2"/>
+      </w:pPr>
+      <w:r>
+        <w:t>Give one usable repair</w:t>
       </w:r>
     </w:p>
     <w:p>
       <w:pPr>
-        <w:pStyle w:val="Heading3"/>
-      </w:pPr>
-      <w:r>
-        <w:t>Feedback that the learner uses</w:t>
+        <w:spacing w:line="336" w:lineRule="auto" w:after="180"/>
+      </w:pPr>
+      <w:r>
+        <w:rPr>
+          <w:b w:val="0"/>
+        </w:rPr>
+        <w:t>Name the earliest unsupported step and give one action to repair it. Have the learner make that repair now and explain why. Then assess the relevant skill on a fresh, fully specified case.</w:t>
       </w:r>
     </w:p>
     <w:p>
@@ -4136,102 +4158,45 @@
         <w:rPr>
           <w:b w:val="0"/>
         </w:rPr>
-        <w:t>Name the earliest unsupported step and give one action to repair it. Have the learner make that repair now and explain why. Then assess the relevant skill on a fresh, fully specified case.</w:t>
+        <w:t>Confirm it was not previously practised with feedback; solve and check the new case before assigning it. A follow-up design prompt is a starting brief, not automatically an equivalent test.</w:t>
       </w:r>
     </w:p>
     <w:p>
       <w:pPr>
-        <w:spacing w:line="336" w:lineRule="auto" w:after="180"/>
-      </w:pPr>
-      <w:r>
-        <w:rPr>
-          <w:b w:val="0"/>
-        </w:rPr>
-        <w:t>Confirm it was not previously practised with feedback; solve and check the new case before assigning it. A follow-up design prompt is a starting brief, not automatically an equivalent test.</w:t>
+        <w:pStyle w:val="Heading2"/>
+      </w:pPr>
+      <w:r>
+        <w:t>W1 Trace the second worked case</w:t>
       </w:r>
     </w:p>
     <w:p>
       <w:pPr>
-        <w:pStyle w:val="Heading1"/>
-      </w:pPr>
-      <w:r>
-        <w:t>06. Connect the project, support and next lesson</w:t>
+        <w:spacing w:line="336" w:lineRule="auto" w:after="180"/>
+      </w:pPr>
+      <w:r>
+        <w:rPr>
+          <w:b w:val="0"/>
+        </w:rPr>
+        <w:t>For x = [1, 3], write both scores, both ReLU activations and y using the lesson model.</w:t>
       </w:r>
     </w:p>
     <w:p>
-      <w:r>
-        <w:t>Connect Composing layers to Image-pattern Network Investigation, adapt support and plan a later changed-case check.</w:t>
+      <w:pPr>
+        <w:spacing w:line="336" w:lineRule="auto" w:after="180"/>
+      </w:pPr>
+      <w:r>
+        <w:rPr>
+          <w:b w:val="0"/>
+        </w:rPr>
+        <w:t>Teacher explanation: Scores are -2 and 2; activations are 0 and 2; y = 0 - 2 + 1 = -1.</w:t>
       </w:r>
     </w:p>
     <w:p>
       <w:pPr>
-        <w:spacing w:line="336" w:lineRule="auto" w:after="180"/>
-      </w:pPr>
-      <w:r>
-        <w:rPr>
-          <w:b w:val="0"/>
-        </w:rPr>
-        <w:t xml:space="preserve">Add a labelled composing </w:t>
-      </w:r>
-      <w:r>
-        <w:rPr>
-          <w:b/>
-        </w:rPr>
-        <w:t>layer</w:t>
-      </w:r>
-      <w:r>
-        <w:rPr>
-          <w:b w:val="0"/>
-        </w:rPr>
-        <w:t xml:space="preserve">s </w:t>
-      </w:r>
-      <w:r>
-        <w:rPr>
-          <w:b/>
-        </w:rPr>
-        <w:t>evidence</w:t>
-      </w:r>
-      <w:r>
-        <w:rPr>
-          <w:b w:val="0"/>
-        </w:rPr>
-        <w:t xml:space="preserve"> sheet to Image-pattern Network Investigation. Show how you can trace how one </w:t>
-      </w:r>
-      <w:r>
-        <w:rPr>
-          <w:b/>
-        </w:rPr>
-        <w:t>layer</w:t>
-      </w:r>
-      <w:r>
-        <w:rPr>
-          <w:b w:val="0"/>
-        </w:rPr>
-        <w:t xml:space="preserve"> supplies the next </w:t>
-      </w:r>
-      <w:r>
-        <w:rPr>
-          <w:b/>
-        </w:rPr>
-        <w:t>layer</w:t>
-      </w:r>
-      <w:r>
-        <w:rPr>
-          <w:b w:val="0"/>
-        </w:rPr>
-        <w:t xml:space="preserve"> </w:t>
-      </w:r>
-      <w:r>
-        <w:rPr>
-          <w:b/>
-        </w:rPr>
-        <w:t>input</w:t>
-      </w:r>
-      <w:r>
-        <w:rPr>
-          <w:b w:val="0"/>
-        </w:rPr>
-        <w:t>s.</w:t>
+        <w:pStyle w:val="Heading2"/>
+      </w:pPr>
+      <w:r>
+        <w:t>W2 Repair a dimension mismatch</w:t>
       </w:r>
     </w:p>
     <w:p>
@@ -4242,31 +4207,43 @@
         <w:rPr>
           <w:b w:val="0"/>
         </w:rPr>
-        <w:t xml:space="preserve">Use the supplied fictional case and keep its </w:t>
+        <w:t xml:space="preserve">A revised hidden </w:t>
       </w:r>
       <w:r>
         <w:rPr>
           <w:b/>
         </w:rPr>
-        <w:t>input</w:t>
-      </w:r>
-      <w:r>
-        <w:rPr>
-          <w:b w:val="0"/>
-        </w:rPr>
-        <w:t xml:space="preserve">s, intermediate steps, calculation or </w:t>
+        <w:t>layer</w:t>
+      </w:r>
+      <w:r>
+        <w:rPr>
+          <w:b w:val="0"/>
+        </w:rPr>
+        <w:t xml:space="preserve"> returns [h1, h2, h3]. The </w:t>
       </w:r>
       <w:r>
         <w:rPr>
           <w:b/>
         </w:rPr>
-        <w:t>prediction</w:t>
-      </w:r>
-      <w:r>
-        <w:rPr>
-          <w:b w:val="0"/>
-        </w:rPr>
-        <w:t>, and limitation. Connect this record to last week’s record; a matching answer without a trace is insufficient.</w:t>
+        <w:t>output</w:t>
+      </w:r>
+      <w:r>
+        <w:rPr>
+          <w:b w:val="0"/>
+        </w:rPr>
+        <w:t xml:space="preserve"> </w:t>
+      </w:r>
+      <w:r>
+        <w:rPr>
+          <w:b/>
+        </w:rPr>
+        <w:t>layer</w:t>
+      </w:r>
+      <w:r>
+        <w:rPr>
+          <w:b w:val="0"/>
+        </w:rPr>
+        <w:t xml:space="preserve"> still has weights [2, -1]. Explain the mismatch and what must be specified before calculation.</w:t>
       </w:r>
     </w:p>
     <w:p>
@@ -4277,7 +4254,7 @@
         <w:rPr>
           <w:b w:val="0"/>
         </w:rPr>
-        <w:t xml:space="preserve">Provide a five-column trace table labelled x, z, h, </w:t>
+        <w:t xml:space="preserve">Teacher explanation: Three hidden values need three matching weights under this dense </w:t>
       </w:r>
       <w:r>
         <w:rPr>
@@ -4289,7 +4266,7 @@
         <w:rPr>
           <w:b w:val="0"/>
         </w:rPr>
-        <w:t xml:space="preserve"> contributions and y. Allow arithmetic support while requiring the student to name each connection.</w:t>
+        <w:t xml:space="preserve"> definition. Specify all three coefficients and the bias or explicitly design a documented selection operation.</w:t>
       </w:r>
     </w:p>
     <w:p>
@@ -4300,18 +4277,15 @@
         <w:rPr>
           <w:b w:val="0"/>
         </w:rPr>
-        <w:t>Extension: replace hidden ReLU with identity and simplify the lesson network to y = x1 - 3x2 + 3. Test [1, 3] to show that the simplified affine model differs from the ReLU model.</w:t>
+        <w:t>Do not silently drop the third value.</w:t>
       </w:r>
     </w:p>
     <w:p>
       <w:pPr>
-        <w:spacing w:line="336" w:lineRule="auto" w:after="180"/>
-      </w:pPr>
-      <w:r>
-        <w:rPr>
-          <w:b w:val="0"/>
-        </w:rPr>
-        <w:t>Week 6 develops forward passes by hand and systematic checking of intermediate values.</w:t>
+        <w:pStyle w:val="Heading2"/>
+      </w:pPr>
+      <w:r>
+        <w:t>W3 Use a revealing order check</w:t>
       </w:r>
     </w:p>
     <w:p>
@@ -4322,15 +4296,634 @@
         <w:rPr>
           <w:b w:val="0"/>
         </w:rPr>
-        <w:t>Retain the project ledger and assess a changed case after support. Check the relevant prerequisite before carrying this component forward.</w:t>
+        <w:t xml:space="preserve">Compare hidden vectors for x = [4, 1] and x = [3, 0]. Which </w:t>
+      </w:r>
+      <w:r>
+        <w:rPr>
+          <w:b/>
+        </w:rPr>
+        <w:t>input</w:t>
+      </w:r>
+      <w:r>
+        <w:rPr>
+          <w:b w:val="0"/>
+        </w:rPr>
+        <w:t xml:space="preserve"> reveals a bug that swaps h1 and h2 but keeps </w:t>
+      </w:r>
+      <w:r>
+        <w:rPr>
+          <w:b/>
+        </w:rPr>
+        <w:t>output</w:t>
+      </w:r>
+      <w:r>
+        <w:rPr>
+          <w:b w:val="0"/>
+        </w:rPr>
+        <w:t xml:space="preserve"> weights unchanged? Give correct and swapped </w:t>
+      </w:r>
+      <w:r>
+        <w:rPr>
+          <w:b/>
+        </w:rPr>
+        <w:t>output</w:t>
+      </w:r>
+      <w:r>
+        <w:rPr>
+          <w:b w:val="0"/>
+        </w:rPr>
+        <w:t xml:space="preserve">s for that </w:t>
+      </w:r>
+      <w:r>
+        <w:rPr>
+          <w:b/>
+        </w:rPr>
+        <w:t>input</w:t>
+      </w:r>
+      <w:r>
+        <w:rPr>
+          <w:b w:val="0"/>
+        </w:rPr>
+        <w:t>.</w:t>
       </w:r>
     </w:p>
     <w:p>
       <w:pPr>
+        <w:spacing w:line="336" w:lineRule="auto" w:after="180"/>
+      </w:pPr>
+      <w:r>
+        <w:rPr>
+          <w:b w:val="0"/>
+        </w:rPr>
+        <w:t xml:space="preserve">Teacher explanation: The first gives [3, 3] and cannot expose a swap. The second gives [3, 1]; correct </w:t>
+      </w:r>
+      <w:r>
+        <w:rPr>
+          <w:b/>
+        </w:rPr>
+        <w:t>output</w:t>
+      </w:r>
+      <w:r>
+        <w:rPr>
+          <w:b w:val="0"/>
+        </w:rPr>
+        <w:t xml:space="preserve"> 6 becomes 0 when values alone are swapped.</w:t>
+      </w:r>
+    </w:p>
+    <w:p>
+      <w:pPr>
+        <w:pStyle w:val="Heading2"/>
+      </w:pPr>
+      <w:r>
+        <w:t>W5 Explain information loss</w:t>
+      </w:r>
+    </w:p>
+    <w:p>
+      <w:pPr>
+        <w:spacing w:line="336" w:lineRule="auto" w:after="180"/>
+      </w:pPr>
+      <w:r>
+        <w:rPr>
+          <w:b w:val="0"/>
+        </w:rPr>
+        <w:t xml:space="preserve">Use the lesson model to verify h and y for [0, 1] and [0, 2]. Could a fixed later </w:t>
+      </w:r>
+      <w:r>
+        <w:rPr>
+          <w:b/>
+        </w:rPr>
+        <w:t>layer</w:t>
+      </w:r>
+      <w:r>
+        <w:rPr>
+          <w:b w:val="0"/>
+        </w:rPr>
+        <w:t xml:space="preserve"> receiving only h distinguish the two original </w:t>
+      </w:r>
+      <w:r>
+        <w:rPr>
+          <w:b/>
+        </w:rPr>
+        <w:t>input</w:t>
+      </w:r>
+      <w:r>
+        <w:rPr>
+          <w:b w:val="0"/>
+        </w:rPr>
+        <w:t>s?</w:t>
+      </w:r>
+    </w:p>
+    <w:p>
+      <w:pPr>
+        <w:spacing w:line="336" w:lineRule="auto" w:after="180"/>
+      </w:pPr>
+      <w:r>
+        <w:rPr>
+          <w:b w:val="0"/>
+        </w:rPr>
+        <w:t>Teacher explanation: Scores are [-1, -1] and [-2, 0]. Both produce h = [0, 0] and y = 1.</w:t>
+      </w:r>
+    </w:p>
+    <w:p>
+      <w:pPr>
+        <w:spacing w:line="336" w:lineRule="auto" w:after="180"/>
+      </w:pPr>
+      <w:r>
+        <w:rPr>
+          <w:b w:val="0"/>
+        </w:rPr>
+        <w:t>A deterministic later computation given the same h produces the same result; additional original-</w:t>
+      </w:r>
+      <w:r>
+        <w:rPr>
+          <w:b/>
+        </w:rPr>
+        <w:t>input</w:t>
+      </w:r>
+      <w:r>
+        <w:rPr>
+          <w:b w:val="0"/>
+        </w:rPr>
+        <w:t xml:space="preserve"> information would require a changed architecture.</w:t>
+      </w:r>
+    </w:p>
+    <w:p>
+      <w:pPr>
+        <w:pStyle w:val="Heading2"/>
+      </w:pPr>
+      <w:r>
+        <w:t>Earlier wording, alternatives and picture transcripts · reference / check after trying</w:t>
+      </w:r>
+    </w:p>
+    <w:p>
+      <w:pPr>
         <w:pStyle w:val="Heading3"/>
       </w:pPr>
       <w:r>
-        <w:t>Plan the delayed return</w:t>
+        <w:t>Guided and exit questions</w:t>
+      </w:r>
+    </w:p>
+    <w:p>
+      <w:pPr>
+        <w:spacing w:line="336" w:lineRule="auto" w:after="180"/>
+      </w:pPr>
+      <w:r>
+        <w:rPr>
+          <w:b w:val="0"/>
+        </w:rPr>
+        <w:t>Guided: x = [1, 1] gives z = [0, 0], h = [0, 0], y = 1. Using x directly would give 2, skipping the hidden transformation.</w:t>
+      </w:r>
+    </w:p>
+    <w:p>
+      <w:pPr>
+        <w:spacing w:line="336" w:lineRule="auto" w:after="180"/>
+      </w:pPr>
+      <w:r>
+        <w:rPr>
+          <w:b w:val="0"/>
+        </w:rPr>
+        <w:t xml:space="preserve">Exit: compatible shapes and execution check whether the specified computation can run, not whether </w:t>
+      </w:r>
+      <w:r>
+        <w:rPr>
+          <w:b/>
+        </w:rPr>
+        <w:t>prediction</w:t>
+      </w:r>
+      <w:r>
+        <w:rPr>
+          <w:b w:val="0"/>
+        </w:rPr>
+        <w:t>s match real labels. Accuracy requires appropriate labelled examples, a metric and independent evaluation.</w:t>
+      </w:r>
+    </w:p>
+    <w:p>
+      <w:pPr>
+        <w:pStyle w:val="Heading3"/>
+      </w:pPr>
+      <w:r>
+        <w:t>W1 Trace the second worked case</w:t>
+      </w:r>
+    </w:p>
+    <w:p>
+      <w:pPr>
+        <w:pStyle w:val="Heading3"/>
+      </w:pPr>
+      <w:r>
+        <w:t>W2 Repair a dimension mismatch</w:t>
+      </w:r>
+    </w:p>
+    <w:p>
+      <w:pPr>
+        <w:pStyle w:val="Heading3"/>
+      </w:pPr>
+      <w:r>
+        <w:t>W3 Use a revealing order check</w:t>
+      </w:r>
+    </w:p>
+    <w:p>
+      <w:pPr>
+        <w:pStyle w:val="Heading3"/>
+      </w:pPr>
+      <w:r>
+        <w:t>W4 Compose a new network independently</w:t>
+      </w:r>
+    </w:p>
+    <w:p>
+      <w:pPr>
+        <w:spacing w:line="336" w:lineRule="auto" w:after="180"/>
+      </w:pPr>
+      <w:r>
+        <w:rPr>
+          <w:b w:val="0"/>
+        </w:rPr>
+        <w:t xml:space="preserve">A new model takes [u, v]. Compute a = ReLU(u + v - 3), b = ReLU(u - v), then q = a + 2b - 1. Trace both </w:t>
+      </w:r>
+      <w:r>
+        <w:rPr>
+          <w:b/>
+        </w:rPr>
+        <w:t>input</w:t>
+      </w:r>
+      <w:r>
+        <w:rPr>
+          <w:b w:val="0"/>
+        </w:rPr>
+        <w:t>s [2, 1] and [1, 2], including scores before ReLU. Apply class 1 when q &gt;= 0.</w:t>
+      </w:r>
+    </w:p>
+    <w:p>
+      <w:pPr>
+        <w:spacing w:line="336" w:lineRule="auto" w:after="180"/>
+      </w:pPr>
+      <w:r>
+        <w:rPr>
+          <w:b w:val="0"/>
+        </w:rPr>
+        <w:t xml:space="preserve">State the hidden and </w:t>
+      </w:r>
+      <w:r>
+        <w:rPr>
+          <w:b/>
+        </w:rPr>
+        <w:t>output</w:t>
+      </w:r>
+      <w:r>
+        <w:rPr>
+          <w:b w:val="0"/>
+        </w:rPr>
+        <w:t xml:space="preserve"> vector sizes.</w:t>
+      </w:r>
+    </w:p>
+    <w:p>
+      <w:pPr>
+        <w:spacing w:line="336" w:lineRule="auto" w:after="180"/>
+      </w:pPr>
+      <w:r>
+        <w:rPr>
+          <w:b w:val="0"/>
+        </w:rPr>
+        <w:t xml:space="preserve">Teacher explanation: For [2, 1], scores 0 and 1 give [a, b] = [0, 1], q = 1 and class 1. For [1, 2], scores 0 and -1 give [0, 0], q = -1 and class 0. Hidden dimension is 2; </w:t>
+      </w:r>
+      <w:r>
+        <w:rPr>
+          <w:b/>
+        </w:rPr>
+        <w:t>output</w:t>
+      </w:r>
+      <w:r>
+        <w:rPr>
+          <w:b w:val="0"/>
+        </w:rPr>
+        <w:t xml:space="preserve"> dimension is 1.</w:t>
+      </w:r>
+    </w:p>
+    <w:p>
+      <w:pPr>
+        <w:spacing w:line="336" w:lineRule="auto" w:after="180"/>
+      </w:pPr>
+      <w:r>
+        <w:rPr>
+          <w:b w:val="0"/>
+        </w:rPr>
+        <w:t>The equality at hidden score zero produces activation zero, not an automatic final class.</w:t>
+      </w:r>
+    </w:p>
+    <w:p>
+      <w:pPr>
+        <w:pStyle w:val="Heading3"/>
+      </w:pPr>
+      <w:r>
+        <w:t>W5 Explain information loss</w:t>
+      </w:r>
+    </w:p>
+    <w:p>
+      <w:pPr>
+        <w:pStyle w:val="Heading3"/>
+      </w:pPr>
+      <w:r>
+        <w:t>Independent assessment and fresh retry</w:t>
+      </w:r>
+    </w:p>
+    <w:p>
+      <w:pPr>
+        <w:spacing w:line="336" w:lineRule="auto" w:after="180"/>
+      </w:pPr>
+      <w:r>
+        <w:rPr>
+          <w:b w:val="0"/>
+        </w:rPr>
+        <w:t>W4 requires both complete traces, correct classes and sizes. Fresh retry: a = ReLU(u - 1), b = ReLU(v - 2), q = 2a - b.</w:t>
+      </w:r>
+    </w:p>
+    <w:p>
+      <w:pPr>
+        <w:spacing w:line="336" w:lineRule="auto" w:after="180"/>
+      </w:pPr>
+      <w:r>
+        <w:rPr>
+          <w:b/>
+        </w:rPr>
+        <w:t>Input</w:t>
+      </w:r>
+      <w:r>
+        <w:rPr>
+          <w:b w:val="0"/>
+        </w:rPr>
+        <w:t xml:space="preserve">s [0, 3] and [2, 2] give pre-activation scores [-1, 1] and [1, 0], hidden vectors [0, 1] and [1, 0], and q values -1 and 2. Under q &gt;= 0 their classes are 0 and 1. Ask which vector the </w:t>
+      </w:r>
+      <w:r>
+        <w:rPr>
+          <w:b/>
+        </w:rPr>
+        <w:t>output</w:t>
+      </w:r>
+      <w:r>
+        <w:rPr>
+          <w:b w:val="0"/>
+        </w:rPr>
+        <w:t xml:space="preserve"> </w:t>
+      </w:r>
+      <w:r>
+        <w:rPr>
+          <w:b/>
+        </w:rPr>
+        <w:t>layer</w:t>
+      </w:r>
+      <w:r>
+        <w:rPr>
+          <w:b w:val="0"/>
+        </w:rPr>
+        <w:t xml:space="preserve"> actually receives.</w:t>
+      </w:r>
+    </w:p>
+    <w:p>
+      <w:pPr>
+        <w:pStyle w:val="Heading3"/>
+      </w:pPr>
+      <w:r>
+        <w:t>Assess independent transfer</w:t>
+      </w:r>
+    </w:p>
+    <w:p>
+      <w:pPr>
+        <w:pStyle w:val="Heading3"/>
+      </w:pPr>
+      <w:r>
+        <w:t>Selected case answer</w:t>
+      </w:r>
+    </w:p>
+    <w:p>
+      <w:pPr>
+        <w:pStyle w:val="Heading3"/>
+      </w:pPr>
+      <w:r>
+        <w:t>Feedback that the learner uses</w:t>
+      </w:r>
+    </w:p>
+    <w:p>
+      <w:pPr>
+        <w:pStyle w:val="Heading1"/>
+      </w:pPr>
+      <w:r>
+        <w:t>06. Connect,support and revisit the mathematics</w:t>
+      </w:r>
+    </w:p>
+    <w:p>
+      <w:r>
+        <w:t>Use the saved evidence to choose the next step.</w:t>
+      </w:r>
+    </w:p>
+    <w:p>
+      <w:pPr>
+        <w:pStyle w:val="Heading2"/>
+      </w:pPr>
+      <w:r>
+        <w:t>Project and next-week bridge</w:t>
+      </w:r>
+    </w:p>
+    <w:p>
+      <w:pPr>
+        <w:spacing w:line="336" w:lineRule="auto" w:after="180"/>
+      </w:pPr>
+      <w:r>
+        <w:rPr>
+          <w:b w:val="0"/>
+        </w:rPr>
+        <w:t xml:space="preserve">Add a labelled composing </w:t>
+      </w:r>
+      <w:r>
+        <w:rPr>
+          <w:b/>
+        </w:rPr>
+        <w:t>layer</w:t>
+      </w:r>
+      <w:r>
+        <w:rPr>
+          <w:b w:val="0"/>
+        </w:rPr>
+        <w:t xml:space="preserve">s </w:t>
+      </w:r>
+      <w:r>
+        <w:rPr>
+          <w:b/>
+        </w:rPr>
+        <w:t>evidence</w:t>
+      </w:r>
+      <w:r>
+        <w:rPr>
+          <w:b w:val="0"/>
+        </w:rPr>
+        <w:t xml:space="preserve"> sheet to Image-pattern Network Investigation. Show how you can trace how one </w:t>
+      </w:r>
+      <w:r>
+        <w:rPr>
+          <w:b/>
+        </w:rPr>
+        <w:t>layer</w:t>
+      </w:r>
+      <w:r>
+        <w:rPr>
+          <w:b w:val="0"/>
+        </w:rPr>
+        <w:t xml:space="preserve"> supplies the next </w:t>
+      </w:r>
+      <w:r>
+        <w:rPr>
+          <w:b/>
+        </w:rPr>
+        <w:t>layer</w:t>
+      </w:r>
+      <w:r>
+        <w:rPr>
+          <w:b w:val="0"/>
+        </w:rPr>
+        <w:t xml:space="preserve"> </w:t>
+      </w:r>
+      <w:r>
+        <w:rPr>
+          <w:b/>
+        </w:rPr>
+        <w:t>input</w:t>
+      </w:r>
+      <w:r>
+        <w:rPr>
+          <w:b w:val="0"/>
+        </w:rPr>
+        <w:t>s.</w:t>
+      </w:r>
+    </w:p>
+    <w:p>
+      <w:pPr>
+        <w:spacing w:line="336" w:lineRule="auto" w:after="180"/>
+      </w:pPr>
+      <w:r>
+        <w:rPr>
+          <w:b w:val="0"/>
+        </w:rPr>
+        <w:t xml:space="preserve">Use the supplied fictional case and keep its </w:t>
+      </w:r>
+      <w:r>
+        <w:rPr>
+          <w:b/>
+        </w:rPr>
+        <w:t>input</w:t>
+      </w:r>
+      <w:r>
+        <w:rPr>
+          <w:b w:val="0"/>
+        </w:rPr>
+        <w:t xml:space="preserve">s, intermediate steps, calculation or </w:t>
+      </w:r>
+      <w:r>
+        <w:rPr>
+          <w:b/>
+        </w:rPr>
+        <w:t>prediction</w:t>
+      </w:r>
+      <w:r>
+        <w:rPr>
+          <w:b w:val="0"/>
+        </w:rPr>
+        <w:t>, and limitation. Connect this record to last week’s record; a matching answer without a trace is insufficient.</w:t>
+      </w:r>
+    </w:p>
+    <w:p>
+      <w:pPr>
+        <w:spacing w:line="336" w:lineRule="auto" w:after="180"/>
+      </w:pPr>
+      <w:r>
+        <w:rPr>
+          <w:b w:val="0"/>
+        </w:rPr>
+        <w:t xml:space="preserve">Provide a five-column trace table labelled x, z, h, </w:t>
+      </w:r>
+      <w:r>
+        <w:rPr>
+          <w:b/>
+        </w:rPr>
+        <w:t>output</w:t>
+      </w:r>
+      <w:r>
+        <w:rPr>
+          <w:b w:val="0"/>
+        </w:rPr>
+        <w:t xml:space="preserve"> contributions and y. Allow arithmetic support while requiring the student to name each connection.</w:t>
+      </w:r>
+    </w:p>
+    <w:p>
+      <w:pPr>
+        <w:spacing w:line="336" w:lineRule="auto" w:after="180"/>
+      </w:pPr>
+      <w:r>
+        <w:rPr>
+          <w:b w:val="0"/>
+        </w:rPr>
+        <w:t>Extension: replace hidden ReLU with identity and simplify the lesson network to y = x1 - 3x2 + 3. Test [1, 3] to show that the simplified affine model differs from the ReLU model.</w:t>
+      </w:r>
+    </w:p>
+    <w:p>
+      <w:pPr>
+        <w:spacing w:line="336" w:lineRule="auto" w:after="180"/>
+      </w:pPr>
+      <w:r>
+        <w:rPr>
+          <w:b w:val="0"/>
+        </w:rPr>
+        <w:t>Week 6 develops forward passes by hand and systematic checking of intermediate values.</w:t>
+      </w:r>
+    </w:p>
+    <w:p>
+      <w:pPr>
+        <w:spacing w:line="336" w:lineRule="auto" w:after="180"/>
+      </w:pPr>
+      <w:r>
+        <w:rPr>
+          <w:b w:val="0"/>
+        </w:rPr>
+        <w:t>Retain the project ledger and assess a changed case after support. Check the relevant prerequisite before carrying this component forward.</w:t>
+      </w:r>
+    </w:p>
+    <w:p>
+      <w:pPr>
+        <w:spacing w:line="336" w:lineRule="auto" w:after="180"/>
+      </w:pPr>
+      <w:r>
+        <w:rPr>
+          <w:b w:val="0"/>
+        </w:rPr>
+        <w:t xml:space="preserve">For your Image-pattern Network Investigation, save the </w:t>
+      </w:r>
+      <w:r>
+        <w:rPr>
+          <w:b/>
+        </w:rPr>
+        <w:t>input</w:t>
+      </w:r>
+      <w:r>
+        <w:rPr>
+          <w:b w:val="0"/>
+        </w:rPr>
+        <w:t>, procedure, observed result and limitation of this check.</w:t>
+      </w:r>
+    </w:p>
+    <w:p>
+      <w:pPr>
+        <w:spacing w:line="336" w:lineRule="auto" w:after="180"/>
+      </w:pPr>
+      <w:r>
+        <w:rPr>
+          <w:b w:val="0"/>
+        </w:rPr>
+        <w:t>Label this worked example as practice; use a different, previously unreviewed case when checking independent understanding.</w:t>
+      </w:r>
+    </w:p>
+    <w:p>
+      <w:pPr>
+        <w:pStyle w:val="Heading2"/>
+      </w:pPr>
+      <w:r>
+        <w:t>Delayed return and support record</w:t>
       </w:r>
     </w:p>
     <w:p>
@@ -4547,44 +5140,26 @@
     </w:p>
     <w:p>
       <w:pPr>
-        <w:pStyle w:val="Heading3"/>
-      </w:pPr>
-      <w:r>
-        <w:t>Project evidence from this case</w:t>
+        <w:pStyle w:val="Heading2"/>
+      </w:pPr>
+      <w:r>
+        <w:t>Earlier wording, alternatives and picture transcripts · reference / check after trying</w:t>
       </w:r>
     </w:p>
     <w:p>
       <w:pPr>
-        <w:spacing w:line="336" w:lineRule="auto" w:after="180"/>
-      </w:pPr>
-      <w:r>
-        <w:rPr>
-          <w:b w:val="0"/>
-        </w:rPr>
-        <w:t xml:space="preserve">For your Image-pattern Network Investigation, save the </w:t>
-      </w:r>
-      <w:r>
-        <w:rPr>
-          <w:b/>
-        </w:rPr>
-        <w:t>input</w:t>
-      </w:r>
-      <w:r>
-        <w:rPr>
-          <w:b w:val="0"/>
-        </w:rPr>
-        <w:t>, procedure, observed result and limitation of this check.</w:t>
+        <w:pStyle w:val="Heading3"/>
+      </w:pPr>
+      <w:r>
+        <w:t>Plan the delayed return</w:t>
       </w:r>
     </w:p>
     <w:p>
       <w:pPr>
-        <w:spacing w:line="336" w:lineRule="auto" w:after="180"/>
-      </w:pPr>
-      <w:r>
-        <w:rPr>
-          <w:b w:val="0"/>
-        </w:rPr>
-        <w:t>Label this worked example as practice; use a different, previously unreviewed case when checking independent understanding.</w:t>
+        <w:pStyle w:val="Heading3"/>
+      </w:pPr>
+      <w:r>
+        <w:t>Project evidence from this case</w:t>
       </w:r>
     </w:p>
     <w:p>
@@ -4592,26 +5167,33 @@
         <w:pStyle w:val="Heading1"/>
       </w:pPr>
       <w:r>
-        <w:t>07. Prepare, teach and assess</w:t>
+        <w:t>Reference bank and extra practice</w:t>
       </w:r>
     </w:p>
     <w:p>
-      <w:r>
-        <w:t>Use this preparation summary alongside the detailed Composing layers lesson; it is a checklist rather than a replacement for the full sequence.</w:t>
+      <w:pPr>
+        <w:pStyle w:val="Heading1"/>
+      </w:pPr>
+      <w:r>
+        <w:t>07. Reference · Alternative planning checklist</w:t>
       </w:r>
     </w:p>
     <w:p>
-      <w:pPr>
-        <w:pStyle w:val="Heading3"/>
-      </w:pPr>
-      <w:r>
-        <w:t>Teaching target</w:t>
+      <w:r>
+        <w:t>Use alongside the main route when helpful.</w:t>
       </w:r>
     </w:p>
     <w:p>
       <w:pPr>
+        <w:pStyle w:val="Heading2"/>
+      </w:pPr>
+      <w:r>
+        <w:t>Planning,assessment and project reminders</w:t>
+      </w:r>
+    </w:p>
+    <w:p>
+      <w:pPr>
         <w:spacing w:line="336" w:lineRule="auto" w:after="180"/>
-        <w:shd w:fill="EDF7F3"/>
       </w:pPr>
       <w:r>
         <w:rPr>
@@ -4871,46 +5453,71 @@
     </w:p>
     <w:p>
       <w:pPr>
-        <w:pStyle w:val="Heading3"/>
-      </w:pPr>
-      <w:r>
-        <w:t>Supported practice answer</w:t>
+        <w:spacing w:line="336" w:lineRule="auto" w:after="180"/>
+      </w:pPr>
+      <w:r>
+        <w:rPr>
+          <w:b w:val="0"/>
+        </w:rPr>
+        <w:t xml:space="preserve">Reasoned practice answer: Teacher explanation: Three hidden values need three matching weights under this dense </w:t>
+      </w:r>
+      <w:r>
+        <w:rPr>
+          <w:b/>
+        </w:rPr>
+        <w:t>output</w:t>
+      </w:r>
+      <w:r>
+        <w:rPr>
+          <w:b w:val="0"/>
+        </w:rPr>
+        <w:t xml:space="preserve"> definition.</w:t>
       </w:r>
     </w:p>
     <w:p>
       <w:pPr>
         <w:spacing w:line="336" w:lineRule="auto" w:after="180"/>
-        <w:shd w:fill="F1F6FC"/>
-      </w:pPr>
-      <w:r>
-        <w:rPr>
-          <w:b w:val="0"/>
-        </w:rPr>
-        <w:t xml:space="preserve">Reasoned practice answer: Teacher explanation: Three hidden values need three matching weights under this dense </w:t>
-      </w:r>
-      <w:r>
-        <w:rPr>
-          <w:b/>
-        </w:rPr>
-        <w:t>output</w:t>
-      </w:r>
-      <w:r>
-        <w:rPr>
-          <w:b w:val="0"/>
-        </w:rPr>
-        <w:t xml:space="preserve"> definition.</w:t>
+      </w:pPr>
+      <w:r>
+        <w:rPr>
+          <w:b w:val="0"/>
+        </w:rPr>
+        <w:t>Specify all three coefficients and the bias or explicitly design a documented selection operation. Do not silently drop the third value.</w:t>
       </w:r>
     </w:p>
     <w:p>
       <w:pPr>
         <w:spacing w:line="336" w:lineRule="auto" w:after="180"/>
-        <w:shd w:fill="F1F6FC"/>
-      </w:pPr>
-      <w:r>
-        <w:rPr>
-          <w:b w:val="0"/>
-        </w:rPr>
-        <w:t>Specify all three coefficients and the bias or explicitly design a documented selection operation. Do not silently drop the third value.</w:t>
+      </w:pPr>
+      <w:r>
+        <w:rPr>
+          <w:b w:val="0"/>
+        </w:rPr>
+        <w:t xml:space="preserve">Check every learner before discussion: Use the worked case for Composing </w:t>
+      </w:r>
+      <w:r>
+        <w:rPr>
+          <w:b/>
+        </w:rPr>
+        <w:t>layer</w:t>
+      </w:r>
+      <w:r>
+        <w:rPr>
+          <w:b w:val="0"/>
+        </w:rPr>
+        <w:t xml:space="preserve">s. Proposed explanation: “The second hidden unit receives the first hidden unit </w:t>
+      </w:r>
+      <w:r>
+        <w:rPr>
+          <w:b/>
+        </w:rPr>
+        <w:t>output</w:t>
+      </w:r>
+      <w:r>
+        <w:rPr>
+          <w:b w:val="0"/>
+        </w:rPr>
+        <w:t>”. Decide whether this explanation is supported.</w:t>
       </w:r>
     </w:p>
     <w:p>
@@ -4921,31 +5528,7 @@
         <w:rPr>
           <w:b w:val="0"/>
         </w:rPr>
-        <w:t xml:space="preserve">Check every learner before discussion: Use the worked case for Composing </w:t>
-      </w:r>
-      <w:r>
-        <w:rPr>
-          <w:b/>
-        </w:rPr>
-        <w:t>layer</w:t>
-      </w:r>
-      <w:r>
-        <w:rPr>
-          <w:b w:val="0"/>
-        </w:rPr>
-        <w:t xml:space="preserve">s. Proposed explanation: “The second hidden unit receives the first hidden unit </w:t>
-      </w:r>
-      <w:r>
-        <w:rPr>
-          <w:b/>
-        </w:rPr>
-        <w:t>output</w:t>
-      </w:r>
-      <w:r>
-        <w:rPr>
-          <w:b w:val="0"/>
-        </w:rPr>
-        <w:t>”. Decide whether this explanation is supported.</w:t>
+        <w:t>Point to the step or supplied fact that decides; explain your repair if needed.</w:t>
       </w:r>
     </w:p>
     <w:p>
@@ -4956,141 +5539,93 @@
         <w:rPr>
           <w:b w:val="0"/>
         </w:rPr>
-        <w:t>Point to the step or supplied fact that decides; explain your repair if needed.</w:t>
+        <w:t xml:space="preserve">Misconception repair: Both units in this hidden </w:t>
+      </w:r>
+      <w:r>
+        <w:rPr>
+          <w:b/>
+        </w:rPr>
+        <w:t>layer</w:t>
+      </w:r>
+      <w:r>
+        <w:rPr>
+          <w:b w:val="0"/>
+        </w:rPr>
+        <w:t xml:space="preserve"> receive x. The next </w:t>
+      </w:r>
+      <w:r>
+        <w:rPr>
+          <w:b/>
+        </w:rPr>
+        <w:t>layer</w:t>
+      </w:r>
+      <w:r>
+        <w:rPr>
+          <w:b w:val="0"/>
+        </w:rPr>
+        <w:t xml:space="preserve"> receives the pair of activations after both are computed.</w:t>
       </w:r>
     </w:p>
     <w:p>
       <w:pPr>
-        <w:pStyle w:val="Heading3"/>
-      </w:pPr>
-      <w:r>
-        <w:t>Repair the misconception</w:t>
+        <w:spacing w:line="336" w:lineRule="auto" w:after="180"/>
+      </w:pPr>
+      <w:r>
+        <w:rPr>
+          <w:b w:val="0"/>
+        </w:rPr>
+        <w:t xml:space="preserve">Support: read the exact case aloud, enlarge the labelled picture, supply </w:t>
+      </w:r>
+      <w:r>
+        <w:rPr>
+          <w:b/>
+        </w:rPr>
+        <w:t>input</w:t>
+      </w:r>
+      <w:r>
+        <w:rPr>
+          <w:b w:val="0"/>
+        </w:rPr>
+        <w:t xml:space="preserve"> cards and model only the first deciding step. Accept a spoken explanation or drawing; retain the reasoning goal.</w:t>
       </w:r>
     </w:p>
     <w:p>
       <w:pPr>
         <w:spacing w:line="336" w:lineRule="auto" w:after="180"/>
-        <w:shd w:fill="FFF5E6"/>
-      </w:pPr>
-      <w:r>
-        <w:rPr>
-          <w:b w:val="0"/>
-        </w:rPr>
-        <w:t xml:space="preserve">Misconception repair: Both units in this hidden </w:t>
+      </w:pPr>
+      <w:r>
+        <w:rPr>
+          <w:b w:val="0"/>
+        </w:rPr>
+        <w:t xml:space="preserve">Extension: Change only v from 3 to1. Require a </w:t>
       </w:r>
       <w:r>
         <w:rPr>
           <w:b/>
         </w:rPr>
-        <w:t>layer</w:t>
-      </w:r>
-      <w:r>
-        <w:rPr>
-          <w:b w:val="0"/>
-        </w:rPr>
-        <w:t xml:space="preserve"> receive x. The next </w:t>
-      </w:r>
-      <w:r>
-        <w:rPr>
-          <w:b/>
-        </w:rPr>
-        <w:t>layer</w:t>
-      </w:r>
-      <w:r>
-        <w:rPr>
-          <w:b w:val="0"/>
-        </w:rPr>
-        <w:t xml:space="preserve"> receives the pair of activations after both are computed.</w:t>
+        <w:t>prediction</w:t>
+      </w:r>
+      <w:r>
+        <w:rPr>
+          <w:b w:val="0"/>
+        </w:rPr>
+        <w:t xml:space="preserve"> and a reason before comparing. Expected result: h1 stays 2, h2 becomes 0, y becomes 2.</w:t>
       </w:r>
     </w:p>
     <w:p>
       <w:pPr>
-        <w:pStyle w:val="Heading3"/>
-      </w:pPr>
-      <w:r>
-        <w:t>Support without giving away the answer</w:t>
+        <w:spacing w:line="336" w:lineRule="auto" w:after="180"/>
+      </w:pPr>
+      <w:r>
+        <w:rPr>
+          <w:b w:val="0"/>
+        </w:rPr>
+        <w:t>Reason: The second hidden unit’s preactivation reaches 0 while the first unit is unchanged.</w:t>
       </w:r>
     </w:p>
     <w:p>
       <w:pPr>
         <w:spacing w:line="336" w:lineRule="auto" w:after="180"/>
-        <w:shd w:fill="F1F6F8"/>
-      </w:pPr>
-      <w:r>
-        <w:rPr>
-          <w:b w:val="0"/>
-        </w:rPr>
-        <w:t xml:space="preserve">Support: read the exact case aloud, enlarge the labelled picture, supply </w:t>
-      </w:r>
-      <w:r>
-        <w:rPr>
-          <w:b/>
-        </w:rPr>
-        <w:t>input</w:t>
-      </w:r>
-      <w:r>
-        <w:rPr>
-          <w:b w:val="0"/>
-        </w:rPr>
-        <w:t xml:space="preserve"> cards and model only the first deciding step. Accept a spoken explanation or drawing; retain the reasoning goal.</w:t>
-      </w:r>
-    </w:p>
-    <w:p>
-      <w:pPr>
-        <w:pStyle w:val="Heading3"/>
-      </w:pPr>
-      <w:r>
-        <w:t>Extend the reasoning</w:t>
-      </w:r>
-    </w:p>
-    <w:p>
-      <w:pPr>
-        <w:spacing w:line="336" w:lineRule="auto" w:after="180"/>
-        <w:shd w:fill="F5F1FB"/>
-      </w:pPr>
-      <w:r>
-        <w:rPr>
-          <w:b w:val="0"/>
-        </w:rPr>
-        <w:t xml:space="preserve">Extension: Change only v from 3 to1. Require a </w:t>
-      </w:r>
-      <w:r>
-        <w:rPr>
-          <w:b/>
-        </w:rPr>
-        <w:t>prediction</w:t>
-      </w:r>
-      <w:r>
-        <w:rPr>
-          <w:b w:val="0"/>
-        </w:rPr>
-        <w:t xml:space="preserve"> and a reason before comparing. Expected result: h1 stays 2, h2 becomes 0, y becomes 2.</w:t>
-      </w:r>
-    </w:p>
-    <w:p>
-      <w:pPr>
-        <w:spacing w:line="336" w:lineRule="auto" w:after="180"/>
-        <w:shd w:fill="F5F1FB"/>
-      </w:pPr>
-      <w:r>
-        <w:rPr>
-          <w:b w:val="0"/>
-        </w:rPr>
-        <w:t>Reason: The second hidden unit’s preactivation reaches 0 while the first unit is unchanged.</w:t>
-      </w:r>
-    </w:p>
-    <w:p>
-      <w:pPr>
-        <w:pStyle w:val="Heading3"/>
-      </w:pPr>
-      <w:r>
-        <w:t>Protect the independent attempt</w:t>
-      </w:r>
-    </w:p>
-    <w:p>
-      <w:pPr>
-        <w:spacing w:line="336" w:lineRule="auto" w:after="180"/>
-        <w:shd w:fill="FFF5E6"/>
       </w:pPr>
       <w:r>
         <w:rPr>
@@ -5285,70 +5820,69 @@
     </w:tbl>
     <w:p>
       <w:pPr>
-        <w:pStyle w:val="Heading3"/>
-      </w:pPr>
-      <w:r>
-        <w:t>Project checkpoint</w:t>
+        <w:spacing w:line="336" w:lineRule="auto" w:after="180"/>
+      </w:pPr>
+      <w:r>
+        <w:rPr>
+          <w:b w:val="0"/>
+        </w:rPr>
+        <w:t xml:space="preserve">Project checkpoint: Frame the need. Name the user, the problem, allowed </w:t>
+      </w:r>
+      <w:r>
+        <w:rPr>
+          <w:b/>
+        </w:rPr>
+        <w:t>input</w:t>
+      </w:r>
+      <w:r>
+        <w:rPr>
+          <w:b w:val="0"/>
+        </w:rPr>
+        <w:t>s and a safe simple starting method.</w:t>
       </w:r>
     </w:p>
     <w:p>
       <w:pPr>
         <w:spacing w:line="336" w:lineRule="auto" w:after="180"/>
-        <w:shd w:fill="EDF7F3"/>
-      </w:pPr>
-      <w:r>
-        <w:rPr>
-          <w:b w:val="0"/>
-        </w:rPr>
-        <w:t xml:space="preserve">Project checkpoint: Frame the need. Name the user, the problem, allowed </w:t>
+      </w:pPr>
+      <w:r>
+        <w:rPr>
+          <w:b w:val="0"/>
+        </w:rPr>
+        <w:t xml:space="preserve">Use the weekly teacher answer for topic-specific reasoning. A saved progress tick is an activity record; judge mastery from the learner’s explanation and </w:t>
       </w:r>
       <w:r>
         <w:rPr>
           <w:b/>
         </w:rPr>
-        <w:t>input</w:t>
-      </w:r>
-      <w:r>
-        <w:rPr>
-          <w:b w:val="0"/>
-        </w:rPr>
-        <w:t>s and a safe simple starting method.</w:t>
+        <w:t>evidence</w:t>
+      </w:r>
+      <w:r>
+        <w:rPr>
+          <w:b w:val="0"/>
+        </w:rPr>
+        <w:t>.</w:t>
       </w:r>
     </w:p>
     <w:p>
       <w:pPr>
-        <w:spacing w:line="336" w:lineRule="auto" w:after="180"/>
-      </w:pPr>
-      <w:r>
-        <w:rPr>
-          <w:b w:val="0"/>
-        </w:rPr>
-        <w:t xml:space="preserve">Use the weekly teacher answer for topic-specific reasoning. A saved progress tick is an activity record; judge mastery from the learner’s explanation and </w:t>
-      </w:r>
-      <w:r>
-        <w:rPr>
-          <w:b/>
-        </w:rPr>
-        <w:t>evidence</w:t>
-      </w:r>
-      <w:r>
-        <w:rPr>
-          <w:b w:val="0"/>
-        </w:rPr>
-        <w:t>.</w:t>
+        <w:pStyle w:val="Heading1"/>
+      </w:pPr>
+      <w:r>
+        <w:t>08. Reference · Feedback,labs and repair paths</w:t>
       </w:r>
     </w:p>
     <w:p>
-      <w:pPr>
-        <w:pStyle w:val="Heading1"/>
-      </w:pPr>
-      <w:r>
-        <w:t>08. Use feedback, labs and repair paths</w:t>
+      <w:r>
+        <w:t>Retain the first attempt and the evidence used for a repair.</w:t>
       </w:r>
     </w:p>
     <w:p>
-      <w:r>
-        <w:t>Use feedback, earlier review and portfolios purposefully. Apply the coding routine only when this lesson has an executable lab.</w:t>
+      <w:pPr>
+        <w:pStyle w:val="Heading2"/>
+      </w:pPr>
+      <w:r>
+        <w:t>Feedback and record guidance</w:t>
       </w:r>
     </w:p>
     <w:p>
@@ -5447,40 +5981,17 @@
         <w:pStyle w:val="Heading1"/>
       </w:pPr>
       <w:r>
-        <w:t>09. Visual concept journey</w:t>
+        <w:t>09. Reference · Teach with the six pictures</w:t>
       </w:r>
     </w:p>
     <w:p>
       <w:r>
-        <w:t>Show one Composing layers graphic at a time, request a prediction and discuss its trace before the independent assessment.</w:t>
+        <w:t>Choose one picture for a particular reasoning move.</w:t>
       </w:r>
     </w:p>
     <w:p>
       <w:pPr>
-        <w:spacing w:line="336" w:lineRule="auto" w:after="180"/>
-      </w:pPr>
-      <w:r>
-        <w:rPr>
-          <w:b w:val="0"/>
-        </w:rPr>
-        <w:t xml:space="preserve">Use one picture at a time. Hide a worked result before asking for a </w:t>
-      </w:r>
-      <w:r>
-        <w:rPr>
-          <w:b/>
-        </w:rPr>
-        <w:t>prediction</w:t>
-      </w:r>
-      <w:r>
-        <w:rPr>
-          <w:b w:val="0"/>
-        </w:rPr>
-        <w:t>, then reveal it for feedback. These are supported teaching cases; retain the separate independent assessment for a fresh first attempt.</w:t>
-      </w:r>
-    </w:p>
-    <w:p>
-      <w:pPr>
-        <w:pStyle w:val="Heading3"/>
+        <w:pStyle w:val="Heading2"/>
       </w:pPr>
       <w:r>
         <w:t>01. Composing layers: the case</w:t>
@@ -5491,7 +6002,7 @@
         <w:drawing>
           <wp:inline xmlns:a="http://schemas.openxmlformats.org/drawingml/2006/main" xmlns:pic="http://schemas.openxmlformats.org/drawingml/2006/picture">
             <wp:extent cx="5486400" cy="2840736"/>
-            <wp:docPr id="2" name="Picture 2" descr="Compose two hidden detectors before one output instead of skipping a layer. Supplied facts: For input [u, v], h1=ReLU(u-2), h2=ReLU(v-1), y=h1-h2. Input [4, 3]. All inputs and outcomes in this worked example are invented classroom data; no real model run is claimed."/>
+            <wp:docPr id="3" name="Picture 3" descr="Compose two hidden detectors before one output instead of skipping a layer. Supplied facts: For input [u, v], h1=ReLU(u-2), h2=ReLU(v-1), y=h1-h2. Input [4, 3]. All inputs and outcomes in this worked example are invented classroom data; no real model run is claimed."/>
             <wp:cNvGraphicFramePr>
               <a:graphicFrameLocks noChangeAspect="1"/>
             </wp:cNvGraphicFramePr>
@@ -5503,7 +6014,7 @@
                     <pic:cNvPicPr/>
                   </pic:nvPicPr>
                   <pic:blipFill>
-                    <a:blip r:embed="rId10"/>
+                    <a:blip r:embed="rId11"/>
                     <a:stretch>
                       <a:fillRect/>
                     </a:stretch>
@@ -5607,7 +6118,6 @@
     <w:p>
       <w:pPr>
         <w:spacing w:line="336" w:lineRule="auto" w:after="180"/>
-        <w:shd w:fill="F5F1FB"/>
       </w:pPr>
       <w:r>
         <w:rPr>
@@ -5618,27 +6128,18 @@
     </w:p>
     <w:p>
       <w:pPr>
-        <w:pStyle w:val="Heading3"/>
-      </w:pPr>
-      <w:r>
-        <w:t>Discuss while showing the picture</w:t>
+        <w:spacing w:line="336" w:lineRule="auto" w:after="180"/>
+      </w:pPr>
+      <w:r>
+        <w:rPr>
+          <w:b w:val="0"/>
+        </w:rPr>
+        <w:t>Teacher prompt: Point to the given fact that matters most. Explain why it matters. Ask learners to describe one label or arrow in ordinary words. Use the adjacent transcript if the image is difficult to see.</w:t>
       </w:r>
     </w:p>
     <w:p>
       <w:pPr>
-        <w:spacing w:line="336" w:lineRule="auto" w:after="180"/>
-        <w:shd w:fill="F1F6F8"/>
-      </w:pPr>
-      <w:r>
-        <w:rPr>
-          <w:b w:val="0"/>
-        </w:rPr>
-        <w:t>Teacher prompt: Point to the given fact that matters most. Explain why it matters. Ask learners to describe one label or arrow in ordinary words. Use the adjacent transcript if the image is difficult to see.</w:t>
-      </w:r>
-    </w:p>
-    <w:p>
-      <w:pPr>
-        <w:pStyle w:val="Heading3"/>
+        <w:pStyle w:val="Heading2"/>
       </w:pPr>
       <w:r>
         <w:t>02. Follow the deciding steps</w:t>
@@ -5649,7 +6150,7 @@
         <w:drawing>
           <wp:inline xmlns:a="http://schemas.openxmlformats.org/drawingml/2006/main" xmlns:pic="http://schemas.openxmlformats.org/drawingml/2006/picture">
             <wp:extent cx="5486400" cy="3182112"/>
-            <wp:docPr id="3" name="Picture 3" descr="First hidden unit: u-2=2, so h1=2. → Second hidden unit: v-1=2, so h2=2. → Compose output: y=2-2=0; the output uses activated hidden values, not raw inputs."/>
+            <wp:docPr id="4" name="Picture 4" descr="First hidden unit: u-2=2, so h1=2. → Second hidden unit: v-1=2, so h2=2. → Compose output: y=2-2=0; the output uses activated hidden values, not raw inputs."/>
             <wp:cNvGraphicFramePr>
               <a:graphicFrameLocks noChangeAspect="1"/>
             </wp:cNvGraphicFramePr>
@@ -5661,7 +6162,7 @@
                     <pic:cNvPicPr/>
                   </pic:nvPicPr>
                   <pic:blipFill>
-                    <a:blip r:embed="rId11"/>
+                    <a:blip r:embed="rId9"/>
                     <a:stretch>
                       <a:fillRect/>
                     </a:stretch>
@@ -5730,7 +6231,6 @@
     <w:p>
       <w:pPr>
         <w:spacing w:line="336" w:lineRule="auto" w:after="180"/>
-        <w:shd w:fill="F5F1FB"/>
       </w:pPr>
       <w:r>
         <w:rPr>
@@ -5753,39 +6253,30 @@
     </w:p>
     <w:p>
       <w:pPr>
-        <w:pStyle w:val="Heading3"/>
-      </w:pPr>
-      <w:r>
-        <w:t>Discuss while showing the picture</w:t>
+        <w:spacing w:line="336" w:lineRule="auto" w:after="180"/>
+      </w:pPr>
+      <w:r>
+        <w:rPr>
+          <w:b w:val="0"/>
+        </w:rPr>
+        <w:t xml:space="preserve">Teacher prompt: Point to each numbered stage and explain which recorded </w:t>
+      </w:r>
+      <w:r>
+        <w:rPr>
+          <w:b/>
+        </w:rPr>
+        <w:t>input</w:t>
+      </w:r>
+      <w:r>
+        <w:rPr>
+          <w:b w:val="0"/>
+        </w:rPr>
+        <w:t xml:space="preserve"> it uses. Ask learners to describe one label or arrow in ordinary words. Use the adjacent transcript if the image is difficult to see.</w:t>
       </w:r>
     </w:p>
     <w:p>
       <w:pPr>
-        <w:spacing w:line="336" w:lineRule="auto" w:after="180"/>
-        <w:shd w:fill="F1F6F8"/>
-      </w:pPr>
-      <w:r>
-        <w:rPr>
-          <w:b w:val="0"/>
-        </w:rPr>
-        <w:t xml:space="preserve">Teacher prompt: Point to each numbered stage and explain which recorded </w:t>
-      </w:r>
-      <w:r>
-        <w:rPr>
-          <w:b/>
-        </w:rPr>
-        <w:t>input</w:t>
-      </w:r>
-      <w:r>
-        <w:rPr>
-          <w:b w:val="0"/>
-        </w:rPr>
-        <w:t xml:space="preserve"> it uses. Ask learners to describe one label or arrow in ordinary words. Use the adjacent transcript if the image is difficult to see.</w:t>
-      </w:r>
-    </w:p>
-    <w:p>
-      <w:pPr>
-        <w:pStyle w:val="Heading3"/>
+        <w:pStyle w:val="Heading2"/>
       </w:pPr>
       <w:r>
         <w:t>03. Complete each stage before using its output</w:t>
@@ -5796,7 +6287,7 @@
         <w:drawing>
           <wp:inline xmlns:a="http://schemas.openxmlformats.org/drawingml/2006/main" xmlns:pic="http://schemas.openxmlformats.org/drawingml/2006/picture">
             <wp:extent cx="5486400" cy="2834640"/>
-            <wp:docPr id="4" name="Picture 4" descr="Complete each stage before using its output. x is [3, 1] | Both first layer scores | z is [2, 2]. z is [2, 2] | ReLU on each component | h is [2, 2]. h is [2, 2] | 2h1 - h2 + 1 | y is 3"/>
+            <wp:docPr id="5" name="Picture 5" descr="Complete each stage before using its output. x is [3, 1] | Both first layer scores | z is [2, 2]. z is [2, 2] | ReLU on each component | h is [2, 2]. h is [2, 2] | 2h1 - h2 + 1 | y is 3"/>
             <wp:cNvGraphicFramePr>
               <a:graphicFrameLocks noChangeAspect="1"/>
             </wp:cNvGraphicFramePr>
@@ -5865,7 +6356,6 @@
     <w:p>
       <w:pPr>
         <w:spacing w:line="336" w:lineRule="auto" w:after="180"/>
-        <w:shd w:fill="F5F1FB"/>
       </w:pPr>
       <w:r>
         <w:rPr>
@@ -5876,27 +6366,18 @@
     </w:p>
     <w:p>
       <w:pPr>
-        <w:pStyle w:val="Heading3"/>
-      </w:pPr>
-      <w:r>
-        <w:t>Discuss while showing the picture</w:t>
+        <w:spacing w:line="336" w:lineRule="auto" w:after="180"/>
+      </w:pPr>
+      <w:r>
+        <w:rPr>
+          <w:b w:val="0"/>
+        </w:rPr>
+        <w:t>Teacher prompt: Read the labels and values. Explain the relationship the model shows. Ask learners to describe one label or arrow in ordinary words. Use the adjacent transcript if the image is difficult to see.</w:t>
       </w:r>
     </w:p>
     <w:p>
       <w:pPr>
-        <w:spacing w:line="336" w:lineRule="auto" w:after="180"/>
-        <w:shd w:fill="F1F6F8"/>
-      </w:pPr>
-      <w:r>
-        <w:rPr>
-          <w:b w:val="0"/>
-        </w:rPr>
-        <w:t>Teacher prompt: Read the labels and values. Explain the relationship the model shows. Ask learners to describe one label or arrow in ordinary words. Use the adjacent transcript if the image is difficult to see.</w:t>
-      </w:r>
-    </w:p>
-    <w:p>
-      <w:pPr>
-        <w:pStyle w:val="Heading3"/>
+        <w:pStyle w:val="Heading2"/>
       </w:pPr>
       <w:r>
         <w:t>04. Change one thing. Trace what follows.</w:t>
@@ -5907,7 +6388,7 @@
         <w:drawing>
           <wp:inline xmlns:a="http://schemas.openxmlformats.org/drawingml/2006/main" xmlns:pic="http://schemas.openxmlformats.org/drawingml/2006/picture">
             <wp:extent cx="5486400" cy="3026664"/>
-            <wp:docPr id="5" name="Picture 5" descr="Original case: y=2-2=0; the output uses activated hidden values, not raw inputs. Changed condition: Change only v from 3 to1. Expected result: h1 stays 2, h2 becomes 0, y becomes 2. Reason: The second hidden unit’s preactivation reaches 0 while the first unit is unchanged."/>
+            <wp:docPr id="6" name="Picture 6" descr="Original case: y=2-2=0; the output uses activated hidden values, not raw inputs. Changed condition: Change only v from 3 to1. Expected result: h1 stays 2, h2 becomes 0, y becomes 2. Reason: The second hidden unit’s preactivation reaches 0 while the first unit is unchanged."/>
             <wp:cNvGraphicFramePr>
               <a:graphicFrameLocks noChangeAspect="1"/>
             </wp:cNvGraphicFramePr>
@@ -5987,7 +6468,6 @@
     <w:p>
       <w:pPr>
         <w:spacing w:line="336" w:lineRule="auto" w:after="180"/>
-        <w:shd w:fill="F5F1FB"/>
       </w:pPr>
       <w:r>
         <w:rPr>
@@ -5998,39 +6478,29 @@
     </w:p>
     <w:p>
       <w:pPr>
-        <w:pStyle w:val="Heading3"/>
-      </w:pPr>
-      <w:r>
-        <w:t>Discuss while showing the picture</w:t>
+        <w:spacing w:line="336" w:lineRule="auto" w:after="180"/>
+      </w:pPr>
+      <w:r>
+        <w:rPr>
+          <w:b w:val="0"/>
+        </w:rPr>
+        <w:t>Teacher prompt: Predict before checking the worked changed-case result. Name what changed and what the supplied facts allow you to conclude. Ask learners to describe one label or arrow in ordinary words.</w:t>
       </w:r>
     </w:p>
     <w:p>
       <w:pPr>
         <w:spacing w:line="336" w:lineRule="auto" w:after="180"/>
-        <w:shd w:fill="F1F6F8"/>
-      </w:pPr>
-      <w:r>
-        <w:rPr>
-          <w:b w:val="0"/>
-        </w:rPr>
-        <w:t>Teacher prompt: Predict before checking the worked changed-case result. Name what changed and what the supplied facts allow you to conclude. Ask learners to describe one label or arrow in ordinary words.</w:t>
+      </w:pPr>
+      <w:r>
+        <w:rPr>
+          <w:b w:val="0"/>
+        </w:rPr>
+        <w:t>Use the adjacent transcript if the image is difficult to see. Changed-case reasoning: The second hidden unit’s preactivation reaches 0 while the first unit is unchanged.</w:t>
       </w:r>
     </w:p>
     <w:p>
       <w:pPr>
-        <w:spacing w:line="336" w:lineRule="auto" w:after="180"/>
-        <w:shd w:fill="F1F6F8"/>
-      </w:pPr>
-      <w:r>
-        <w:rPr>
-          <w:b w:val="0"/>
-        </w:rPr>
-        <w:t>Use the adjacent transcript if the image is difficult to see. Changed-case reasoning: The second hidden unit’s preactivation reaches 0 while the first unit is unchanged.</w:t>
-      </w:r>
-    </w:p>
-    <w:p>
-      <w:pPr>
-        <w:pStyle w:val="Heading3"/>
+        <w:pStyle w:val="Heading2"/>
       </w:pPr>
       <w:r>
         <w:t>05. Connect the explanation to its limit</w:t>
@@ -6041,7 +6511,7 @@
         <w:drawing>
           <wp:inline xmlns:a="http://schemas.openxmlformats.org/drawingml/2006/main" xmlns:pic="http://schemas.openxmlformats.org/drawingml/2006/picture">
             <wp:extent cx="5486400" cy="2834640"/>
-            <wp:docPr id="6" name="Picture 6" descr="Composition means one layer’s result becomes the next layer’s input. Compute both hidden units before combining them. At [4,3], their equal outputs cancel. Lowering only the second input removes its positive hidden contribution, so subtracting it no longer reduces the output. The final subtraction must use activated hidden values rather than the raw measurements. Limit: Hand-composed detectors illustrate layer order; they are not evidence of a learned or biologically realistic neural mechanism."/>
+            <wp:docPr id="7" name="Picture 7" descr="Composition means one layer’s result becomes the next layer’s input. Compute both hidden units before combining them. At [4,3], their equal outputs cancel. Lowering only the second input removes its positive hidden contribution, so subtracting it no longer reduces the output. The final subtraction must use activated hidden values rather than the raw measurements. Limit: Hand-composed detectors illustrate layer order; they are not evidence of a learned or biologically realistic neural mechanism."/>
             <wp:cNvGraphicFramePr>
               <a:graphicFrameLocks noChangeAspect="1"/>
             </wp:cNvGraphicFramePr>
@@ -6222,7 +6692,6 @@
     <w:p>
       <w:pPr>
         <w:spacing w:line="336" w:lineRule="auto" w:after="180"/>
-        <w:shd w:fill="F5F1FB"/>
       </w:pPr>
       <w:r>
         <w:rPr>
@@ -6233,75 +6702,65 @@
     </w:p>
     <w:p>
       <w:pPr>
-        <w:pStyle w:val="Heading3"/>
-      </w:pPr>
-      <w:r>
-        <w:t>Discuss while showing the picture</w:t>
+        <w:spacing w:line="336" w:lineRule="auto" w:after="180"/>
+      </w:pPr>
+      <w:r>
+        <w:rPr>
+          <w:b w:val="0"/>
+        </w:rPr>
+        <w:t>Teacher prompt: Explain the case, then point to a limit on the claim. Ask learners to describe one label or arrow in ordinary words. Use the adjacent transcript if the image is difficult to see.</w:t>
       </w:r>
     </w:p>
     <w:p>
       <w:pPr>
         <w:spacing w:line="336" w:lineRule="auto" w:after="180"/>
-        <w:shd w:fill="F1F6F8"/>
-      </w:pPr>
-      <w:r>
-        <w:rPr>
-          <w:b w:val="0"/>
-        </w:rPr>
-        <w:t>Teacher prompt: Explain the case, then point to a limit on the claim. Ask learners to describe one label or arrow in ordinary words. Use the adjacent transcript if the image is difficult to see.</w:t>
+      </w:pPr>
+      <w:r>
+        <w:rPr>
+          <w:b w:val="0"/>
+        </w:rPr>
+        <w:t xml:space="preserve">Keep the stated scope: Hand-composed detectors illustrate </w:t>
+      </w:r>
+      <w:r>
+        <w:rPr>
+          <w:b/>
+        </w:rPr>
+        <w:t>layer</w:t>
+      </w:r>
+      <w:r>
+        <w:rPr>
+          <w:b w:val="0"/>
+        </w:rPr>
+        <w:t xml:space="preserve"> order; they are not </w:t>
+      </w:r>
+      <w:r>
+        <w:rPr>
+          <w:b/>
+        </w:rPr>
+        <w:t>evidence</w:t>
+      </w:r>
+      <w:r>
+        <w:rPr>
+          <w:b w:val="0"/>
+        </w:rPr>
+        <w:t xml:space="preserve"> of a learned or biologically realistic neural </w:t>
+      </w:r>
+      <w:r>
+        <w:rPr>
+          <w:b/>
+        </w:rPr>
+        <w:t>mechanism</w:t>
+      </w:r>
+      <w:r>
+        <w:rPr>
+          <w:b w:val="0"/>
+        </w:rPr>
+        <w:t>.</w:t>
       </w:r>
     </w:p>
     <w:p>
       <w:pPr>
-        <w:spacing w:line="336" w:lineRule="auto" w:after="180"/>
-        <w:shd w:fill="F1F6F8"/>
-      </w:pPr>
-      <w:r>
-        <w:rPr>
-          <w:b w:val="0"/>
-        </w:rPr>
-        <w:t xml:space="preserve">Keep the stated scope: Hand-composed detectors illustrate </w:t>
-      </w:r>
-      <w:r>
-        <w:rPr>
-          <w:b/>
-        </w:rPr>
-        <w:t>layer</w:t>
-      </w:r>
-      <w:r>
-        <w:rPr>
-          <w:b w:val="0"/>
-        </w:rPr>
-        <w:t xml:space="preserve"> order; they are not </w:t>
-      </w:r>
-      <w:r>
-        <w:rPr>
-          <w:b/>
-        </w:rPr>
-        <w:t>evidence</w:t>
-      </w:r>
-      <w:r>
-        <w:rPr>
-          <w:b w:val="0"/>
-        </w:rPr>
-        <w:t xml:space="preserve"> of a learned or biologically realistic neural </w:t>
-      </w:r>
-      <w:r>
-        <w:rPr>
-          <w:b/>
-        </w:rPr>
-        <w:t>mechanism</w:t>
-      </w:r>
-      <w:r>
-        <w:rPr>
-          <w:b w:val="0"/>
-        </w:rPr>
-        <w:t>.</w:t>
-      </w:r>
-    </w:p>
-    <w:p>
-      <w:pPr>
-        <w:pStyle w:val="Heading3"/>
+        <w:pStyle w:val="Heading2"/>
       </w:pPr>
       <w:r>
         <w:t>06. Make the idea visible in your project</w:t>
@@ -6312,7 +6771,7 @@
         <w:drawing>
           <wp:inline xmlns:a="http://schemas.openxmlformats.org/drawingml/2006/main" xmlns:pic="http://schemas.openxmlformats.org/drawingml/2006/picture">
             <wp:extent cx="5486400" cy="3681984"/>
-            <wp:docPr id="7" name="Picture 7" descr="For your Image-pattern Network Investigation, save the input, procedure, observed result and limitation of this check. Label this worked example as practice; use a different, previously unreviewed case when checking independent understanding. Draw your input, deciding step, result and limit. Supported question: What intermediate value explains the changed output? Point to the relevant step in the picture, then write the changed result and the rule or evidence that supports it."/>
+            <wp:docPr id="8" name="Picture 8" descr="For your Image-pattern Network Investigation, save the input, procedure, observed result and limitation of this check. Label this worked example as practice; use a different, previously unreviewed case when checking independent understanding. Draw your input, deciding step, result and limit. Supported question: What intermediate value explains the changed output? Point to the relevant step in the picture, then write the changed result and the rule or evidence that supports it."/>
             <wp:cNvGraphicFramePr>
               <a:graphicFrameLocks noChangeAspect="1"/>
             </wp:cNvGraphicFramePr>
@@ -6427,7 +6886,6 @@
     <w:p>
       <w:pPr>
         <w:spacing w:line="336" w:lineRule="auto" w:after="180"/>
-        <w:shd w:fill="F5F1FB"/>
       </w:pPr>
       <w:r>
         <w:rPr>
@@ -6450,58 +6908,126 @@
     </w:p>
     <w:p>
       <w:pPr>
-        <w:pStyle w:val="Heading3"/>
-      </w:pPr>
-      <w:r>
-        <w:t>Discuss while showing the picture</w:t>
+        <w:spacing w:line="336" w:lineRule="auto" w:after="180"/>
+      </w:pPr>
+      <w:r>
+        <w:rPr>
+          <w:b w:val="0"/>
+        </w:rPr>
+        <w:t xml:space="preserve">Teacher prompt: Draw your project trace and justify the deciding step using </w:t>
+      </w:r>
+      <w:r>
+        <w:rPr>
+          <w:b/>
+        </w:rPr>
+        <w:t>evidence</w:t>
+      </w:r>
+      <w:r>
+        <w:rPr>
+          <w:b w:val="0"/>
+        </w:rPr>
+        <w:t>. Ask learners to describe one label or arrow in ordinary words. Use the adjacent transcript if the image is difficult to see.</w:t>
       </w:r>
     </w:p>
     <w:p>
       <w:pPr>
         <w:spacing w:line="336" w:lineRule="auto" w:after="180"/>
-        <w:shd w:fill="F1F6F8"/>
-      </w:pPr>
-      <w:r>
-        <w:rPr>
-          <w:b w:val="0"/>
-        </w:rPr>
-        <w:t xml:space="preserve">Teacher prompt: Draw your project trace and justify the deciding step using </w:t>
-      </w:r>
-      <w:r>
-        <w:rPr>
-          <w:b/>
-        </w:rPr>
-        <w:t>evidence</w:t>
-      </w:r>
-      <w:r>
-        <w:rPr>
-          <w:b w:val="0"/>
-        </w:rPr>
-        <w:t>. Ask learners to describe one label or arrow in ordinary words. Use the adjacent transcript if the image is difficult to see.</w:t>
+      </w:pPr>
+      <w:r>
+        <w:rPr>
+          <w:b w:val="0"/>
+        </w:rPr>
+        <w:t>Supported practice key: h2 changes from 2 to 0 because ReLU(1-1)=0; subtracting 0 rather than 2 raises y from 0 to2. Changed-case check: h1 stays 2, h2 becomes 0, y becomes 2.</w:t>
       </w:r>
     </w:p>
     <w:p>
       <w:pPr>
         <w:spacing w:line="336" w:lineRule="auto" w:after="180"/>
-        <w:shd w:fill="F1F6F8"/>
-      </w:pPr>
-      <w:r>
-        <w:rPr>
-          <w:b w:val="0"/>
-        </w:rPr>
-        <w:t>Supported practice key: h2 changes from 2 to 0 because ReLU(1-1)=0; subtracting 0 rather than 2 raises y from 0 to2. Changed-case check: h1 stays 2, h2 becomes 0, y becomes 2.</w:t>
+      </w:pPr>
+      <w:r>
+        <w:rPr>
+          <w:b w:val="0"/>
+        </w:rPr>
+        <w:t>The second hidden unit’s preactivation reaches 0 while the first unit is unchanged.</w:t>
       </w:r>
     </w:p>
     <w:p>
       <w:pPr>
+        <w:pStyle w:val="Heading2"/>
+      </w:pPr>
+      <w:r>
+        <w:t>Earlier wording, alternatives and picture transcripts · reference / check after trying</w:t>
+      </w:r>
+    </w:p>
+    <w:p>
+      <w:pPr>
         <w:spacing w:line="336" w:lineRule="auto" w:after="180"/>
-        <w:shd w:fill="F1F6F8"/>
-      </w:pPr>
-      <w:r>
-        <w:rPr>
-          <w:b w:val="0"/>
-        </w:rPr>
-        <w:t>The second hidden unit’s preactivation reaches 0 while the first unit is unchanged.</w:t>
+      </w:pPr>
+      <w:r>
+        <w:rPr>
+          <w:b w:val="0"/>
+        </w:rPr>
+        <w:t xml:space="preserve">Use one picture at a time. Hide a worked result before asking for a </w:t>
+      </w:r>
+      <w:r>
+        <w:rPr>
+          <w:b/>
+        </w:rPr>
+        <w:t>prediction</w:t>
+      </w:r>
+      <w:r>
+        <w:rPr>
+          <w:b w:val="0"/>
+        </w:rPr>
+        <w:t>, then reveal it for feedback. These are supported teaching cases; retain the separate independent assessment for a fresh first attempt.</w:t>
+      </w:r>
+    </w:p>
+    <w:p>
+      <w:pPr>
+        <w:pStyle w:val="Heading3"/>
+      </w:pPr>
+      <w:r>
+        <w:t>01. Composing layers: the case</w:t>
+      </w:r>
+    </w:p>
+    <w:p>
+      <w:pPr>
+        <w:pStyle w:val="Heading3"/>
+      </w:pPr>
+      <w:r>
+        <w:t>02. Follow the deciding steps</w:t>
+      </w:r>
+    </w:p>
+    <w:p>
+      <w:pPr>
+        <w:pStyle w:val="Heading3"/>
+      </w:pPr>
+      <w:r>
+        <w:t>03. Complete each stage before using its output</w:t>
+      </w:r>
+    </w:p>
+    <w:p>
+      <w:pPr>
+        <w:pStyle w:val="Heading3"/>
+      </w:pPr>
+      <w:r>
+        <w:t>04. Change one thing. Trace what follows.</w:t>
+      </w:r>
+    </w:p>
+    <w:p>
+      <w:pPr>
+        <w:pStyle w:val="Heading3"/>
+      </w:pPr>
+      <w:r>
+        <w:t>05. Connect the explanation to its limit</w:t>
+      </w:r>
+    </w:p>
+    <w:p>
+      <w:pPr>
+        <w:pStyle w:val="Heading3"/>
+      </w:pPr>
+      <w:r>
+        <w:t>06. Make the idea visible in your project</w:t>
       </w:r>
     </w:p>
     <w:sectPr>
